--- a/00-thesis/paper.docx
+++ b/00-thesis/paper.docx
@@ -226,25 +226,19 @@
         <w:t xml:space="preserve"> </w:t>
       </w:r>
       <w:r>
-        <w:t xml:space="preserve">Cramér–Rao bound. Systematic sensor error, bulk-decay misspecification and length-structured</w:t>
-      </w:r>
-      <w:r>
-        <w:t xml:space="preserve"> </w:t>
-      </w:r>
-      <w:r>
-        <w:t xml:space="preserve">heterogeneity displaced coefficients by up to six posterior standard deviations while aggregate</w:t>
-      </w:r>
-      <w:r>
-        <w:t xml:space="preserve"> </w:t>
-      </w:r>
-      <w:r>
-        <w:t xml:space="preserve">fit remained at the noise floor. Yet a withheld zone’s coefficient could revert entirely to its</w:t>
-      </w:r>
-      <w:r>
-        <w:t xml:space="preserve"> </w:t>
-      </w:r>
-      <w:r>
-        <w:t xml:space="preserve">prior with held-out prediction unchanged, and displacements of several standard deviations</w:t>
+        <w:t xml:space="preserve">Cramér–Rao bound. Systematic sensor error, bulk-decay misspecification and length-structured heterogeneity displaced coefficients by as much as 5.94 baseline posterior standard deviations, while the best achievable aggregate residual never exceeded the realised observation-noise RMSE by more than 3.4%. Yet when the old or average zone was withheld its coefficient returned to the prior midpoint and retained essentially the whole prior width, while held-out prediction at the omitted monitors stayed close to the 0.1 mg L</w:t>
+      </w:r>
+      <w:r>
+        <w:rPr>
+          <w:vertAlign w:val="superscript"/>
+        </w:rPr>
+        <w:t xml:space="preserve">-1</w:t>
+      </w:r>
+      <w:r>
+        <w:t xml:space="preserve"> </w:t>
+      </w:r>
+      <w:r>
+        <w:t xml:space="preserve">observation-noise scale. Displacements of several standard deviations</w:t>
       </w:r>
       <w:r>
         <w:t xml:space="preserve"> </w:t>
@@ -4736,31 +4730,7 @@
         <w:t xml:space="preserve"> </w:t>
       </w:r>
       <w:r>
-        <w:t xml:space="preserve">unchanged width. In the DOWN design all three prior midpoints were moved by one prior standard</w:t>
-      </w:r>
-      <w:r>
-        <w:t xml:space="preserve"> </w:t>
-      </w:r>
-      <w:r>
-        <w:t xml:space="preserve">deviation towards stronger decay. In the OLDUP design only the old-zone prior changed direction,</w:t>
-      </w:r>
-      <w:r>
-        <w:t xml:space="preserve"> </w:t>
-      </w:r>
-      <w:r>
-        <w:t xml:space="preserve">towards weaker decay, while the average and new priors kept their DOWN positions; OLDUP is</w:t>
-      </w:r>
-      <w:r>
-        <w:t xml:space="preserve"> </w:t>
-      </w:r>
-      <w:r>
-        <w:t xml:space="preserve">therefore a directional check for the old coefficient rather than a second like-for-like</w:t>
-      </w:r>
-      <w:r>
-        <w:t xml:space="preserve"> </w:t>
-      </w:r>
-      <w:r>
-        <w:t xml:space="preserve">three-parameter test. An upper cap of −0.005 m day</w:t>
+        <w:t xml:space="preserve">unchanged width. In the DOWN design each box retained its original width but was re-centred at the known synthetic truth minus one original-prior standard deviation, so the displacement is defined relative to the truth rather than to the original midpoint. In the OLDUP design only the old-zone box changed direction, being centred at the truth plus one original-prior standard deviation, while the average and new boxes kept their DOWN positions; OLDUP is therefore a directional check for the old coefficient rather than a second like-for-like three-parameter test. An upper cap of −0.005 m day</w:t>
       </w:r>
       <w:r>
         <w:rPr>
@@ -4769,19 +4739,16 @@
         <w:t xml:space="preserve">-1</w:t>
       </w:r>
       <w:r>
-        <w:t xml:space="preserve">, imposed to keep the old prior in the</w:t>
-      </w:r>
-      <w:r>
-        <w:t xml:space="preserve"> </w:t>
-      </w:r>
-      <w:r>
-        <w:t xml:space="preserve">non-positive decay domain, reduced its realised midpoint displacement to about 0.92 prior</w:t>
-      </w:r>
-      <w:r>
-        <w:t xml:space="preserve"> </w:t>
-      </w:r>
-      <w:r>
-        <w:t xml:space="preserve">standard deviations.</w:t>
+        <w:t xml:space="preserve">, imposed to keep the old prior in the non-positive decay domain, then shifted that box down to a realised midpoint of −0.655 m day</w:t>
+      </w:r>
+      <w:r>
+        <w:rPr>
+          <w:vertAlign w:val="superscript"/>
+        </w:rPr>
+        <w:t xml:space="preserve">-1</w:t>
+      </w:r>
+      <w:r>
+        <w:t xml:space="preserve">, about 0.92 original-prior standard deviations from the truth rather than the intended one.</w:t>
       </w:r>
     </w:p>
     <w:p>
@@ -6488,7 +6455,7 @@
         </m:r>
       </m:oMath>
       <w:r>
-        <w:t xml:space="preserve">, 0.2, 0.4, 0.6 and 0.8.</w:t>
+        <w:t xml:space="preserve">, 0.2, 0.4, 0.6 and 0.8 reported in Appendix D.</w:t>
       </w:r>
     </w:p>
     <w:bookmarkEnd w:id="36"/>
@@ -8175,7 +8142,164 @@
         <w:t xml:space="preserve"> </w:t>
       </w:r>
       <w:r>
-        <w:t xml:space="preserve">truth and summarised by mean absolute relative error and coverage. Its bands therefore carry ensemble parameter uncertainty only, without the</w:t>
+        <w:t xml:space="preserve">truth and summarised by coverage and by the normalised mean absolute error,</w:t>
+      </w:r>
+      <w:r>
+        <w:t xml:space="preserve"> </w:t>
+      </w:r>
+      <m:oMath>
+        <m:r>
+          <m:rPr>
+            <m:sty m:val="p"/>
+          </m:rPr>
+          <m:t>N</m:t>
+        </m:r>
+        <m:r>
+          <m:rPr>
+            <m:sty m:val="p"/>
+          </m:rPr>
+          <m:t>M</m:t>
+        </m:r>
+        <m:r>
+          <m:rPr>
+            <m:sty m:val="p"/>
+          </m:rPr>
+          <m:t>A</m:t>
+        </m:r>
+        <m:r>
+          <m:rPr>
+            <m:sty m:val="p"/>
+          </m:rPr>
+          <m:t>E</m:t>
+        </m:r>
+        <m:r>
+          <m:rPr>
+            <m:sty m:val="p"/>
+          </m:rPr>
+          <m:t>=</m:t>
+        </m:r>
+        <m:nary>
+          <m:naryPr>
+            <m:chr m:val="∑"/>
+            <m:limLoc m:val="undOvr"/>
+            <m:subHide m:val="off"/>
+            <m:supHide m:val="on"/>
+          </m:naryPr>
+          <m:sub>
+            <m:r>
+              <m:t>t</m:t>
+            </m:r>
+          </m:sub>
+          <m:sup>
+            <m:r>
+              <m:t/>
+            </m:r>
+          </m:sup>
+          <m:e>
+            <m:r>
+              <m:rPr>
+                <m:sty m:val="p"/>
+              </m:rPr>
+              <m:t>|</m:t>
+            </m:r>
+          </m:e>
+        </m:nary>
+        <m:sSub>
+          <m:e>
+            <m:acc>
+              <m:accPr>
+                <m:chr m:val="̂"/>
+              </m:accPr>
+              <m:e>
+                <m:r>
+                  <m:t>C</m:t>
+                </m:r>
+              </m:e>
+            </m:acc>
+          </m:e>
+          <m:sub>
+            <m:r>
+              <m:t>t</m:t>
+            </m:r>
+          </m:sub>
+        </m:sSub>
+        <m:r>
+          <m:rPr>
+            <m:sty m:val="p"/>
+          </m:rPr>
+          <m:t>−</m:t>
+        </m:r>
+        <m:sSub>
+          <m:e>
+            <m:r>
+              <m:t>C</m:t>
+            </m:r>
+          </m:e>
+          <m:sub>
+            <m:r>
+              <m:t>t</m:t>
+            </m:r>
+          </m:sub>
+        </m:sSub>
+        <m:r>
+          <m:rPr>
+            <m:sty m:val="p"/>
+          </m:rPr>
+          <m:t>|</m:t>
+        </m:r>
+        <m:r>
+          <m:rPr>
+            <m:sty m:val="p"/>
+          </m:rPr>
+          <m:t>/</m:t>
+        </m:r>
+        <m:nary>
+          <m:naryPr>
+            <m:chr m:val="∑"/>
+            <m:limLoc m:val="undOvr"/>
+            <m:subHide m:val="off"/>
+            <m:supHide m:val="on"/>
+          </m:naryPr>
+          <m:sub>
+            <m:r>
+              <m:t>t</m:t>
+            </m:r>
+          </m:sub>
+          <m:sup>
+            <m:r>
+              <m:t/>
+            </m:r>
+          </m:sup>
+          <m:e>
+            <m:r>
+              <m:rPr>
+                <m:sty m:val="p"/>
+              </m:rPr>
+              <m:t>|</m:t>
+            </m:r>
+          </m:e>
+        </m:nary>
+        <m:sSub>
+          <m:e>
+            <m:r>
+              <m:t>C</m:t>
+            </m:r>
+          </m:e>
+          <m:sub>
+            <m:r>
+              <m:t>t</m:t>
+            </m:r>
+          </m:sub>
+        </m:sSub>
+        <m:r>
+          <m:rPr>
+            <m:sty m:val="p"/>
+          </m:rPr>
+          <m:t>|</m:t>
+        </m:r>
+      </m:oMath>
+      <w:r>
+        <w:t xml:space="preserve">, evaluated per junction over the assessment window. This normalises by the mean of the truth rather than averaging pointwise ratios, which would be unstable where the true concentration approaches zero. Its bands therefore carry ensemble parameter uncertainty only, without the</w:t>
       </w:r>
       <w:r>
         <w:t xml:space="preserve"> </w:t>
@@ -8342,6 +8466,36 @@
       </w:r>
       <w:r>
         <w:t xml:space="preserve">summarised by weighted means and quantiles rather than reported as a single deterministic value.</w:t>
+      </w:r>
+      <w:r>
+        <w:t xml:space="preserve"> </w:t>
+      </w:r>
+      <w:r>
+        <w:t xml:space="preserve">The weights propagated here are those of the baseline calibration, which was conditioned on one</w:t>
+      </w:r>
+      <w:r>
+        <w:t xml:space="preserve"> </w:t>
+      </w:r>
+      <w:r>
+        <w:t xml:space="preserve">reference observation realisation. Every risk figure quoted below is therefore conditional on</w:t>
+      </w:r>
+      <w:r>
+        <w:t xml:space="preserve"> </w:t>
+      </w:r>
+      <w:r>
+        <w:t xml:space="preserve">that realisation and is not a median over the 30 noise realisations used for the inference</w:t>
+      </w:r>
+      <w:r>
+        <w:t xml:space="preserve"> </w:t>
+      </w:r>
+      <w:r>
+        <w:t xml:space="preserve">diagnostics; observation-noise variability enters the risk results only through the perturbation</w:t>
+      </w:r>
+      <w:r>
+        <w:t xml:space="preserve"> </w:t>
+      </w:r>
+      <w:r>
+        <w:t xml:space="preserve">comparisons of Section 3.6.2.</w:t>
       </w:r>
     </w:p>
     <w:bookmarkEnd w:id="46"/>
@@ -8802,13 +8956,19 @@
         <w:t xml:space="preserve"> </w:t>
       </w:r>
       <w:r>
-        <w:t xml:space="preserve">illustrative ageing multipliers of 1.00, 1.35 and 1.85 for the new, average and old zones, with</w:t>
-      </w:r>
-      <w:r>
-        <w:t xml:space="preserve"> </w:t>
-      </w:r>
-      <w:r>
-        <w:t xml:space="preserve">mild and severe multiplier sets retained as sensitivities.</w:t>
+        <w:t xml:space="preserve">illustrative ageing multipliers of 1.00, 1.35 and 1.85 for the new, average and old zones. Milder</w:t>
+      </w:r>
+      <w:r>
+        <w:t xml:space="preserve"> </w:t>
+      </w:r>
+      <w:r>
+        <w:t xml:space="preserve">and more severe multiplier sets are recorded in the configuration for future use but were not</w:t>
+      </w:r>
+      <w:r>
+        <w:t xml:space="preserve"> </w:t>
+      </w:r>
+      <w:r>
+        <w:t xml:space="preserve">run, so the ageing result below rests on the single central set.</w:t>
       </w:r>
     </w:p>
     <w:p>
@@ -13355,7 +13515,7 @@
         <w:t xml:space="preserve"> </w:t>
       </w:r>
       <w:r>
-        <w:t xml:space="preserve">Four weighting rules applied to the same 294 residuals and the same 8192 Sobol candidates. SD retained is the posterior standard deviation as a percentage of the prior.</w:t>
+        <w:t xml:space="preserve">Four weighting rules applied to the same 294 residuals and the same 8192 Sobol candidates. SD retained is the weighted-ensemble standard deviation as a percentage of the prior; it is a posterior standard deviation only under the two formal rules, since the informal score is not a likelihood.</w:t>
       </w:r>
     </w:p>
     <w:p>
@@ -13710,13 +13870,7 @@
         <w:t xml:space="preserve"> </w:t>
       </w:r>
       <w:r>
-        <w:t xml:space="preserve">truth rather than genuine learning. All three priors were therefore displaced downward by one</w:t>
-      </w:r>
-      <w:r>
-        <w:t xml:space="preserve"> </w:t>
-      </w:r>
-      <w:r>
-        <w:t xml:space="preserve">prior standard deviation and the calibration repeated over 30 noise realisations. The formal</w:t>
+        <w:t xml:space="preserve">truth rather than genuine learning. All three prior boxes were therefore re-centred at the truth minus one original-prior standard deviation, keeping their width, and the calibration repeated over 30 noise realisations. The formal</w:t>
       </w:r>
       <w:r>
         <w:t xml:space="preserve"> </w:t>
@@ -13766,19 +13920,16 @@
         <w:t xml:space="preserve"> </w:t>
       </w:r>
       <w:r>
-        <w:t xml:space="preserve">decay, with the average and new priors left at their downward positions; this arm is a direction</w:t>
-      </w:r>
-      <w:r>
-        <w:t xml:space="preserve"> </w:t>
-      </w:r>
-      <w:r>
-        <w:t xml:space="preserve">check for old rather than a second three-parameter test, and the non-positivity constraint</w:t>
-      </w:r>
-      <w:r>
-        <w:t xml:space="preserve"> </w:t>
-      </w:r>
-      <w:r>
-        <w:t xml:space="preserve">truncated the realised shift to about 0.92 prior standard deviations. Formal recovery for old</w:t>
+        <w:t xml:space="preserve">decay, with the average and new priors left at their downward positions; this arm is a direction check for old rather than a second three-parameter test, and the non-positivity constraint shifted its realised midpoint to −0.655 m day</w:t>
+      </w:r>
+      <w:r>
+        <w:rPr>
+          <w:vertAlign w:val="superscript"/>
+        </w:rPr>
+        <w:t xml:space="preserve">-1</w:t>
+      </w:r>
+      <w:r>
+        <w:t xml:space="preserve">, about 0.92 original-prior standard deviations from the truth. Formal recovery for old</w:t>
       </w:r>
       <w:r>
         <w:t xml:space="preserve"> </w:t>
@@ -13954,7 +14105,7 @@
           <wp:inline>
             <wp:extent cx="5603278" cy="1682129"/>
             <wp:effectExtent b="0" l="0" r="0" t="0"/>
-            <wp:docPr descr="Figure 3. Three further diagnostics agree with the baseline result. Intervals from the likelihood-weighted ensemble (5–95%), continuous profile likelihood (95%), the Fisher bound (95%) and 100 repeated-noise calibrations (mean +/- SD)." title="" id="65" name="Picture"/>
+            <wp:docPr descr="Figure 3. Three further diagnostics agree with the baseline result. Intervals from the likelihood-weighted ensemble (5–95%), continuous profile likelihood (95%), the Fisher bound (95%) and 100 repeated-noise calibrations (mean ± SD)." title="" id="65" name="Picture"/>
             <a:graphic>
               <a:graphicData uri="http://schemas.openxmlformats.org/drawingml/2006/picture">
                 <pic:pic>
@@ -14013,7 +14164,7 @@
         <w:t xml:space="preserve"> </w:t>
       </w:r>
       <w:r>
-        <w:t xml:space="preserve">Intervals from the likelihood-weighted ensemble (5–95%), continuous profile likelihood (95%), the Fisher bound (95%) and 100 repeated-noise calibrations (mean +/- SD).</w:t>
+        <w:t xml:space="preserve">Intervals from the likelihood-weighted ensemble (5–95%), continuous profile likelihood (95%), the Fisher bound (95%) and 100 repeated-noise calibrations (mean ± SD).</w:t>
       </w:r>
     </w:p>
     <w:p>
@@ -14294,13 +14445,13 @@
       </w:r>
     </w:p>
     <w:bookmarkEnd w:id="69"/>
-    <w:bookmarkStart w:id="70" w:name="X4b1afce4ef9407d46c1f973b1a42fc08f62282a"/>
+    <w:bookmarkStart w:id="70" w:name="X268ec4f082875a350a7fc35dcfd0e750c303f8d"/>
     <w:p>
       <w:pPr>
         <w:pStyle w:val="Heading3"/>
       </w:pPr>
       <w:r>
-        <w:t xml:space="preserve">3.3.2 Systematic sensor error dominates random uncertainty</w:t>
+        <w:t xml:space="preserve">3.3.2 Systematic sensor error produces large coefficient displacement</w:t>
       </w:r>
     </w:p>
     <w:p>
@@ -14503,13 +14654,13 @@
         <w:t xml:space="preserve"> </w:t>
       </w:r>
       <w:r>
-        <w:t xml:space="preserve">30%, 54% and 54%: the old coefficient is affected more modestly, whereas the average and new</w:t>
-      </w:r>
-      <w:r>
-        <w:t xml:space="preserve"> </w:t>
-      </w:r>
-      <w:r>
-        <w:t xml:space="preserve">coefficients lose roughly half their information to the bulk term. Admitting six</w:t>
+        <w:t xml:space="preserve">30%, 54% and 54%: the old bound widens by a factor of 1.2, whereas the average and new bounds</w:t>
+      </w:r>
+      <w:r>
+        <w:t xml:space="preserve"> </w:t>
+      </w:r>
+      <w:r>
+        <w:t xml:space="preserve">widen by 1.8 and 1.9. Admitting six</w:t>
       </w:r>
       <w:r>
         <w:t xml:space="preserve"> </w:t>
@@ -14553,19 +14704,7 @@
         <w:pStyle w:val="BodyText"/>
       </w:pPr>
       <w:r>
-        <w:t xml:space="preserve">These displacements are large in parameter terms, but Section 3.6 shows that they do not</w:t>
-      </w:r>
-      <w:r>
-        <w:t xml:space="preserve"> </w:t>
-      </w:r>
-      <w:r>
-        <w:t xml:space="preserve">translate into proportionate changes in the network-wide risk pattern, and that whether an</w:t>
-      </w:r>
-      <w:r>
-        <w:t xml:space="preserve"> </w:t>
-      </w:r>
-      <w:r>
-        <w:t xml:space="preserve">operational shortlist changes at all depends on which risk metric defines it. Before that,</w:t>
+        <w:t xml:space="preserve">None of these perturbations is visible in the aggregate residual: the best fit reachable anywhere in the candidate library stays within a few percent of the realised observation-noise RMSE in every case, as the Best fit column of Table 4 records. These displacements are large in parameter terms, but Section 3.6 shows that they do not translate into proportionate changes in the network-wide risk pattern, and that whether an operational shortlist changes at all depends on which risk metric defines it. Before that,</w:t>
       </w:r>
       <w:r>
         <w:t xml:space="preserve"> </w:t>
@@ -14659,12 +14798,13 @@
         <w:tblLook w:firstRow="1" w:lastRow="0" w:firstColumn="0" w:lastColumn="0" w:noHBand="0" w:noVBand="0" w:val="0020"/>
       </w:tblPr>
       <w:tblGrid>
-        <w:gridCol w:w="1131"/>
-        <w:gridCol w:w="1508"/>
-        <w:gridCol w:w="1508"/>
-        <w:gridCol w:w="1508"/>
-        <w:gridCol w:w="1131"/>
-        <w:gridCol w:w="1131"/>
+        <w:gridCol w:w="950"/>
+        <w:gridCol w:w="1267"/>
+        <w:gridCol w:w="1267"/>
+        <w:gridCol w:w="1267"/>
+        <w:gridCol w:w="1267"/>
+        <w:gridCol w:w="950"/>
+        <w:gridCol w:w="950"/>
       </w:tblGrid>
       <w:tr>
         <w:trPr>
@@ -14722,6 +14862,18 @@
           <w:p>
             <w:pPr>
               <w:pStyle w:val="Compact"/>
+              <w:jc w:val="right"/>
+            </w:pPr>
+            <w:r>
+              <w:t xml:space="preserve">Best fit</w:t>
+            </w:r>
+          </w:p>
+        </w:tc>
+        <w:tc>
+          <w:tcPr/>
+          <w:p>
+            <w:pPr>
+              <w:pStyle w:val="Compact"/>
             </w:pPr>
             <w:r>
               <w:t xml:space="preserve">Risk</w:t>
@@ -14793,6 +14945,18 @@
           <w:p>
             <w:pPr>
               <w:pStyle w:val="Compact"/>
+              <w:jc w:val="right"/>
+            </w:pPr>
+            <w:r>
+              <w:t xml:space="preserve">—</w:t>
+            </w:r>
+          </w:p>
+        </w:tc>
+        <w:tc>
+          <w:tcPr/>
+          <w:p>
+            <w:pPr>
+              <w:pStyle w:val="Compact"/>
             </w:pPr>
             <w:r>
               <w:t xml:space="preserve">—</w:t>
@@ -14864,6 +15028,18 @@
           <w:p>
             <w:pPr>
               <w:pStyle w:val="Compact"/>
+              <w:jc w:val="right"/>
+            </w:pPr>
+            <w:r>
+              <w:t xml:space="preserve">—</w:t>
+            </w:r>
+          </w:p>
+        </w:tc>
+        <w:tc>
+          <w:tcPr/>
+          <w:p>
+            <w:pPr>
+              <w:pStyle w:val="Compact"/>
             </w:pPr>
             <w:r>
               <w:t xml:space="preserve">—</w:t>
@@ -14935,6 +15111,18 @@
           <w:p>
             <w:pPr>
               <w:pStyle w:val="Compact"/>
+              <w:jc w:val="right"/>
+            </w:pPr>
+            <w:r>
+              <w:t xml:space="preserve">0.996</w:t>
+            </w:r>
+          </w:p>
+        </w:tc>
+        <w:tc>
+          <w:tcPr/>
+          <w:p>
+            <w:pPr>
+              <w:pStyle w:val="Compact"/>
             </w:pPr>
             <w:r>
               <w:t xml:space="preserve">rho_s 0.976; top-6 0.50 / 1.00</w:t>
@@ -15006,6 +15194,18 @@
           <w:p>
             <w:pPr>
               <w:pStyle w:val="Compact"/>
+              <w:jc w:val="right"/>
+            </w:pPr>
+            <w:r>
+              <w:t xml:space="preserve">0.997</w:t>
+            </w:r>
+          </w:p>
+        </w:tc>
+        <w:tc>
+          <w:tcPr/>
+          <w:p>
+            <w:pPr>
+              <w:pStyle w:val="Compact"/>
             </w:pPr>
             <w:r>
               <w:t xml:space="preserve">rho_s 0.933; top-6 0.50 / 0.71</w:t>
@@ -15077,6 +15277,18 @@
           <w:p>
             <w:pPr>
               <w:pStyle w:val="Compact"/>
+              <w:jc w:val="right"/>
+            </w:pPr>
+            <w:r>
+              <w:t xml:space="preserve">0.993-1.034</w:t>
+            </w:r>
+          </w:p>
+        </w:tc>
+        <w:tc>
+          <w:tcPr/>
+          <w:p>
+            <w:pPr>
+              <w:pStyle w:val="Compact"/>
             </w:pPr>
             <w:r>
               <w:t xml:space="preserve">rho_s &gt;= 0.9993; E[A] top-6 held in 23/24</w:t>
@@ -15140,6 +15352,18 @@
           <w:p>
             <w:pPr>
               <w:pStyle w:val="Compact"/>
+              <w:jc w:val="right"/>
+            </w:pPr>
+            <w:r>
+              <w:t xml:space="preserve">—</w:t>
+            </w:r>
+          </w:p>
+        </w:tc>
+        <w:tc>
+          <w:tcPr/>
+          <w:p>
+            <w:pPr>
+              <w:pStyle w:val="Compact"/>
             </w:pPr>
             <w:r>
               <w:t xml:space="preserve">unchanged</w:t>
@@ -15211,6 +15435,18 @@
           <w:p>
             <w:pPr>
               <w:pStyle w:val="Compact"/>
+              <w:jc w:val="right"/>
+            </w:pPr>
+            <w:r>
+              <w:t xml:space="preserve">—</w:t>
+            </w:r>
+          </w:p>
+        </w:tc>
+        <w:tc>
+          <w:tcPr/>
+          <w:p>
+            <w:pPr>
+              <w:pStyle w:val="Compact"/>
             </w:pPr>
             <w:r>
               <w:t xml:space="preserve">top-3 unchanged</w:t>
@@ -15282,6 +15518,18 @@
           <w:p>
             <w:pPr>
               <w:pStyle w:val="Compact"/>
+              <w:jc w:val="right"/>
+            </w:pPr>
+            <w:r>
+              <w:t xml:space="preserve">—</w:t>
+            </w:r>
+          </w:p>
+        </w:tc>
+        <w:tc>
+          <w:tcPr/>
+          <w:p>
+            <w:pPr>
+              <w:pStyle w:val="Compact"/>
             </w:pPr>
             <w:r>
               <w:t xml:space="preserve">—</w:t>
@@ -15345,6 +15593,18 @@
             </w:pPr>
             <w:r>
               <w:t xml:space="preserve">-1.65</w:t>
+            </w:r>
+          </w:p>
+        </w:tc>
+        <w:tc>
+          <w:tcPr/>
+          <w:p>
+            <w:pPr>
+              <w:pStyle w:val="Compact"/>
+              <w:jc w:val="right"/>
+            </w:pPr>
+            <w:r>
+              <w:t xml:space="preserve">0.995</w:t>
             </w:r>
           </w:p>
         </w:tc>
@@ -15408,6 +15668,19 @@
             </w:pPr>
             <w:r>
               <w:t xml:space="preserve">(W) widening, a factor on the interval; (D) displacement, in baseline posterior standard deviations.</w:t>
+            </w:r>
+          </w:p>
+        </w:tc>
+      </w:tr>
+      <w:tr>
+        <w:tc>
+          <w:tcPr/>
+          <w:p>
+            <w:pPr>
+              <w:pStyle w:val="Compact"/>
+            </w:pPr>
+            <w:r>
+              <w:t xml:space="preserve">Best fit: the smallest RMSE reachable anywhere in the candidate library under that perturbation, as a multiple of the realised observation-noise RMSE of the same draw. A value near one means the perturbation is not visible in the aggregate residual.</w:t>
             </w:r>
           </w:p>
         </w:tc>
@@ -15534,13 +15807,13 @@
         <w:t xml:space="preserve">3.4 Structural heterogeneity and grouped effective parameters</w:t>
       </w:r>
     </w:p>
-    <w:bookmarkStart w:id="76" w:name="Xa43c37939fe66a3a2a13d01c117c575e424ba6a"/>
+    <w:bookmarkStart w:id="76" w:name="Xb5a3e0e6d40588ac03e6f586d3394d3f246b935"/>
     <w:p>
       <w:pPr>
         <w:pStyle w:val="Heading3"/>
       </w:pPr>
       <w:r>
-        <w:t xml:space="preserve">3.4.1 Symmetric within-zone heterogeneity averages out</w:t>
+        <w:t xml:space="preserve">3.4.1 Symmetric within-zone heterogeneity leaves no resolvable bias</w:t>
       </w:r>
     </w:p>
     <w:p>
@@ -15580,7 +15853,7 @@
         <w:t xml:space="preserve"> </w:t>
       </w:r>
       <w:r>
-        <w:t xml:space="preserve">independent fields at +/-20%, the structural increment, defined as the shift relative to a homogeneous control run with the same noise, was +0.011 +/- 0.033 m day</w:t>
+        <w:t xml:space="preserve">independent fields at ±20%, the structural increment, defined as the shift relative to a homogeneous control run with the same noise, was +0.011 ± 0.033 m day</w:t>
       </w:r>
       <w:r>
         <w:rPr>
@@ -15592,13 +15865,13 @@
         <w:t xml:space="preserve"> </w:t>
       </w:r>
       <w:r>
-        <w:t xml:space="preserve">for old, +0.0002 +/- 0.005 for</w:t>
-      </w:r>
-      <w:r>
-        <w:t xml:space="preserve"> </w:t>
-      </w:r>
-      <w:r>
-        <w:t xml:space="preserve">average and −0.0005 +/- 0.002 for new. Each mean increment is a fraction of the field-to-field</w:t>
+        <w:t xml:space="preserve">for old, +0.0002 ± 0.005 for</w:t>
+      </w:r>
+      <w:r>
+        <w:t xml:space="preserve"> </w:t>
+      </w:r>
+      <w:r>
+        <w:t xml:space="preserve">average and −0.0005 ± 0.002 for new. Each mean increment is a fraction of the field-to-field</w:t>
       </w:r>
       <w:r>
         <w:t xml:space="preserve"> </w:t>
@@ -15657,19 +15930,31 @@
         <w:t xml:space="preserve"> </w:t>
       </w:r>
       <w:r>
-        <w:t xml:space="preserve">opposite in sign to the 25-field mean, as did the other two coefficients. Symmetric +/-20%</w:t>
-      </w:r>
-      <w:r>
-        <w:t xml:space="preserve"> </w:t>
-      </w:r>
-      <w:r>
-        <w:t xml:space="preserve">heterogeneity therefore produced no detectable systematic bias in this controlled case, but</w:t>
-      </w:r>
-      <w:r>
-        <w:t xml:space="preserve"> </w:t>
-      </w:r>
-      <w:r>
-        <w:t xml:space="preserve">establishing that required a paired control and replication over fields.</w:t>
+        <w:t xml:space="preserve">opposite in sign to the 25-field mean, as did the other two coefficients. What these 25 fields</w:t>
+      </w:r>
+      <w:r>
+        <w:t xml:space="preserve"> </w:t>
+      </w:r>
+      <w:r>
+        <w:t xml:space="preserve">establish is therefore a negative result at the resolution of this design. No systematic mean</w:t>
+      </w:r>
+      <w:r>
+        <w:t xml:space="preserve"> </w:t>
+      </w:r>
+      <w:r>
+        <w:t xml:space="preserve">displacement was resolvable against the field-to-field scatter under the fixed observation-noise</w:t>
+      </w:r>
+      <w:r>
+        <w:t xml:space="preserve"> </w:t>
+      </w:r>
+      <w:r>
+        <w:t xml:space="preserve">realisation used throughout, which is weaker than a demonstration that symmetric jitter cancels</w:t>
+      </w:r>
+      <w:r>
+        <w:t xml:space="preserve"> </w:t>
+      </w:r>
+      <w:r>
+        <w:t xml:space="preserve">exactly, and establishing even that required a paired control and replication over fields.</w:t>
       </w:r>
     </w:p>
     <w:bookmarkEnd w:id="76"/>
@@ -15757,7 +16042,7 @@
         <w:t xml:space="preserve"> </w:t>
       </w:r>
       <w:r>
-        <w:t xml:space="preserve">gives displacements of −1.55, −1.89 and −1.65 baseline posterior standard deviations for old, average and new, comparable in magnitude across all three coefficients, while the fit remains at the noise floor, with a best RMSE of 0.0968 against a realised noise RMSE of 0.0973.</w:t>
+        <w:t xml:space="preserve">gives displacements of −1.55, −1.89 and −1.65 baseline posterior standard deviations for old, average and new. These three values are close to one another in this draw, but that closeness is a property of the draw rather than a resolved ordering, as the repeated-realisation ranges below show. The fit meanwhile remains at the noise floor, with a best RMSE of 0.0968 against a realised noise RMSE of 0.0973.</w:t>
       </w:r>
     </w:p>
     <w:p>
@@ -15902,13 +16187,7 @@
         <w:pStyle w:val="BodyText"/>
       </w:pPr>
       <w:r>
-        <w:t xml:space="preserve">The informal comparator attenuates the effect substantially and consistently. Its median</w:t>
-      </w:r>
-      <w:r>
-        <w:t xml:space="preserve"> </w:t>
-      </w:r>
-      <w:r>
-        <w:t xml:space="preserve">fraction for the old zone is 0.65, 0.43 and 0.34 at</w:t>
+        <w:t xml:space="preserve">The informal comparator attenuates the effect in the old zone, but not uniformly across zones. Its median fraction for the old zone is 0.65, 0.43 and 0.34 at</w:t>
       </w:r>
       <w:r>
         <w:t xml:space="preserve"> </w:t>
@@ -15928,7 +16207,23 @@
         </m:r>
       </m:oMath>
       <w:r>
-        <w:t xml:space="preserve">, 0.50 and 0.75, against formal medians of 1.10, 0.86 and 0.74, that is between 0.46 and 0.59 of the formal value at every strength. Both rules report a falling fraction as</w:t>
+        <w:t xml:space="preserve">, 0.50 and 0.75, against formal medians of 1.10, 0.86 and 0.74, that is between 0.46 and 0.59 of the formal value at every strength. The other two zones do not follow that pattern. The average-zone informal fraction</w:t>
+      </w:r>
+      <w:r>
+        <w:t xml:space="preserve"> </w:t>
+      </w:r>
+      <w:r>
+        <w:rPr>
+          <w:i/>
+          <w:iCs/>
+        </w:rPr>
+        <w:t xml:space="preserve">exceeds</w:t>
+      </w:r>
+      <w:r>
+        <w:t xml:space="preserve"> </w:t>
+      </w:r>
+      <w:r>
+        <w:t xml:space="preserve">the formal one at</w:t>
       </w:r>
       <w:r>
         <w:t xml:space="preserve"> </w:t>
@@ -15937,36 +16232,21 @@
         <m:r>
           <m:t>λ</m:t>
         </m:r>
+        <m:r>
+          <m:rPr>
+            <m:sty m:val="p"/>
+          </m:rPr>
+          <m:t>=</m:t>
+        </m:r>
+        <m:r>
+          <m:t>0.25</m:t>
+        </m:r>
       </m:oMath>
       <w:r>
         <w:t xml:space="preserve"> </w:t>
       </w:r>
       <w:r>
-        <w:t xml:space="preserve">grows, but because the gap itself</w:t>
-      </w:r>
-      <w:r>
-        <w:t xml:space="preserve"> </w:t>
-      </w:r>
-      <w:r>
-        <w:t xml:space="preserve">widens the absolute displacement rises under both; the informal weighting simply recovers about</w:t>
-      </w:r>
-      <w:r>
-        <w:t xml:space="preserve"> </w:t>
-      </w:r>
-      <w:r>
-        <w:t xml:space="preserve">half as much of it. A score that is nearly flat inside its behavioural set cannot follow a</w:t>
-      </w:r>
-      <w:r>
-        <w:t xml:space="preserve"> </w:t>
-      </w:r>
-      <w:r>
-        <w:t xml:space="preserve">systematic displacement, so a study relying on it would materially understate how far structural</w:t>
-      </w:r>
-      <w:r>
-        <w:t xml:space="preserve"> </w:t>
-      </w:r>
-      <w:r>
-        <w:t xml:space="preserve">misspecification moves a grouped coefficient.</w:t>
+        <w:t xml:space="preserve">and 0.50, at 1.58 and 1.10 times it, and falls only slightly below at 0.75; the new-zone attenuation is milder throughout, at 0.81 to 0.91 of the formal value. The experiment therefore supports a zone-specific statement rather than a general one: where the informal score does attenuate, a study relying on it would understate how far structural misspecification moves that grouped coefficient, but the halving seen for old cannot be assumed to hold for the weakly decaying zones.</w:t>
       </w:r>
     </w:p>
     <w:bookmarkEnd w:id="77"/>
@@ -16040,7 +16320,7 @@
           <wp:inline>
             <wp:extent cx="5753100" cy="1462293"/>
             <wp:effectExtent b="0" l="0" r="0" t="0"/>
-            <wp:docPr descr="Figure 5. Symmetric and structured within-zone heterogeneity. (A) Structural increment over 25 independent +/-20% fields, in baseline posterior standard deviations. (B) One field against the 25-field mean, showing sign reversal. (C) Raw displacement fraction f_j, median and 5–95% range over 30 noise realisations, with the single control-adjusted reference realisation marked faintly. (D) Structural residual against the largest standardised displacement." title="" id="79" name="Picture"/>
+            <wp:docPr descr="Figure 5. Symmetric and structured within-zone heterogeneity. (A) Structural increment over 25 independent ±20% fields, in baseline posterior standard deviations. (B) One field against the 25-field mean, showing sign reversal. (C) Raw displacement fraction f_j, median and 5–95% range over 30 noise realisations, with the single control-adjusted reference realisation marked faintly. (D) Structural residual against the largest standardised displacement." title="" id="79" name="Picture"/>
             <a:graphic>
               <a:graphicData uri="http://schemas.openxmlformats.org/drawingml/2006/picture">
                 <pic:pic>
@@ -16099,7 +16379,7 @@
         <w:t xml:space="preserve"> </w:t>
       </w:r>
       <w:r>
-        <w:t xml:space="preserve">(A) Structural increment over 25 independent +/-20% fields, in baseline posterior standard deviations. (B) One field against the 25-field mean, showing sign reversal. (C) Raw displacement fraction</w:t>
+        <w:t xml:space="preserve">(A) Structural increment over 25 independent ±20% fields, in baseline posterior standard deviations. (B) One field against the 25-field mean, showing sign reversal. (C) Raw displacement fraction</w:t>
       </w:r>
       <w:r>
         <w:t xml:space="preserve"> </w:t>
@@ -16319,7 +16599,7 @@
         <w:t xml:space="preserve"> </w:t>
       </w:r>
       <w:r>
-        <w:t xml:space="preserve">leave-one-zone-out under +/-20% per-pipe heterogeneity across eight independent fields changes</w:t>
+        <w:t xml:space="preserve">leave-one-zone-out under ±20% per-pipe heterogeneity across eight independent fields changes</w:t>
       </w:r>
       <w:r>
         <w:t xml:space="preserve"> </w:t>
@@ -16352,19 +16632,7 @@
         <w:t xml:space="preserve"> </w:t>
       </w:r>
       <w:r>
-        <w:t xml:space="preserve">entered any calibration had a median mean-absolute relative error of 0.83% under the primary</w:t>
-      </w:r>
-      <w:r>
-        <w:t xml:space="preserve"> </w:t>
-      </w:r>
-      <w:r>
-        <w:t xml:space="preserve">likelihood, with an interquartile range of 0.41% to 1.45% across junctions and noise</w:t>
-      </w:r>
-      <w:r>
-        <w:t xml:space="preserve"> </w:t>
-      </w:r>
-      <w:r>
-        <w:t xml:space="preserve">realisations; the median is well inside one per cent but the upper quartile is not.</w:t>
+        <w:t xml:space="preserve">entered any calibration had a median normalised mean absolute error of 0.83% under the primary likelihood, with an interquartile range of 0.41% to 1.45% across junctions and noise realisations; the median is well inside one per cent but the upper quartile is not.</w:t>
       </w:r>
     </w:p>
     <w:p>
@@ -16390,25 +16658,7 @@
         <w:t xml:space="preserve"> </w:t>
       </w:r>
       <w:r>
-        <w:t xml:space="preserve">informal comparator. That is over-coverage: the bands are conservative rather than calibrated,</w:t>
-      </w:r>
-      <w:r>
-        <w:t xml:space="preserve"> </w:t>
-      </w:r>
-      <w:r>
-        <w:t xml:space="preserve">which is exactly what an inflated parameter spread produces, and it is flattered further because</w:t>
-      </w:r>
-      <w:r>
-        <w:t xml:space="preserve"> </w:t>
-      </w:r>
-      <w:r>
-        <w:t xml:space="preserve">the targets were generated by the same hydraulic and reaction model that produced the</w:t>
-      </w:r>
-      <w:r>
-        <w:t xml:space="preserve"> </w:t>
-      </w:r>
-      <w:r>
-        <w:t xml:space="preserve">predictions. Coverage at these junctions therefore does not establish that the reported</w:t>
+        <w:t xml:space="preserve">informal comparator. That is over-coverage: the bands are conservative rather than calibrated. A broad parameter ensemble is a plausible contributor, but this design does not isolate a cause, and the result is flattered further because the targets were generated by the same hydraulic and reaction model that produced the predictions. Coverage at these junctions therefore does not establish that the reported</w:t>
       </w:r>
       <w:r>
         <w:t xml:space="preserve"> </w:t>
@@ -16428,13 +16678,7 @@
         <w:pStyle w:val="BodyText"/>
       </w:pPr>
       <w:r>
-        <w:t xml:space="preserve">The mechanism differs by zone, and it is not mutual compensation between coefficients: when one</w:t>
-      </w:r>
-      <w:r>
-        <w:t xml:space="preserve"> </w:t>
-      </w:r>
-      <w:r>
-        <w:t xml:space="preserve">zone is withheld the other two coefficients barely move, changing by less than 0.005 m day</w:t>
+        <w:t xml:space="preserve">The mechanism differs by zone, and it is not mutual compensation between coefficients: when one zone is withheld the other two coefficients barely move. Five of the six cross-coefficient shifts are below 0.005 m day</w:t>
       </w:r>
       <w:r>
         <w:rPr>
@@ -16446,7 +16690,16 @@
         <w:t xml:space="preserve"> </w:t>
       </w:r>
       <w:r>
-        <w:t xml:space="preserve">from their six-monitor values. For old and average, the prior midpoints already lie close enough</w:t>
+        <w:t xml:space="preserve">from their six-monitor medians, and the largest is 0.0086 m day</w:t>
+      </w:r>
+      <w:r>
+        <w:rPr>
+          <w:vertAlign w:val="superscript"/>
+        </w:rPr>
+        <w:t xml:space="preserve">-1</w:t>
+      </w:r>
+      <w:r>
+        <w:t xml:space="preserve">, for the old coefficient when the new zone is withheld. For old and average, the prior midpoints already lie close enough</w:t>
       </w:r>
       <w:r>
         <w:t xml:space="preserve"> </w:t>
@@ -16568,7 +16821,7 @@
           <wp:inline>
             <wp:extent cx="5753100" cy="2077667"/>
             <wp:effectExtent b="0" l="0" r="0" t="0"/>
-            <wp:docPr descr="Figure 6. A zone coefficient can remain at its prior while prediction stays near the noise scale. For each withheld zone, the median inferred coefficient over 30 realisations with a 90% width, against prior support, prior midpoint and truth. Right, held-out RMSE at the dropped monitors against the noise level." title="" id="86" name="Picture"/>
+            <wp:docPr descr="Figure 6. A zone coefficient can remain at its prior while prediction stays near the noise scale. For each withheld zone, the median inferred coefficient over 30 realisations against prior support, prior midpoint and truth. The bar is the median within-realisation posterior standard deviation scaled to a Gaussian 90% width, not a quantile of the 30 medians. Right, held-out RMSE at the dropped monitors against the noise level, bars showing the interquartile range over the 30 realisations." title="" id="86" name="Picture"/>
             <a:graphic>
               <a:graphicData uri="http://schemas.openxmlformats.org/drawingml/2006/picture">
                 <pic:pic>
@@ -16627,7 +16880,7 @@
         <w:t xml:space="preserve"> </w:t>
       </w:r>
       <w:r>
-        <w:t xml:space="preserve">For each withheld zone, the median inferred coefficient over 30 realisations with a 90% width, against prior support, prior midpoint and truth. Right, held-out RMSE at the dropped monitors against the noise level.</w:t>
+        <w:t xml:space="preserve">For each withheld zone, the median inferred coefficient over 30 realisations against prior support, prior midpoint and truth. The bar is the median within-realisation posterior standard deviation scaled to a Gaussian 90% width, not a quantile of the 30 medians. Right, held-out RMSE at the dropped monitors against the noise level, bars showing the interquartile range over the 30 realisations.</w:t>
       </w:r>
     </w:p>
     <w:tbl>
@@ -17430,7 +17683,13 @@
         <w:t xml:space="preserve"> </w:t>
       </w:r>
       <w:r>
-        <w:t xml:space="preserve">summarised with several metrics rather than one. Node 145 spends 12.0 h below 0.2 mg L</w:t>
+        <w:t xml:space="preserve">summarised with several metrics rather than one. The values in this section carry the baseline</w:t>
+      </w:r>
+      <w:r>
+        <w:t xml:space="preserve"> </w:t>
+      </w:r>
+      <w:r>
+        <w:t xml:space="preserve">weights and are conditional on its single reference observation realisation. Node 145 spends 12.0 h below 0.2 mg L</w:t>
       </w:r>
       <w:r>
         <w:rPr>
@@ -17853,7 +18112,19 @@
         <w:pStyle w:val="BodyText"/>
       </w:pPr>
       <w:r>
-        <w:t xml:space="preserve">Raising the source dose by 15% and 30% under the heatwave reduces the network-mean expected</w:t>
+        <w:t xml:space="preserve">Raising the source dose by 15% and 30% under the heatwave, applied to the reservoir boundary</w:t>
+      </w:r>
+      <w:r>
+        <w:t xml:space="preserve"> </w:t>
+      </w:r>
+      <w:r>
+        <w:t xml:space="preserve">concentration and to the tank initial concentration together so that the whole source regime</w:t>
+      </w:r>
+      <w:r>
+        <w:t xml:space="preserve"> </w:t>
+      </w:r>
+      <w:r>
+        <w:t xml:space="preserve">moves consistently, reduces the network-mean expected</w:t>
       </w:r>
       <w:r>
         <w:t xml:space="preserve"> </w:t>
@@ -17925,7 +18196,7 @@
           <wp:inline>
             <wp:extent cx="5720156" cy="2129016"/>
             <wp:effectExtent b="0" l="0" r="0" t="0"/>
-            <wp:docPr descr="Figure 7. Risk robustness is metric-specific. (A) Rank of the leading nodes under \bar{P} = E[D]/48 against cumulative deficit E[A]. (B) Top-six overlap with the reference ranking under each perturbation, both metrics. (C) Expected duration against deficit for all 92 junctions." title="" id="93" name="Picture"/>
+            <wp:docPr descr="Figure 7. Risk robustness is metric-specific. (A) Rank of the leading nodes under \bar{P} = E[D]/48 against cumulative deficit E[A]. (B) Top-six overlap with the reference ranking under three selected perturbations, both metrics. (C) Expected duration against deficit for all 92 junctions." title="" id="93" name="Picture"/>
             <a:graphic>
               <a:graphicData uri="http://schemas.openxmlformats.org/drawingml/2006/picture">
                 <pic:pic>
@@ -18064,7 +18335,7 @@
         </m:r>
       </m:oMath>
       <w:r>
-        <w:t xml:space="preserve">. (B) Top-six overlap with the reference ranking under each perturbation, both metrics. (C) Expected duration against deficit for all 92 junctions.</w:t>
+        <w:t xml:space="preserve">. (B) Top-six overlap with the reference ranking under three selected perturbations, both metrics. (C) Expected duration against deficit for all 92 junctions.</w:t>
       </w:r>
     </w:p>
     <w:bookmarkEnd w:id="95"/>
@@ -18708,25 +18979,7 @@
         <w:t xml:space="preserve"> </w:t>
       </w:r>
       <w:r>
-        <w:t xml:space="preserve">measurement error and an assumed temporal correlation mainly cost precision. Systematic sensor</w:t>
-      </w:r>
-      <w:r>
-        <w:t xml:space="preserve"> </w:t>
-      </w:r>
-      <w:r>
-        <w:t xml:space="preserve">error and structured within-zone heterogeneity instead displace the estimate by several</w:t>
-      </w:r>
-      <w:r>
-        <w:t xml:space="preserve"> </w:t>
-      </w:r>
-      <w:r>
-        <w:t xml:space="preserve">posterior standard deviations while aggregate fit remains at the noise floor, so in the cases</w:t>
-      </w:r>
-      <w:r>
-        <w:t xml:space="preserve"> </w:t>
-      </w:r>
-      <w:r>
-        <w:t xml:space="preserve">tested here neither was revealed by the aggregate residual statistic used. Bulk-decay</w:t>
+        <w:t xml:space="preserve">measurement error and an assumed temporal correlation mainly cost precision. Systematic sensor error and structured within-zone heterogeneity instead displace the estimate by several posterior standard deviations while the best achievable aggregate residual stays within 3.4% of the realised observation-noise RMSE, so in the cases tested here neither was revealed by that statistic. A 20% error in the fixed bulk coefficient is the clearest case, leaving the best residual indistinguishable from the noise floor while displacing the average and new coefficients by 1.4 to 1.6 posterior standard deviations. Bulk-decay</w:t>
       </w:r>
       <w:r>
         <w:t xml:space="preserve"> </w:t>
@@ -18812,13 +19065,7 @@
         <w:t xml:space="preserve"> </w:t>
       </w:r>
       <w:r>
-        <w:t xml:space="preserve">scale, and across the 20 never-calibrated junctions and 30 noise realisations the median</w:t>
-      </w:r>
-      <w:r>
-        <w:t xml:space="preserve"> </w:t>
-      </w:r>
-      <w:r>
-        <w:t xml:space="preserve">node-level mean absolute relative error was 0.83%, with an interquartile range of 0.41–1.45%.</w:t>
+        <w:t xml:space="preserve">scale, and across the 20 never-calibrated junctions and 30 noise realisations the median node-level normalised mean absolute error was 0.83%, with an interquartile range of 0.41–1.45%.</w:t>
       </w:r>
       <w:r>
         <w:t xml:space="preserve"> </w:t>
@@ -24313,6 +24560,434 @@
             </w:pPr>
             <w:r>
               <w:t xml:space="preserve">3.2</w:t>
+            </w:r>
+          </w:p>
+        </w:tc>
+      </w:tr>
+    </w:tbl>
+    <w:p/>
+    <w:tbl>
+      <w:tblPr>
+        <w:tblStyle w:val="Table"/>
+        <w:tblW w:type="pct" w:w="5000"/>
+        <w:tblLayout w:type="fixed"/>
+        <w:tblLook w:firstRow="1" w:lastRow="0" w:firstColumn="0" w:lastColumn="0" w:noHBand="0" w:noVBand="0" w:val="0020"/>
+      </w:tblPr>
+      <w:tblGrid>
+        <w:gridCol w:w="1320"/>
+        <w:gridCol w:w="1320"/>
+        <w:gridCol w:w="1320"/>
+        <w:gridCol w:w="1320"/>
+        <w:gridCol w:w="1320"/>
+        <w:gridCol w:w="1320"/>
+      </w:tblGrid>
+      <w:tr>
+        <w:trPr>
+          <w:tblHeader w:val="on"/>
+        </w:trPr>
+        <w:tc>
+          <w:tcPr/>
+          <w:p>
+            <w:pPr>
+              <w:pStyle w:val="Compact"/>
+            </w:pPr>
+            <w:r>
+              <w:t xml:space="preserve">Correlation</w:t>
+            </w:r>
+          </w:p>
+        </w:tc>
+        <w:tc>
+          <w:tcPr/>
+          <w:p>
+            <w:pPr>
+              <w:pStyle w:val="Compact"/>
+            </w:pPr>
+            <w:r>
+              <w:t xml:space="preserve">Effective n</w:t>
+            </w:r>
+          </w:p>
+        </w:tc>
+        <w:tc>
+          <w:tcPr/>
+          <w:p>
+            <w:pPr>
+              <w:pStyle w:val="Compact"/>
+            </w:pPr>
+            <w:r>
+              <w:t xml:space="preserve">old</w:t>
+            </w:r>
+          </w:p>
+        </w:tc>
+        <w:tc>
+          <w:tcPr/>
+          <w:p>
+            <w:pPr>
+              <w:pStyle w:val="Compact"/>
+            </w:pPr>
+            <w:r>
+              <w:t xml:space="preserve">average</w:t>
+            </w:r>
+          </w:p>
+        </w:tc>
+        <w:tc>
+          <w:tcPr/>
+          <w:p>
+            <w:pPr>
+              <w:pStyle w:val="Compact"/>
+            </w:pPr>
+            <w:r>
+              <w:t xml:space="preserve">new</w:t>
+            </w:r>
+          </w:p>
+        </w:tc>
+        <w:tc>
+          <w:tcPr/>
+          <w:p>
+            <w:pPr>
+              <w:pStyle w:val="Compact"/>
+            </w:pPr>
+            <w:r>
+              <w:t xml:space="preserve">Widening (old / avg / new)</w:t>
+            </w:r>
+          </w:p>
+        </w:tc>
+      </w:tr>
+      <w:tr>
+        <w:tc>
+          <w:tcPr/>
+          <w:p>
+            <w:pPr>
+              <w:pStyle w:val="Compact"/>
+            </w:pPr>
+            <w:r>
+              <w:t xml:space="preserve">0.0</w:t>
+            </w:r>
+          </w:p>
+        </w:tc>
+        <w:tc>
+          <w:tcPr/>
+          <w:p>
+            <w:pPr>
+              <w:pStyle w:val="Compact"/>
+            </w:pPr>
+            <w:r>
+              <w:t xml:space="preserve">294</w:t>
+            </w:r>
+          </w:p>
+        </w:tc>
+        <w:tc>
+          <w:tcPr/>
+          <w:p>
+            <w:pPr>
+              <w:pStyle w:val="Compact"/>
+            </w:pPr>
+            <w:r>
+              <w:t xml:space="preserve">0.0947 (25%)</w:t>
+            </w:r>
+          </w:p>
+        </w:tc>
+        <w:tc>
+          <w:tcPr/>
+          <w:p>
+            <w:pPr>
+              <w:pStyle w:val="Compact"/>
+            </w:pPr>
+            <w:r>
+              <w:t xml:space="preserve">0.0135 (29%)</w:t>
+            </w:r>
+          </w:p>
+        </w:tc>
+        <w:tc>
+          <w:tcPr/>
+          <w:p>
+            <w:pPr>
+              <w:pStyle w:val="Compact"/>
+            </w:pPr>
+            <w:r>
+              <w:t xml:space="preserve">0.0080 (29%)</w:t>
+            </w:r>
+          </w:p>
+        </w:tc>
+        <w:tc>
+          <w:tcPr/>
+          <w:p>
+            <w:pPr>
+              <w:pStyle w:val="Compact"/>
+            </w:pPr>
+            <w:r>
+              <w:t xml:space="preserve">1.00 / 1.00 / 1.00</w:t>
+            </w:r>
+          </w:p>
+        </w:tc>
+      </w:tr>
+      <w:tr>
+        <w:tc>
+          <w:tcPr/>
+          <w:p>
+            <w:pPr>
+              <w:pStyle w:val="Compact"/>
+            </w:pPr>
+            <w:r>
+              <w:t xml:space="preserve">0.2</w:t>
+            </w:r>
+          </w:p>
+        </w:tc>
+        <w:tc>
+          <w:tcPr/>
+          <w:p>
+            <w:pPr>
+              <w:pStyle w:val="Compact"/>
+            </w:pPr>
+            <w:r>
+              <w:t xml:space="preserve">196</w:t>
+            </w:r>
+          </w:p>
+        </w:tc>
+        <w:tc>
+          <w:tcPr/>
+          <w:p>
+            <w:pPr>
+              <w:pStyle w:val="Compact"/>
+            </w:pPr>
+            <w:r>
+              <w:t xml:space="preserve">0.1150 (31%)</w:t>
+            </w:r>
+          </w:p>
+        </w:tc>
+        <w:tc>
+          <w:tcPr/>
+          <w:p>
+            <w:pPr>
+              <w:pStyle w:val="Compact"/>
+            </w:pPr>
+            <w:r>
+              <w:t xml:space="preserve">0.0164 (35%)</w:t>
+            </w:r>
+          </w:p>
+        </w:tc>
+        <w:tc>
+          <w:tcPr/>
+          <w:p>
+            <w:pPr>
+              <w:pStyle w:val="Compact"/>
+            </w:pPr>
+            <w:r>
+              <w:t xml:space="preserve">0.0096 (35%)</w:t>
+            </w:r>
+          </w:p>
+        </w:tc>
+        <w:tc>
+          <w:tcPr/>
+          <w:p>
+            <w:pPr>
+              <w:pStyle w:val="Compact"/>
+            </w:pPr>
+            <w:r>
+              <w:t xml:space="preserve">1.21 / 1.21 / 1.20</w:t>
+            </w:r>
+          </w:p>
+        </w:tc>
+      </w:tr>
+      <w:tr>
+        <w:tc>
+          <w:tcPr/>
+          <w:p>
+            <w:pPr>
+              <w:pStyle w:val="Compact"/>
+            </w:pPr>
+            <w:r>
+              <w:t xml:space="preserve">0.4</w:t>
+            </w:r>
+          </w:p>
+        </w:tc>
+        <w:tc>
+          <w:tcPr/>
+          <w:p>
+            <w:pPr>
+              <w:pStyle w:val="Compact"/>
+            </w:pPr>
+            <w:r>
+              <w:t xml:space="preserve">126</w:t>
+            </w:r>
+          </w:p>
+        </w:tc>
+        <w:tc>
+          <w:tcPr/>
+          <w:p>
+            <w:pPr>
+              <w:pStyle w:val="Compact"/>
+            </w:pPr>
+            <w:r>
+              <w:t xml:space="preserve">0.1406 (37%)</w:t>
+            </w:r>
+          </w:p>
+        </w:tc>
+        <w:tc>
+          <w:tcPr/>
+          <w:p>
+            <w:pPr>
+              <w:pStyle w:val="Compact"/>
+            </w:pPr>
+            <w:r>
+              <w:t xml:space="preserve">0.0201 (43%)</w:t>
+            </w:r>
+          </w:p>
+        </w:tc>
+        <w:tc>
+          <w:tcPr/>
+          <w:p>
+            <w:pPr>
+              <w:pStyle w:val="Compact"/>
+            </w:pPr>
+            <w:r>
+              <w:t xml:space="preserve">0.0114 (42%)</w:t>
+            </w:r>
+          </w:p>
+        </w:tc>
+        <w:tc>
+          <w:tcPr/>
+          <w:p>
+            <w:pPr>
+              <w:pStyle w:val="Compact"/>
+            </w:pPr>
+            <w:r>
+              <w:t xml:space="preserve">1.48 / 1.49 / 1.44</w:t>
+            </w:r>
+          </w:p>
+        </w:tc>
+      </w:tr>
+      <w:tr>
+        <w:tc>
+          <w:tcPr/>
+          <w:p>
+            <w:pPr>
+              <w:pStyle w:val="Compact"/>
+            </w:pPr>
+            <w:r>
+              <w:t xml:space="preserve">0.6</w:t>
+            </w:r>
+          </w:p>
+        </w:tc>
+        <w:tc>
+          <w:tcPr/>
+          <w:p>
+            <w:pPr>
+              <w:pStyle w:val="Compact"/>
+            </w:pPr>
+            <w:r>
+              <w:t xml:space="preserve">74</w:t>
+            </w:r>
+          </w:p>
+        </w:tc>
+        <w:tc>
+          <w:tcPr/>
+          <w:p>
+            <w:pPr>
+              <w:pStyle w:val="Compact"/>
+            </w:pPr>
+            <w:r>
+              <w:t xml:space="preserve">0.1736 (46%)</w:t>
+            </w:r>
+          </w:p>
+        </w:tc>
+        <w:tc>
+          <w:tcPr/>
+          <w:p>
+            <w:pPr>
+              <w:pStyle w:val="Compact"/>
+            </w:pPr>
+            <w:r>
+              <w:t xml:space="preserve">0.0252 (55%)</w:t>
+            </w:r>
+          </w:p>
+        </w:tc>
+        <w:tc>
+          <w:tcPr/>
+          <w:p>
+            <w:pPr>
+              <w:pStyle w:val="Compact"/>
+            </w:pPr>
+            <w:r>
+              <w:t xml:space="preserve">0.0135 (49%)</w:t>
+            </w:r>
+          </w:p>
+        </w:tc>
+        <w:tc>
+          <w:tcPr/>
+          <w:p>
+            <w:pPr>
+              <w:pStyle w:val="Compact"/>
+            </w:pPr>
+            <w:r>
+              <w:t xml:space="preserve">1.83 / 1.87 / 1.70</w:t>
+            </w:r>
+          </w:p>
+        </w:tc>
+      </w:tr>
+      <w:tr>
+        <w:tc>
+          <w:tcPr/>
+          <w:p>
+            <w:pPr>
+              <w:pStyle w:val="Compact"/>
+            </w:pPr>
+            <w:r>
+              <w:t xml:space="preserve">0.8</w:t>
+            </w:r>
+          </w:p>
+        </w:tc>
+        <w:tc>
+          <w:tcPr/>
+          <w:p>
+            <w:pPr>
+              <w:pStyle w:val="Compact"/>
+            </w:pPr>
+            <w:r>
+              <w:t xml:space="preserve">33</w:t>
+            </w:r>
+          </w:p>
+        </w:tc>
+        <w:tc>
+          <w:tcPr/>
+          <w:p>
+            <w:pPr>
+              <w:pStyle w:val="Compact"/>
+            </w:pPr>
+            <w:r>
+              <w:t xml:space="preserve">0.2022 (54%)</w:t>
+            </w:r>
+          </w:p>
+        </w:tc>
+        <w:tc>
+          <w:tcPr/>
+          <w:p>
+            <w:pPr>
+              <w:pStyle w:val="Compact"/>
+            </w:pPr>
+            <w:r>
+              <w:t xml:space="preserve">0.0333 (72%)</w:t>
+            </w:r>
+          </w:p>
+        </w:tc>
+        <w:tc>
+          <w:tcPr/>
+          <w:p>
+            <w:pPr>
+              <w:pStyle w:val="Compact"/>
+            </w:pPr>
+            <w:r>
+              <w:t xml:space="preserve">0.0145 (53%)</w:t>
+            </w:r>
+          </w:p>
+        </w:tc>
+        <w:tc>
+          <w:tcPr/>
+          <w:p>
+            <w:pPr>
+              <w:pStyle w:val="Compact"/>
+            </w:pPr>
+            <w:r>
+              <w:t xml:space="preserve">2.13 / 2.47 / 1.82</w:t>
             </w:r>
           </w:p>
         </w:tc>

--- a/00-thesis/paper.docx
+++ b/00-thesis/paper.docx
@@ -226,7 +226,7 @@
         <w:t xml:space="preserve"> </w:t>
       </w:r>
       <w:r>
-        <w:t xml:space="preserve">Cramér–Rao bound. Systematic sensor error, bulk-decay misspecification and length-structured heterogeneity displaced coefficients by as much as 5.94 baseline posterior standard deviations, while the best achievable aggregate residual never exceeded the realised observation-noise RMSE by more than 3.4%. Yet when the old or average zone was withheld its coefficient returned to the prior midpoint and retained essentially the whole prior width, while held-out prediction at the omitted monitors stayed close to the 0.1 mg L</w:t>
+        <w:t xml:space="preserve">Cramér–Rao bound. Systematic sensor error, bulk-decay misspecification and length-structured heterogeneity displaced coefficients by as much as 5.94 baseline posterior standard deviations, while the best achievable aggregate residual never exceeded the realised observation-noise RMSE by more than 6.2%. Yet when the old or average zone was withheld its coefficient returned to the prior midpoint and retained essentially the whole prior width, while held-out prediction at the omitted monitors stayed close to the 0.1 mg L</w:t>
       </w:r>
       <w:r>
         <w:rPr>
@@ -15280,7 +15280,7 @@
               <w:jc w:val="right"/>
             </w:pPr>
             <w:r>
-              <w:t xml:space="preserve">0.993-1.034</w:t>
+              <w:t xml:space="preserve">0.995-1.062</w:t>
             </w:r>
           </w:p>
         </w:tc>
@@ -16246,7 +16246,7 @@
         <w:t xml:space="preserve"> </w:t>
       </w:r>
       <w:r>
-        <w:t xml:space="preserve">and 0.50, at 1.58 and 1.10 times it, and falls only slightly below at 0.75; the new-zone attenuation is milder throughout, at 0.81 to 0.91 of the formal value. The experiment therefore supports a zone-specific statement rather than a general one: where the informal score does attenuate, a study relying on it would understate how far structural misspecification moves that grouped coefficient, but the halving seen for old cannot be assumed to hold for the weakly decaying zones.</w:t>
+        <w:t xml:space="preserve">and 0.50, at 1.58 and 1.09 times it, and falls only slightly below at 0.75; the new-zone attenuation is milder throughout, at 0.81 to 0.91 of the formal value. The experiment therefore supports a zone-specific statement rather than a general one: where the informal score does attenuate, a study relying on it would understate how far structural misspecification moves that grouped coefficient, but the halving seen for old cannot be assumed to hold for the weakly decaying zones.</w:t>
       </w:r>
     </w:p>
     <w:bookmarkEnd w:id="77"/>
@@ -18979,7 +18979,7 @@
         <w:t xml:space="preserve"> </w:t>
       </w:r>
       <w:r>
-        <w:t xml:space="preserve">measurement error and an assumed temporal correlation mainly cost precision. Systematic sensor error and structured within-zone heterogeneity instead displace the estimate by several posterior standard deviations while the best achievable aggregate residual stays within 3.4% of the realised observation-noise RMSE, so in the cases tested here neither was revealed by that statistic. A 20% error in the fixed bulk coefficient is the clearest case, leaving the best residual indistinguishable from the noise floor while displacing the average and new coefficients by 1.4 to 1.6 posterior standard deviations. Bulk-decay</w:t>
+        <w:t xml:space="preserve">measurement error and an assumed temporal correlation mainly cost precision. Systematic sensor error and structured within-zone heterogeneity instead displace the estimate by several posterior standard deviations while the best achievable aggregate residual stays within 6.2% of the realised observation-noise RMSE across all 24 bias arms and all structured amplitudes, so in the cases tested here neither was revealed by that statistic. A 20% error in the fixed bulk coefficient is the clearest case, leaving the best residual indistinguishable from the noise floor while displacing the average and new coefficients by 1.4 to 1.6 posterior standard deviations. Bulk-decay</w:t>
       </w:r>
       <w:r>
         <w:t xml:space="preserve"> </w:t>

--- a/00-thesis/paper.docx
+++ b/00-thesis/paper.docx
@@ -19839,6 +19839,14 @@
         <w:t xml:space="preserve">network-mean deficit falling after the start-up transient and then rising monotonically.</w:t>
       </w:r>
     </w:p>
+    <w:p>
+      <w:pPr>
+        <w:pStyle w:val="BodyText"/>
+      </w:pPr>
+      <w:r>
+        <w:t xml:space="preserve">Table A1. Cyclostationarity diagnostics. Worst value across the truth and both corners of the prior box, for each pair of successive 24 h cycles. Tolerances were declared before the values were seen.</w:t>
+      </w:r>
+    </w:p>
     <w:tbl>
       <w:tblPr>
         <w:tblStyle w:val="Table"/>
@@ -20568,7 +20576,14 @@
         </w:tc>
       </w:tr>
     </w:tbl>
-    <w:p/>
+    <w:p>
+      <w:pPr>
+        <w:pStyle w:val="BodyText"/>
+      </w:pPr>
+      <w:r>
+        <w:t xml:space="preserve">Table A2. Network-mean cumulative deficit for the truth, by cycle. The integrated severity falls after the start-up transient and then rises monotonically, which is why the 2% criterion is not met inside the model horizon.</w:t>
+      </w:r>
+    </w:p>
     <w:tbl>
       <w:tblPr>
         <w:tblStyle w:val="Table"/>
@@ -20837,6 +20852,14 @@
       </w:pPr>
       <w:r>
         <w:t xml:space="preserve">Appendix B. Numerical and unit verification</w:t>
+      </w:r>
+    </w:p>
+    <w:p>
+      <w:pPr>
+        <w:pStyle w:val="FirstParagraph"/>
+      </w:pPr>
+      <w:r>
+        <w:t xml:space="preserve">Table B1. Bulk-decay arm of the known-answer test against the analytic first-order solution at the far end of a single pipe. The relative error grows with the amount of decay, which is the signature of the quality solver’s time discretisation; a wrong conversion factor would instead give a constant relative offset.</w:t>
       </w:r>
     </w:p>
     <w:tbl>
@@ -21085,7 +21108,14 @@
         </w:tc>
       </w:tr>
     </w:tbl>
-    <w:p/>
+    <w:p>
+      <w:pPr>
+        <w:pStyle w:val="BodyText"/>
+      </w:pPr>
+      <w:r>
+        <w:t xml:space="preserve">Table B2. Wall-decay arm. The exact concentration cannot be predicted from the wall coefficient alone because EPANET’s first-order wall reaction is also limited by mass transfer, so what is asserted is the sign, monotonicity, and that the result stays above the mass-transfer-free limit.</w:t>
+      </w:r>
+    </w:p>
     <w:tbl>
       <w:tblPr>
         <w:tblStyle w:val="Table"/>
@@ -21446,7 +21476,14 @@
         </w:tc>
       </w:tr>
     </w:tbl>
-    <w:p/>
+    <w:p>
+      <w:pPr>
+        <w:pStyle w:val="BodyText"/>
+      </w:pPr>
+      <w:r>
+        <w:t xml:space="preserve">Table B3. Unit-equivalence test over 256 leading Sobol candidates. The corrected implementation reproduces the superseded one to floating-point precision. The units-only arm shows what correcting the concentrations while leaving the solver tolerance at the EPANET default would have cost.</w:t>
+      </w:r>
+    </w:p>
     <w:tbl>
       <w:tblPr>
         <w:tblStyle w:val="Table"/>
@@ -21799,6 +21836,14 @@
         <w:t xml:space="preserve">Appendix C. Threshold sweep and displaced-prior matrices</w:t>
       </w:r>
     </w:p>
+    <w:p>
+      <w:pPr>
+        <w:pStyle w:val="FirstParagraph"/>
+      </w:pPr>
+      <w:r>
+        <w:t xml:space="preserve">Table C1. Behavioural-threshold sweep for the informal comparator. Tightening the cut-off removes candidates but cannot restore the information factor the score omits, so the retained widths stay far above the formal values.</w:t>
+      </w:r>
+    </w:p>
     <w:tbl>
       <w:tblPr>
         <w:tblStyle w:val="Table"/>
@@ -22135,7 +22180,14 @@
         </w:tc>
       </w:tr>
     </w:tbl>
-    <w:p/>
+    <w:p>
+      <w:pPr>
+        <w:pStyle w:val="BodyText"/>
+      </w:pPr>
+      <w:r>
+        <w:t xml:space="preserve">Table C2. Displaced-prior recovery over 30 noise realisations, as the median fraction of the imposed displacement recovered with its interquartile range, and the retained prior width. DOWN displaces every coefficient towards stronger decay; OLDUP displaces the old coefficient the other way.</w:t>
+      </w:r>
+    </w:p>
     <w:tbl>
       <w:tblPr>
         <w:tblStyle w:val="Table"/>
@@ -23398,6 +23450,14 @@
         <w:t xml:space="preserve">nuisance parameters have been accounted for, not the bound that would apply if they were known.</w:t>
       </w:r>
     </w:p>
+    <w:p>
+      <w:pPr>
+        <w:pStyle w:val="BodyText"/>
+      </w:pPr>
+      <w:r>
+        <w:t xml:space="preserve">Table D1. Cramer-Rao bounds under nested nuisance models, obtained from the marginal (Schur) information. Percentages are the bound as a fraction of the prior standard deviation.</w:t>
+      </w:r>
+    </w:p>
     <w:tbl>
       <w:tblPr>
         <w:tblStyle w:val="Table"/>
@@ -23644,7 +23704,14 @@
         </w:tc>
       </w:tr>
     </w:tbl>
-    <w:p/>
+    <w:p>
+      <w:pPr>
+        <w:pStyle w:val="BodyText"/>
+      </w:pPr>
+      <w:r>
+        <w:t xml:space="preserve">Table D2. Finite-difference step convergence for the Jacobian. Steps are scale-dependent rather than shared, because one absolute step would be a 2% perturbation of the old coefficient and a 40% perturbation of the new one.</w:t>
+      </w:r>
+    </w:p>
     <w:tbl>
       <w:tblPr>
         <w:tblStyle w:val="Table"/>
@@ -24376,7 +24443,14 @@
         </w:tc>
       </w:tr>
     </w:tbl>
-    <w:p/>
+    <w:p>
+      <w:pPr>
+        <w:pStyle w:val="BodyText"/>
+      </w:pPr>
+      <w:r>
+        <w:t xml:space="preserve">Table D3. Eigenvalues of the Case-A information matrix in raw and prior-scaled form. The raw condition number is dominated by the factor of twenty between the coefficient scales; on the dimensionless matrix the spread is far smaller.</w:t>
+      </w:r>
+    </w:p>
     <w:tbl>
       <w:tblPr>
         <w:tblStyle w:val="Table"/>
@@ -24565,492 +24639,12 @@
         </w:tc>
       </w:tr>
     </w:tbl>
-    <w:p/>
-    <w:tbl>
-      <w:tblPr>
-        <w:tblStyle w:val="Table"/>
-        <w:tblW w:type="pct" w:w="5000"/>
-        <w:tblLayout w:type="fixed"/>
-        <w:tblLook w:firstRow="1" w:lastRow="0" w:firstColumn="0" w:lastColumn="0" w:noHBand="0" w:noVBand="0" w:val="0020"/>
-      </w:tblPr>
-      <w:tblGrid>
-        <w:gridCol w:w="1320"/>
-        <w:gridCol w:w="1320"/>
-        <w:gridCol w:w="1320"/>
-        <w:gridCol w:w="1320"/>
-        <w:gridCol w:w="1320"/>
-        <w:gridCol w:w="1320"/>
-      </w:tblGrid>
-      <w:tr>
-        <w:trPr>
-          <w:tblHeader w:val="on"/>
-        </w:trPr>
-        <w:tc>
-          <w:tcPr/>
-          <w:p>
-            <w:pPr>
-              <w:pStyle w:val="Compact"/>
-            </w:pPr>
-            <w:r>
-              <w:t xml:space="preserve">Correlation</w:t>
-            </w:r>
-          </w:p>
-        </w:tc>
-        <w:tc>
-          <w:tcPr/>
-          <w:p>
-            <w:pPr>
-              <w:pStyle w:val="Compact"/>
-            </w:pPr>
-            <w:r>
-              <w:t xml:space="preserve">Effective n</w:t>
-            </w:r>
-          </w:p>
-        </w:tc>
-        <w:tc>
-          <w:tcPr/>
-          <w:p>
-            <w:pPr>
-              <w:pStyle w:val="Compact"/>
-            </w:pPr>
-            <w:r>
-              <w:t xml:space="preserve">old</w:t>
-            </w:r>
-          </w:p>
-        </w:tc>
-        <w:tc>
-          <w:tcPr/>
-          <w:p>
-            <w:pPr>
-              <w:pStyle w:val="Compact"/>
-            </w:pPr>
-            <w:r>
-              <w:t xml:space="preserve">average</w:t>
-            </w:r>
-          </w:p>
-        </w:tc>
-        <w:tc>
-          <w:tcPr/>
-          <w:p>
-            <w:pPr>
-              <w:pStyle w:val="Compact"/>
-            </w:pPr>
-            <w:r>
-              <w:t xml:space="preserve">new</w:t>
-            </w:r>
-          </w:p>
-        </w:tc>
-        <w:tc>
-          <w:tcPr/>
-          <w:p>
-            <w:pPr>
-              <w:pStyle w:val="Compact"/>
-            </w:pPr>
-            <w:r>
-              <w:t xml:space="preserve">Widening (old / avg / new)</w:t>
-            </w:r>
-          </w:p>
-        </w:tc>
-      </w:tr>
-      <w:tr>
-        <w:tc>
-          <w:tcPr/>
-          <w:p>
-            <w:pPr>
-              <w:pStyle w:val="Compact"/>
-            </w:pPr>
-            <w:r>
-              <w:t xml:space="preserve">0.0</w:t>
-            </w:r>
-          </w:p>
-        </w:tc>
-        <w:tc>
-          <w:tcPr/>
-          <w:p>
-            <w:pPr>
-              <w:pStyle w:val="Compact"/>
-            </w:pPr>
-            <w:r>
-              <w:t xml:space="preserve">294</w:t>
-            </w:r>
-          </w:p>
-        </w:tc>
-        <w:tc>
-          <w:tcPr/>
-          <w:p>
-            <w:pPr>
-              <w:pStyle w:val="Compact"/>
-            </w:pPr>
-            <w:r>
-              <w:t xml:space="preserve">0.0947 (25%)</w:t>
-            </w:r>
-          </w:p>
-        </w:tc>
-        <w:tc>
-          <w:tcPr/>
-          <w:p>
-            <w:pPr>
-              <w:pStyle w:val="Compact"/>
-            </w:pPr>
-            <w:r>
-              <w:t xml:space="preserve">0.0135 (29%)</w:t>
-            </w:r>
-          </w:p>
-        </w:tc>
-        <w:tc>
-          <w:tcPr/>
-          <w:p>
-            <w:pPr>
-              <w:pStyle w:val="Compact"/>
-            </w:pPr>
-            <w:r>
-              <w:t xml:space="preserve">0.0080 (29%)</w:t>
-            </w:r>
-          </w:p>
-        </w:tc>
-        <w:tc>
-          <w:tcPr/>
-          <w:p>
-            <w:pPr>
-              <w:pStyle w:val="Compact"/>
-            </w:pPr>
-            <w:r>
-              <w:t xml:space="preserve">1.00 / 1.00 / 1.00</w:t>
-            </w:r>
-          </w:p>
-        </w:tc>
-      </w:tr>
-      <w:tr>
-        <w:tc>
-          <w:tcPr/>
-          <w:p>
-            <w:pPr>
-              <w:pStyle w:val="Compact"/>
-            </w:pPr>
-            <w:r>
-              <w:t xml:space="preserve">0.2</w:t>
-            </w:r>
-          </w:p>
-        </w:tc>
-        <w:tc>
-          <w:tcPr/>
-          <w:p>
-            <w:pPr>
-              <w:pStyle w:val="Compact"/>
-            </w:pPr>
-            <w:r>
-              <w:t xml:space="preserve">196</w:t>
-            </w:r>
-          </w:p>
-        </w:tc>
-        <w:tc>
-          <w:tcPr/>
-          <w:p>
-            <w:pPr>
-              <w:pStyle w:val="Compact"/>
-            </w:pPr>
-            <w:r>
-              <w:t xml:space="preserve">0.1150 (31%)</w:t>
-            </w:r>
-          </w:p>
-        </w:tc>
-        <w:tc>
-          <w:tcPr/>
-          <w:p>
-            <w:pPr>
-              <w:pStyle w:val="Compact"/>
-            </w:pPr>
-            <w:r>
-              <w:t xml:space="preserve">0.0164 (35%)</w:t>
-            </w:r>
-          </w:p>
-        </w:tc>
-        <w:tc>
-          <w:tcPr/>
-          <w:p>
-            <w:pPr>
-              <w:pStyle w:val="Compact"/>
-            </w:pPr>
-            <w:r>
-              <w:t xml:space="preserve">0.0096 (35%)</w:t>
-            </w:r>
-          </w:p>
-        </w:tc>
-        <w:tc>
-          <w:tcPr/>
-          <w:p>
-            <w:pPr>
-              <w:pStyle w:val="Compact"/>
-            </w:pPr>
-            <w:r>
-              <w:t xml:space="preserve">1.21 / 1.21 / 1.20</w:t>
-            </w:r>
-          </w:p>
-        </w:tc>
-      </w:tr>
-      <w:tr>
-        <w:tc>
-          <w:tcPr/>
-          <w:p>
-            <w:pPr>
-              <w:pStyle w:val="Compact"/>
-            </w:pPr>
-            <w:r>
-              <w:t xml:space="preserve">0.4</w:t>
-            </w:r>
-          </w:p>
-        </w:tc>
-        <w:tc>
-          <w:tcPr/>
-          <w:p>
-            <w:pPr>
-              <w:pStyle w:val="Compact"/>
-            </w:pPr>
-            <w:r>
-              <w:t xml:space="preserve">126</w:t>
-            </w:r>
-          </w:p>
-        </w:tc>
-        <w:tc>
-          <w:tcPr/>
-          <w:p>
-            <w:pPr>
-              <w:pStyle w:val="Compact"/>
-            </w:pPr>
-            <w:r>
-              <w:t xml:space="preserve">0.1406 (37%)</w:t>
-            </w:r>
-          </w:p>
-        </w:tc>
-        <w:tc>
-          <w:tcPr/>
-          <w:p>
-            <w:pPr>
-              <w:pStyle w:val="Compact"/>
-            </w:pPr>
-            <w:r>
-              <w:t xml:space="preserve">0.0201 (43%)</w:t>
-            </w:r>
-          </w:p>
-        </w:tc>
-        <w:tc>
-          <w:tcPr/>
-          <w:p>
-            <w:pPr>
-              <w:pStyle w:val="Compact"/>
-            </w:pPr>
-            <w:r>
-              <w:t xml:space="preserve">0.0114 (42%)</w:t>
-            </w:r>
-          </w:p>
-        </w:tc>
-        <w:tc>
-          <w:tcPr/>
-          <w:p>
-            <w:pPr>
-              <w:pStyle w:val="Compact"/>
-            </w:pPr>
-            <w:r>
-              <w:t xml:space="preserve">1.48 / 1.49 / 1.44</w:t>
-            </w:r>
-          </w:p>
-        </w:tc>
-      </w:tr>
-      <w:tr>
-        <w:tc>
-          <w:tcPr/>
-          <w:p>
-            <w:pPr>
-              <w:pStyle w:val="Compact"/>
-            </w:pPr>
-            <w:r>
-              <w:t xml:space="preserve">0.6</w:t>
-            </w:r>
-          </w:p>
-        </w:tc>
-        <w:tc>
-          <w:tcPr/>
-          <w:p>
-            <w:pPr>
-              <w:pStyle w:val="Compact"/>
-            </w:pPr>
-            <w:r>
-              <w:t xml:space="preserve">74</w:t>
-            </w:r>
-          </w:p>
-        </w:tc>
-        <w:tc>
-          <w:tcPr/>
-          <w:p>
-            <w:pPr>
-              <w:pStyle w:val="Compact"/>
-            </w:pPr>
-            <w:r>
-              <w:t xml:space="preserve">0.1736 (46%)</w:t>
-            </w:r>
-          </w:p>
-        </w:tc>
-        <w:tc>
-          <w:tcPr/>
-          <w:p>
-            <w:pPr>
-              <w:pStyle w:val="Compact"/>
-            </w:pPr>
-            <w:r>
-              <w:t xml:space="preserve">0.0252 (55%)</w:t>
-            </w:r>
-          </w:p>
-        </w:tc>
-        <w:tc>
-          <w:tcPr/>
-          <w:p>
-            <w:pPr>
-              <w:pStyle w:val="Compact"/>
-            </w:pPr>
-            <w:r>
-              <w:t xml:space="preserve">0.0135 (49%)</w:t>
-            </w:r>
-          </w:p>
-        </w:tc>
-        <w:tc>
-          <w:tcPr/>
-          <w:p>
-            <w:pPr>
-              <w:pStyle w:val="Compact"/>
-            </w:pPr>
-            <w:r>
-              <w:t xml:space="preserve">1.83 / 1.87 / 1.70</w:t>
-            </w:r>
-          </w:p>
-        </w:tc>
-      </w:tr>
-      <w:tr>
-        <w:tc>
-          <w:tcPr/>
-          <w:p>
-            <w:pPr>
-              <w:pStyle w:val="Compact"/>
-            </w:pPr>
-            <w:r>
-              <w:t xml:space="preserve">0.8</w:t>
-            </w:r>
-          </w:p>
-        </w:tc>
-        <w:tc>
-          <w:tcPr/>
-          <w:p>
-            <w:pPr>
-              <w:pStyle w:val="Compact"/>
-            </w:pPr>
-            <w:r>
-              <w:t xml:space="preserve">33</w:t>
-            </w:r>
-          </w:p>
-        </w:tc>
-        <w:tc>
-          <w:tcPr/>
-          <w:p>
-            <w:pPr>
-              <w:pStyle w:val="Compact"/>
-            </w:pPr>
-            <w:r>
-              <w:t xml:space="preserve">0.2022 (54%)</w:t>
-            </w:r>
-          </w:p>
-        </w:tc>
-        <w:tc>
-          <w:tcPr/>
-          <w:p>
-            <w:pPr>
-              <w:pStyle w:val="Compact"/>
-            </w:pPr>
-            <w:r>
-              <w:t xml:space="preserve">0.0333 (72%)</w:t>
-            </w:r>
-          </w:p>
-        </w:tc>
-        <w:tc>
-          <w:tcPr/>
-          <w:p>
-            <w:pPr>
-              <w:pStyle w:val="Compact"/>
-            </w:pPr>
-            <w:r>
-              <w:t xml:space="preserve">0.0145 (53%)</w:t>
-            </w:r>
-          </w:p>
-        </w:tc>
-        <w:tc>
-          <w:tcPr/>
-          <w:p>
-            <w:pPr>
-              <w:pStyle w:val="Compact"/>
-            </w:pPr>
-            <w:r>
-              <w:t xml:space="preserve">2.13 / 2.47 / 1.82</w:t>
-            </w:r>
-          </w:p>
-        </w:tc>
-      </w:tr>
-    </w:tbl>
-    <w:bookmarkEnd w:id="137"/>
-    <w:bookmarkStart w:id="138" w:name="X1a3ae0efdf8b2c76c22382abba68415e1d80e1c"/>
     <w:p>
       <w:pPr>
-        <w:pStyle w:val="Heading2"/>
+        <w:pStyle w:val="BodyText"/>
       </w:pPr>
       <w:r>
-        <w:t xml:space="preserve">Appendix E. Structural heterogeneity: definitions and per-design results</w:t>
-      </w:r>
-    </w:p>
-    <w:p>
-      <w:pPr>
-        <w:pStyle w:val="FirstParagraph"/>
-      </w:pPr>
-      <w:r>
-        <w:t xml:space="preserve">Four quantities are reported for the heterogeneity experiments and are easy to confuse. The raw</w:t>
-      </w:r>
-      <w:r>
-        <w:t xml:space="preserve"> </w:t>
-      </w:r>
-      <w:r>
-        <w:t xml:space="preserve">bias is the weighted posterior mean minus the true per-zone arithmetic mean. The structural</w:t>
-      </w:r>
-      <w:r>
-        <w:t xml:space="preserve"> </w:t>
-      </w:r>
-      <w:r>
-        <w:t xml:space="preserve">increment subtracts the corresponding homogeneous control run on the same noise, and is the part</w:t>
-      </w:r>
-      <w:r>
-        <w:t xml:space="preserve"> </w:t>
-      </w:r>
-      <w:r>
-        <w:t xml:space="preserve">attributable to the imposed structure rather than to the realisation. The standardised</w:t>
-      </w:r>
-      <w:r>
-        <w:t xml:space="preserve"> </w:t>
-      </w:r>
-      <w:r>
-        <w:t xml:space="preserve">displacement divides by the median within-realisation posterior standard deviation of the</w:t>
-      </w:r>
-      <w:r>
-        <w:t xml:space="preserve"> </w:t>
-      </w:r>
-      <w:r>
-        <w:t xml:space="preserve">unperturbed reference. The displacement fraction is the position of the fit between the two</w:t>
-      </w:r>
-      <w:r>
-        <w:t xml:space="preserve"> </w:t>
-      </w:r>
-      <w:r>
-        <w:t xml:space="preserve">candidate targets, the arithmetic mean and the length-weighted value, and is undefined where they</w:t>
-      </w:r>
-      <w:r>
-        <w:t xml:space="preserve"> </w:t>
-      </w:r>
-      <w:r>
-        <w:t xml:space="preserve">coincide.</w:t>
+        <w:t xml:space="preserve">Table D4. Case-A bounds under an assumed AR(1) residual covariance, swept over the correlation parameter. The correlation is assumed rather than estimated, since the baseline observations are generated independently; the sweep therefore bounds how much the reported precision would degrade if the residuals were in fact correlated. Widening is the bound relative to the independent case, given for old, average and new. The three coefficients widen almost together up to a correlation of 0.4 and separate beyond it, the new coefficient least and the average coefficient most.</w:t>
       </w:r>
     </w:p>
     <w:tbl>
@@ -25079,62 +24673,62 @@
               <w:pStyle w:val="Compact"/>
             </w:pPr>
             <w:r>
-              <w:t xml:space="preserve">Jitter</w:t>
-            </w:r>
-          </w:p>
-        </w:tc>
-        <w:tc>
-          <w:tcPr/>
-          <w:p>
-            <w:pPr>
-              <w:pStyle w:val="Compact"/>
-            </w:pPr>
-            <w:r>
-              <w:t xml:space="preserve">Zone</w:t>
-            </w:r>
-          </w:p>
-        </w:tc>
-        <w:tc>
-          <w:tcPr/>
-          <w:p>
-            <w:pPr>
-              <w:pStyle w:val="Compact"/>
-            </w:pPr>
-            <w:r>
-              <w:t xml:space="preserve">True arithmetic mean</w:t>
-            </w:r>
-          </w:p>
-        </w:tc>
-        <w:tc>
-          <w:tcPr/>
-          <w:p>
-            <w:pPr>
-              <w:pStyle w:val="Compact"/>
-            </w:pPr>
-            <w:r>
-              <w:t xml:space="preserve">Raw bias</w:t>
-            </w:r>
-          </w:p>
-        </w:tc>
-        <w:tc>
-          <w:tcPr/>
-          <w:p>
-            <w:pPr>
-              <w:pStyle w:val="Compact"/>
-            </w:pPr>
-            <w:r>
-              <w:t xml:space="preserve">In posterior SD</w:t>
-            </w:r>
-          </w:p>
-        </w:tc>
-        <w:tc>
-          <w:tcPr/>
-          <w:p>
-            <w:pPr>
-              <w:pStyle w:val="Compact"/>
-            </w:pPr>
-            <w:r>
-              <w:t xml:space="preserve">Increment over control</w:t>
+              <w:t xml:space="preserve">Correlation</w:t>
+            </w:r>
+          </w:p>
+        </w:tc>
+        <w:tc>
+          <w:tcPr/>
+          <w:p>
+            <w:pPr>
+              <w:pStyle w:val="Compact"/>
+            </w:pPr>
+            <w:r>
+              <w:t xml:space="preserve">Effective n</w:t>
+            </w:r>
+          </w:p>
+        </w:tc>
+        <w:tc>
+          <w:tcPr/>
+          <w:p>
+            <w:pPr>
+              <w:pStyle w:val="Compact"/>
+            </w:pPr>
+            <w:r>
+              <w:t xml:space="preserve">old</w:t>
+            </w:r>
+          </w:p>
+        </w:tc>
+        <w:tc>
+          <w:tcPr/>
+          <w:p>
+            <w:pPr>
+              <w:pStyle w:val="Compact"/>
+            </w:pPr>
+            <w:r>
+              <w:t xml:space="preserve">average</w:t>
+            </w:r>
+          </w:p>
+        </w:tc>
+        <w:tc>
+          <w:tcPr/>
+          <w:p>
+            <w:pPr>
+              <w:pStyle w:val="Compact"/>
+            </w:pPr>
+            <w:r>
+              <w:t xml:space="preserve">new</w:t>
+            </w:r>
+          </w:p>
+        </w:tc>
+        <w:tc>
+          <w:tcPr/>
+          <w:p>
+            <w:pPr>
+              <w:pStyle w:val="Compact"/>
+            </w:pPr>
+            <w:r>
+              <w:t xml:space="preserve">Widening (old / avg / new)</w:t>
             </w:r>
           </w:p>
         </w:tc>
@@ -25147,62 +24741,62 @@
               <w:pStyle w:val="Compact"/>
             </w:pPr>
             <w:r>
-              <w:t xml:space="preserve">0%</w:t>
-            </w:r>
-          </w:p>
-        </w:tc>
-        <w:tc>
-          <w:tcPr/>
-          <w:p>
-            <w:pPr>
-              <w:pStyle w:val="Compact"/>
-            </w:pPr>
-            <w:r>
-              <w:t xml:space="preserve">old</w:t>
-            </w:r>
-          </w:p>
-        </w:tc>
-        <w:tc>
-          <w:tcPr/>
-          <w:p>
-            <w:pPr>
-              <w:pStyle w:val="Compact"/>
-            </w:pPr>
-            <w:r>
-              <w:t xml:space="preserve">-1.0000</w:t>
-            </w:r>
-          </w:p>
-        </w:tc>
-        <w:tc>
-          <w:tcPr/>
-          <w:p>
-            <w:pPr>
-              <w:pStyle w:val="Compact"/>
-            </w:pPr>
-            <w:r>
-              <w:t xml:space="preserve">+0.0124</w:t>
-            </w:r>
-          </w:p>
-        </w:tc>
-        <w:tc>
-          <w:tcPr/>
-          <w:p>
-            <w:pPr>
-              <w:pStyle w:val="Compact"/>
-            </w:pPr>
-            <w:r>
-              <w:t xml:space="preserve">+0.13</w:t>
-            </w:r>
-          </w:p>
-        </w:tc>
-        <w:tc>
-          <w:tcPr/>
-          <w:p>
-            <w:pPr>
-              <w:pStyle w:val="Compact"/>
-            </w:pPr>
-            <w:r>
-              <w:t xml:space="preserve">+0.0000</w:t>
+              <w:t xml:space="preserve">0.0</w:t>
+            </w:r>
+          </w:p>
+        </w:tc>
+        <w:tc>
+          <w:tcPr/>
+          <w:p>
+            <w:pPr>
+              <w:pStyle w:val="Compact"/>
+            </w:pPr>
+            <w:r>
+              <w:t xml:space="preserve">294</w:t>
+            </w:r>
+          </w:p>
+        </w:tc>
+        <w:tc>
+          <w:tcPr/>
+          <w:p>
+            <w:pPr>
+              <w:pStyle w:val="Compact"/>
+            </w:pPr>
+            <w:r>
+              <w:t xml:space="preserve">0.0947 (25%)</w:t>
+            </w:r>
+          </w:p>
+        </w:tc>
+        <w:tc>
+          <w:tcPr/>
+          <w:p>
+            <w:pPr>
+              <w:pStyle w:val="Compact"/>
+            </w:pPr>
+            <w:r>
+              <w:t xml:space="preserve">0.0135 (29%)</w:t>
+            </w:r>
+          </w:p>
+        </w:tc>
+        <w:tc>
+          <w:tcPr/>
+          <w:p>
+            <w:pPr>
+              <w:pStyle w:val="Compact"/>
+            </w:pPr>
+            <w:r>
+              <w:t xml:space="preserve">0.0080 (29%)</w:t>
+            </w:r>
+          </w:p>
+        </w:tc>
+        <w:tc>
+          <w:tcPr/>
+          <w:p>
+            <w:pPr>
+              <w:pStyle w:val="Compact"/>
+            </w:pPr>
+            <w:r>
+              <w:t xml:space="preserve">1.00 / 1.00 / 1.00</w:t>
             </w:r>
           </w:p>
         </w:tc>
@@ -25215,62 +24809,62 @@
               <w:pStyle w:val="Compact"/>
             </w:pPr>
             <w:r>
-              <w:t xml:space="preserve">0%</w:t>
-            </w:r>
-          </w:p>
-        </w:tc>
-        <w:tc>
-          <w:tcPr/>
-          <w:p>
-            <w:pPr>
-              <w:pStyle w:val="Compact"/>
-            </w:pPr>
-            <w:r>
-              <w:t xml:space="preserve">average</w:t>
-            </w:r>
-          </w:p>
-        </w:tc>
-        <w:tc>
-          <w:tcPr/>
-          <w:p>
-            <w:pPr>
-              <w:pStyle w:val="Compact"/>
-            </w:pPr>
-            <w:r>
-              <w:t xml:space="preserve">-0.1000</w:t>
-            </w:r>
-          </w:p>
-        </w:tc>
-        <w:tc>
-          <w:tcPr/>
-          <w:p>
-            <w:pPr>
-              <w:pStyle w:val="Compact"/>
-            </w:pPr>
-            <w:r>
-              <w:t xml:space="preserve">-0.0091</w:t>
-            </w:r>
-          </w:p>
-        </w:tc>
-        <w:tc>
-          <w:tcPr/>
-          <w:p>
-            <w:pPr>
-              <w:pStyle w:val="Compact"/>
-            </w:pPr>
-            <w:r>
-              <w:t xml:space="preserve">-0.64</w:t>
-            </w:r>
-          </w:p>
-        </w:tc>
-        <w:tc>
-          <w:tcPr/>
-          <w:p>
-            <w:pPr>
-              <w:pStyle w:val="Compact"/>
-            </w:pPr>
-            <w:r>
-              <w:t xml:space="preserve">+0.0000</w:t>
+              <w:t xml:space="preserve">0.2</w:t>
+            </w:r>
+          </w:p>
+        </w:tc>
+        <w:tc>
+          <w:tcPr/>
+          <w:p>
+            <w:pPr>
+              <w:pStyle w:val="Compact"/>
+            </w:pPr>
+            <w:r>
+              <w:t xml:space="preserve">196</w:t>
+            </w:r>
+          </w:p>
+        </w:tc>
+        <w:tc>
+          <w:tcPr/>
+          <w:p>
+            <w:pPr>
+              <w:pStyle w:val="Compact"/>
+            </w:pPr>
+            <w:r>
+              <w:t xml:space="preserve">0.1150 (31%)</w:t>
+            </w:r>
+          </w:p>
+        </w:tc>
+        <w:tc>
+          <w:tcPr/>
+          <w:p>
+            <w:pPr>
+              <w:pStyle w:val="Compact"/>
+            </w:pPr>
+            <w:r>
+              <w:t xml:space="preserve">0.0164 (35%)</w:t>
+            </w:r>
+          </w:p>
+        </w:tc>
+        <w:tc>
+          <w:tcPr/>
+          <w:p>
+            <w:pPr>
+              <w:pStyle w:val="Compact"/>
+            </w:pPr>
+            <w:r>
+              <w:t xml:space="preserve">0.0096 (35%)</w:t>
+            </w:r>
+          </w:p>
+        </w:tc>
+        <w:tc>
+          <w:tcPr/>
+          <w:p>
+            <w:pPr>
+              <w:pStyle w:val="Compact"/>
+            </w:pPr>
+            <w:r>
+              <w:t xml:space="preserve">1.21 / 1.21 / 1.20</w:t>
             </w:r>
           </w:p>
         </w:tc>
@@ -25283,62 +24877,62 @@
               <w:pStyle w:val="Compact"/>
             </w:pPr>
             <w:r>
-              <w:t xml:space="preserve">0%</w:t>
-            </w:r>
-          </w:p>
-        </w:tc>
-        <w:tc>
-          <w:tcPr/>
-          <w:p>
-            <w:pPr>
-              <w:pStyle w:val="Compact"/>
-            </w:pPr>
-            <w:r>
-              <w:t xml:space="preserve">new</w:t>
-            </w:r>
-          </w:p>
-        </w:tc>
-        <w:tc>
-          <w:tcPr/>
-          <w:p>
-            <w:pPr>
-              <w:pStyle w:val="Compact"/>
-            </w:pPr>
-            <w:r>
-              <w:t xml:space="preserve">-0.0500</w:t>
-            </w:r>
-          </w:p>
-        </w:tc>
-        <w:tc>
-          <w:tcPr/>
-          <w:p>
-            <w:pPr>
-              <w:pStyle w:val="Compact"/>
-            </w:pPr>
-            <w:r>
-              <w:t xml:space="preserve">+0.0060</w:t>
-            </w:r>
-          </w:p>
-        </w:tc>
-        <w:tc>
-          <w:tcPr/>
-          <w:p>
-            <w:pPr>
-              <w:pStyle w:val="Compact"/>
-            </w:pPr>
-            <w:r>
-              <w:t xml:space="preserve">+0.77</w:t>
-            </w:r>
-          </w:p>
-        </w:tc>
-        <w:tc>
-          <w:tcPr/>
-          <w:p>
-            <w:pPr>
-              <w:pStyle w:val="Compact"/>
-            </w:pPr>
-            <w:r>
-              <w:t xml:space="preserve">+0.0000</w:t>
+              <w:t xml:space="preserve">0.4</w:t>
+            </w:r>
+          </w:p>
+        </w:tc>
+        <w:tc>
+          <w:tcPr/>
+          <w:p>
+            <w:pPr>
+              <w:pStyle w:val="Compact"/>
+            </w:pPr>
+            <w:r>
+              <w:t xml:space="preserve">126</w:t>
+            </w:r>
+          </w:p>
+        </w:tc>
+        <w:tc>
+          <w:tcPr/>
+          <w:p>
+            <w:pPr>
+              <w:pStyle w:val="Compact"/>
+            </w:pPr>
+            <w:r>
+              <w:t xml:space="preserve">0.1406 (37%)</w:t>
+            </w:r>
+          </w:p>
+        </w:tc>
+        <w:tc>
+          <w:tcPr/>
+          <w:p>
+            <w:pPr>
+              <w:pStyle w:val="Compact"/>
+            </w:pPr>
+            <w:r>
+              <w:t xml:space="preserve">0.0201 (43%)</w:t>
+            </w:r>
+          </w:p>
+        </w:tc>
+        <w:tc>
+          <w:tcPr/>
+          <w:p>
+            <w:pPr>
+              <w:pStyle w:val="Compact"/>
+            </w:pPr>
+            <w:r>
+              <w:t xml:space="preserve">0.0114 (42%)</w:t>
+            </w:r>
+          </w:p>
+        </w:tc>
+        <w:tc>
+          <w:tcPr/>
+          <w:p>
+            <w:pPr>
+              <w:pStyle w:val="Compact"/>
+            </w:pPr>
+            <w:r>
+              <w:t xml:space="preserve">1.48 / 1.49 / 1.44</w:t>
             </w:r>
           </w:p>
         </w:tc>
@@ -25351,62 +24945,62 @@
               <w:pStyle w:val="Compact"/>
             </w:pPr>
             <w:r>
-              <w:t xml:space="preserve">20%</w:t>
-            </w:r>
-          </w:p>
-        </w:tc>
-        <w:tc>
-          <w:tcPr/>
-          <w:p>
-            <w:pPr>
-              <w:pStyle w:val="Compact"/>
-            </w:pPr>
-            <w:r>
-              <w:t xml:space="preserve">old</w:t>
-            </w:r>
-          </w:p>
-        </w:tc>
-        <w:tc>
-          <w:tcPr/>
-          <w:p>
-            <w:pPr>
-              <w:pStyle w:val="Compact"/>
-            </w:pPr>
-            <w:r>
-              <w:t xml:space="preserve">-1.0066</w:t>
-            </w:r>
-          </w:p>
-        </w:tc>
-        <w:tc>
-          <w:tcPr/>
-          <w:p>
-            <w:pPr>
-              <w:pStyle w:val="Compact"/>
-            </w:pPr>
-            <w:r>
-              <w:t xml:space="preserve">-0.0200</w:t>
-            </w:r>
-          </w:p>
-        </w:tc>
-        <w:tc>
-          <w:tcPr/>
-          <w:p>
-            <w:pPr>
-              <w:pStyle w:val="Compact"/>
-            </w:pPr>
-            <w:r>
-              <w:t xml:space="preserve">-0.20</w:t>
-            </w:r>
-          </w:p>
-        </w:tc>
-        <w:tc>
-          <w:tcPr/>
-          <w:p>
-            <w:pPr>
-              <w:pStyle w:val="Compact"/>
-            </w:pPr>
-            <w:r>
-              <w:t xml:space="preserve">-0.0325</w:t>
+              <w:t xml:space="preserve">0.6</w:t>
+            </w:r>
+          </w:p>
+        </w:tc>
+        <w:tc>
+          <w:tcPr/>
+          <w:p>
+            <w:pPr>
+              <w:pStyle w:val="Compact"/>
+            </w:pPr>
+            <w:r>
+              <w:t xml:space="preserve">74</w:t>
+            </w:r>
+          </w:p>
+        </w:tc>
+        <w:tc>
+          <w:tcPr/>
+          <w:p>
+            <w:pPr>
+              <w:pStyle w:val="Compact"/>
+            </w:pPr>
+            <w:r>
+              <w:t xml:space="preserve">0.1736 (46%)</w:t>
+            </w:r>
+          </w:p>
+        </w:tc>
+        <w:tc>
+          <w:tcPr/>
+          <w:p>
+            <w:pPr>
+              <w:pStyle w:val="Compact"/>
+            </w:pPr>
+            <w:r>
+              <w:t xml:space="preserve">0.0252 (55%)</w:t>
+            </w:r>
+          </w:p>
+        </w:tc>
+        <w:tc>
+          <w:tcPr/>
+          <w:p>
+            <w:pPr>
+              <w:pStyle w:val="Compact"/>
+            </w:pPr>
+            <w:r>
+              <w:t xml:space="preserve">0.0135 (49%)</w:t>
+            </w:r>
+          </w:p>
+        </w:tc>
+        <w:tc>
+          <w:tcPr/>
+          <w:p>
+            <w:pPr>
+              <w:pStyle w:val="Compact"/>
+            </w:pPr>
+            <w:r>
+              <w:t xml:space="preserve">1.83 / 1.87 / 1.70</w:t>
             </w:r>
           </w:p>
         </w:tc>
@@ -25419,62 +25013,217 @@
               <w:pStyle w:val="Compact"/>
             </w:pPr>
             <w:r>
-              <w:t xml:space="preserve">20%</w:t>
-            </w:r>
-          </w:p>
-        </w:tc>
-        <w:tc>
-          <w:tcPr/>
-          <w:p>
-            <w:pPr>
-              <w:pStyle w:val="Compact"/>
-            </w:pPr>
-            <w:r>
-              <w:t xml:space="preserve">average</w:t>
-            </w:r>
-          </w:p>
-        </w:tc>
-        <w:tc>
-          <w:tcPr/>
-          <w:p>
-            <w:pPr>
-              <w:pStyle w:val="Compact"/>
-            </w:pPr>
-            <w:r>
-              <w:t xml:space="preserve">-0.0978</w:t>
-            </w:r>
-          </w:p>
-        </w:tc>
-        <w:tc>
-          <w:tcPr/>
-          <w:p>
-            <w:pPr>
-              <w:pStyle w:val="Compact"/>
-            </w:pPr>
-            <w:r>
-              <w:t xml:space="preserve">-0.0104</w:t>
-            </w:r>
-          </w:p>
-        </w:tc>
-        <w:tc>
-          <w:tcPr/>
-          <w:p>
-            <w:pPr>
-              <w:pStyle w:val="Compact"/>
-            </w:pPr>
-            <w:r>
-              <w:t xml:space="preserve">-0.74</w:t>
-            </w:r>
-          </w:p>
-        </w:tc>
-        <w:tc>
-          <w:tcPr/>
-          <w:p>
-            <w:pPr>
-              <w:pStyle w:val="Compact"/>
-            </w:pPr>
-            <w:r>
-              <w:t xml:space="preserve">-0.0012</w:t>
+              <w:t xml:space="preserve">0.8</w:t>
+            </w:r>
+          </w:p>
+        </w:tc>
+        <w:tc>
+          <w:tcPr/>
+          <w:p>
+            <w:pPr>
+              <w:pStyle w:val="Compact"/>
+            </w:pPr>
+            <w:r>
+              <w:t xml:space="preserve">33</w:t>
+            </w:r>
+          </w:p>
+        </w:tc>
+        <w:tc>
+          <w:tcPr/>
+          <w:p>
+            <w:pPr>
+              <w:pStyle w:val="Compact"/>
+            </w:pPr>
+            <w:r>
+              <w:t xml:space="preserve">0.2022 (54%)</w:t>
+            </w:r>
+          </w:p>
+        </w:tc>
+        <w:tc>
+          <w:tcPr/>
+          <w:p>
+            <w:pPr>
+              <w:pStyle w:val="Compact"/>
+            </w:pPr>
+            <w:r>
+              <w:t xml:space="preserve">0.0333 (72%)</w:t>
+            </w:r>
+          </w:p>
+        </w:tc>
+        <w:tc>
+          <w:tcPr/>
+          <w:p>
+            <w:pPr>
+              <w:pStyle w:val="Compact"/>
+            </w:pPr>
+            <w:r>
+              <w:t xml:space="preserve">0.0145 (53%)</w:t>
+            </w:r>
+          </w:p>
+        </w:tc>
+        <w:tc>
+          <w:tcPr/>
+          <w:p>
+            <w:pPr>
+              <w:pStyle w:val="Compact"/>
+            </w:pPr>
+            <w:r>
+              <w:t xml:space="preserve">2.13 / 2.47 / 1.82</w:t>
+            </w:r>
+          </w:p>
+        </w:tc>
+      </w:tr>
+    </w:tbl>
+    <w:bookmarkEnd w:id="137"/>
+    <w:bookmarkStart w:id="138" w:name="X1a3ae0efdf8b2c76c22382abba68415e1d80e1c"/>
+    <w:p>
+      <w:pPr>
+        <w:pStyle w:val="Heading2"/>
+      </w:pPr>
+      <w:r>
+        <w:t xml:space="preserve">Appendix E. Structural heterogeneity: definitions and per-design results</w:t>
+      </w:r>
+    </w:p>
+    <w:p>
+      <w:pPr>
+        <w:pStyle w:val="FirstParagraph"/>
+      </w:pPr>
+      <w:r>
+        <w:t xml:space="preserve">Four quantities are reported for the heterogeneity experiments and are easy to confuse. The raw</w:t>
+      </w:r>
+      <w:r>
+        <w:t xml:space="preserve"> </w:t>
+      </w:r>
+      <w:r>
+        <w:t xml:space="preserve">bias is the weighted posterior mean minus the true per-zone arithmetic mean. The structural</w:t>
+      </w:r>
+      <w:r>
+        <w:t xml:space="preserve"> </w:t>
+      </w:r>
+      <w:r>
+        <w:t xml:space="preserve">increment subtracts the corresponding homogeneous control run on the same noise, and is the part</w:t>
+      </w:r>
+      <w:r>
+        <w:t xml:space="preserve"> </w:t>
+      </w:r>
+      <w:r>
+        <w:t xml:space="preserve">attributable to the imposed structure rather than to the realisation. The standardised</w:t>
+      </w:r>
+      <w:r>
+        <w:t xml:space="preserve"> </w:t>
+      </w:r>
+      <w:r>
+        <w:t xml:space="preserve">displacement divides by the median within-realisation posterior standard deviation of the</w:t>
+      </w:r>
+      <w:r>
+        <w:t xml:space="preserve"> </w:t>
+      </w:r>
+      <w:r>
+        <w:t xml:space="preserve">unperturbed reference. The displacement fraction is the position of the fit between the two</w:t>
+      </w:r>
+      <w:r>
+        <w:t xml:space="preserve"> </w:t>
+      </w:r>
+      <w:r>
+        <w:t xml:space="preserve">candidate targets, the arithmetic mean and the length-weighted value, and is undefined where they</w:t>
+      </w:r>
+      <w:r>
+        <w:t xml:space="preserve"> </w:t>
+      </w:r>
+      <w:r>
+        <w:t xml:space="preserve">coincide.</w:t>
+      </w:r>
+    </w:p>
+    <w:p>
+      <w:pPr>
+        <w:pStyle w:val="BodyText"/>
+      </w:pPr>
+      <w:r>
+        <w:t xml:space="preserve">Table E1. Symmetric within-zone heterogeneity under the primary rule. The increment is the bias net of a paired homogeneous control run on the same noise, which is the part that can be attributed to the imposed structure.</w:t>
+      </w:r>
+    </w:p>
+    <w:tbl>
+      <w:tblPr>
+        <w:tblStyle w:val="Table"/>
+        <w:tblW w:type="pct" w:w="5000"/>
+        <w:tblLayout w:type="fixed"/>
+        <w:tblLook w:firstRow="1" w:lastRow="0" w:firstColumn="0" w:lastColumn="0" w:noHBand="0" w:noVBand="0" w:val="0020"/>
+      </w:tblPr>
+      <w:tblGrid>
+        <w:gridCol w:w="1320"/>
+        <w:gridCol w:w="1320"/>
+        <w:gridCol w:w="1320"/>
+        <w:gridCol w:w="1320"/>
+        <w:gridCol w:w="1320"/>
+        <w:gridCol w:w="1320"/>
+      </w:tblGrid>
+      <w:tr>
+        <w:trPr>
+          <w:tblHeader w:val="on"/>
+        </w:trPr>
+        <w:tc>
+          <w:tcPr/>
+          <w:p>
+            <w:pPr>
+              <w:pStyle w:val="Compact"/>
+            </w:pPr>
+            <w:r>
+              <w:t xml:space="preserve">Jitter</w:t>
+            </w:r>
+          </w:p>
+        </w:tc>
+        <w:tc>
+          <w:tcPr/>
+          <w:p>
+            <w:pPr>
+              <w:pStyle w:val="Compact"/>
+            </w:pPr>
+            <w:r>
+              <w:t xml:space="preserve">Zone</w:t>
+            </w:r>
+          </w:p>
+        </w:tc>
+        <w:tc>
+          <w:tcPr/>
+          <w:p>
+            <w:pPr>
+              <w:pStyle w:val="Compact"/>
+            </w:pPr>
+            <w:r>
+              <w:t xml:space="preserve">True arithmetic mean</w:t>
+            </w:r>
+          </w:p>
+        </w:tc>
+        <w:tc>
+          <w:tcPr/>
+          <w:p>
+            <w:pPr>
+              <w:pStyle w:val="Compact"/>
+            </w:pPr>
+            <w:r>
+              <w:t xml:space="preserve">Raw bias</w:t>
+            </w:r>
+          </w:p>
+        </w:tc>
+        <w:tc>
+          <w:tcPr/>
+          <w:p>
+            <w:pPr>
+              <w:pStyle w:val="Compact"/>
+            </w:pPr>
+            <w:r>
+              <w:t xml:space="preserve">In posterior SD</w:t>
+            </w:r>
+          </w:p>
+        </w:tc>
+        <w:tc>
+          <w:tcPr/>
+          <w:p>
+            <w:pPr>
+              <w:pStyle w:val="Compact"/>
+            </w:pPr>
+            <w:r>
+              <w:t xml:space="preserve">Increment over control</w:t>
             </w:r>
           </w:p>
         </w:tc>
@@ -25487,62 +25236,62 @@
               <w:pStyle w:val="Compact"/>
             </w:pPr>
             <w:r>
-              <w:t xml:space="preserve">20%</w:t>
-            </w:r>
-          </w:p>
-        </w:tc>
-        <w:tc>
-          <w:tcPr/>
-          <w:p>
-            <w:pPr>
-              <w:pStyle w:val="Compact"/>
-            </w:pPr>
-            <w:r>
-              <w:t xml:space="preserve">new</w:t>
-            </w:r>
-          </w:p>
-        </w:tc>
-        <w:tc>
-          <w:tcPr/>
-          <w:p>
-            <w:pPr>
-              <w:pStyle w:val="Compact"/>
-            </w:pPr>
-            <w:r>
-              <w:t xml:space="preserve">-0.0487</w:t>
-            </w:r>
-          </w:p>
-        </w:tc>
-        <w:tc>
-          <w:tcPr/>
-          <w:p>
-            <w:pPr>
-              <w:pStyle w:val="Compact"/>
-            </w:pPr>
-            <w:r>
-              <w:t xml:space="preserve">+0.0071</w:t>
-            </w:r>
-          </w:p>
-        </w:tc>
-        <w:tc>
-          <w:tcPr/>
-          <w:p>
-            <w:pPr>
-              <w:pStyle w:val="Compact"/>
-            </w:pPr>
-            <w:r>
-              <w:t xml:space="preserve">+0.93</w:t>
-            </w:r>
-          </w:p>
-        </w:tc>
-        <w:tc>
-          <w:tcPr/>
-          <w:p>
-            <w:pPr>
-              <w:pStyle w:val="Compact"/>
-            </w:pPr>
-            <w:r>
-              <w:t xml:space="preserve">+0.0011</w:t>
+              <w:t xml:space="preserve">0%</w:t>
+            </w:r>
+          </w:p>
+        </w:tc>
+        <w:tc>
+          <w:tcPr/>
+          <w:p>
+            <w:pPr>
+              <w:pStyle w:val="Compact"/>
+            </w:pPr>
+            <w:r>
+              <w:t xml:space="preserve">old</w:t>
+            </w:r>
+          </w:p>
+        </w:tc>
+        <w:tc>
+          <w:tcPr/>
+          <w:p>
+            <w:pPr>
+              <w:pStyle w:val="Compact"/>
+            </w:pPr>
+            <w:r>
+              <w:t xml:space="preserve">-1.0000</w:t>
+            </w:r>
+          </w:p>
+        </w:tc>
+        <w:tc>
+          <w:tcPr/>
+          <w:p>
+            <w:pPr>
+              <w:pStyle w:val="Compact"/>
+            </w:pPr>
+            <w:r>
+              <w:t xml:space="preserve">+0.0124</w:t>
+            </w:r>
+          </w:p>
+        </w:tc>
+        <w:tc>
+          <w:tcPr/>
+          <w:p>
+            <w:pPr>
+              <w:pStyle w:val="Compact"/>
+            </w:pPr>
+            <w:r>
+              <w:t xml:space="preserve">+0.13</w:t>
+            </w:r>
+          </w:p>
+        </w:tc>
+        <w:tc>
+          <w:tcPr/>
+          <w:p>
+            <w:pPr>
+              <w:pStyle w:val="Compact"/>
+            </w:pPr>
+            <w:r>
+              <w:t xml:space="preserve">+0.0000</w:t>
             </w:r>
           </w:p>
         </w:tc>
@@ -25555,62 +25304,62 @@
               <w:pStyle w:val="Compact"/>
             </w:pPr>
             <w:r>
-              <w:t xml:space="preserve">35%</w:t>
-            </w:r>
-          </w:p>
-        </w:tc>
-        <w:tc>
-          <w:tcPr/>
-          <w:p>
-            <w:pPr>
-              <w:pStyle w:val="Compact"/>
-            </w:pPr>
-            <w:r>
-              <w:t xml:space="preserve">old</w:t>
-            </w:r>
-          </w:p>
-        </w:tc>
-        <w:tc>
-          <w:tcPr/>
-          <w:p>
-            <w:pPr>
-              <w:pStyle w:val="Compact"/>
-            </w:pPr>
-            <w:r>
-              <w:t xml:space="preserve">-1.0115</w:t>
-            </w:r>
-          </w:p>
-        </w:tc>
-        <w:tc>
-          <w:tcPr/>
-          <w:p>
-            <w:pPr>
-              <w:pStyle w:val="Compact"/>
-            </w:pPr>
-            <w:r>
-              <w:t xml:space="preserve">-0.0334</w:t>
-            </w:r>
-          </w:p>
-        </w:tc>
-        <w:tc>
-          <w:tcPr/>
-          <w:p>
-            <w:pPr>
-              <w:pStyle w:val="Compact"/>
-            </w:pPr>
-            <w:r>
-              <w:t xml:space="preserve">-0.33</w:t>
-            </w:r>
-          </w:p>
-        </w:tc>
-        <w:tc>
-          <w:tcPr/>
-          <w:p>
-            <w:pPr>
-              <w:pStyle w:val="Compact"/>
-            </w:pPr>
-            <w:r>
-              <w:t xml:space="preserve">-0.0458</w:t>
+              <w:t xml:space="preserve">0%</w:t>
+            </w:r>
+          </w:p>
+        </w:tc>
+        <w:tc>
+          <w:tcPr/>
+          <w:p>
+            <w:pPr>
+              <w:pStyle w:val="Compact"/>
+            </w:pPr>
+            <w:r>
+              <w:t xml:space="preserve">average</w:t>
+            </w:r>
+          </w:p>
+        </w:tc>
+        <w:tc>
+          <w:tcPr/>
+          <w:p>
+            <w:pPr>
+              <w:pStyle w:val="Compact"/>
+            </w:pPr>
+            <w:r>
+              <w:t xml:space="preserve">-0.1000</w:t>
+            </w:r>
+          </w:p>
+        </w:tc>
+        <w:tc>
+          <w:tcPr/>
+          <w:p>
+            <w:pPr>
+              <w:pStyle w:val="Compact"/>
+            </w:pPr>
+            <w:r>
+              <w:t xml:space="preserve">-0.0091</w:t>
+            </w:r>
+          </w:p>
+        </w:tc>
+        <w:tc>
+          <w:tcPr/>
+          <w:p>
+            <w:pPr>
+              <w:pStyle w:val="Compact"/>
+            </w:pPr>
+            <w:r>
+              <w:t xml:space="preserve">-0.64</w:t>
+            </w:r>
+          </w:p>
+        </w:tc>
+        <w:tc>
+          <w:tcPr/>
+          <w:p>
+            <w:pPr>
+              <w:pStyle w:val="Compact"/>
+            </w:pPr>
+            <w:r>
+              <w:t xml:space="preserve">+0.0000</w:t>
             </w:r>
           </w:p>
         </w:tc>
@@ -25623,62 +25372,62 @@
               <w:pStyle w:val="Compact"/>
             </w:pPr>
             <w:r>
-              <w:t xml:space="preserve">35%</w:t>
-            </w:r>
-          </w:p>
-        </w:tc>
-        <w:tc>
-          <w:tcPr/>
-          <w:p>
-            <w:pPr>
-              <w:pStyle w:val="Compact"/>
-            </w:pPr>
-            <w:r>
-              <w:t xml:space="preserve">average</w:t>
-            </w:r>
-          </w:p>
-        </w:tc>
-        <w:tc>
-          <w:tcPr/>
-          <w:p>
-            <w:pPr>
-              <w:pStyle w:val="Compact"/>
-            </w:pPr>
-            <w:r>
-              <w:t xml:space="preserve">-0.0962</w:t>
-            </w:r>
-          </w:p>
-        </w:tc>
-        <w:tc>
-          <w:tcPr/>
-          <w:p>
-            <w:pPr>
-              <w:pStyle w:val="Compact"/>
-            </w:pPr>
-            <w:r>
-              <w:t xml:space="preserve">-0.0108</w:t>
-            </w:r>
-          </w:p>
-        </w:tc>
-        <w:tc>
-          <w:tcPr/>
-          <w:p>
-            <w:pPr>
-              <w:pStyle w:val="Compact"/>
-            </w:pPr>
-            <w:r>
-              <w:t xml:space="preserve">-0.78</w:t>
-            </w:r>
-          </w:p>
-        </w:tc>
-        <w:tc>
-          <w:tcPr/>
-          <w:p>
-            <w:pPr>
-              <w:pStyle w:val="Compact"/>
-            </w:pPr>
-            <w:r>
-              <w:t xml:space="preserve">-0.0016</w:t>
+              <w:t xml:space="preserve">0%</w:t>
+            </w:r>
+          </w:p>
+        </w:tc>
+        <w:tc>
+          <w:tcPr/>
+          <w:p>
+            <w:pPr>
+              <w:pStyle w:val="Compact"/>
+            </w:pPr>
+            <w:r>
+              <w:t xml:space="preserve">new</w:t>
+            </w:r>
+          </w:p>
+        </w:tc>
+        <w:tc>
+          <w:tcPr/>
+          <w:p>
+            <w:pPr>
+              <w:pStyle w:val="Compact"/>
+            </w:pPr>
+            <w:r>
+              <w:t xml:space="preserve">-0.0500</w:t>
+            </w:r>
+          </w:p>
+        </w:tc>
+        <w:tc>
+          <w:tcPr/>
+          <w:p>
+            <w:pPr>
+              <w:pStyle w:val="Compact"/>
+            </w:pPr>
+            <w:r>
+              <w:t xml:space="preserve">+0.0060</w:t>
+            </w:r>
+          </w:p>
+        </w:tc>
+        <w:tc>
+          <w:tcPr/>
+          <w:p>
+            <w:pPr>
+              <w:pStyle w:val="Compact"/>
+            </w:pPr>
+            <w:r>
+              <w:t xml:space="preserve">+0.77</w:t>
+            </w:r>
+          </w:p>
+        </w:tc>
+        <w:tc>
+          <w:tcPr/>
+          <w:p>
+            <w:pPr>
+              <w:pStyle w:val="Compact"/>
+            </w:pPr>
+            <w:r>
+              <w:t xml:space="preserve">+0.0000</w:t>
             </w:r>
           </w:p>
         </w:tc>
@@ -25691,62 +25440,62 @@
               <w:pStyle w:val="Compact"/>
             </w:pPr>
             <w:r>
-              <w:t xml:space="preserve">35%</w:t>
-            </w:r>
-          </w:p>
-        </w:tc>
-        <w:tc>
-          <w:tcPr/>
-          <w:p>
-            <w:pPr>
-              <w:pStyle w:val="Compact"/>
-            </w:pPr>
-            <w:r>
-              <w:t xml:space="preserve">new</w:t>
-            </w:r>
-          </w:p>
-        </w:tc>
-        <w:tc>
-          <w:tcPr/>
-          <w:p>
-            <w:pPr>
-              <w:pStyle w:val="Compact"/>
-            </w:pPr>
-            <w:r>
-              <w:t xml:space="preserve">-0.0478</w:t>
-            </w:r>
-          </w:p>
-        </w:tc>
-        <w:tc>
-          <w:tcPr/>
-          <w:p>
-            <w:pPr>
-              <w:pStyle w:val="Compact"/>
-            </w:pPr>
-            <w:r>
-              <w:t xml:space="preserve">+0.0080</w:t>
-            </w:r>
-          </w:p>
-        </w:tc>
-        <w:tc>
-          <w:tcPr/>
-          <w:p>
-            <w:pPr>
-              <w:pStyle w:val="Compact"/>
-            </w:pPr>
-            <w:r>
-              <w:t xml:space="preserve">+1.05</w:t>
-            </w:r>
-          </w:p>
-        </w:tc>
-        <w:tc>
-          <w:tcPr/>
-          <w:p>
-            <w:pPr>
-              <w:pStyle w:val="Compact"/>
-            </w:pPr>
-            <w:r>
-              <w:t xml:space="preserve">+0.0020</w:t>
+              <w:t xml:space="preserve">20%</w:t>
+            </w:r>
+          </w:p>
+        </w:tc>
+        <w:tc>
+          <w:tcPr/>
+          <w:p>
+            <w:pPr>
+              <w:pStyle w:val="Compact"/>
+            </w:pPr>
+            <w:r>
+              <w:t xml:space="preserve">old</w:t>
+            </w:r>
+          </w:p>
+        </w:tc>
+        <w:tc>
+          <w:tcPr/>
+          <w:p>
+            <w:pPr>
+              <w:pStyle w:val="Compact"/>
+            </w:pPr>
+            <w:r>
+              <w:t xml:space="preserve">-1.0066</w:t>
+            </w:r>
+          </w:p>
+        </w:tc>
+        <w:tc>
+          <w:tcPr/>
+          <w:p>
+            <w:pPr>
+              <w:pStyle w:val="Compact"/>
+            </w:pPr>
+            <w:r>
+              <w:t xml:space="preserve">-0.0200</w:t>
+            </w:r>
+          </w:p>
+        </w:tc>
+        <w:tc>
+          <w:tcPr/>
+          <w:p>
+            <w:pPr>
+              <w:pStyle w:val="Compact"/>
+            </w:pPr>
+            <w:r>
+              <w:t xml:space="preserve">-0.20</w:t>
+            </w:r>
+          </w:p>
+        </w:tc>
+        <w:tc>
+          <w:tcPr/>
+          <w:p>
+            <w:pPr>
+              <w:pStyle w:val="Compact"/>
+            </w:pPr>
+            <w:r>
+              <w:t xml:space="preserve">-0.0325</w:t>
             </w:r>
           </w:p>
         </w:tc>
@@ -25759,62 +25508,62 @@
               <w:pStyle w:val="Compact"/>
             </w:pPr>
             <w:r>
-              <w:t xml:space="preserve">50%</w:t>
-            </w:r>
-          </w:p>
-        </w:tc>
-        <w:tc>
-          <w:tcPr/>
-          <w:p>
-            <w:pPr>
-              <w:pStyle w:val="Compact"/>
-            </w:pPr>
-            <w:r>
-              <w:t xml:space="preserve">old</w:t>
-            </w:r>
-          </w:p>
-        </w:tc>
-        <w:tc>
-          <w:tcPr/>
-          <w:p>
-            <w:pPr>
-              <w:pStyle w:val="Compact"/>
-            </w:pPr>
-            <w:r>
-              <w:t xml:space="preserve">-1.0165</w:t>
-            </w:r>
-          </w:p>
-        </w:tc>
-        <w:tc>
-          <w:tcPr/>
-          <w:p>
-            <w:pPr>
-              <w:pStyle w:val="Compact"/>
-            </w:pPr>
-            <w:r>
-              <w:t xml:space="preserve">-0.0366</w:t>
-            </w:r>
-          </w:p>
-        </w:tc>
-        <w:tc>
-          <w:tcPr/>
-          <w:p>
-            <w:pPr>
-              <w:pStyle w:val="Compact"/>
-            </w:pPr>
-            <w:r>
-              <w:t xml:space="preserve">-0.36</w:t>
-            </w:r>
-          </w:p>
-        </w:tc>
-        <w:tc>
-          <w:tcPr/>
-          <w:p>
-            <w:pPr>
-              <w:pStyle w:val="Compact"/>
-            </w:pPr>
-            <w:r>
-              <w:t xml:space="preserve">-0.0490</w:t>
+              <w:t xml:space="preserve">20%</w:t>
+            </w:r>
+          </w:p>
+        </w:tc>
+        <w:tc>
+          <w:tcPr/>
+          <w:p>
+            <w:pPr>
+              <w:pStyle w:val="Compact"/>
+            </w:pPr>
+            <w:r>
+              <w:t xml:space="preserve">average</w:t>
+            </w:r>
+          </w:p>
+        </w:tc>
+        <w:tc>
+          <w:tcPr/>
+          <w:p>
+            <w:pPr>
+              <w:pStyle w:val="Compact"/>
+            </w:pPr>
+            <w:r>
+              <w:t xml:space="preserve">-0.0978</w:t>
+            </w:r>
+          </w:p>
+        </w:tc>
+        <w:tc>
+          <w:tcPr/>
+          <w:p>
+            <w:pPr>
+              <w:pStyle w:val="Compact"/>
+            </w:pPr>
+            <w:r>
+              <w:t xml:space="preserve">-0.0104</w:t>
+            </w:r>
+          </w:p>
+        </w:tc>
+        <w:tc>
+          <w:tcPr/>
+          <w:p>
+            <w:pPr>
+              <w:pStyle w:val="Compact"/>
+            </w:pPr>
+            <w:r>
+              <w:t xml:space="preserve">-0.74</w:t>
+            </w:r>
+          </w:p>
+        </w:tc>
+        <w:tc>
+          <w:tcPr/>
+          <w:p>
+            <w:pPr>
+              <w:pStyle w:val="Compact"/>
+            </w:pPr>
+            <w:r>
+              <w:t xml:space="preserve">-0.0012</w:t>
             </w:r>
           </w:p>
         </w:tc>
@@ -25827,62 +25576,62 @@
               <w:pStyle w:val="Compact"/>
             </w:pPr>
             <w:r>
-              <w:t xml:space="preserve">50%</w:t>
-            </w:r>
-          </w:p>
-        </w:tc>
-        <w:tc>
-          <w:tcPr/>
-          <w:p>
-            <w:pPr>
-              <w:pStyle w:val="Compact"/>
-            </w:pPr>
-            <w:r>
-              <w:t xml:space="preserve">average</w:t>
-            </w:r>
-          </w:p>
-        </w:tc>
-        <w:tc>
-          <w:tcPr/>
-          <w:p>
-            <w:pPr>
-              <w:pStyle w:val="Compact"/>
-            </w:pPr>
-            <w:r>
-              <w:t xml:space="preserve">-0.0946</w:t>
-            </w:r>
-          </w:p>
-        </w:tc>
-        <w:tc>
-          <w:tcPr/>
-          <w:p>
-            <w:pPr>
-              <w:pStyle w:val="Compact"/>
-            </w:pPr>
-            <w:r>
-              <w:t xml:space="preserve">-0.0107</w:t>
-            </w:r>
-          </w:p>
-        </w:tc>
-        <w:tc>
-          <w:tcPr/>
-          <w:p>
-            <w:pPr>
-              <w:pStyle w:val="Compact"/>
-            </w:pPr>
-            <w:r>
-              <w:t xml:space="preserve">-0.79</w:t>
-            </w:r>
-          </w:p>
-        </w:tc>
-        <w:tc>
-          <w:tcPr/>
-          <w:p>
-            <w:pPr>
-              <w:pStyle w:val="Compact"/>
-            </w:pPr>
-            <w:r>
-              <w:t xml:space="preserve">-0.0016</w:t>
+              <w:t xml:space="preserve">20%</w:t>
+            </w:r>
+          </w:p>
+        </w:tc>
+        <w:tc>
+          <w:tcPr/>
+          <w:p>
+            <w:pPr>
+              <w:pStyle w:val="Compact"/>
+            </w:pPr>
+            <w:r>
+              <w:t xml:space="preserve">new</w:t>
+            </w:r>
+          </w:p>
+        </w:tc>
+        <w:tc>
+          <w:tcPr/>
+          <w:p>
+            <w:pPr>
+              <w:pStyle w:val="Compact"/>
+            </w:pPr>
+            <w:r>
+              <w:t xml:space="preserve">-0.0487</w:t>
+            </w:r>
+          </w:p>
+        </w:tc>
+        <w:tc>
+          <w:tcPr/>
+          <w:p>
+            <w:pPr>
+              <w:pStyle w:val="Compact"/>
+            </w:pPr>
+            <w:r>
+              <w:t xml:space="preserve">+0.0071</w:t>
+            </w:r>
+          </w:p>
+        </w:tc>
+        <w:tc>
+          <w:tcPr/>
+          <w:p>
+            <w:pPr>
+              <w:pStyle w:val="Compact"/>
+            </w:pPr>
+            <w:r>
+              <w:t xml:space="preserve">+0.93</w:t>
+            </w:r>
+          </w:p>
+        </w:tc>
+        <w:tc>
+          <w:tcPr/>
+          <w:p>
+            <w:pPr>
+              <w:pStyle w:val="Compact"/>
+            </w:pPr>
+            <w:r>
+              <w:t xml:space="preserve">+0.0011</w:t>
             </w:r>
           </w:p>
         </w:tc>
@@ -25895,6 +25644,346 @@
               <w:pStyle w:val="Compact"/>
             </w:pPr>
             <w:r>
+              <w:t xml:space="preserve">35%</w:t>
+            </w:r>
+          </w:p>
+        </w:tc>
+        <w:tc>
+          <w:tcPr/>
+          <w:p>
+            <w:pPr>
+              <w:pStyle w:val="Compact"/>
+            </w:pPr>
+            <w:r>
+              <w:t xml:space="preserve">old</w:t>
+            </w:r>
+          </w:p>
+        </w:tc>
+        <w:tc>
+          <w:tcPr/>
+          <w:p>
+            <w:pPr>
+              <w:pStyle w:val="Compact"/>
+            </w:pPr>
+            <w:r>
+              <w:t xml:space="preserve">-1.0115</w:t>
+            </w:r>
+          </w:p>
+        </w:tc>
+        <w:tc>
+          <w:tcPr/>
+          <w:p>
+            <w:pPr>
+              <w:pStyle w:val="Compact"/>
+            </w:pPr>
+            <w:r>
+              <w:t xml:space="preserve">-0.0334</w:t>
+            </w:r>
+          </w:p>
+        </w:tc>
+        <w:tc>
+          <w:tcPr/>
+          <w:p>
+            <w:pPr>
+              <w:pStyle w:val="Compact"/>
+            </w:pPr>
+            <w:r>
+              <w:t xml:space="preserve">-0.33</w:t>
+            </w:r>
+          </w:p>
+        </w:tc>
+        <w:tc>
+          <w:tcPr/>
+          <w:p>
+            <w:pPr>
+              <w:pStyle w:val="Compact"/>
+            </w:pPr>
+            <w:r>
+              <w:t xml:space="preserve">-0.0458</w:t>
+            </w:r>
+          </w:p>
+        </w:tc>
+      </w:tr>
+      <w:tr>
+        <w:tc>
+          <w:tcPr/>
+          <w:p>
+            <w:pPr>
+              <w:pStyle w:val="Compact"/>
+            </w:pPr>
+            <w:r>
+              <w:t xml:space="preserve">35%</w:t>
+            </w:r>
+          </w:p>
+        </w:tc>
+        <w:tc>
+          <w:tcPr/>
+          <w:p>
+            <w:pPr>
+              <w:pStyle w:val="Compact"/>
+            </w:pPr>
+            <w:r>
+              <w:t xml:space="preserve">average</w:t>
+            </w:r>
+          </w:p>
+        </w:tc>
+        <w:tc>
+          <w:tcPr/>
+          <w:p>
+            <w:pPr>
+              <w:pStyle w:val="Compact"/>
+            </w:pPr>
+            <w:r>
+              <w:t xml:space="preserve">-0.0962</w:t>
+            </w:r>
+          </w:p>
+        </w:tc>
+        <w:tc>
+          <w:tcPr/>
+          <w:p>
+            <w:pPr>
+              <w:pStyle w:val="Compact"/>
+            </w:pPr>
+            <w:r>
+              <w:t xml:space="preserve">-0.0108</w:t>
+            </w:r>
+          </w:p>
+        </w:tc>
+        <w:tc>
+          <w:tcPr/>
+          <w:p>
+            <w:pPr>
+              <w:pStyle w:val="Compact"/>
+            </w:pPr>
+            <w:r>
+              <w:t xml:space="preserve">-0.78</w:t>
+            </w:r>
+          </w:p>
+        </w:tc>
+        <w:tc>
+          <w:tcPr/>
+          <w:p>
+            <w:pPr>
+              <w:pStyle w:val="Compact"/>
+            </w:pPr>
+            <w:r>
+              <w:t xml:space="preserve">-0.0016</w:t>
+            </w:r>
+          </w:p>
+        </w:tc>
+      </w:tr>
+      <w:tr>
+        <w:tc>
+          <w:tcPr/>
+          <w:p>
+            <w:pPr>
+              <w:pStyle w:val="Compact"/>
+            </w:pPr>
+            <w:r>
+              <w:t xml:space="preserve">35%</w:t>
+            </w:r>
+          </w:p>
+        </w:tc>
+        <w:tc>
+          <w:tcPr/>
+          <w:p>
+            <w:pPr>
+              <w:pStyle w:val="Compact"/>
+            </w:pPr>
+            <w:r>
+              <w:t xml:space="preserve">new</w:t>
+            </w:r>
+          </w:p>
+        </w:tc>
+        <w:tc>
+          <w:tcPr/>
+          <w:p>
+            <w:pPr>
+              <w:pStyle w:val="Compact"/>
+            </w:pPr>
+            <w:r>
+              <w:t xml:space="preserve">-0.0478</w:t>
+            </w:r>
+          </w:p>
+        </w:tc>
+        <w:tc>
+          <w:tcPr/>
+          <w:p>
+            <w:pPr>
+              <w:pStyle w:val="Compact"/>
+            </w:pPr>
+            <w:r>
+              <w:t xml:space="preserve">+0.0080</w:t>
+            </w:r>
+          </w:p>
+        </w:tc>
+        <w:tc>
+          <w:tcPr/>
+          <w:p>
+            <w:pPr>
+              <w:pStyle w:val="Compact"/>
+            </w:pPr>
+            <w:r>
+              <w:t xml:space="preserve">+1.05</w:t>
+            </w:r>
+          </w:p>
+        </w:tc>
+        <w:tc>
+          <w:tcPr/>
+          <w:p>
+            <w:pPr>
+              <w:pStyle w:val="Compact"/>
+            </w:pPr>
+            <w:r>
+              <w:t xml:space="preserve">+0.0020</w:t>
+            </w:r>
+          </w:p>
+        </w:tc>
+      </w:tr>
+      <w:tr>
+        <w:tc>
+          <w:tcPr/>
+          <w:p>
+            <w:pPr>
+              <w:pStyle w:val="Compact"/>
+            </w:pPr>
+            <w:r>
+              <w:t xml:space="preserve">50%</w:t>
+            </w:r>
+          </w:p>
+        </w:tc>
+        <w:tc>
+          <w:tcPr/>
+          <w:p>
+            <w:pPr>
+              <w:pStyle w:val="Compact"/>
+            </w:pPr>
+            <w:r>
+              <w:t xml:space="preserve">old</w:t>
+            </w:r>
+          </w:p>
+        </w:tc>
+        <w:tc>
+          <w:tcPr/>
+          <w:p>
+            <w:pPr>
+              <w:pStyle w:val="Compact"/>
+            </w:pPr>
+            <w:r>
+              <w:t xml:space="preserve">-1.0165</w:t>
+            </w:r>
+          </w:p>
+        </w:tc>
+        <w:tc>
+          <w:tcPr/>
+          <w:p>
+            <w:pPr>
+              <w:pStyle w:val="Compact"/>
+            </w:pPr>
+            <w:r>
+              <w:t xml:space="preserve">-0.0366</w:t>
+            </w:r>
+          </w:p>
+        </w:tc>
+        <w:tc>
+          <w:tcPr/>
+          <w:p>
+            <w:pPr>
+              <w:pStyle w:val="Compact"/>
+            </w:pPr>
+            <w:r>
+              <w:t xml:space="preserve">-0.36</w:t>
+            </w:r>
+          </w:p>
+        </w:tc>
+        <w:tc>
+          <w:tcPr/>
+          <w:p>
+            <w:pPr>
+              <w:pStyle w:val="Compact"/>
+            </w:pPr>
+            <w:r>
+              <w:t xml:space="preserve">-0.0490</w:t>
+            </w:r>
+          </w:p>
+        </w:tc>
+      </w:tr>
+      <w:tr>
+        <w:tc>
+          <w:tcPr/>
+          <w:p>
+            <w:pPr>
+              <w:pStyle w:val="Compact"/>
+            </w:pPr>
+            <w:r>
+              <w:t xml:space="preserve">50%</w:t>
+            </w:r>
+          </w:p>
+        </w:tc>
+        <w:tc>
+          <w:tcPr/>
+          <w:p>
+            <w:pPr>
+              <w:pStyle w:val="Compact"/>
+            </w:pPr>
+            <w:r>
+              <w:t xml:space="preserve">average</w:t>
+            </w:r>
+          </w:p>
+        </w:tc>
+        <w:tc>
+          <w:tcPr/>
+          <w:p>
+            <w:pPr>
+              <w:pStyle w:val="Compact"/>
+            </w:pPr>
+            <w:r>
+              <w:t xml:space="preserve">-0.0946</w:t>
+            </w:r>
+          </w:p>
+        </w:tc>
+        <w:tc>
+          <w:tcPr/>
+          <w:p>
+            <w:pPr>
+              <w:pStyle w:val="Compact"/>
+            </w:pPr>
+            <w:r>
+              <w:t xml:space="preserve">-0.0107</w:t>
+            </w:r>
+          </w:p>
+        </w:tc>
+        <w:tc>
+          <w:tcPr/>
+          <w:p>
+            <w:pPr>
+              <w:pStyle w:val="Compact"/>
+            </w:pPr>
+            <w:r>
+              <w:t xml:space="preserve">-0.79</w:t>
+            </w:r>
+          </w:p>
+        </w:tc>
+        <w:tc>
+          <w:tcPr/>
+          <w:p>
+            <w:pPr>
+              <w:pStyle w:val="Compact"/>
+            </w:pPr>
+            <w:r>
+              <w:t xml:space="preserve">-0.0016</w:t>
+            </w:r>
+          </w:p>
+        </w:tc>
+      </w:tr>
+      <w:tr>
+        <w:tc>
+          <w:tcPr/>
+          <w:p>
+            <w:pPr>
+              <w:pStyle w:val="Compact"/>
+            </w:pPr>
+            <w:r>
               <w:t xml:space="preserve">50%</w:t>
             </w:r>
           </w:p>
@@ -25956,7 +26045,14 @@
         </w:tc>
       </w:tr>
     </w:tbl>
-    <w:p/>
+    <w:p>
+      <w:pPr>
+        <w:pStyle w:val="BodyText"/>
+      </w:pPr>
+      <w:r>
+        <w:t xml:space="preserve">Table E2. The same design repeated over 25 independent heterogeneity fields at plus or minus 20%. The mean increment is a fraction of the field-to-field scatter in every zone, so no systematic bias is distinguishable from the choice of field.</w:t>
+      </w:r>
+    </w:p>
     <w:tbl>
       <w:tblPr>
         <w:tblStyle w:val="Table"/>
@@ -26244,7 +26340,14 @@
         </w:tc>
       </w:tr>
     </w:tbl>
-    <w:p/>
+    <w:p>
+      <w:pPr>
+        <w:pStyle w:val="BodyText"/>
+      </w:pPr>
+      <w:r>
+        <w:t xml:space="preserve">Table E3. Length-structured heterogeneity in the reference realisation. The homogeneous baseline offset is what the same rule returns with no structural error at all and must be subtracted before a shift is read as structural.</w:t>
+      </w:r>
+    </w:p>
     <w:tbl>
       <w:tblPr>
         <w:tblStyle w:val="Table"/>
@@ -26904,6 +27007,14 @@
       </w:pPr>
       <w:r>
         <w:t xml:space="preserve">Appendix F. Per-arm sensor error and drift results</w:t>
+      </w:r>
+    </w:p>
+    <w:p>
+      <w:pPr>
+        <w:pStyle w:val="FirstParagraph"/>
+      </w:pPr>
+      <w:r>
+        <w:t xml:space="preserve">Table F1. Every arm of the sensor-bias sweep under the primary rule, as the displacement of each coefficient in baseline posterior standard deviations. Rank statistics compare the 92-junction risk field with the unbiased case.</w:t>
       </w:r>
     </w:p>
     <w:tbl>
@@ -29729,7 +29840,14 @@
         </w:tc>
       </w:tr>
     </w:tbl>
-    <w:p/>
+    <w:p>
+      <w:pPr>
+        <w:pStyle w:val="BodyText"/>
+      </w:pPr>
+      <w:r>
+        <w:t xml:space="preserve">Table F2. Sensor drift against its mean-equivalent and end-equivalent constant-bias controls on identical noise. A monotone drift acts, to within about a tenth, as a constant bias at its mean over the window.</w:t>
+      </w:r>
+    </w:p>
     <w:tbl>
       <w:tblPr>
         <w:tblStyle w:val="Table"/>
@@ -30471,6 +30589,14 @@
         <w:t xml:space="preserve">Appendix G. Risk-assessment mechanics</w:t>
       </w:r>
     </w:p>
+    <w:p>
+      <w:pPr>
+        <w:pStyle w:val="FirstParagraph"/>
+      </w:pPr>
+      <w:r>
+        <w:t xml:space="preserve">Table G1. Water-age association and the resampling design behind its interval. Whole spatial blocks are resampled rather than individual junctions, because junctions sharing pipes, flow paths and tank states are not independent samples. The interval is a descriptive width, not a significance test.</w:t>
+      </w:r>
+    </w:p>
     <w:tbl>
       <w:tblPr>
         <w:tblStyle w:val="Table"/>
@@ -30702,7 +30828,14 @@
         </w:tc>
       </w:tr>
     </w:tbl>
-    <w:p/>
+    <w:p>
+      <w:pPr>
+        <w:pStyle w:val="BodyText"/>
+      </w:pPr>
+      <w:r>
+        <w:t xml:space="preserve">Table G2. Three network averages for each risk metric. Consumer-only is worse than unweighted while demand-weighted is better, which can only happen if the risk concentrates at small consumers.</w:t>
+      </w:r>
+    </w:p>
     <w:tbl>
       <w:tblPr>
         <w:tblStyle w:val="Table"/>
@@ -30903,7 +31036,14 @@
         </w:tc>
       </w:tr>
     </w:tbl>
-    <w:p/>
+    <w:p>
+      <w:pPr>
+        <w:pStyle w:val="BodyText"/>
+      </w:pPr>
+      <w:r>
+        <w:t xml:space="preserve">Table G3. Scenario draw specification. One draw per retained ensemble member is reused across every scenario and dose as a common random number, so scenario differences are physical rather than Monte Carlo noise.</w:t>
+      </w:r>
+    </w:p>
     <w:tbl>
       <w:tblPr>
         <w:tblStyle w:val="Table"/>
@@ -31191,6 +31331,14 @@
       </w:pPr>
       <w:r>
         <w:t xml:space="preserve">Appendix H. Full risk register</w:t>
+      </w:r>
+    </w:p>
+    <w:p>
+      <w:pPr>
+        <w:pStyle w:val="FirstParagraph"/>
+      </w:pPr>
+      <w:r>
+        <w:t xml:space="preserve">Table H1. The complete risk register, all 92 junctions, ordered by expected cumulative deficit. Banding rules are given in the main text; the governing band is the higher of the breach and severity bands.</w:t>
       </w:r>
     </w:p>
     <w:tbl>

--- a/00-thesis/paper.docx
+++ b/00-thesis/paper.docx
@@ -226,7 +226,7 @@
         <w:t xml:space="preserve"> </w:t>
       </w:r>
       <w:r>
-        <w:t xml:space="preserve">Cramér–Rao bound. Systematic sensor error, bulk-decay misspecification and length-structured heterogeneity displaced coefficients by as much as 5.94 baseline posterior standard deviations, while the best achievable aggregate residual never exceeded the realised observation-noise RMSE by more than 6.2%. Yet when the old or average zone was withheld its coefficient returned to the prior midpoint and retained essentially the whole prior width, while held-out prediction at the omitted monitors stayed close to the 0.1 mg L</w:t>
+        <w:t xml:space="preserve">Cramér–Rao bound, with 90% interval coverage of 0.85 to 0.89 against a nominal 0.90. Systematic sensor error, bulk-decay misspecification and length-structured heterogeneity displaced coefficients by as much as 5.94 baseline posterior standard deviations, while the best achievable aggregate residual never exceeded the realised observation-noise RMSE by more than 6.2%. Yet when the old or average zone was withheld its coefficient returned to the prior midpoint and retained essentially the whole prior width, while held-out prediction at the omitted monitors stayed close to the 0.1 mg L</w:t>
       </w:r>
       <w:r>
         <w:rPr>
@@ -7949,13 +7949,13 @@
     </w:p>
     <w:bookmarkEnd w:id="43"/>
     <w:bookmarkEnd w:id="44"/>
-    <w:bookmarkStart w:id="45" w:name="prediction-validation"/>
+    <w:bookmarkStart w:id="45" w:name="internal-prediction-validation"/>
     <w:p>
       <w:pPr>
         <w:pStyle w:val="Heading2"/>
       </w:pPr>
       <w:r>
-        <w:t xml:space="preserve">2.7 Prediction validation</w:t>
+        <w:t xml:space="preserve">2.7 Internal prediction validation</w:t>
       </w:r>
     </w:p>
     <w:p>
@@ -18451,7 +18451,13 @@
         <w:t xml:space="preserve"> </w:t>
       </w:r>
       <w:r>
-        <w:t xml:space="preserve">while leaving the fit apparently precise. Bulk-decay uncertainty does both, disproportionately</w:t>
+        <w:t xml:space="preserve">while leaving two separate things intact: the posterior stays narrow, and the aggregate residual</w:t>
+      </w:r>
+      <w:r>
+        <w:t xml:space="preserve"> </w:t>
+      </w:r>
+      <w:r>
+        <w:t xml:space="preserve">stays near the noise level. Neither is evidence about the other, and neither reveals the bias. Bulk-decay uncertainty does both, disproportionately</w:t>
       </w:r>
       <w:r>
         <w:t xml:space="preserve"> </w:t>
@@ -18483,19 +18489,25 @@
         <w:t xml:space="preserve"> </w:t>
       </w:r>
       <w:r>
-        <w:t xml:space="preserve">prediction errors stay close to the observation-noise scale, and displacements of several</w:t>
-      </w:r>
-      <w:r>
-        <w:t xml:space="preserve"> </w:t>
-      </w:r>
-      <w:r>
-        <w:t xml:space="preserve">posterior standard deviations often left the leading set ranked by cumulative deficit unchanged</w:t>
-      </w:r>
-      <w:r>
-        <w:t xml:space="preserve"> </w:t>
-      </w:r>
-      <w:r>
-        <w:t xml:space="preserve">while the ranking by time-averaged breach probability was considerably more sensitive.</w:t>
+        <w:t xml:space="preserve">prediction errors stay close to the observation-noise scale, and under bulk-decay misspecification</w:t>
+      </w:r>
+      <w:r>
+        <w:t xml:space="preserve"> </w:t>
+      </w:r>
+      <w:r>
+        <w:t xml:space="preserve">and sensor bias, displacements of several posterior standard deviations often left the leading set</w:t>
+      </w:r>
+      <w:r>
+        <w:t xml:space="preserve"> </w:t>
+      </w:r>
+      <w:r>
+        <w:t xml:space="preserve">ranked by cumulative deficit unchanged while the ranking by time-averaged breach probability was</w:t>
+      </w:r>
+      <w:r>
+        <w:t xml:space="preserve"> </w:t>
+      </w:r>
+      <w:r>
+        <w:t xml:space="preserve">considerably more sensitive.</w:t>
       </w:r>
     </w:p>
     <w:p>
@@ -18533,13 +18545,13 @@
         <w:pStyle w:val="FirstParagraph"/>
       </w:pPr>
       <w:r>
-        <w:t xml:space="preserve">Four safeguards proved necessary, each following from a result above rather than from general</w:t>
-      </w:r>
-      <w:r>
-        <w:t xml:space="preserve"> </w:t>
-      </w:r>
-      <w:r>
-        <w:t xml:space="preserve">good practice.</w:t>
+        <w:t xml:space="preserve">Four safeguards were necessary in these experiments, each following from a result above rather</w:t>
+      </w:r>
+      <w:r>
+        <w:t xml:space="preserve"> </w:t>
+      </w:r>
+      <w:r>
+        <w:t xml:space="preserve">than from general good practice.</w:t>
       </w:r>
       <w:r>
         <w:t xml:space="preserve"> </w:t>
@@ -18941,13 +18953,13 @@
         <w:t xml:space="preserve"> </w:t>
       </w:r>
       <w:r>
-        <w:t xml:space="preserve">recovered a displaced prior, and agreed with an independent Fisher bound, a continuous profile</w:t>
-      </w:r>
-      <w:r>
-        <w:t xml:space="preserve"> </w:t>
-      </w:r>
-      <w:r>
-        <w:t xml:space="preserve">likelihood and a repeated-noise experiment. The much wider distributions obtained previously on</w:t>
+        <w:t xml:space="preserve">recovered a displaced prior, and agreed with a separately computed local Fisher bound, a</w:t>
+      </w:r>
+      <w:r>
+        <w:t xml:space="preserve"> </w:t>
+      </w:r>
+      <w:r>
+        <w:t xml:space="preserve">continuous profile likelihood and a repeated-noise experiment. The much wider distributions obtained previously on</w:t>
       </w:r>
       <w:r>
         <w:t xml:space="preserve"> </w:t>
@@ -19009,13 +19021,13 @@
         <w:t xml:space="preserve"> </w:t>
       </w:r>
       <w:r>
-        <w:t xml:space="preserve">Structured heterogeneity displaced all three coefficients comparably, although the zones</w:t>
-      </w:r>
-      <w:r>
-        <w:t xml:space="preserve"> </w:t>
-      </w:r>
-      <w:r>
-        <w:t xml:space="preserve">could not be ordered against one another across noise realisations, and the length-weighted</w:t>
+        <w:t xml:space="preserve">In the paired reference realisation structured heterogeneity displaced all three coefficients</w:t>
+      </w:r>
+      <w:r>
+        <w:t xml:space="preserve"> </w:t>
+      </w:r>
+      <w:r>
+        <w:t xml:space="preserve">comparably, although across noise realisations the zones could not be ordered against one another, and the length-weighted</w:t>
       </w:r>
       <w:r>
         <w:t xml:space="preserve"> </w:t>

--- a/00-thesis/paper.docx
+++ b/00-thesis/paper.docx
@@ -38788,6 +38788,212 @@
         <w:t xml:space="preserve">cross-checks the written numbers against the artifacts.</w:t>
       </w:r>
     </w:p>
+    <w:p>
+      <w:pPr>
+        <w:pStyle w:val="BodyText"/>
+      </w:pPr>
+      <w:r>
+        <w:t xml:space="preserve">Each script writes</w:t>
+      </w:r>
+      <w:r>
+        <w:t xml:space="preserve"> </w:t>
+      </w:r>
+      <w:r>
+        <w:rPr>
+          <w:rStyle w:val="VerbatimChar"/>
+        </w:rPr>
+        <w:t xml:space="preserve">Net3/baseline_cache/&lt;script name&gt;.json</w:t>
+      </w:r>
+      <w:r>
+        <w:t xml:space="preserve">, so the artifact column that would</w:t>
+      </w:r>
+      <w:r>
+        <w:t xml:space="preserve"> </w:t>
+      </w:r>
+      <w:r>
+        <w:t xml:space="preserve">otherwise repeat this table is omitted. Five entries depart from that rule:</w:t>
+      </w:r>
+      <w:r>
+        <w:t xml:space="preserve"> </w:t>
+      </w:r>
+      <w:r>
+        <w:rPr>
+          <w:rStyle w:val="VerbatimChar"/>
+        </w:rPr>
+        <w:t xml:space="preserve">step1_freeze_baseline.py</w:t>
+      </w:r>
+      <w:r>
+        <w:t xml:space="preserve"> </w:t>
+      </w:r>
+      <w:r>
+        <w:t xml:space="preserve">writes</w:t>
+      </w:r>
+      <w:r>
+        <w:t xml:space="preserve"> </w:t>
+      </w:r>
+      <w:r>
+        <w:rPr>
+          <w:rStyle w:val="VerbatimChar"/>
+        </w:rPr>
+        <w:t xml:space="preserve">baseline_meta.json</w:t>
+      </w:r>
+      <w:r>
+        <w:t xml:space="preserve"> </w:t>
+      </w:r>
+      <w:r>
+        <w:t xml:space="preserve">and</w:t>
+      </w:r>
+      <w:r>
+        <w:t xml:space="preserve"> </w:t>
+      </w:r>
+      <w:r>
+        <w:rPr>
+          <w:rStyle w:val="VerbatimChar"/>
+        </w:rPr>
+        <w:t xml:space="preserve">baseline.npz</w:t>
+      </w:r>
+      <w:r>
+        <w:t xml:space="preserve">;</w:t>
+      </w:r>
+      <w:r>
+        <w:t xml:space="preserve"> </w:t>
+      </w:r>
+      <w:r>
+        <w:rPr>
+          <w:rStyle w:val="VerbatimChar"/>
+        </w:rPr>
+        <w:t xml:space="preserve">step3_threshold_sensitivity.py</w:t>
+      </w:r>
+      <w:r>
+        <w:t xml:space="preserve"> </w:t>
+      </w:r>
+      <w:r>
+        <w:t xml:space="preserve">writes</w:t>
+      </w:r>
+      <w:r>
+        <w:t xml:space="preserve"> </w:t>
+      </w:r>
+      <w:r>
+        <w:rPr>
+          <w:rStyle w:val="VerbatimChar"/>
+        </w:rPr>
+        <w:t xml:space="preserve">step3_threshold.json</w:t>
+      </w:r>
+      <w:r>
+        <w:t xml:space="preserve">;</w:t>
+      </w:r>
+      <w:r>
+        <w:t xml:space="preserve"> </w:t>
+      </w:r>
+      <w:r>
+        <w:rPr>
+          <w:rStyle w:val="VerbatimChar"/>
+        </w:rPr>
+        <w:t xml:space="preserve">step12_scenarios.py</w:t>
+      </w:r>
+      <w:r>
+        <w:t xml:space="preserve"> </w:t>
+      </w:r>
+      <w:r>
+        <w:t xml:space="preserve">also writes</w:t>
+      </w:r>
+      <w:r>
+        <w:t xml:space="preserve"> </w:t>
+      </w:r>
+      <w:r>
+        <w:rPr>
+          <w:rStyle w:val="VerbatimChar"/>
+        </w:rPr>
+        <w:t xml:space="preserve">step12_risk_register.csv</w:t>
+      </w:r>
+      <w:r>
+        <w:t xml:space="preserve">;</w:t>
+      </w:r>
+      <w:r>
+        <w:t xml:space="preserve"> </w:t>
+      </w:r>
+      <w:r>
+        <w:rPr>
+          <w:rStyle w:val="VerbatimChar"/>
+        </w:rPr>
+        <w:t xml:space="preserve">paper_figs.py</w:t>
+      </w:r>
+      <w:r>
+        <w:t xml:space="preserve"> </w:t>
+      </w:r>
+      <w:r>
+        <w:t xml:space="preserve">and</w:t>
+      </w:r>
+      <w:r>
+        <w:t xml:space="preserve"> </w:t>
+      </w:r>
+      <w:r>
+        <w:rPr>
+          <w:rStyle w:val="VerbatimChar"/>
+        </w:rPr>
+        <w:t xml:space="preserve">appendix_tables.py</w:t>
+      </w:r>
+      <w:r>
+        <w:t xml:space="preserve"> </w:t>
+      </w:r>
+      <w:r>
+        <w:t xml:space="preserve">write into</w:t>
+      </w:r>
+      <w:r>
+        <w:t xml:space="preserve"> </w:t>
+      </w:r>
+      <w:r>
+        <w:rPr>
+          <w:rStyle w:val="VerbatimChar"/>
+        </w:rPr>
+        <w:t xml:space="preserve">Net3/Figures/paper/</w:t>
+      </w:r>
+      <w:r>
+        <w:t xml:space="preserve">; and</w:t>
+      </w:r>
+      <w:r>
+        <w:t xml:space="preserve"> </w:t>
+      </w:r>
+      <w:r>
+        <w:rPr>
+          <w:rStyle w:val="VerbatimChar"/>
+        </w:rPr>
+        <w:t xml:space="preserve">provenance.py</w:t>
+      </w:r>
+      <w:r>
+        <w:t xml:space="preserve"> </w:t>
+      </w:r>
+      <w:r>
+        <w:t xml:space="preserve">writes</w:t>
+      </w:r>
+      <w:r>
+        <w:t xml:space="preserve"> </w:t>
+      </w:r>
+      <w:r>
+        <w:rPr>
+          <w:rStyle w:val="VerbatimChar"/>
+        </w:rPr>
+        <w:t xml:space="preserve">cache_manifest.json</w:t>
+      </w:r>
+      <w:r>
+        <w:t xml:space="preserve">, which</w:t>
+      </w:r>
+      <w:r>
+        <w:t xml:space="preserve"> </w:t>
+      </w:r>
+      <w:r>
+        <w:rPr>
+          <w:rStyle w:val="VerbatimChar"/>
+        </w:rPr>
+        <w:t xml:space="preserve">validate_artifacts.py</w:t>
+      </w:r>
+      <w:r>
+        <w:t xml:space="preserve"> </w:t>
+      </w:r>
+      <w:r>
+        <w:t xml:space="preserve">reads without writing an artifact of its own.</w:t>
+      </w:r>
+    </w:p>
     <w:tbl>
       <w:tblPr>
         <w:tblStyle w:val="Table"/>
@@ -38796,9 +39002,8 @@
         <w:tblLook w:firstRow="1" w:lastRow="0" w:firstColumn="0" w:lastColumn="0" w:noHBand="0" w:noVBand="0" w:val="0020"/>
       </w:tblPr>
       <w:tblGrid>
-        <w:gridCol w:w="2640"/>
-        <w:gridCol w:w="2640"/>
-        <w:gridCol w:w="2640"/>
+        <w:gridCol w:w="2169"/>
+        <w:gridCol w:w="5750"/>
       </w:tblGrid>
       <w:tr>
         <w:trPr>
@@ -38826,17 +39031,6 @@
             </w:r>
           </w:p>
         </w:tc>
-        <w:tc>
-          <w:tcPr/>
-          <w:p>
-            <w:pPr>
-              <w:pStyle w:val="Compact"/>
-            </w:pPr>
-            <w:r>
-              <w:t xml:space="preserve">Artifact</w:t>
-            </w:r>
-          </w:p>
-        </w:tc>
       </w:tr>
       <w:tr>
         <w:tc>
@@ -38864,20 +39058,6 @@
             </w:r>
           </w:p>
         </w:tc>
-        <w:tc>
-          <w:tcPr/>
-          <w:p>
-            <w:pPr>
-              <w:pStyle w:val="Compact"/>
-            </w:pPr>
-            <w:r>
-              <w:rPr>
-                <w:rStyle w:val="VerbatimChar"/>
-              </w:rPr>
-              <w:t xml:space="preserve">step0_warmup_convergence.json</w:t>
-            </w:r>
-          </w:p>
-        </w:tc>
       </w:tr>
       <w:tr>
         <w:tc>
@@ -38917,32 +39097,6 @@
             </w:r>
           </w:p>
         </w:tc>
-        <w:tc>
-          <w:tcPr/>
-          <w:p>
-            <w:pPr>
-              <w:pStyle w:val="Compact"/>
-            </w:pPr>
-            <w:r>
-              <w:rPr>
-                <w:rStyle w:val="VerbatimChar"/>
-              </w:rPr>
-              <w:t xml:space="preserve">step13_known_answer.json</w:t>
-            </w:r>
-            <w:r>
-              <w:t xml:space="preserve">,</w:t>
-            </w:r>
-            <w:r>
-              <w:t xml:space="preserve"> </w:t>
-            </w:r>
-            <w:r>
-              <w:rPr>
-                <w:rStyle w:val="VerbatimChar"/>
-              </w:rPr>
-              <w:t xml:space="preserve">step15_unit_equivalence.json</w:t>
-            </w:r>
-          </w:p>
-        </w:tc>
       </w:tr>
       <w:tr>
         <w:tc>
@@ -38970,32 +39124,6 @@
             </w:r>
           </w:p>
         </w:tc>
-        <w:tc>
-          <w:tcPr/>
-          <w:p>
-            <w:pPr>
-              <w:pStyle w:val="Compact"/>
-            </w:pPr>
-            <w:r>
-              <w:rPr>
-                <w:rStyle w:val="VerbatimChar"/>
-              </w:rPr>
-              <w:t xml:space="preserve">baseline_meta.json</w:t>
-            </w:r>
-            <w:r>
-              <w:t xml:space="preserve">,</w:t>
-            </w:r>
-            <w:r>
-              <w:t xml:space="preserve"> </w:t>
-            </w:r>
-            <w:r>
-              <w:rPr>
-                <w:rStyle w:val="VerbatimChar"/>
-              </w:rPr>
-              <w:t xml:space="preserve">baseline.npz</w:t>
-            </w:r>
-          </w:p>
-        </w:tc>
       </w:tr>
       <w:tr>
         <w:tc>
@@ -39035,32 +39163,6 @@
             </w:r>
           </w:p>
         </w:tc>
-        <w:tc>
-          <w:tcPr/>
-          <w:p>
-            <w:pPr>
-              <w:pStyle w:val="Compact"/>
-            </w:pPr>
-            <w:r>
-              <w:rPr>
-                <w:rStyle w:val="VerbatimChar"/>
-              </w:rPr>
-              <w:t xml:space="preserve">step3_threshold.json</w:t>
-            </w:r>
-            <w:r>
-              <w:t xml:space="preserve">,</w:t>
-            </w:r>
-            <w:r>
-              <w:t xml:space="preserve"> </w:t>
-            </w:r>
-            <w:r>
-              <w:rPr>
-                <w:rStyle w:val="VerbatimChar"/>
-              </w:rPr>
-              <w:t xml:space="preserve">step4d_displaced_robust.json</w:t>
-            </w:r>
-          </w:p>
-        </w:tc>
       </w:tr>
       <w:tr>
         <w:tc>
@@ -39088,20 +39190,6 @@
             </w:r>
           </w:p>
         </w:tc>
-        <w:tc>
-          <w:tcPr/>
-          <w:p>
-            <w:pPr>
-              <w:pStyle w:val="Compact"/>
-            </w:pPr>
-            <w:r>
-              <w:rPr>
-                <w:rStyle w:val="VerbatimChar"/>
-              </w:rPr>
-              <w:t xml:space="preserve">step7_fisher.json</w:t>
-            </w:r>
-          </w:p>
-        </w:tc>
       </w:tr>
       <w:tr>
         <w:tc>
@@ -39129,20 +39217,6 @@
             </w:r>
           </w:p>
         </w:tc>
-        <w:tc>
-          <w:tcPr/>
-          <w:p>
-            <w:pPr>
-              <w:pStyle w:val="Compact"/>
-            </w:pPr>
-            <w:r>
-              <w:rPr>
-                <w:rStyle w:val="VerbatimChar"/>
-              </w:rPr>
-              <w:t xml:space="preserve">step7b_profile.json</w:t>
-            </w:r>
-          </w:p>
-        </w:tc>
       </w:tr>
       <w:tr>
         <w:tc>
@@ -39170,20 +39244,6 @@
             </w:r>
           </w:p>
         </w:tc>
-        <w:tc>
-          <w:tcPr/>
-          <w:p>
-            <w:pPr>
-              <w:pStyle w:val="Compact"/>
-            </w:pPr>
-            <w:r>
-              <w:rPr>
-                <w:rStyle w:val="VerbatimChar"/>
-              </w:rPr>
-              <w:t xml:space="preserve">step6_noise_sensitivity.json</w:t>
-            </w:r>
-          </w:p>
-        </w:tc>
       </w:tr>
       <w:tr>
         <w:tc>
@@ -39223,32 +39283,6 @@
             </w:r>
           </w:p>
         </w:tc>
-        <w:tc>
-          <w:tcPr/>
-          <w:p>
-            <w:pPr>
-              <w:pStyle w:val="Compact"/>
-            </w:pPr>
-            <w:r>
-              <w:rPr>
-                <w:rStyle w:val="VerbatimChar"/>
-              </w:rPr>
-              <w:t xml:space="preserve">step7c_ar1.json</w:t>
-            </w:r>
-            <w:r>
-              <w:t xml:space="preserve">,</w:t>
-            </w:r>
-            <w:r>
-              <w:t xml:space="preserve"> </w:t>
-            </w:r>
-            <w:r>
-              <w:rPr>
-                <w:rStyle w:val="VerbatimChar"/>
-              </w:rPr>
-              <w:t xml:space="preserve">step7c_profile_ar1.json</w:t>
-            </w:r>
-          </w:p>
-        </w:tc>
       </w:tr>
       <w:tr>
         <w:tc>
@@ -39300,44 +39334,6 @@
             </w:r>
           </w:p>
         </w:tc>
-        <w:tc>
-          <w:tcPr/>
-          <w:p>
-            <w:pPr>
-              <w:pStyle w:val="Compact"/>
-            </w:pPr>
-            <w:r>
-              <w:rPr>
-                <w:rStyle w:val="VerbatimChar"/>
-              </w:rPr>
-              <w:t xml:space="preserve">step8_sensor_bias.json</w:t>
-            </w:r>
-            <w:r>
-              <w:t xml:space="preserve">,</w:t>
-            </w:r>
-            <w:r>
-              <w:t xml:space="preserve"> </w:t>
-            </w:r>
-            <w:r>
-              <w:rPr>
-                <w:rStyle w:val="VerbatimChar"/>
-              </w:rPr>
-              <w:t xml:space="preserve">step8c_bias_bynode.json</w:t>
-            </w:r>
-            <w:r>
-              <w:t xml:space="preserve">,</w:t>
-            </w:r>
-            <w:r>
-              <w:t xml:space="preserve"> </w:t>
-            </w:r>
-            <w:r>
-              <w:rPr>
-                <w:rStyle w:val="VerbatimChar"/>
-              </w:rPr>
-              <w:t xml:space="preserve">step8d_sensor_drift.json</w:t>
-            </w:r>
-          </w:p>
-        </w:tc>
       </w:tr>
       <w:tr>
         <w:tc>
@@ -39365,20 +39361,6 @@
             </w:r>
           </w:p>
         </w:tc>
-        <w:tc>
-          <w:tcPr/>
-          <w:p>
-            <w:pPr>
-              <w:pStyle w:val="Compact"/>
-            </w:pPr>
-            <w:r>
-              <w:rPr>
-                <w:rStyle w:val="VerbatimChar"/>
-              </w:rPr>
-              <w:t xml:space="preserve">step8b_kb_sensitivity.json</w:t>
-            </w:r>
-          </w:p>
-        </w:tc>
       </w:tr>
       <w:tr>
         <w:tc>
@@ -39430,32 +39412,6 @@
             </w:r>
           </w:p>
         </w:tc>
-        <w:tc>
-          <w:tcPr/>
-          <w:p>
-            <w:pPr>
-              <w:pStyle w:val="Compact"/>
-            </w:pPr>
-            <w:r>
-              <w:rPr>
-                <w:rStyle w:val="VerbatimChar"/>
-              </w:rPr>
-              <w:t xml:space="preserve">step5c_jitter_sweep.json</w:t>
-            </w:r>
-            <w:r>
-              <w:t xml:space="preserve">,</w:t>
-            </w:r>
-            <w:r>
-              <w:t xml:space="preserve"> </w:t>
-            </w:r>
-            <w:r>
-              <w:rPr>
-                <w:rStyle w:val="VerbatimChar"/>
-              </w:rPr>
-              <w:t xml:space="preserve">step5d_structured.json</w:t>
-            </w:r>
-          </w:p>
-        </w:tc>
       </w:tr>
       <w:tr>
         <w:tc>
@@ -39483,20 +39439,6 @@
             </w:r>
           </w:p>
         </w:tc>
-        <w:tc>
-          <w:tcPr/>
-          <w:p>
-            <w:pPr>
-              <w:pStyle w:val="Compact"/>
-            </w:pPr>
-            <w:r>
-              <w:rPr>
-                <w:rStyle w:val="VerbatimChar"/>
-              </w:rPr>
-              <w:t xml:space="preserve">step11_loo.json</w:t>
-            </w:r>
-          </w:p>
-        </w:tc>
       </w:tr>
       <w:tr>
         <w:tc>
@@ -39536,44 +39478,6 @@
             </w:r>
           </w:p>
         </w:tc>
-        <w:tc>
-          <w:tcPr/>
-          <w:p>
-            <w:pPr>
-              <w:pStyle w:val="Compact"/>
-            </w:pPr>
-            <w:r>
-              <w:rPr>
-                <w:rStyle w:val="VerbatimChar"/>
-              </w:rPr>
-              <w:t xml:space="preserve">step10_risk_metrics.json</w:t>
-            </w:r>
-            <w:r>
-              <w:t xml:space="preserve">,</w:t>
-            </w:r>
-            <w:r>
-              <w:t xml:space="preserve"> </w:t>
-            </w:r>
-            <w:r>
-              <w:rPr>
-                <w:rStyle w:val="VerbatimChar"/>
-              </w:rPr>
-              <w:t xml:space="preserve">step12_scenarios.json</w:t>
-            </w:r>
-            <w:r>
-              <w:t xml:space="preserve">,</w:t>
-            </w:r>
-            <w:r>
-              <w:t xml:space="preserve"> </w:t>
-            </w:r>
-            <w:r>
-              <w:rPr>
-                <w:rStyle w:val="VerbatimChar"/>
-              </w:rPr>
-              <w:t xml:space="preserve">step12_risk_register.csv</w:t>
-            </w:r>
-          </w:p>
-        </w:tc>
       </w:tr>
       <w:tr>
         <w:tc>
@@ -39601,20 +39505,6 @@
             </w:r>
           </w:p>
         </w:tc>
-        <w:tc>
-          <w:tcPr/>
-          <w:p>
-            <w:pPr>
-              <w:pStyle w:val="Compact"/>
-            </w:pPr>
-            <w:r>
-              <w:rPr>
-                <w:rStyle w:val="VerbatimChar"/>
-              </w:rPr>
-              <w:t xml:space="preserve">step14_repeated_noise.json</w:t>
-            </w:r>
-          </w:p>
-        </w:tc>
       </w:tr>
       <w:tr>
         <w:tc>
@@ -39642,20 +39532,6 @@
             </w:r>
           </w:p>
         </w:tc>
-        <w:tc>
-          <w:tcPr/>
-          <w:p>
-            <w:pPr>
-              <w:pStyle w:val="Compact"/>
-            </w:pPr>
-            <w:r>
-              <w:rPr>
-                <w:rStyle w:val="VerbatimChar"/>
-              </w:rPr>
-              <w:t xml:space="preserve">Figures/paper/</w:t>
-            </w:r>
-          </w:p>
-        </w:tc>
       </w:tr>
       <w:tr>
         <w:tc>
@@ -39683,20 +39559,6 @@
             </w:r>
           </w:p>
         </w:tc>
-        <w:tc>
-          <w:tcPr/>
-          <w:p>
-            <w:pPr>
-              <w:pStyle w:val="Compact"/>
-            </w:pPr>
-            <w:r>
-              <w:rPr>
-                <w:rStyle w:val="VerbatimChar"/>
-              </w:rPr>
-              <w:t xml:space="preserve">Figures/paper/appendix_tables.md</w:t>
-            </w:r>
-          </w:p>
-        </w:tc>
       </w:tr>
       <w:tr>
         <w:tc>
@@ -39733,20 +39595,6 @@
                 <w:rStyle w:val="VerbatimChar"/>
               </w:rPr>
               <w:t xml:space="preserve">validate_artifacts.py</w:t>
-            </w:r>
-          </w:p>
-        </w:tc>
-        <w:tc>
-          <w:tcPr/>
-          <w:p>
-            <w:pPr>
-              <w:pStyle w:val="Compact"/>
-            </w:pPr>
-            <w:r>
-              <w:rPr>
-                <w:rStyle w:val="VerbatimChar"/>
-              </w:rPr>
-              <w:t xml:space="preserve">cache_manifest.json</w:t>
             </w:r>
           </w:p>
         </w:tc>

--- a/00-thesis/paper.docx
+++ b/00-thesis/paper.docx
@@ -2359,25 +2359,25 @@
         <w:pStyle w:val="FirstParagraph"/>
       </w:pPr>
       <w:r>
-        <w:t xml:space="preserve">Because storage and recirculation make the chlorine field approach its repeating diurnal</w:t>
-      </w:r>
-      <w:r>
-        <w:t xml:space="preserve"> </w:t>
-      </w:r>
-      <w:r>
-        <w:t xml:space="preserve">behaviour only gradually, the warm-up was assessed by an explicit cyclostationarity test rather</w:t>
-      </w:r>
-      <w:r>
-        <w:t xml:space="preserve"> </w:t>
-      </w:r>
-      <w:r>
-        <w:t xml:space="preserve">than chosen by convention. Demands and pump operation are 24 h periodic, so each 24 h cycle was</w:t>
-      </w:r>
-      <w:r>
-        <w:t xml:space="preserve"> </w:t>
-      </w:r>
-      <w:r>
-        <w:t xml:space="preserve">compared directly with its successor.</w:t>
+        <w:t xml:space="preserve">Because storage makes the chlorine field settle slowly, warm-up was assessed by an explicit</w:t>
+      </w:r>
+      <w:r>
+        <w:t xml:space="preserve"> </w:t>
+      </w:r>
+      <w:r>
+        <w:t xml:space="preserve">cyclostationarity test rather than chosen by convention. Demands and pump operation are 24 h</w:t>
+      </w:r>
+      <w:r>
+        <w:t xml:space="preserve"> </w:t>
+      </w:r>
+      <w:r>
+        <w:t xml:space="preserve">periodic, so each cycle was compared with its successor against six diagnostics whose tolerances</w:t>
+      </w:r>
+      <w:r>
+        <w:t xml:space="preserve"> </w:t>
+      </w:r>
+      <w:r>
+        <w:t xml:space="preserve">were declared in advance, evaluated at the synthetic truth and at both corners of the prior box.</w:t>
       </w:r>
     </w:p>
     <w:p>
@@ -2385,69 +2385,37 @@
         <w:pStyle w:val="BodyText"/>
       </w:pPr>
       <w:r>
-        <w:t xml:space="preserve">Six diagnostics were evaluated, each with a tolerance declared in advance, covering chlorine at</w:t>
-      </w:r>
-      <w:r>
-        <w:t xml:space="preserve"> </w:t>
-      </w:r>
-      <w:r>
-        <w:t xml:space="preserve">the monitors, across the network and in the tanks, tank level, water age and the network-mean</w:t>
-      </w:r>
-      <w:r>
-        <w:t xml:space="preserve"> </w:t>
-      </w:r>
-      <w:r>
-        <w:t xml:space="preserve">cumulative chlorine deficit. Each was evaluated at the synthetic truth and at both corners of the</w:t>
-      </w:r>
-      <w:r>
-        <w:t xml:space="preserve"> </w:t>
-      </w:r>
-      <w:r>
-        <w:t xml:space="preserve">prior box. Definitions, tolerances and per-cycle values are given in Appendix A.</w:t>
-      </w:r>
-    </w:p>
-    <w:p>
-      <w:pPr>
-        <w:pStyle w:val="BodyText"/>
-      </w:pPr>
-      <w:r>
-        <w:t xml:space="preserve">The pre-defined rule required every diagnostic to pass, and no cycle pair satisfied it within</w:t>
-      </w:r>
-      <w:r>
-        <w:t xml:space="preserve"> </w:t>
-      </w:r>
-      <w:r>
-        <w:t xml:space="preserve">the 168 h model horizon. Because the inverse analyses depend directly on the chlorine field, a</w:t>
-      </w:r>
-      <w:r>
-        <w:t xml:space="preserve"> </w:t>
-      </w:r>
-      <w:r>
-        <w:t xml:space="preserve">pragmatic 120 h warm-up was adopted instead, as the earliest point at which all three</w:t>
-      </w:r>
-      <w:r>
-        <w:t xml:space="preserve"> </w:t>
-      </w:r>
-      <w:r>
-        <w:t xml:space="preserve">chlorine-concentration diagnostics were satisfied across the tested parameter sets. The</w:t>
-      </w:r>
-      <w:r>
-        <w:t xml:space="preserve"> </w:t>
-      </w:r>
-      <w:r>
-        <w:t xml:space="preserve">assessment window is therefore 120–168 h, comprising 49 hourly reporting points and 48 one-hour</w:t>
-      </w:r>
-      <w:r>
-        <w:t xml:space="preserve"> </w:t>
-      </w:r>
-      <w:r>
-        <w:t xml:space="preserve">intervals. Which diagnostics remain unmet under this finite horizon, and what that bounds, is</w:t>
-      </w:r>
-      <w:r>
-        <w:t xml:space="preserve"> </w:t>
-      </w:r>
-      <w:r>
-        <w:t xml:space="preserve">reported in Section 3.1.2 rather than treated here as evidence of full periodic convergence.</w:t>
+        <w:t xml:space="preserve">The rule required every diagnostic to pass, and no cycle pair satisfied it within the 168 h model</w:t>
+      </w:r>
+      <w:r>
+        <w:t xml:space="preserve"> </w:t>
+      </w:r>
+      <w:r>
+        <w:t xml:space="preserve">horizon. Because the inverse analyses depend directly on the chlorine field, 120 h was adopted</w:t>
+      </w:r>
+      <w:r>
+        <w:t xml:space="preserve"> </w:t>
+      </w:r>
+      <w:r>
+        <w:t xml:space="preserve">instead, the earliest warm-up at which all three chlorine-concentration diagnostics passed. The</w:t>
+      </w:r>
+      <w:r>
+        <w:t xml:space="preserve"> </w:t>
+      </w:r>
+      <w:r>
+        <w:t xml:space="preserve">assessment window is therefore 120–168 h, with 49 hourly reporting points per monitor.</w:t>
+      </w:r>
+      <w:r>
+        <w:t xml:space="preserve"> </w:t>
+      </w:r>
+      <w:r>
+        <w:t xml:space="preserve">Definitions, tolerances and per-cycle values are in Appendix A; what the unmet diagnostics bound</w:t>
+      </w:r>
+      <w:r>
+        <w:t xml:space="preserve"> </w:t>
+      </w:r>
+      <w:r>
+        <w:t xml:space="preserve">is reported in Section 3.1.2.</w:t>
       </w:r>
     </w:p>
     <w:bookmarkEnd w:id="20"/>
@@ -5136,13 +5104,13 @@
         <w:pStyle w:val="FirstParagraph"/>
       </w:pPr>
       <w:r>
-        <w:t xml:space="preserve">A priori local identifiability was assessed from the sensitivity Jacobian of the 294 monitored</w:t>
-      </w:r>
-      <w:r>
-        <w:t xml:space="preserve"> </w:t>
-      </w:r>
-      <w:r>
-        <w:t xml:space="preserve">values with respect to the parameters. For independent homoscedastic Gaussian errors,</w:t>
+        <w:t xml:space="preserve">Local identifiability was assessed from the sensitivity Jacobian of the 294 monitored values.</w:t>
+      </w:r>
+      <w:r>
+        <w:t xml:space="preserve"> </w:t>
+      </w:r>
+      <w:r>
+        <w:t xml:space="preserve">For independent homoscedastic Gaussian errors,</w:t>
       </w:r>
     </w:p>
     <w:p>
@@ -5301,13 +5269,7 @@
         <w:pStyle w:val="FirstParagraph"/>
       </w:pPr>
       <w:r>
-        <w:t xml:space="preserve">The Jacobian was evaluated at the synthetic truth using coefficient-specific central finite</w:t>
-      </w:r>
-      <w:r>
-        <w:t xml:space="preserve"> </w:t>
-      </w:r>
-      <w:r>
-        <w:t xml:space="preserve">differences. This calculation assumes independent Gaussian errors at</w:t>
+        <w:t xml:space="preserve">evaluated at the synthetic truth by finite differences. The calculation assumes errors at</w:t>
       </w:r>
       <w:r>
         <w:t xml:space="preserve"> </w:t>
@@ -5342,13 +5304,7 @@
         <w:t xml:space="preserve"> </w:t>
       </w:r>
       <w:r>
-        <w:t xml:space="preserve">and</w:t>
-      </w:r>
-      <w:r>
-        <w:t xml:space="preserve"> </w:t>
-      </w:r>
-      <w:r>
-        <w:t xml:space="preserve">does</w:t>
+        <w:t xml:space="preserve">and does</w:t>
       </w:r>
       <w:r>
         <w:t xml:space="preserve"> </w:t>
@@ -5364,13 +5320,13 @@
         <w:t xml:space="preserve"> </w:t>
       </w:r>
       <w:r>
-        <w:t xml:space="preserve">include the censoring correction, so it serves as a local information benchmark</w:t>
-      </w:r>
-      <w:r>
-        <w:t xml:space="preserve"> </w:t>
-      </w:r>
-      <w:r>
-        <w:t xml:space="preserve">rather than as a duplicate of the primary likelihood.</w:t>
+        <w:t xml:space="preserve">include the censoring correction, so it is a local information</w:t>
+      </w:r>
+      <w:r>
+        <w:t xml:space="preserve"> </w:t>
+      </w:r>
+      <w:r>
+        <w:t xml:space="preserve">benchmark rather than a duplicate of the primary likelihood.</w:t>
       </w:r>
     </w:p>
     <w:p>
@@ -5390,37 +5346,31 @@
         <w:t xml:space="preserve"> </w:t>
       </w:r>
       <w:r>
-        <w:t xml:space="preserve">constant across that monitor’s 49 observations. In cases B and C the nuisance parameters were</w:t>
-      </w:r>
-      <w:r>
-        <w:t xml:space="preserve"> </w:t>
-      </w:r>
-      <w:r>
-        <w:t xml:space="preserve">marginalised, and the marginal Cramér–Rao standard deviations were normalised by the</w:t>
-      </w:r>
-      <w:r>
-        <w:t xml:space="preserve"> </w:t>
-      </w:r>
-      <w:r>
-        <w:t xml:space="preserve">corresponding prior standard deviation, with a ratio below one adopted as the diagnostic</w:t>
-      </w:r>
-      <w:r>
-        <w:t xml:space="preserve"> </w:t>
-      </w:r>
-      <w:r>
-        <w:t xml:space="preserve">criterion for local practical identifiability. This is a study-specific benchmark relative to the</w:t>
-      </w:r>
-      <w:r>
-        <w:t xml:space="preserve"> </w:t>
-      </w:r>
-      <w:r>
-        <w:t xml:space="preserve">chosen prior scale, not a universal identifiability threshold. The marginalisation and the</w:t>
-      </w:r>
-      <w:r>
-        <w:t xml:space="preserve"> </w:t>
-      </w:r>
-      <w:r>
-        <w:t xml:space="preserve">step-size convergence check are given in Appendix D.</w:t>
+        <w:t xml:space="preserve">constant across that monitor’s 49 observations. In B and C the nuisance parameters were</w:t>
+      </w:r>
+      <w:r>
+        <w:t xml:space="preserve"> </w:t>
+      </w:r>
+      <w:r>
+        <w:t xml:space="preserve">marginalised and the marginal Cramér–Rao standard deviations normalised by the corresponding</w:t>
+      </w:r>
+      <w:r>
+        <w:t xml:space="preserve"> </w:t>
+      </w:r>
+      <w:r>
+        <w:t xml:space="preserve">prior standard deviation, a ratio below one being the criterion for local practical</w:t>
+      </w:r>
+      <w:r>
+        <w:t xml:space="preserve"> </w:t>
+      </w:r>
+      <w:r>
+        <w:t xml:space="preserve">identifiability adopted here. This is a benchmark relative to the chosen prior scale, not a</w:t>
+      </w:r>
+      <w:r>
+        <w:t xml:space="preserve"> </w:t>
+      </w:r>
+      <w:r>
+        <w:t xml:space="preserve">universal threshold. Marginalisation and the step-size check are in Appendix D.</w:t>
       </w:r>
     </w:p>
     <w:bookmarkEnd w:id="31"/>
@@ -6602,19 +6552,13 @@
         <w:t xml:space="preserve"> </w:t>
       </w:r>
       <w:r>
-        <w:t xml:space="preserve">applied first at old-zone monitor 15 and then separately at each of the six monitors, giving 24</w:t>
-      </w:r>
-      <w:r>
-        <w:t xml:space="preserve"> </w:t>
-      </w:r>
-      <w:r>
-        <w:t xml:space="preserve">arms of 30 noise realisations each. Candidate predictions were unchanged because only the</w:t>
-      </w:r>
-      <w:r>
-        <w:t xml:space="preserve"> </w:t>
-      </w:r>
-      <w:r>
-        <w:t xml:space="preserve">observations are perturbed. The offsets tested and the per-arm results are in Appendix F.</w:t>
+        <w:t xml:space="preserve">applied at each of the six monitors, giving 24 bias arms of 30 noise realisations each; only the</w:t>
+      </w:r>
+      <w:r>
+        <w:t xml:space="preserve"> </w:t>
+      </w:r>
+      <w:r>
+        <w:t xml:space="preserve">observations are perturbed, so candidate predictions are unchanged.</w:t>
       </w:r>
     </w:p>
     <w:p>
@@ -6708,7 +6652,7 @@
         <w:t xml:space="preserve"> </w:t>
       </w:r>
       <w:r>
-        <w:t xml:space="preserve">120–168 h window, so the sensor is correct at the start and off by</w:t>
+        <w:t xml:space="preserve">window, correct at the start and off by</w:t>
       </w:r>
       <w:r>
         <w:t xml:space="preserve"> </w:t>
@@ -6722,74 +6666,19 @@
         <w:t xml:space="preserve"> </w:t>
       </w:r>
       <w:r>
-        <w:t xml:space="preserve">at the end. Each ramp was</w:t>
-      </w:r>
-      <w:r>
-        <w:t xml:space="preserve"> </w:t>
-      </w:r>
-      <w:r>
-        <w:t xml:space="preserve">paired, under identical noise, with two</w:t>
-      </w:r>
-      <w:r>
-        <w:t xml:space="preserve"> </w:t>
-      </w:r>
-      <w:r>
-        <w:t xml:space="preserve">constant-offset controls:</w:t>
-      </w:r>
-      <w:r>
-        <w:t xml:space="preserve"> </w:t>
-      </w:r>
-      <m:oMath>
-        <m:r>
-          <m:t>b</m:t>
-        </m:r>
-        <m:r>
-          <m:rPr>
-            <m:sty m:val="p"/>
-          </m:rPr>
-          <m:t>=</m:t>
-        </m:r>
-        <m:r>
-          <m:t>D</m:t>
-        </m:r>
-        <m:r>
-          <m:rPr>
-            <m:sty m:val="p"/>
-          </m:rPr>
-          <m:t>/</m:t>
-        </m:r>
-        <m:r>
-          <m:t>2</m:t>
-        </m:r>
-      </m:oMath>
-      <w:r>
-        <w:t xml:space="preserve">, its mean offset, and</w:t>
-      </w:r>
-      <w:r>
-        <w:t xml:space="preserve"> </w:t>
-      </w:r>
-      <m:oMath>
-        <m:r>
-          <m:t>b</m:t>
-        </m:r>
-        <m:r>
-          <m:rPr>
-            <m:sty m:val="p"/>
-          </m:rPr>
-          <m:t>=</m:t>
-        </m:r>
-        <m:r>
-          <m:t>D</m:t>
-        </m:r>
-      </m:oMath>
-      <w:r>
-        <w:t xml:space="preserve">, its endpoint offset. This</w:t>
-      </w:r>
-      <w:r>
-        <w:t xml:space="preserve"> </w:t>
-      </w:r>
-      <w:r>
-        <w:t xml:space="preserve">separates the effect of the drift’s temporal shape from that of its mean magnitude.</w:t>
+        <w:t xml:space="preserve">at the end, paired under identical noise with</w:t>
+      </w:r>
+      <w:r>
+        <w:t xml:space="preserve"> </w:t>
+      </w:r>
+      <w:r>
+        <w:t xml:space="preserve">constant-offset controls at its mean and endpoint values. This separates the drift’s temporal</w:t>
+      </w:r>
+      <w:r>
+        <w:t xml:space="preserve"> </w:t>
+      </w:r>
+      <w:r>
+        <w:t xml:space="preserve">shape from its mean magnitude. Offsets, arm definitions and per-arm results are in Appendix F.</w:t>
       </w:r>
     </w:p>
     <w:bookmarkEnd w:id="37"/>
@@ -7844,51 +7733,37 @@
         <w:pStyle w:val="FirstParagraph"/>
       </w:pPr>
       <w:r>
-        <w:t xml:space="preserve">Four quantities are reported because they answer different questions, and Table 2 defines them.</w:t>
-      </w:r>
-      <w:r>
-        <w:t xml:space="preserve"> </w:t>
-      </w:r>
-      <w:r>
-        <w:t xml:space="preserve">The raw bias measures the fitted coefficient against the arithmetic mean of the heterogeneous</w:t>
-      </w:r>
-      <w:r>
-        <w:t xml:space="preserve"> </w:t>
-      </w:r>
-      <w:r>
-        <w:t xml:space="preserve">truth. For paired experiments the structural contribution is isolated by subtracting the offset</w:t>
-      </w:r>
-      <w:r>
-        <w:t xml:space="preserve"> </w:t>
-      </w:r>
-      <w:r>
-        <w:t xml:space="preserve">the same rule produces on a homogeneous truth under the same noise realisation, and that paired</w:t>
-      </w:r>
-      <w:r>
-        <w:t xml:space="preserve"> </w:t>
-      </w:r>
-      <w:r>
-        <w:t xml:space="preserve">shift is standardised on the scale of Section 2.5 using the repeated-baseline denominator rather</w:t>
-      </w:r>
-      <w:r>
-        <w:t xml:space="preserve"> </w:t>
-      </w:r>
-      <w:r>
-        <w:t xml:space="preserve">than the structured run’s own posterior standard deviation.</w:t>
-      </w:r>
-    </w:p>
-    <w:p>
-      <w:pPr>
-        <w:pStyle w:val="BodyText"/>
-      </w:pPr>
-      <w:r>
-        <w:t xml:space="preserve">For the 30-realisation amplitude sweep, the displacement fraction gives the position of the fit between the two candidate targets, so 0 is the arithmetic mean and 1 the length-weighted reference. Appendix E sets the four quantities out together and gives the per-design results. Unlike the standardised displacement, this</w:t>
-      </w:r>
-      <w:r>
-        <w:t xml:space="preserve"> </w:t>
-      </w:r>
-      <w:r>
-        <w:t xml:space="preserve">fraction is</w:t>
+        <w:t xml:space="preserve">Structural effects were summarised by the four quantities Table 2 defines, because they answer</w:t>
+      </w:r>
+      <w:r>
+        <w:t xml:space="preserve"> </w:t>
+      </w:r>
+      <w:r>
+        <w:t xml:space="preserve">different questions. Raw bias measures the fitted coefficient against the realised arithmetic zone</w:t>
+      </w:r>
+      <w:r>
+        <w:t xml:space="preserve"> </w:t>
+      </w:r>
+      <w:r>
+        <w:t xml:space="preserve">mean; the paired structural increment removes the offset the same rule produces on a homogeneous</w:t>
+      </w:r>
+      <w:r>
+        <w:t xml:space="preserve"> </w:t>
+      </w:r>
+      <w:r>
+        <w:t xml:space="preserve">truth under the same noise; the standardised displacement puts that paired shift on the scale of</w:t>
+      </w:r>
+      <w:r>
+        <w:t xml:space="preserve"> </w:t>
+      </w:r>
+      <w:r>
+        <w:t xml:space="preserve">Section 2.5 using the repeated-baseline denominator; and the displacement fraction locates the fit</w:t>
+      </w:r>
+      <w:r>
+        <w:t xml:space="preserve"> </w:t>
+      </w:r>
+      <w:r>
+        <w:t xml:space="preserve">between the arithmetic and length-weighted references, reported</w:t>
       </w:r>
       <w:r>
         <w:t xml:space="preserve"> </w:t>
@@ -7898,53 +7773,24 @@
           <w:b/>
           <w:bCs/>
         </w:rPr>
-        <w:t xml:space="preserve">raw rather than control-adjusted</w:t>
-      </w:r>
-      <w:r>
-        <w:t xml:space="preserve">, and is summarised by its median and 5–95%</w:t>
-      </w:r>
-      <w:r>
-        <w:t xml:space="preserve"> </w:t>
-      </w:r>
-      <w:r>
-        <w:t xml:space="preserve">range across realisations. At</w:t>
-      </w:r>
-      <w:r>
-        <w:t xml:space="preserve"> </w:t>
-      </w:r>
-      <m:oMath>
-        <m:r>
-          <m:t>λ</m:t>
-        </m:r>
-        <m:r>
-          <m:rPr>
-            <m:sty m:val="p"/>
-          </m:rPr>
-          <m:t>=</m:t>
-        </m:r>
-        <m:r>
-          <m:t>0</m:t>
-        </m:r>
-      </m:oMath>
-      <w:r>
-        <w:t xml:space="preserve"> </w:t>
-      </w:r>
-      <w:r>
-        <w:t xml:space="preserve">the two means coincide and</w:t>
-      </w:r>
-      <w:r>
-        <w:t xml:space="preserve"> </w:t>
-      </w:r>
-      <m:oMath>
-        <m:r>
-          <m:t>f</m:t>
-        </m:r>
-      </m:oMath>
-      <w:r>
-        <w:t xml:space="preserve"> </w:t>
-      </w:r>
-      <w:r>
-        <w:t xml:space="preserve">is undefined, so that arm serves only as the control.</w:t>
+        <w:t xml:space="preserve">raw rather than</w:t>
+      </w:r>
+      <w:r>
+        <w:rPr>
+          <w:b/>
+          <w:bCs/>
+        </w:rPr>
+        <w:t xml:space="preserve"> </w:t>
+      </w:r>
+      <w:r>
+        <w:rPr>
+          <w:b/>
+          <w:bCs/>
+        </w:rPr>
+        <w:t xml:space="preserve">control-adjusted</w:t>
+      </w:r>
+      <w:r>
+        <w:t xml:space="preserve">. Full definitions and per-design results are in Appendix E.</w:t>
       </w:r>
     </w:p>
     <w:bookmarkEnd w:id="43"/>
@@ -8513,63 +8359,43 @@
         <w:pStyle w:val="FirstParagraph"/>
       </w:pPr>
       <w:r>
-        <w:t xml:space="preserve">Water age was computed over the same assessment window from the same hydraulic model as a</w:t>
-      </w:r>
-      <w:r>
-        <w:t xml:space="preserve"> </w:t>
-      </w:r>
-      <w:r>
-        <w:t xml:space="preserve">reaction-independent diagnostic, and its spatial association with expected duration and</w:t>
-      </w:r>
-      <w:r>
-        <w:t xml:space="preserve"> </w:t>
-      </w:r>
-      <w:r>
-        <w:t xml:space="preserve">cumulative deficit described by Spearman rank correlation. Because the 92 junctions share pipes,</w:t>
-      </w:r>
-      <w:r>
-        <w:t xml:space="preserve"> </w:t>
-      </w:r>
-      <w:r>
-        <w:t xml:space="preserve">tanks, flow paths and demand patterns they are not independent samples, so no junction-level</w:t>
-      </w:r>
-      <w:r>
-        <w:t xml:space="preserve"> </w:t>
-      </w:r>
-      <w:r>
-        <w:t xml:space="preserve">p-value is reported. For the duration association only, a descriptive width was obtained by</w:t>
-      </w:r>
-      <w:r>
-        <w:t xml:space="preserve"> </w:t>
-      </w:r>
-      <w:r>
-        <w:t xml:space="preserve">resampling whole spatial blocks rather than individual junctions. It is a descriptive width, not</w:t>
-      </w:r>
-      <w:r>
-        <w:t xml:space="preserve"> </w:t>
-      </w:r>
-      <w:r>
-        <w:t xml:space="preserve">a significance interval. The resampling design is given in Appendix G.</w:t>
-      </w:r>
-    </w:p>
-    <w:p>
-      <w:pPr>
-        <w:pStyle w:val="BodyText"/>
-      </w:pPr>
-      <w:r>
-        <w:t xml:space="preserve">Network summaries were reported unweighted over all 92 junctions, unweighted over the 59</w:t>
-      </w:r>
-      <w:r>
-        <w:t xml:space="preserve"> </w:t>
-      </w:r>
-      <w:r>
-        <w:t xml:space="preserve">junctions with non-zero demand, and demand-weighted using the pattern-aware average expected</w:t>
-      </w:r>
-      <w:r>
-        <w:t xml:space="preserve"> </w:t>
-      </w:r>
-      <w:r>
-        <w:t xml:space="preserve">demand, because the three answer different questions.</w:t>
+        <w:t xml:space="preserve">Water age was computed over the same window as a reaction-independent diagnostic, and its spatial</w:t>
+      </w:r>
+      <w:r>
+        <w:t xml:space="preserve"> </w:t>
+      </w:r>
+      <w:r>
+        <w:t xml:space="preserve">association with expected duration and cumulative deficit described by Spearman rank correlation.</w:t>
+      </w:r>
+      <w:r>
+        <w:t xml:space="preserve"> </w:t>
+      </w:r>
+      <w:r>
+        <w:t xml:space="preserve">The 92 junctions share pipes, tanks, flow paths and demand patterns and are not independent</w:t>
+      </w:r>
+      <w:r>
+        <w:t xml:space="preserve"> </w:t>
+      </w:r>
+      <w:r>
+        <w:t xml:space="preserve">samples, so no junction-level p-value is reported; for the duration association a descriptive</w:t>
+      </w:r>
+      <w:r>
+        <w:t xml:space="preserve"> </w:t>
+      </w:r>
+      <w:r>
+        <w:t xml:space="preserve">width was obtained by resampling whole spatial blocks, with the design in Appendix G. Network</w:t>
+      </w:r>
+      <w:r>
+        <w:t xml:space="preserve"> </w:t>
+      </w:r>
+      <w:r>
+        <w:t xml:space="preserve">summaries were reported over all 92 junctions, over the 59 with non-zero demand, and</w:t>
+      </w:r>
+      <w:r>
+        <w:t xml:space="preserve"> </w:t>
+      </w:r>
+      <w:r>
+        <w:t xml:space="preserve">demand-weighted, because the three answer different questions.</w:t>
       </w:r>
     </w:p>
     <w:bookmarkEnd w:id="47"/>
@@ -8926,49 +8752,31 @@
         <w:t xml:space="preserve"> </w:t>
       </w:r>
       <w:r>
-        <w:t xml:space="preserve">°C. Activation energies for bulk and wall reaction, and a</w:t>
-      </w:r>
-      <w:r>
-        <w:t xml:space="preserve"> </w:t>
-      </w:r>
-      <w:r>
-        <w:t xml:space="preserve">temperature deviation added to each scenario mean, were drawn from truncated normals constrained</w:t>
-      </w:r>
-      <w:r>
-        <w:t xml:space="preserve"> </w:t>
-      </w:r>
-      <w:r>
-        <w:t xml:space="preserve">to keep simulated temperatures within the stated 8–24 °C validity range. The distributions and</w:t>
-      </w:r>
-      <w:r>
-        <w:t xml:space="preserve"> </w:t>
-      </w:r>
-      <w:r>
-        <w:t xml:space="preserve">the realised ranges are given in Appendix G. The</w:t>
-      </w:r>
-      <w:r>
-        <w:t xml:space="preserve"> </w:t>
-      </w:r>
-      <w:r>
-        <w:t xml:space="preserve">scenarios were: (A) 12 °C baseline; (B) 16 °C; (C) 20 °C heatwave; and (D) 20 °C with</w:t>
-      </w:r>
-      <w:r>
-        <w:t xml:space="preserve"> </w:t>
-      </w:r>
-      <w:r>
-        <w:t xml:space="preserve">illustrative ageing multipliers of 1.00, 1.35 and 1.85 for the new, average and old zones. Milder</w:t>
-      </w:r>
-      <w:r>
-        <w:t xml:space="preserve"> </w:t>
-      </w:r>
-      <w:r>
-        <w:t xml:space="preserve">and more severe multiplier sets are recorded in the configuration for future use but were not</w:t>
-      </w:r>
-      <w:r>
-        <w:t xml:space="preserve"> </w:t>
-      </w:r>
-      <w:r>
-        <w:t xml:space="preserve">run, so the ageing result below rests on the single central set.</w:t>
+        <w:t xml:space="preserve">°C. Activation energies and a temperature deviation added to each</w:t>
+      </w:r>
+      <w:r>
+        <w:t xml:space="preserve"> </w:t>
+      </w:r>
+      <w:r>
+        <w:t xml:space="preserve">scenario mean were drawn from truncated normals keeping simulated temperatures inside the stated</w:t>
+      </w:r>
+      <w:r>
+        <w:t xml:space="preserve"> </w:t>
+      </w:r>
+      <w:r>
+        <w:t xml:space="preserve">8–24 °C validity range, with the distributions in Appendix G. The scenarios were: (A) 12 °C</w:t>
+      </w:r>
+      <w:r>
+        <w:t xml:space="preserve"> </w:t>
+      </w:r>
+      <w:r>
+        <w:t xml:space="preserve">baseline; (B) 16 °C; (C) 20 °C heatwave; and (D) 20 °C with illustrative ageing multipliers of</w:t>
+      </w:r>
+      <w:r>
+        <w:t xml:space="preserve"> </w:t>
+      </w:r>
+      <w:r>
+        <w:t xml:space="preserve">1.00, 1.35 and 1.85 for the new, average and old zones.</w:t>
       </w:r>
     </w:p>
     <w:p>
@@ -8976,13 +8784,7 @@
         <w:pStyle w:val="BodyText"/>
       </w:pPr>
       <w:r>
-        <w:t xml:space="preserve">Activation-energy and temperature draws were assigned once per retained member and reused across</w:t>
-      </w:r>
-      <w:r>
-        <w:t xml:space="preserve"> </w:t>
-      </w:r>
-      <w:r>
-        <w:t xml:space="preserve">scenarios, so that pairwise differences are not contaminated by independent Monte Carlo</w:t>
+        <w:t xml:space="preserve">Draws were reused across scenarios, so pairwise differences are not contaminated by Monte Carlo</w:t>
       </w:r>
       <w:r>
         <w:t xml:space="preserve"> </w:t>
@@ -9039,13 +8841,13 @@
         <w:t xml:space="preserve"> </w:t>
       </w:r>
       <w:r>
-        <w:t xml:space="preserve">propagated, with weights renormalised and the discarded mass recorded; this is a numerical</w:t>
-      </w:r>
-      <w:r>
-        <w:t xml:space="preserve"> </w:t>
-      </w:r>
-      <w:r>
-        <w:t xml:space="preserve">truncation, not a behavioural acceptance threshold. Corrective dosing was evaluated under Scenario C, the 20 °C heatwave</w:t>
+        <w:t xml:space="preserve">propagated, a numerical truncation rather than an acceptance threshold. Corrective dosing was</w:t>
+      </w:r>
+      <w:r>
+        <w:t xml:space="preserve"> </w:t>
+      </w:r>
+      <w:r>
+        <w:t xml:space="preserve">evaluated under Scenario C, the heatwave</w:t>
       </w:r>
       <w:r>
         <w:t xml:space="preserve"> </w:t>
@@ -9061,7 +8863,13 @@
         <w:t xml:space="preserve"> </w:t>
       </w:r>
       <w:r>
-        <w:t xml:space="preserve">ageing: reservoir source chlorine was raised from 1.00 to 1.15 and 1.30 mg L</w:t>
+        <w:t xml:space="preserve">ageing, raising reservoir source chlorine from</w:t>
+      </w:r>
+      <w:r>
+        <w:t xml:space="preserve"> </w:t>
+      </w:r>
+      <w:r>
+        <w:t xml:space="preserve">1.00 to 1.15 and 1.30 mg L</w:t>
       </w:r>
       <w:r>
         <w:rPr>
@@ -9070,7 +8878,10 @@
         <w:t xml:space="preserve">-1</w:t>
       </w:r>
       <w:r>
-        <w:t xml:space="preserve">, with tank initial chlorine scaled by the same factor.</w:t>
+        <w:t xml:space="preserve"> </w:t>
+      </w:r>
+      <w:r>
+        <w:t xml:space="preserve">with tank initial chlorine scaled by the same factor.</w:t>
       </w:r>
     </w:p>
     <w:tbl>
@@ -11817,25 +11628,13 @@
         <w:pStyle w:val="FirstParagraph"/>
       </w:pPr>
       <w:r>
-        <w:t xml:space="preserve">Six cyclostationarity criteria were declared in advance, each comparing a 24 h cycle with its</w:t>
-      </w:r>
-      <w:r>
-        <w:t xml:space="preserve"> </w:t>
-      </w:r>
-      <w:r>
-        <w:t xml:space="preserve">successor; tank level converged first, within 24 h. The three concentration criteria, at the</w:t>
-      </w:r>
-      <w:r>
-        <w:t xml:space="preserve"> </w:t>
-      </w:r>
-      <w:r>
-        <w:t xml:space="preserve">monitors, in the network 95th percentile and in the tanks, were all first satisfied at 120 h,</w:t>
-      </w:r>
-      <w:r>
-        <w:t xml:space="preserve"> </w:t>
-      </w:r>
-      <w:r>
-        <w:t xml:space="preserve">which is why the assessment window begins there.</w:t>
+        <w:t xml:space="preserve">The three concentration criteria, at the monitors, in the network 95th percentile and in the</w:t>
+      </w:r>
+      <w:r>
+        <w:t xml:space="preserve"> </w:t>
+      </w:r>
+      <w:r>
+        <w:t xml:space="preserve">tanks, were all first satisfied at 120 h, which is why the assessment window begins there.</w:t>
       </w:r>
     </w:p>
     <w:p>
@@ -11849,55 +11648,49 @@
         <w:t xml:space="preserve"> </w:t>
       </w:r>
       <w:r>
-        <w:t xml:space="preserve">still changing by 12.8 h between the last two available cycles against a 1 h tolerance, and the</w:t>
-      </w:r>
-      <w:r>
-        <w:t xml:space="preserve"> </w:t>
-      </w:r>
-      <w:r>
-        <w:t xml:space="preserve">network-mean cumulative deficit by as much as 5.1% against a 2% tolerance. The hotspot pattern</w:t>
-      </w:r>
-      <w:r>
-        <w:t xml:space="preserve"> </w:t>
-      </w:r>
-      <w:r>
-        <w:t xml:space="preserve">moves with it. Over the same comparison the top-10 cumulative-deficit sets at the truth had a</w:t>
-      </w:r>
-      <w:r>
-        <w:t xml:space="preserve"> </w:t>
-      </w:r>
-      <w:r>
-        <w:t xml:space="preserve">Jaccard overlap of 0.818, one node in ten differing. The horizon could not be extended without</w:t>
-      </w:r>
-      <w:r>
-        <w:t xml:space="preserve"> </w:t>
-      </w:r>
-      <w:r>
-        <w:t xml:space="preserve">modifying the model, because the existing pump controls are specified only within the 168 h</w:t>
-      </w:r>
-      <w:r>
-        <w:t xml:space="preserve"> </w:t>
-      </w:r>
-      <w:r>
-        <w:t xml:space="preserve">simulation period (Appendix A). Parameter inference is therefore supported by a</w:t>
-      </w:r>
-      <w:r>
-        <w:t xml:space="preserve"> </w:t>
-      </w:r>
-      <w:r>
-        <w:t xml:space="preserve">concentration-stable window, whereas absolute water ages, absolute risk severities and some</w:t>
-      </w:r>
-      <w:r>
-        <w:t xml:space="preserve"> </w:t>
-      </w:r>
-      <w:r>
-        <w:t xml:space="preserve">hotspot-boundary decisions in Section 3.6 inherit a residual dependence on the 120–168 h horizon.</w:t>
-      </w:r>
-      <w:r>
-        <w:t xml:space="preserve"> </w:t>
-      </w:r>
-      <w:r>
-        <w:t xml:space="preserve">Those are used for comparison between conditions rather than as calibrated magnitudes.</w:t>
+        <w:t xml:space="preserve">still changing by 12.8 h between the last two available cycles, and the network-mean cumulative</w:t>
+      </w:r>
+      <w:r>
+        <w:t xml:space="preserve"> </w:t>
+      </w:r>
+      <w:r>
+        <w:t xml:space="preserve">deficit by as much as 5.1%. The hotspot pattern moves with it. Over the same comparison the</w:t>
+      </w:r>
+      <w:r>
+        <w:t xml:space="preserve"> </w:t>
+      </w:r>
+      <w:r>
+        <w:t xml:space="preserve">top-10 cumulative-deficit sets at the truth had a Jaccard overlap of 0.818, one node in ten</w:t>
+      </w:r>
+      <w:r>
+        <w:t xml:space="preserve"> </w:t>
+      </w:r>
+      <w:r>
+        <w:t xml:space="preserve">differing. The horizon could not be extended without modifying the model (Appendix A). Parameter</w:t>
+      </w:r>
+      <w:r>
+        <w:t xml:space="preserve"> </w:t>
+      </w:r>
+      <w:r>
+        <w:t xml:space="preserve">inference is therefore supported by a concentration-stable window, whereas absolute water ages,</w:t>
+      </w:r>
+      <w:r>
+        <w:t xml:space="preserve"> </w:t>
+      </w:r>
+      <w:r>
+        <w:t xml:space="preserve">absolute risk severities and some hotspot boundaries in Section 3.6 retain a residual dependence</w:t>
+      </w:r>
+      <w:r>
+        <w:t xml:space="preserve"> </w:t>
+      </w:r>
+      <w:r>
+        <w:t xml:space="preserve">on the horizon and are used for comparison between conditions rather than as calibrated</w:t>
+      </w:r>
+      <w:r>
+        <w:t xml:space="preserve"> </w:t>
+      </w:r>
+      <w:r>
+        <w:t xml:space="preserve">magnitudes.</w:t>
       </w:r>
     </w:p>
     <w:bookmarkEnd w:id="53"/>

--- a/00-thesis/paper.docx
+++ b/00-thesis/paper.docx
@@ -220,13 +220,43 @@
         <w:t xml:space="preserve"> </w:t>
       </w:r>
       <w:r>
-        <w:t xml:space="preserve">Recalibration over 100 noise realisations gave estimator spreads 1.04 to 1.12 times the</w:t>
-      </w:r>
-      <w:r>
-        <w:t xml:space="preserve"> </w:t>
-      </w:r>
-      <w:r>
-        <w:t xml:space="preserve">Cramér–Rao bound, with 90% interval coverage of 0.85 to 0.89 against a nominal 0.90. Systematic sensor error, bulk-decay misspecification and length-structured heterogeneity displaced coefficients by as much as 5.94 baseline posterior standard deviations, while the best achievable aggregate residual never exceeded the realised observation-noise RMSE by more than 6.2%. Yet when the old or average zone was withheld its coefficient returned to the prior midpoint and retained essentially the whole prior width, while held-out prediction at the omitted monitors stayed close to the 0.1 mg L</w:t>
+        <w:t xml:space="preserve">Recalibration over 100 noise realisations gave spreads closely matching the Cramér–Rao bound, at</w:t>
+      </w:r>
+      <w:r>
+        <w:t xml:space="preserve"> </w:t>
+      </w:r>
+      <w:r>
+        <w:t xml:space="preserve">near-nominal 90% coverage. Systematic sensor error, bulk-decay misspecification and</w:t>
+      </w:r>
+      <w:r>
+        <w:t xml:space="preserve"> </w:t>
+      </w:r>
+      <w:r>
+        <w:t xml:space="preserve">length-structured heterogeneity displaced coefficients by as much as 5.94 baseline posterior</w:t>
+      </w:r>
+      <w:r>
+        <w:t xml:space="preserve"> </w:t>
+      </w:r>
+      <w:r>
+        <w:t xml:space="preserve">standard deviations, while the best achievable aggregate residual never exceeded the realised</w:t>
+      </w:r>
+      <w:r>
+        <w:t xml:space="preserve"> </w:t>
+      </w:r>
+      <w:r>
+        <w:t xml:space="preserve">observation-noise RMSE by more than 6.2%. Yet when the old or average zone was withheld its</w:t>
+      </w:r>
+      <w:r>
+        <w:t xml:space="preserve"> </w:t>
+      </w:r>
+      <w:r>
+        <w:t xml:space="preserve">coefficient returned to the prior midpoint and retained essentially the whole prior width, while</w:t>
+      </w:r>
+      <w:r>
+        <w:t xml:space="preserve"> </w:t>
+      </w:r>
+      <w:r>
+        <w:t xml:space="preserve">held-out prediction at the omitted monitors stayed close to the 0.1 mg L</w:t>
       </w:r>
       <w:r>
         <w:rPr>
@@ -238,13 +268,19 @@
         <w:t xml:space="preserve"> </w:t>
       </w:r>
       <w:r>
-        <w:t xml:space="preserve">observation-noise scale. Displacements of several standard deviations</w:t>
-      </w:r>
-      <w:r>
-        <w:t xml:space="preserve"> </w:t>
-      </w:r>
-      <w:r>
-        <w:t xml:space="preserve">largely preserved whole-network rank order, with Spearman rank correlation of 0.93 to 0.98 under bulk-decay misspecification, but they altered the six-node operational shortlist under one risk metric and not another.</w:t>
+        <w:t xml:space="preserve">observation-noise</w:t>
+      </w:r>
+      <w:r>
+        <w:t xml:space="preserve"> </w:t>
+      </w:r>
+      <w:r>
+        <w:t xml:space="preserve">scale. Displacements of several standard deviations largely preserved whole-network rank order,</w:t>
+      </w:r>
+      <w:r>
+        <w:t xml:space="preserve"> </w:t>
+      </w:r>
+      <w:r>
+        <w:t xml:space="preserve">but they altered the six-node operational shortlist under one risk metric and not another.</w:t>
       </w:r>
     </w:p>
     <w:p>
@@ -681,39 +717,25 @@
         <w:t xml:space="preserve"> </w:t>
       </w:r>
       <w:r>
-        <w:t xml:space="preserve">resulting intervals show the bias and coverage the assumed model implies.</w:t>
-      </w:r>
-    </w:p>
-    <w:p>
-      <w:pPr>
-        <w:pStyle w:val="BodyText"/>
-      </w:pPr>
-      <w:r>
-        <w:t xml:space="preserve">No single diagnostic suffices, and the reasons differ. A posterior mean close to the truth may</w:t>
-      </w:r>
-      <w:r>
-        <w:t xml:space="preserve"> </w:t>
-      </w:r>
-      <w:r>
-        <w:t xml:space="preserve">simply reflect favourable prior placement. A narrow posterior may instead reflect a restrictive</w:t>
-      </w:r>
-      <w:r>
-        <w:t xml:space="preserve"> </w:t>
-      </w:r>
-      <w:r>
-        <w:t xml:space="preserve">prior or a misspecified likelihood, and so does not establish physical correctness. And good</w:t>
-      </w:r>
-      <w:r>
-        <w:t xml:space="preserve"> </w:t>
-      </w:r>
-      <w:r>
-        <w:t xml:space="preserve">prediction establishes neither, when the predicted concentration is only weakly sensitive to the</w:t>
-      </w:r>
-      <w:r>
-        <w:t xml:space="preserve"> </w:t>
-      </w:r>
-      <w:r>
-        <w:t xml:space="preserve">parameter concerned.</w:t>
+        <w:t xml:space="preserve">resulting intervals show the bias and coverage the assumed model implies. No single diagnostic</w:t>
+      </w:r>
+      <w:r>
+        <w:t xml:space="preserve"> </w:t>
+      </w:r>
+      <w:r>
+        <w:t xml:space="preserve">suffices. A posterior mean close to the truth may simply reflect favourable prior placement, and</w:t>
+      </w:r>
+      <w:r>
+        <w:t xml:space="preserve"> </w:t>
+      </w:r>
+      <w:r>
+        <w:t xml:space="preserve">a narrow posterior may reflect a restrictive prior or a misspecified likelihood rather than</w:t>
+      </w:r>
+      <w:r>
+        <w:t xml:space="preserve"> </w:t>
+      </w:r>
+      <w:r>
+        <w:t xml:space="preserve">physical correctness.</w:t>
       </w:r>
     </w:p>
     <w:p>
@@ -830,7 +852,7 @@
         <w:t xml:space="preserve"> </w:t>
       </w:r>
       <w:r>
-        <w:t xml:space="preserve">resolving it: because the synthetic observation model is known, the specific informal weighting</w:t>
+        <w:t xml:space="preserve">resolving it. Because the synthetic observation model is known, the specific informal weighting</w:t>
       </w:r>
       <w:r>
         <w:t xml:space="preserve"> </w:t>
@@ -842,13 +864,7 @@
         <w:t xml:space="preserve"> </w:t>
       </w:r>
       <w:r>
-        <w:t xml:space="preserve">likelihood on identical observations and candidate draws, separating limitations of the data</w:t>
-      </w:r>
-      <w:r>
-        <w:t xml:space="preserve"> </w:t>
-      </w:r>
-      <w:r>
-        <w:t xml:space="preserve">from effects of the weighting rule.</w:t>
+        <w:t xml:space="preserve">likelihood on identical observations and candidate draws.</w:t>
       </w:r>
     </w:p>
     <w:p>
@@ -874,7 +890,13 @@
         <w:t xml:space="preserve"> </w:t>
       </w:r>
       <w:r>
-        <w:t xml:space="preserve">within-group heterogeneity act on the inverse problem in different ways, so their effects need to be distinguished, separating loss of precision from displacement of the estimate, and placed on a common scale.</w:t>
+        <w:t xml:space="preserve">within-group heterogeneity act in different ways, so loss of precision has to be separated from</w:t>
+      </w:r>
+      <w:r>
+        <w:t xml:space="preserve"> </w:t>
+      </w:r>
+      <w:r>
+        <w:t xml:space="preserve">displacement of the estimate and both placed on a common scale.</w:t>
       </w:r>
     </w:p>
     <w:p>
@@ -888,25 +910,19 @@
         <w:t xml:space="preserve"> </w:t>
       </w:r>
       <w:r>
-        <w:t xml:space="preserve">questions. A held-out prediction error cannot by itself establish that the parameter governing a</w:t>
-      </w:r>
-      <w:r>
-        <w:t xml:space="preserve"> </w:t>
-      </w:r>
-      <w:r>
-        <w:t xml:space="preserve">physical process has been identified, and a high whole-network rank correlation cannot establish</w:t>
-      </w:r>
-      <w:r>
-        <w:t xml:space="preserve"> </w:t>
-      </w:r>
-      <w:r>
-        <w:t xml:space="preserve">that a small hot-spot set is unchanged. A controlled experiment with a known truth tests</w:t>
-      </w:r>
-      <w:r>
-        <w:t xml:space="preserve"> </w:t>
-      </w:r>
-      <w:r>
-        <w:t xml:space="preserve">directly when these diagnostics agree and when they diverge.</w:t>
+        <w:t xml:space="preserve">questions. A held-out prediction error cannot establish that the parameter governing a physical</w:t>
+      </w:r>
+      <w:r>
+        <w:t xml:space="preserve"> </w:t>
+      </w:r>
+      <w:r>
+        <w:t xml:space="preserve">process has been identified, and a high whole-network rank correlation cannot establish that a</w:t>
+      </w:r>
+      <w:r>
+        <w:t xml:space="preserve"> </w:t>
+      </w:r>
+      <w:r>
+        <w:t xml:space="preserve">small hot-spot set is unchanged.</w:t>
       </w:r>
     </w:p>
     <w:bookmarkEnd w:id="12"/>
@@ -1090,31 +1106,19 @@
         <w:pStyle w:val="BodyText"/>
       </w:pPr>
       <w:r>
-        <w:t xml:space="preserve">The scope is deliberately bounded. Network, zoning and truths are synthetic; the hydraulic model</w:t>
-      </w:r>
-      <w:r>
-        <w:t xml:space="preserve"> </w:t>
-      </w:r>
-      <w:r>
-        <w:t xml:space="preserve">is treated as known rather than calibrated; chemistry is first-order in both bulk and wall</w:t>
-      </w:r>
-      <w:r>
-        <w:t xml:space="preserve"> </w:t>
-      </w:r>
-      <w:r>
-        <w:t xml:space="preserve">reactions; six monitors are used; and no field observations enter the analysis. The temperature,</w:t>
-      </w:r>
-      <w:r>
-        <w:t xml:space="preserve"> </w:t>
-      </w:r>
-      <w:r>
-        <w:t xml:space="preserve">ageing and dosing analyses are calibration-conditioned stress tests under stated assumptions,</w:t>
-      </w:r>
-      <w:r>
-        <w:t xml:space="preserve"> </w:t>
-      </w:r>
-      <w:r>
-        <w:t xml:space="preserve">not forecasts of field behaviour.</w:t>
+        <w:t xml:space="preserve">The scope is deliberately bounded. Network, zoning and truths are synthetic, the hydraulic model</w:t>
+      </w:r>
+      <w:r>
+        <w:t xml:space="preserve"> </w:t>
+      </w:r>
+      <w:r>
+        <w:t xml:space="preserve">is treated as known rather than calibrated, chemistry is first-order in both bulk and wall</w:t>
+      </w:r>
+      <w:r>
+        <w:t xml:space="preserve"> </w:t>
+      </w:r>
+      <w:r>
+        <w:t xml:space="preserve">reactions, and no field observations enter the analysis.</w:t>
       </w:r>
     </w:p>
     <w:bookmarkEnd w:id="13"/>
@@ -11872,7 +11876,7 @@
           <wp:inline>
             <wp:extent cx="5472649" cy="2245894"/>
             <wp:effectExtent b="0" l="0" r="0" t="0"/>
-            <wp:docPr descr="Figure 1. Study system and forward baseline. (A) Net3 with pipes coloured by synthetic reaction zone, and the six monitors, sources and tanks. (B) True concentration at the monitors over the assessment window, with the noisy calibration observations. (C) Per-junction window minimum over the deterministic truth." title="" id="55" name="Picture"/>
+            <wp:docPr descr="Figure 1. Study system and forward baseline. (A) Net3 with pipes coloured by synthetic reaction zone. (B) True concentration at the monitors over the assessment window, with the noisy calibration observations. (C) Per-junction window minimum over the deterministic truth." title="" id="55" name="Picture"/>
             <a:graphic>
               <a:graphicData uri="http://schemas.openxmlformats.org/drawingml/2006/picture">
                 <pic:pic>
@@ -11931,7 +11935,7 @@
         <w:t xml:space="preserve"> </w:t>
       </w:r>
       <w:r>
-        <w:t xml:space="preserve">(A) Net3 with pipes coloured by synthetic reaction zone, and the six monitors, sources and tanks. (B) True concentration at the monitors over the assessment window, with the noisy calibration observations. (C) Per-junction window minimum over the deterministic truth.</w:t>
+        <w:t xml:space="preserve">(A) Net3 with pipes coloured by synthetic reaction zone. (B) True concentration at the monitors over the assessment window, with the noisy calibration observations. (C) Per-junction window minimum over the deterministic truth.</w:t>
       </w:r>
     </w:p>
     <w:bookmarkEnd w:id="57"/>
@@ -16113,7 +16117,7 @@
           <wp:inline>
             <wp:extent cx="5753100" cy="1462293"/>
             <wp:effectExtent b="0" l="0" r="0" t="0"/>
-            <wp:docPr descr="Figure 5. Symmetric and structured within-zone heterogeneity. (A) Structural increment over 25 independent ±20% fields, in baseline posterior standard deviations. (B) One field against the 25-field mean, showing sign reversal. (C) Raw displacement fraction f_j, median and 5–95% range over 30 noise realisations, with the single control-adjusted reference realisation marked faintly. (D) Structural residual against the largest standardised displacement." title="" id="79" name="Picture"/>
+            <wp:docPr descr="Figure 5. Symmetric and structured within-zone heterogeneity. Increments in (A) and (B) are in baseline posterior standard deviations. The displacement fraction f_j in (C) is raw, summarised by median and 5–95% range over 30 noise realisations, with the single control-adjusted reference realisation marked faintly." title="" id="79" name="Picture"/>
             <a:graphic>
               <a:graphicData uri="http://schemas.openxmlformats.org/drawingml/2006/picture">
                 <pic:pic>
@@ -16172,7 +16176,7 @@
         <w:t xml:space="preserve"> </w:t>
       </w:r>
       <w:r>
-        <w:t xml:space="preserve">(A) Structural increment over 25 independent ±20% fields, in baseline posterior standard deviations. (B) One field against the 25-field mean, showing sign reversal. (C) Raw displacement fraction</w:t>
+        <w:t xml:space="preserve">Increments in (A) and (B) are in baseline posterior standard deviations. The displacement fraction</w:t>
       </w:r>
       <w:r>
         <w:t xml:space="preserve"> </w:t>
@@ -16192,7 +16196,10 @@
         </m:sSub>
       </m:oMath>
       <w:r>
-        <w:t xml:space="preserve">, median and 5–95% range over 30 noise realisations, with the single control-adjusted reference realisation marked faintly. (D) Structural residual against the largest standardised displacement.</w:t>
+        <w:t xml:space="preserve"> </w:t>
+      </w:r>
+      <w:r>
+        <w:t xml:space="preserve">in (C) is raw, summarised by median and 5–95% range over 30 noise realisations, with the single control-adjusted reference realisation marked faintly.</w:t>
       </w:r>
     </w:p>
     <w:bookmarkEnd w:id="81"/>
@@ -16614,7 +16621,7 @@
           <wp:inline>
             <wp:extent cx="5753100" cy="2077667"/>
             <wp:effectExtent b="0" l="0" r="0" t="0"/>
-            <wp:docPr descr="Figure 6. A zone coefficient can remain at its prior while prediction stays near the noise scale. For each withheld zone, the median inferred coefficient over 30 realisations against prior support, prior midpoint and truth. The bar is the median within-realisation posterior standard deviation scaled to a Gaussian 90% width, not a quantile of the 30 medians. Right, held-out RMSE at the dropped monitors against the noise level, bars showing the interquartile range over the 30 realisations." title="" id="86" name="Picture"/>
+            <wp:docPr descr="Figure 6. Leave-one-zone-out parameter and prediction results. Left, median coefficient over 30 realisations against prior support, midpoint and truth; the bar is the median within-realisation posterior standard deviation at a Gaussian 90% width. Right, held-out RMSE against the 0.1 mg L-1 noise scale, bars showing the interquartile range." title="" id="86" name="Picture"/>
             <a:graphic>
               <a:graphicData uri="http://schemas.openxmlformats.org/drawingml/2006/picture">
                 <pic:pic>
@@ -16667,13 +16674,25 @@
           <w:b/>
           <w:bCs/>
         </w:rPr>
-        <w:t xml:space="preserve">A zone coefficient can remain at its prior while prediction stays near the noise scale.</w:t>
-      </w:r>
-      <w:r>
-        <w:t xml:space="preserve"> </w:t>
-      </w:r>
-      <w:r>
-        <w:t xml:space="preserve">For each withheld zone, the median inferred coefficient over 30 realisations against prior support, prior midpoint and truth. The bar is the median within-realisation posterior standard deviation scaled to a Gaussian 90% width, not a quantile of the 30 medians. Right, held-out RMSE at the dropped monitors against the noise level, bars showing the interquartile range over the 30 realisations.</w:t>
+        <w:t xml:space="preserve">Leave-one-zone-out parameter and prediction results.</w:t>
+      </w:r>
+      <w:r>
+        <w:t xml:space="preserve"> </w:t>
+      </w:r>
+      <w:r>
+        <w:t xml:space="preserve">Left, median coefficient over 30 realisations against prior support, midpoint and truth; the bar is the median within-realisation posterior standard deviation at a Gaussian 90% width. Right, held-out RMSE against the 0.1 mg L</w:t>
+      </w:r>
+      <w:r>
+        <w:rPr>
+          <w:vertAlign w:val="superscript"/>
+        </w:rPr>
+        <w:t xml:space="preserve">-1</w:t>
+      </w:r>
+      <w:r>
+        <w:t xml:space="preserve"> </w:t>
+      </w:r>
+      <w:r>
+        <w:t xml:space="preserve">noise scale, bars showing the interquartile range.</w:t>
       </w:r>
     </w:p>
     <w:tbl>
@@ -17436,7 +17455,7 @@
         <w:t xml:space="preserve"> </w:t>
       </w:r>
       <w:r>
-        <w:t xml:space="preserve">Leave-one-monitor-out rows withhold a single sensor, leave-one-zone-out rows both sensors of a zone. Own-coefficient error is measured against the true zone value.</w:t>
+        <w:t xml:space="preserve">Own-coefficient error is measured against the true zone value.</w:t>
       </w:r>
     </w:p>
     <w:bookmarkEnd w:id="88"/>
@@ -18784,55 +18803,55 @@
         <w:t xml:space="preserve"> </w:t>
       </w:r>
       <w:r>
-        <w:t xml:space="preserve">measurement error and an assumed temporal correlation mainly cost precision. Systematic sensor error and structured within-zone heterogeneity instead displace the estimate by several posterior standard deviations while the best achievable aggregate residual stays within 6.2% of the realised observation-noise RMSE across all 24 bias arms and all structured amplitudes, so in the cases tested here neither was revealed by that statistic. A 20% error in the fixed bulk coefficient is the clearest case, leaving the best residual indistinguishable from the noise floor while displacing the average and new coefficients by 1.4 to 1.6 posterior standard deviations. Bulk-decay</w:t>
-      </w:r>
-      <w:r>
-        <w:t xml:space="preserve"> </w:t>
-      </w:r>
-      <w:r>
-        <w:t xml:space="preserve">uncertainty does both and falls disproportionately on the two weakly decaying zones; under the</w:t>
-      </w:r>
-      <w:r>
-        <w:t xml:space="preserve"> </w:t>
-      </w:r>
-      <w:r>
-        <w:t xml:space="preserve">local Fisher analysis and the study-specific criterion that the Cramér–Rao bound stay below the</w:t>
-      </w:r>
-      <w:r>
-        <w:t xml:space="preserve"> </w:t>
-      </w:r>
-      <w:r>
-        <w:t xml:space="preserve">prior standard deviation, those two coefficients cease to be practically identifiable from this</w:t>
-      </w:r>
-      <w:r>
-        <w:t xml:space="preserve"> </w:t>
-      </w:r>
-      <w:r>
-        <w:t xml:space="preserve">six-monitor design once bulk decay and monitor-specific offsets are treated as unknown together.</w:t>
-      </w:r>
-      <w:r>
-        <w:t xml:space="preserve"> </w:t>
-      </w:r>
-      <w:r>
-        <w:t xml:space="preserve">In the paired reference realisation structured heterogeneity displaced all three coefficients</w:t>
-      </w:r>
-      <w:r>
-        <w:t xml:space="preserve"> </w:t>
-      </w:r>
-      <w:r>
-        <w:t xml:space="preserve">comparably, although across noise realisations the zones could not be ordered against one another, and the length-weighted</w:t>
-      </w:r>
-      <w:r>
-        <w:t xml:space="preserve"> </w:t>
-      </w:r>
-      <w:r>
-        <w:t xml:space="preserve">value used to separate the candidate targets is a directional comparator rather than the</w:t>
-      </w:r>
-      <w:r>
-        <w:t xml:space="preserve"> </w:t>
-      </w:r>
-      <w:r>
-        <w:t xml:space="preserve">quantity a grouped fit estimates.</w:t>
+        <w:t xml:space="preserve">measurement error and an assumed temporal correlation mainly cost precision. Systematic sensor</w:t>
+      </w:r>
+      <w:r>
+        <w:t xml:space="preserve"> </w:t>
+      </w:r>
+      <w:r>
+        <w:t xml:space="preserve">error, bulk-decay misspecification and structured within-zone heterogeneity instead displace the</w:t>
+      </w:r>
+      <w:r>
+        <w:t xml:space="preserve"> </w:t>
+      </w:r>
+      <w:r>
+        <w:t xml:space="preserve">estimate by several posterior standard deviations while leaving the aggregate residual near the</w:t>
+      </w:r>
+      <w:r>
+        <w:t xml:space="preserve"> </w:t>
+      </w:r>
+      <w:r>
+        <w:t xml:space="preserve">noise level, so in the cases tested here none of the three was revealed by that statistic.</w:t>
+      </w:r>
+      <w:r>
+        <w:t xml:space="preserve"> </w:t>
+      </w:r>
+      <w:r>
+        <w:t xml:space="preserve">Bulk-decay uncertainty costs precision as well, disproportionately for the two weakly decaying</w:t>
+      </w:r>
+      <w:r>
+        <w:t xml:space="preserve"> </w:t>
+      </w:r>
+      <w:r>
+        <w:t xml:space="preserve">zones; under the local Fisher analysis and the study-specific criterion that the Cramér–Rao bound</w:t>
+      </w:r>
+      <w:r>
+        <w:t xml:space="preserve"> </w:t>
+      </w:r>
+      <w:r>
+        <w:t xml:space="preserve">stay below the prior standard deviation, those two coefficients cease to be practically</w:t>
+      </w:r>
+      <w:r>
+        <w:t xml:space="preserve"> </w:t>
+      </w:r>
+      <w:r>
+        <w:t xml:space="preserve">identifiable from this six-monitor design once bulk decay and monitor-specific offsets are</w:t>
+      </w:r>
+      <w:r>
+        <w:t xml:space="preserve"> </w:t>
+      </w:r>
+      <w:r>
+        <w:t xml:space="preserve">treated as unknown together.</w:t>
       </w:r>
     </w:p>
     <w:p>
@@ -18852,49 +18871,31 @@
         <w:t xml:space="preserve"> </w:t>
       </w:r>
       <w:r>
-        <w:t xml:space="preserve">to their prior midpoints and retained essentially the whole prior standard deviation, while the</w:t>
-      </w:r>
-      <w:r>
-        <w:t xml:space="preserve"> </w:t>
-      </w:r>
-      <w:r>
-        <w:t xml:space="preserve">new-zone coefficient stayed partly constrained by the remaining monitors and retained 57% of it.</w:t>
-      </w:r>
-      <w:r>
-        <w:t xml:space="preserve"> </w:t>
-      </w:r>
-      <w:r>
-        <w:t xml:space="preserve">In all three cases held-out prediction at those same monitors stayed at the observation-noise</w:t>
-      </w:r>
-      <w:r>
-        <w:t xml:space="preserve"> </w:t>
-      </w:r>
-      <w:r>
-        <w:t xml:space="preserve">scale, and across the 20 never-calibrated junctions and 30 noise realisations the median node-level normalised mean absolute error was 0.83%, with an interquartile range of 0.41–1.45%.</w:t>
-      </w:r>
-      <w:r>
-        <w:t xml:space="preserve"> </w:t>
-      </w:r>
-      <w:r>
-        <w:t xml:space="preserve">Parameter displacements of several standard deviations left whole-network</w:t>
-      </w:r>
-      <w:r>
-        <w:t xml:space="preserve"> </w:t>
-      </w:r>
-      <w:r>
-        <w:t xml:space="preserve">rank correlations high, but the six-node shortlist an operator would act on changed under some</w:t>
-      </w:r>
-      <w:r>
-        <w:t xml:space="preserve"> </w:t>
-      </w:r>
-      <w:r>
-        <w:t xml:space="preserve">perturbations and not others, and which it was depended on whether the ranking used expected</w:t>
-      </w:r>
-      <w:r>
-        <w:t xml:space="preserve"> </w:t>
-      </w:r>
-      <w:r>
-        <w:t xml:space="preserve">duration or cumulative deficit.</w:t>
+        <w:t xml:space="preserve">to their prior midpoints and retained essentially the whole prior standard deviation, yet held-out</w:t>
+      </w:r>
+      <w:r>
+        <w:t xml:space="preserve"> </w:t>
+      </w:r>
+      <w:r>
+        <w:t xml:space="preserve">prediction at those same monitors stayed at the observation-noise scale. Parameter displacements</w:t>
+      </w:r>
+      <w:r>
+        <w:t xml:space="preserve"> </w:t>
+      </w:r>
+      <w:r>
+        <w:t xml:space="preserve">of several standard deviations left whole-network rank correlations high, but the six-node</w:t>
+      </w:r>
+      <w:r>
+        <w:t xml:space="preserve"> </w:t>
+      </w:r>
+      <w:r>
+        <w:t xml:space="preserve">shortlist an operator would act on changed under some perturbations and not others, and which it</w:t>
+      </w:r>
+      <w:r>
+        <w:t xml:space="preserve"> </w:t>
+      </w:r>
+      <w:r>
+        <w:t xml:space="preserve">was depended on whether the ranking used expected duration or cumulative deficit.</w:t>
       </w:r>
     </w:p>
     <w:p>

--- a/00-thesis/paper.docx
+++ b/00-thesis/paper.docx
@@ -13324,7 +13324,7 @@
           <wp:inline>
             <wp:extent cx="4661377" cy="3840938"/>
             <wp:effectExtent b="0" l="0" r="0" t="0"/>
-            <wp:docPr descr="Figure 2. Inference formulation determines apparent identifiability. Weighted densities under the uniform prior, the primary censored likelihood and the informal score at two thresholds, with dashed rules at the true values. Bars give the posterior standard deviation as a percentage of the prior." title="" id="60" name="Picture"/>
+            <wp:docPr descr="Figure 2. Inference formulation determines apparent identifiability. Weighted densities under the uniform prior, the primary censored likelihood and the informal score at two thresholds, with dashed rules at the true values. Bars give the weighted-ensemble standard deviation as a percentage of the prior, which is a posterior standard deviation only under the two formal likelihoods." title="" id="60" name="Picture"/>
             <a:graphic>
               <a:graphicData uri="http://schemas.openxmlformats.org/drawingml/2006/picture">
                 <pic:pic>
@@ -13383,7 +13383,7 @@
         <w:t xml:space="preserve"> </w:t>
       </w:r>
       <w:r>
-        <w:t xml:space="preserve">Weighted densities under the uniform prior, the primary censored likelihood and the informal score at two thresholds, with dashed rules at the true values. Bars give the posterior standard deviation as a percentage of the prior.</w:t>
+        <w:t xml:space="preserve">Weighted densities under the uniform prior, the primary censored likelihood and the informal score at two thresholds, with dashed rules at the true values. Bars give the weighted-ensemble standard deviation as a percentage of the prior, which is a posterior standard deviation only under the two formal likelihoods.</w:t>
       </w:r>
     </w:p>
     <w:p>
@@ -31130,13 +31130,13 @@
       </w:tr>
     </w:tbl>
     <w:bookmarkEnd w:id="140"/>
-    <w:bookmarkStart w:id="141" w:name="appendix-h.-full-risk-register"/>
+    <w:bookmarkStart w:id="141" w:name="Xc0b2899ea87b71e9f8a5d7e226fe2b64e1dc44b"/>
     <w:p>
       <w:pPr>
         <w:pStyle w:val="Heading2"/>
       </w:pPr>
       <w:r>
-        <w:t xml:space="preserve">Appendix H. Full risk register</w:t>
+        <w:t xml:space="preserve">Appendix H. Risk banding and the full register</w:t>
       </w:r>
     </w:p>
     <w:p>
@@ -31144,7 +31144,706 @@
         <w:pStyle w:val="FirstParagraph"/>
       </w:pPr>
       <w:r>
-        <w:t xml:space="preserve">Table H1. The complete risk register, all 92 junctions, ordered by expected cumulative deficit. Banding rules are given in the main text; the governing band is the higher of the breach and severity bands.</w:t>
+        <w:t xml:space="preserve">Table H1. Risk banding. The likelihood and severity axes are scored 1 to 5 on the criteria below and consequence 0 to 3; a risk score is the axis score times the consequence score, and the band follows from that score. The severity edges are pre-declared hours rather than quantiles of this network’s own results, so the same scale applies across scenarios. The governing band is the higher of the breach-probability band and the severity band, since neither axis alone may reduce an action.</w:t>
+      </w:r>
+    </w:p>
+    <w:tbl>
+      <w:tblPr>
+        <w:tblStyle w:val="Table"/>
+        <w:tblW w:type="pct" w:w="5000"/>
+        <w:tblLayout w:type="fixed"/>
+        <w:tblLook w:firstRow="1" w:lastRow="0" w:firstColumn="0" w:lastColumn="0" w:noHBand="0" w:noVBand="0" w:val="0020"/>
+      </w:tblPr>
+      <w:tblGrid>
+        <w:gridCol w:w="2640"/>
+        <w:gridCol w:w="2640"/>
+        <w:gridCol w:w="2640"/>
+      </w:tblGrid>
+      <w:tr>
+        <w:trPr>
+          <w:tblHeader w:val="on"/>
+        </w:trPr>
+        <w:tc>
+          <w:tcPr/>
+          <w:p>
+            <w:pPr>
+              <w:pStyle w:val="Compact"/>
+            </w:pPr>
+            <w:r>
+              <w:t xml:space="preserve">Axis</w:t>
+            </w:r>
+          </w:p>
+        </w:tc>
+        <w:tc>
+          <w:tcPr/>
+          <w:p>
+            <w:pPr>
+              <w:pStyle w:val="Compact"/>
+            </w:pPr>
+            <w:r>
+              <w:t xml:space="preserve">Band</w:t>
+            </w:r>
+          </w:p>
+        </w:tc>
+        <w:tc>
+          <w:tcPr/>
+          <w:p>
+            <w:pPr>
+              <w:pStyle w:val="Compact"/>
+            </w:pPr>
+            <w:r>
+              <w:t xml:space="preserve">Criterion</w:t>
+            </w:r>
+          </w:p>
+        </w:tc>
+      </w:tr>
+      <w:tr>
+        <w:tc>
+          <w:tcPr/>
+          <w:p>
+            <w:pPr>
+              <w:pStyle w:val="Compact"/>
+            </w:pPr>
+            <w:r>
+              <w:t xml:space="preserve">Likelihood, from</w:t>
+            </w:r>
+            <w:r>
+              <w:t xml:space="preserve"> </w:t>
+            </w:r>
+            <m:oMath>
+              <m:sSub>
+                <m:e>
+                  <m:r>
+                    <m:t>P</m:t>
+                  </m:r>
+                </m:e>
+                <m:sub>
+                  <m:r>
+                    <m:rPr>
+                      <m:sty m:val="p"/>
+                    </m:rPr>
+                    <m:t>min</m:t>
+                  </m:r>
+                </m:sub>
+              </m:sSub>
+            </m:oMath>
+          </w:p>
+        </w:tc>
+        <w:tc>
+          <w:tcPr/>
+          <w:p>
+            <w:pPr>
+              <w:pStyle w:val="Compact"/>
+            </w:pPr>
+            <w:r>
+              <w:t xml:space="preserve">rare</w:t>
+            </w:r>
+          </w:p>
+        </w:tc>
+        <w:tc>
+          <w:tcPr/>
+          <w:p>
+            <w:pPr>
+              <w:pStyle w:val="Compact"/>
+            </w:pPr>
+            <w:r>
+              <w:t xml:space="preserve">P_min &lt; 0.05</w:t>
+            </w:r>
+          </w:p>
+        </w:tc>
+      </w:tr>
+      <w:tr>
+        <w:tc>
+          <w:tcPr/>
+          <w:p>
+            <w:pPr>
+              <w:pStyle w:val="Compact"/>
+            </w:pPr>
+          </w:p>
+        </w:tc>
+        <w:tc>
+          <w:tcPr/>
+          <w:p>
+            <w:pPr>
+              <w:pStyle w:val="Compact"/>
+            </w:pPr>
+            <w:r>
+              <w:t xml:space="preserve">unlikely</w:t>
+            </w:r>
+          </w:p>
+        </w:tc>
+        <w:tc>
+          <w:tcPr/>
+          <w:p>
+            <w:pPr>
+              <w:pStyle w:val="Compact"/>
+            </w:pPr>
+            <w:r>
+              <w:t xml:space="preserve">0.05 &lt;= P_min &lt; 0.20</w:t>
+            </w:r>
+          </w:p>
+        </w:tc>
+      </w:tr>
+      <w:tr>
+        <w:tc>
+          <w:tcPr/>
+          <w:p>
+            <w:pPr>
+              <w:pStyle w:val="Compact"/>
+            </w:pPr>
+          </w:p>
+        </w:tc>
+        <w:tc>
+          <w:tcPr/>
+          <w:p>
+            <w:pPr>
+              <w:pStyle w:val="Compact"/>
+            </w:pPr>
+            <w:r>
+              <w:t xml:space="preserve">possible</w:t>
+            </w:r>
+          </w:p>
+        </w:tc>
+        <w:tc>
+          <w:tcPr/>
+          <w:p>
+            <w:pPr>
+              <w:pStyle w:val="Compact"/>
+            </w:pPr>
+            <w:r>
+              <w:t xml:space="preserve">0.20 &lt;= P_min &lt; 0.50</w:t>
+            </w:r>
+          </w:p>
+        </w:tc>
+      </w:tr>
+      <w:tr>
+        <w:tc>
+          <w:tcPr/>
+          <w:p>
+            <w:pPr>
+              <w:pStyle w:val="Compact"/>
+            </w:pPr>
+          </w:p>
+        </w:tc>
+        <w:tc>
+          <w:tcPr/>
+          <w:p>
+            <w:pPr>
+              <w:pStyle w:val="Compact"/>
+            </w:pPr>
+            <w:r>
+              <w:t xml:space="preserve">likely</w:t>
+            </w:r>
+          </w:p>
+        </w:tc>
+        <w:tc>
+          <w:tcPr/>
+          <w:p>
+            <w:pPr>
+              <w:pStyle w:val="Compact"/>
+            </w:pPr>
+            <w:r>
+              <w:t xml:space="preserve">0.50 &lt;= P_min &lt; 0.80</w:t>
+            </w:r>
+          </w:p>
+        </w:tc>
+      </w:tr>
+      <w:tr>
+        <w:tc>
+          <w:tcPr/>
+          <w:p>
+            <w:pPr>
+              <w:pStyle w:val="Compact"/>
+            </w:pPr>
+          </w:p>
+        </w:tc>
+        <w:tc>
+          <w:tcPr/>
+          <w:p>
+            <w:pPr>
+              <w:pStyle w:val="Compact"/>
+            </w:pPr>
+            <w:r>
+              <w:t xml:space="preserve">almost certain</w:t>
+            </w:r>
+          </w:p>
+        </w:tc>
+        <w:tc>
+          <w:tcPr/>
+          <w:p>
+            <w:pPr>
+              <w:pStyle w:val="Compact"/>
+            </w:pPr>
+            <w:r>
+              <w:t xml:space="preserve">P_min &gt;= 0.80</w:t>
+            </w:r>
+          </w:p>
+        </w:tc>
+      </w:tr>
+      <w:tr>
+        <w:tc>
+          <w:tcPr/>
+          <w:p>
+            <w:pPr>
+              <w:pStyle w:val="Compact"/>
+            </w:pPr>
+            <w:r>
+              <w:t xml:space="preserve">Severity, from E[D]</w:t>
+            </w:r>
+          </w:p>
+        </w:tc>
+        <w:tc>
+          <w:tcPr/>
+          <w:p>
+            <w:pPr>
+              <w:pStyle w:val="Compact"/>
+            </w:pPr>
+            <w:r>
+              <w:t xml:space="preserve">negligible</w:t>
+            </w:r>
+          </w:p>
+        </w:tc>
+        <w:tc>
+          <w:tcPr/>
+          <w:p>
+            <w:pPr>
+              <w:pStyle w:val="Compact"/>
+            </w:pPr>
+            <w:r>
+              <w:t xml:space="preserve">E[D] &lt; 1 h</w:t>
+            </w:r>
+          </w:p>
+        </w:tc>
+      </w:tr>
+      <w:tr>
+        <w:tc>
+          <w:tcPr/>
+          <w:p>
+            <w:pPr>
+              <w:pStyle w:val="Compact"/>
+            </w:pPr>
+          </w:p>
+        </w:tc>
+        <w:tc>
+          <w:tcPr/>
+          <w:p>
+            <w:pPr>
+              <w:pStyle w:val="Compact"/>
+            </w:pPr>
+            <w:r>
+              <w:t xml:space="preserve">brief</w:t>
+            </w:r>
+          </w:p>
+        </w:tc>
+        <w:tc>
+          <w:tcPr/>
+          <w:p>
+            <w:pPr>
+              <w:pStyle w:val="Compact"/>
+            </w:pPr>
+            <w:r>
+              <w:t xml:space="preserve">1 &lt;= E[D] &lt; 6 h</w:t>
+            </w:r>
+          </w:p>
+        </w:tc>
+      </w:tr>
+      <w:tr>
+        <w:tc>
+          <w:tcPr/>
+          <w:p>
+            <w:pPr>
+              <w:pStyle w:val="Compact"/>
+            </w:pPr>
+          </w:p>
+        </w:tc>
+        <w:tc>
+          <w:tcPr/>
+          <w:p>
+            <w:pPr>
+              <w:pStyle w:val="Compact"/>
+            </w:pPr>
+            <w:r>
+              <w:t xml:space="preserve">sustained</w:t>
+            </w:r>
+          </w:p>
+        </w:tc>
+        <w:tc>
+          <w:tcPr/>
+          <w:p>
+            <w:pPr>
+              <w:pStyle w:val="Compact"/>
+            </w:pPr>
+            <w:r>
+              <w:t xml:space="preserve">6 &lt;= E[D] &lt; 12 h</w:t>
+            </w:r>
+          </w:p>
+        </w:tc>
+      </w:tr>
+      <w:tr>
+        <w:tc>
+          <w:tcPr/>
+          <w:p>
+            <w:pPr>
+              <w:pStyle w:val="Compact"/>
+            </w:pPr>
+          </w:p>
+        </w:tc>
+        <w:tc>
+          <w:tcPr/>
+          <w:p>
+            <w:pPr>
+              <w:pStyle w:val="Compact"/>
+            </w:pPr>
+            <w:r>
+              <w:t xml:space="preserve">prolonged</w:t>
+            </w:r>
+          </w:p>
+        </w:tc>
+        <w:tc>
+          <w:tcPr/>
+          <w:p>
+            <w:pPr>
+              <w:pStyle w:val="Compact"/>
+            </w:pPr>
+            <w:r>
+              <w:t xml:space="preserve">12 &lt;= E[D] &lt; 24 h</w:t>
+            </w:r>
+          </w:p>
+        </w:tc>
+      </w:tr>
+      <w:tr>
+        <w:tc>
+          <w:tcPr/>
+          <w:p>
+            <w:pPr>
+              <w:pStyle w:val="Compact"/>
+            </w:pPr>
+          </w:p>
+        </w:tc>
+        <w:tc>
+          <w:tcPr/>
+          <w:p>
+            <w:pPr>
+              <w:pStyle w:val="Compact"/>
+            </w:pPr>
+            <w:r>
+              <w:t xml:space="preserve">persistent</w:t>
+            </w:r>
+          </w:p>
+        </w:tc>
+        <w:tc>
+          <w:tcPr/>
+          <w:p>
+            <w:pPr>
+              <w:pStyle w:val="Compact"/>
+            </w:pPr>
+            <w:r>
+              <w:t xml:space="preserve">E[D] &gt;= 24 h (half the assessment window or more)</w:t>
+            </w:r>
+          </w:p>
+        </w:tc>
+      </w:tr>
+      <w:tr>
+        <w:tc>
+          <w:tcPr/>
+          <w:p>
+            <w:pPr>
+              <w:pStyle w:val="Compact"/>
+            </w:pPr>
+            <w:r>
+              <w:t xml:space="preserve">Consequence, from demand</w:t>
+            </w:r>
+          </w:p>
+        </w:tc>
+        <w:tc>
+          <w:tcPr/>
+          <w:p>
+            <w:pPr>
+              <w:pStyle w:val="Compact"/>
+            </w:pPr>
+            <w:r>
+              <w:t xml:space="preserve">non-consumer</w:t>
+            </w:r>
+          </w:p>
+        </w:tc>
+        <w:tc>
+          <w:tcPr/>
+          <w:p>
+            <w:pPr>
+              <w:pStyle w:val="Compact"/>
+            </w:pPr>
+            <w:r>
+              <w:t xml:space="preserve">d = 0, a non-consumer junction</w:t>
+            </w:r>
+          </w:p>
+        </w:tc>
+      </w:tr>
+      <w:tr>
+        <w:tc>
+          <w:tcPr/>
+          <w:p>
+            <w:pPr>
+              <w:pStyle w:val="Compact"/>
+            </w:pPr>
+          </w:p>
+        </w:tc>
+        <w:tc>
+          <w:tcPr/>
+          <w:p>
+            <w:pPr>
+              <w:pStyle w:val="Compact"/>
+            </w:pPr>
+            <w:r>
+              <w:t xml:space="preserve">minor</w:t>
+            </w:r>
+          </w:p>
+        </w:tc>
+        <w:tc>
+          <w:tcPr/>
+          <w:p>
+            <w:pPr>
+              <w:pStyle w:val="Compact"/>
+            </w:pPr>
+            <w:r>
+              <w:t xml:space="preserve">0 &lt; d &lt;= 1.67 L/s</w:t>
+            </w:r>
+          </w:p>
+        </w:tc>
+      </w:tr>
+      <w:tr>
+        <w:tc>
+          <w:tcPr/>
+          <w:p>
+            <w:pPr>
+              <w:pStyle w:val="Compact"/>
+            </w:pPr>
+          </w:p>
+        </w:tc>
+        <w:tc>
+          <w:tcPr/>
+          <w:p>
+            <w:pPr>
+              <w:pStyle w:val="Compact"/>
+            </w:pPr>
+            <w:r>
+              <w:t xml:space="preserve">moderate</w:t>
+            </w:r>
+          </w:p>
+        </w:tc>
+        <w:tc>
+          <w:tcPr/>
+          <w:p>
+            <w:pPr>
+              <w:pStyle w:val="Compact"/>
+            </w:pPr>
+            <w:r>
+              <w:t xml:space="preserve">1.67 &lt; d &lt;= 4.38 L/s</w:t>
+            </w:r>
+          </w:p>
+        </w:tc>
+      </w:tr>
+      <w:tr>
+        <w:tc>
+          <w:tcPr/>
+          <w:p>
+            <w:pPr>
+              <w:pStyle w:val="Compact"/>
+            </w:pPr>
+          </w:p>
+        </w:tc>
+        <w:tc>
+          <w:tcPr/>
+          <w:p>
+            <w:pPr>
+              <w:pStyle w:val="Compact"/>
+            </w:pPr>
+            <w:r>
+              <w:t xml:space="preserve">major</w:t>
+            </w:r>
+          </w:p>
+        </w:tc>
+        <w:tc>
+          <w:tcPr/>
+          <w:p>
+            <w:pPr>
+              <w:pStyle w:val="Compact"/>
+            </w:pPr>
+            <w:r>
+              <w:t xml:space="preserve">d &gt; 4.38 L/s</w:t>
+            </w:r>
+          </w:p>
+        </w:tc>
+      </w:tr>
+      <w:tr>
+        <w:tc>
+          <w:tcPr/>
+          <w:p>
+            <w:pPr>
+              <w:pStyle w:val="Compact"/>
+            </w:pPr>
+            <w:r>
+              <w:t xml:space="preserve">Risk band, from score</w:t>
+            </w:r>
+          </w:p>
+        </w:tc>
+        <w:tc>
+          <w:tcPr/>
+          <w:p>
+            <w:pPr>
+              <w:pStyle w:val="Compact"/>
+            </w:pPr>
+            <w:r>
+              <w:t xml:space="preserve">not applicable</w:t>
+            </w:r>
+          </w:p>
+        </w:tc>
+        <w:tc>
+          <w:tcPr/>
+          <w:p>
+            <w:pPr>
+              <w:pStyle w:val="Compact"/>
+            </w:pPr>
+            <w:r>
+              <w:t xml:space="preserve">score = 0</w:t>
+            </w:r>
+          </w:p>
+        </w:tc>
+      </w:tr>
+      <w:tr>
+        <w:tc>
+          <w:tcPr/>
+          <w:p>
+            <w:pPr>
+              <w:pStyle w:val="Compact"/>
+            </w:pPr>
+          </w:p>
+        </w:tc>
+        <w:tc>
+          <w:tcPr/>
+          <w:p>
+            <w:pPr>
+              <w:pStyle w:val="Compact"/>
+            </w:pPr>
+            <w:r>
+              <w:t xml:space="preserve">low</w:t>
+            </w:r>
+          </w:p>
+        </w:tc>
+        <w:tc>
+          <w:tcPr/>
+          <w:p>
+            <w:pPr>
+              <w:pStyle w:val="Compact"/>
+            </w:pPr>
+            <w:r>
+              <w:t xml:space="preserve">1 &lt;= score &lt;= 3</w:t>
+            </w:r>
+          </w:p>
+        </w:tc>
+      </w:tr>
+      <w:tr>
+        <w:tc>
+          <w:tcPr/>
+          <w:p>
+            <w:pPr>
+              <w:pStyle w:val="Compact"/>
+            </w:pPr>
+          </w:p>
+        </w:tc>
+        <w:tc>
+          <w:tcPr/>
+          <w:p>
+            <w:pPr>
+              <w:pStyle w:val="Compact"/>
+            </w:pPr>
+            <w:r>
+              <w:t xml:space="preserve">medium</w:t>
+            </w:r>
+          </w:p>
+        </w:tc>
+        <w:tc>
+          <w:tcPr/>
+          <w:p>
+            <w:pPr>
+              <w:pStyle w:val="Compact"/>
+            </w:pPr>
+            <w:r>
+              <w:t xml:space="preserve">4 &lt;= score &lt;= 6</w:t>
+            </w:r>
+          </w:p>
+        </w:tc>
+      </w:tr>
+      <w:tr>
+        <w:tc>
+          <w:tcPr/>
+          <w:p>
+            <w:pPr>
+              <w:pStyle w:val="Compact"/>
+            </w:pPr>
+          </w:p>
+        </w:tc>
+        <w:tc>
+          <w:tcPr/>
+          <w:p>
+            <w:pPr>
+              <w:pStyle w:val="Compact"/>
+            </w:pPr>
+            <w:r>
+              <w:t xml:space="preserve">high</w:t>
+            </w:r>
+          </w:p>
+        </w:tc>
+        <w:tc>
+          <w:tcPr/>
+          <w:p>
+            <w:pPr>
+              <w:pStyle w:val="Compact"/>
+            </w:pPr>
+            <w:r>
+              <w:t xml:space="preserve">7 &lt;= score &lt;= 9</w:t>
+            </w:r>
+          </w:p>
+        </w:tc>
+      </w:tr>
+      <w:tr>
+        <w:tc>
+          <w:tcPr/>
+          <w:p>
+            <w:pPr>
+              <w:pStyle w:val="Compact"/>
+            </w:pPr>
+          </w:p>
+        </w:tc>
+        <w:tc>
+          <w:tcPr/>
+          <w:p>
+            <w:pPr>
+              <w:pStyle w:val="Compact"/>
+            </w:pPr>
+            <w:r>
+              <w:t xml:space="preserve">very high</w:t>
+            </w:r>
+          </w:p>
+        </w:tc>
+        <w:tc>
+          <w:tcPr/>
+          <w:p>
+            <w:pPr>
+              <w:pStyle w:val="Compact"/>
+            </w:pPr>
+            <w:r>
+              <w:t xml:space="preserve">score &gt;= 10</w:t>
+            </w:r>
+          </w:p>
+        </w:tc>
+      </w:tr>
+    </w:tbl>
+    <w:p>
+      <w:pPr>
+        <w:pStyle w:val="BodyText"/>
+      </w:pPr>
+      <w:r>
+        <w:t xml:space="preserve">Table H2. The complete risk register, all 92 junctions, ordered by expected cumulative deficit. Bands are defined in Table H1.</w:t>
       </w:r>
     </w:p>
     <w:tbl>

--- a/00-thesis/paper.docx
+++ b/00-thesis/paper.docx
@@ -11454,7 +11454,7 @@
     <w:bookmarkEnd w:id="49"/>
     <w:bookmarkEnd w:id="50"/>
     <w:bookmarkEnd w:id="51"/>
-    <w:bookmarkStart w:id="102" w:name="results-and-discussion"/>
+    <w:bookmarkStart w:id="101" w:name="results-and-discussion"/>
     <w:p>
       <w:pPr>
         <w:pStyle w:val="Heading1"/>
@@ -13609,13 +13609,7 @@
         <w:pStyle w:val="FirstParagraph"/>
       </w:pPr>
       <w:r>
-        <w:t xml:space="preserve">If the informal distributions are wide because too many poor candidates survive, a stricter</w:t>
-      </w:r>
-      <w:r>
-        <w:t xml:space="preserve"> </w:t>
-      </w:r>
-      <w:r>
-        <w:t xml:space="preserve">threshold should close the gap. It does not. Tightening the cut-off from 0.120 to 0.107 mg L</w:t>
+        <w:t xml:space="preserve">Tightening the informal cut-off from 0.120 to 0.107 mg L</w:t>
       </w:r>
       <w:r>
         <w:rPr>
@@ -13627,13 +13621,25 @@
         <w:t xml:space="preserve"> </w:t>
       </w:r>
       <w:r>
-        <w:t xml:space="preserve">removed a third of the behavioural set, from 7084 to 4786 members, yet the retained prior</w:t>
-      </w:r>
-      <w:r>
-        <w:t xml:space="preserve"> </w:t>
-      </w:r>
-      <w:r>
-        <w:t xml:space="preserve">standard deviations fell only to 71.1%, 91.8% and 88.2%, still two to three times the formal values. A cut-off discards candidates that fit badly; it cannot restore the factor</w:t>
+        <w:t xml:space="preserve">reduced the behavioural set from</w:t>
+      </w:r>
+      <w:r>
+        <w:t xml:space="preserve"> </w:t>
+      </w:r>
+      <w:r>
+        <w:t xml:space="preserve">7084 to 4786 candidates, yet the retained prior standard deviations fell only to 71.1%, 91.8%</w:t>
+      </w:r>
+      <w:r>
+        <w:t xml:space="preserve"> </w:t>
+      </w:r>
+      <w:r>
+        <w:t xml:space="preserve">and 88.2%, still two to three times the formal values. Candidate rejection therefore cannot</w:t>
+      </w:r>
+      <w:r>
+        <w:t xml:space="preserve"> </w:t>
+      </w:r>
+      <w:r>
+        <w:t xml:space="preserve">restore the information factor</w:t>
       </w:r>
       <w:r>
         <w:t xml:space="preserve"> </w:t>
@@ -13647,13 +13653,7 @@
         <w:t xml:space="preserve"> </w:t>
       </w:r>
       <w:r>
-        <w:t xml:space="preserve">the</w:t>
-      </w:r>
-      <w:r>
-        <w:t xml:space="preserve"> </w:t>
-      </w:r>
-      <w:r>
-        <w:t xml:space="preserve">weighting omits.</w:t>
+        <w:t xml:space="preserve">the score omits.</w:t>
       </w:r>
     </w:p>
     <w:p>
@@ -13661,49 +13661,43 @@
         <w:pStyle w:val="BodyText"/>
       </w:pPr>
       <w:r>
-        <w:t xml:space="preserve">A complementary concern is that the formal contraction might reflect a prior centred near the</w:t>
-      </w:r>
-      <w:r>
-        <w:t xml:space="preserve"> </w:t>
-      </w:r>
-      <w:r>
-        <w:t xml:space="preserve">truth rather than genuine learning. All three prior boxes were therefore re-centred at the truth minus one original-prior standard deviation, keeping their width, and the calibration repeated over 30 noise realisations. The formal</w:t>
-      </w:r>
-      <w:r>
-        <w:t xml:space="preserve"> </w:t>
-      </w:r>
-      <w:r>
-        <w:t xml:space="preserve">likelihood recovered a median of 88%, 95% and 96% of the imposed displacement for old, average</w:t>
-      </w:r>
-      <w:r>
-        <w:t xml:space="preserve"> </w:t>
-      </w:r>
-      <w:r>
-        <w:t xml:space="preserve">and new, while retaining only 27.1%, 28.9% and 28.4% of the displaced prior’s standard deviation. This is the same contraction as at baseline, now achieved from a prior centred away from the truth.</w:t>
-      </w:r>
-      <w:r>
-        <w:t xml:space="preserve"> </w:t>
-      </w:r>
-      <w:r>
-        <w:t xml:space="preserve">The prior width was held fixed and each displaced box still contains the true value, so this</w:t>
-      </w:r>
-      <w:r>
-        <w:t xml:space="preserve"> </w:t>
-      </w:r>
-      <w:r>
-        <w:t xml:space="preserve">tests sensitivity to prior centring rather than recovery from a prior that excludes the truth.</w:t>
-      </w:r>
-      <w:r>
-        <w:t xml:space="preserve"> </w:t>
-      </w:r>
-      <w:r>
-        <w:t xml:space="preserve">The informal comparator recovered 27.5%, 43.5% and 78.0% at a threshold of</w:t>
-      </w:r>
-      <w:r>
-        <w:t xml:space="preserve"> </w:t>
-      </w:r>
-      <w:r>
-        <w:t xml:space="preserve">0.107, and 9.4%, 14.5% and 22.9% at 0.120.</w:t>
+        <w:t xml:space="preserve">To exclude favourable prior placement as the cause of the formal contraction, all three prior</w:t>
+      </w:r>
+      <w:r>
+        <w:t xml:space="preserve"> </w:t>
+      </w:r>
+      <w:r>
+        <w:t xml:space="preserve">boxes were re-centred at the truth minus one original-prior standard deviation, keeping their</w:t>
+      </w:r>
+      <w:r>
+        <w:t xml:space="preserve"> </w:t>
+      </w:r>
+      <w:r>
+        <w:t xml:space="preserve">original width, and the calibration repeated over 30 noise realisations. The formal likelihood</w:t>
+      </w:r>
+      <w:r>
+        <w:t xml:space="preserve"> </w:t>
+      </w:r>
+      <w:r>
+        <w:t xml:space="preserve">recovered 88%, 95% and 96% of the imposed displacement for old, average and new while retaining</w:t>
+      </w:r>
+      <w:r>
+        <w:t xml:space="preserve"> </w:t>
+      </w:r>
+      <w:r>
+        <w:t xml:space="preserve">27.1%, 28.9% and 28.4% of the displaced prior’s standard deviation, matching the baseline</w:t>
+      </w:r>
+      <w:r>
+        <w:t xml:space="preserve"> </w:t>
+      </w:r>
+      <w:r>
+        <w:t xml:space="preserve">contraction from a prior no longer centred on the truth. The informal comparator recovered</w:t>
+      </w:r>
+      <w:r>
+        <w:t xml:space="preserve"> </w:t>
+      </w:r>
+      <w:r>
+        <w:t xml:space="preserve">substantially less at both thresholds.</w:t>
       </w:r>
     </w:p>
     <w:p>
@@ -13711,13 +13705,13 @@
         <w:pStyle w:val="BodyText"/>
       </w:pPr>
       <w:r>
-        <w:t xml:space="preserve">A second displacement was then applied to the old coefficient alone, upward towards weaker</w:t>
-      </w:r>
-      <w:r>
-        <w:t xml:space="preserve"> </w:t>
-      </w:r>
-      <w:r>
-        <w:t xml:space="preserve">decay, with the average and new priors left at their downward positions; this arm is a direction check for old rather than a second three-parameter test, and the non-positivity constraint shifted its realised midpoint to −0.655 m day</w:t>
+        <w:t xml:space="preserve">The OLDUP check reversed the old-zone displacement alone. Because the non-positivity constraint</w:t>
+      </w:r>
+      <w:r>
+        <w:t xml:space="preserve"> </w:t>
+      </w:r>
+      <w:r>
+        <w:t xml:space="preserve">shifted its realised midpoint to −0.655 m day</w:t>
       </w:r>
       <w:r>
         <w:rPr>
@@ -13726,69 +13720,43 @@
         <w:t xml:space="preserve">-1</w:t>
       </w:r>
       <w:r>
-        <w:t xml:space="preserve">, about 0.92 original-prior standard deviations from the truth. Formal recovery for old</w:t>
-      </w:r>
-      <w:r>
-        <w:t xml:space="preserve"> </w:t>
-      </w:r>
-      <w:r>
-        <w:t xml:space="preserve">was 88% downward and 112% upward, symmetric within the noise, whereas informal recovery moved</w:t>
-      </w:r>
-      <w:r>
-        <w:t xml:space="preserve"> </w:t>
-      </w:r>
-      <w:r>
-        <w:t xml:space="preserve">from 27.5% to 84.9% at a threshold of 0.107 and from 9.4% to 61.1% at 0.120. Its answer</w:t>
-      </w:r>
-      <w:r>
-        <w:t xml:space="preserve"> </w:t>
-      </w:r>
-      <w:r>
-        <w:t xml:space="preserve">therefore depends on the direction of displacement, a property of the score rather than of the</w:t>
-      </w:r>
-      <w:r>
-        <w:t xml:space="preserve"> </w:t>
-      </w:r>
-      <w:r>
-        <w:t xml:space="preserve">observations.</w:t>
-      </w:r>
-    </w:p>
-    <w:p>
-      <w:pPr>
-        <w:pStyle w:val="BodyText"/>
-      </w:pPr>
-      <w:r>
-        <w:t xml:space="preserve">One conclusion of the original analysis does not survive. The pronounced identifiability</w:t>
-      </w:r>
-      <w:r>
-        <w:t xml:space="preserve"> </w:t>
-      </w:r>
-      <w:r>
-        <w:t xml:space="preserve">gradient it reported, in which old appears far better constrained than average or new, is</w:t>
-      </w:r>
-      <w:r>
-        <w:t xml:space="preserve"> </w:t>
-      </w:r>
-      <w:r>
-        <w:t xml:space="preserve">visible only under the informal weighting; the formal rule contracts the three comparably and</w:t>
-      </w:r>
-      <w:r>
-        <w:t xml:space="preserve"> </w:t>
-      </w:r>
-      <w:r>
-        <w:t xml:space="preserve">recovers all three from a common-direction displaced prior. The gradient was a feature of the</w:t>
-      </w:r>
-      <w:r>
-        <w:t xml:space="preserve"> </w:t>
-      </w:r>
-      <w:r>
-        <w:t xml:space="preserve">weighting rule, not a ranking of what the monitoring array can resolve. Full threshold and</w:t>
-      </w:r>
-      <w:r>
-        <w:t xml:space="preserve"> </w:t>
-      </w:r>
-      <w:r>
-        <w:t xml:space="preserve">displacement matrices are given in Appendix C.</w:t>
+        <w:t xml:space="preserve">, the upward displacement is about 0.92</w:t>
+      </w:r>
+      <w:r>
+        <w:t xml:space="preserve"> </w:t>
+      </w:r>
+      <w:r>
+        <w:t xml:space="preserve">original-prior standard deviations rather than a full one. Formal recovery for old was 88%</w:t>
+      </w:r>
+      <w:r>
+        <w:t xml:space="preserve"> </w:t>
+      </w:r>
+      <w:r>
+        <w:t xml:space="preserve">downward and 112% upward, symmetric within the noise, whereas informal recovery moved strongly</w:t>
+      </w:r>
+      <w:r>
+        <w:t xml:space="preserve"> </w:t>
+      </w:r>
+      <w:r>
+        <w:t xml:space="preserve">with the direction of displacement. The pronounced identifiability gradient reported in the</w:t>
+      </w:r>
+      <w:r>
+        <w:t xml:space="preserve"> </w:t>
+      </w:r>
+      <w:r>
+        <w:t xml:space="preserve">original analysis, in which old appears far better constrained than average or new, is therefore</w:t>
+      </w:r>
+      <w:r>
+        <w:t xml:space="preserve"> </w:t>
+      </w:r>
+      <w:r>
+        <w:t xml:space="preserve">a property of the weighting rule rather than a ranking of what the monitoring array can resolve.</w:t>
+      </w:r>
+      <w:r>
+        <w:t xml:space="preserve"> </w:t>
+      </w:r>
+      <w:r>
+        <w:t xml:space="preserve">Full threshold and displacement matrices are given in Appendix C.</w:t>
       </w:r>
     </w:p>
     <w:bookmarkEnd w:id="63"/>
@@ -15595,7 +15563,7 @@
     </w:p>
     <w:bookmarkEnd w:id="74"/>
     <w:bookmarkEnd w:id="75"/>
-    <w:bookmarkStart w:id="82" w:name="X5c6fbb3654315815bfb725b2f40781d28e6ad47"/>
+    <w:bookmarkStart w:id="81" w:name="X5c6fbb3654315815bfb725b2f40781d28e6ad47"/>
     <w:p>
       <w:pPr>
         <w:pStyle w:val="Heading2"/>
@@ -15755,7 +15723,7 @@
       </w:r>
     </w:p>
     <w:bookmarkEnd w:id="76"/>
-    <w:bookmarkStart w:id="77" w:name="Xf795476aebf5c4172365929c86ee6a19e9abdae"/>
+    <w:bookmarkStart w:id="80" w:name="Xf795476aebf5c4172365929c86ee6a19e9abdae"/>
     <w:p>
       <w:pPr>
         <w:pStyle w:val="Heading3"/>
@@ -15775,7 +15743,51 @@
         <w:t xml:space="preserve"> </w:t>
       </w:r>
       <w:r>
-        <w:t xml:space="preserve">increase with pipe length at amplitude</w:t>
+        <w:t xml:space="preserve">increase with pipe length while holding each zone’s arithmetic mean fixed separates two candidate</w:t>
+      </w:r>
+      <w:r>
+        <w:t xml:space="preserve"> </w:t>
+      </w:r>
+      <w:r>
+        <w:t xml:space="preserve">targets for a homogeneous grouped fit, the arithmetic mean and a length-weighted directional</w:t>
+      </w:r>
+      <w:r>
+        <w:t xml:space="preserve"> </w:t>
+      </w:r>
+      <w:r>
+        <w:t xml:space="preserve">comparator. In the paired reference realisation the control-adjusted displacements were −1.55,</w:t>
+      </w:r>
+      <w:r>
+        <w:t xml:space="preserve"> </w:t>
+      </w:r>
+      <w:r>
+        <w:t xml:space="preserve">−1.89 and −1.65 baseline posterior standard deviations for old, average and new, while the best</w:t>
+      </w:r>
+      <w:r>
+        <w:t xml:space="preserve"> </w:t>
+      </w:r>
+      <w:r>
+        <w:t xml:space="preserve">RMSE remained 0.0968 mg L</w:t>
+      </w:r>
+      <w:r>
+        <w:rPr>
+          <w:vertAlign w:val="superscript"/>
+        </w:rPr>
+        <w:t xml:space="preserve">-1</w:t>
+      </w:r>
+      <w:r>
+        <w:t xml:space="preserve"> </w:t>
+      </w:r>
+      <w:r>
+        <w:t xml:space="preserve">against a realised noise RMSE of 0.0973.</w:t>
+      </w:r>
+    </w:p>
+    <w:p>
+      <w:pPr>
+        <w:pStyle w:val="BodyText"/>
+      </w:pPr>
+      <w:r>
+        <w:t xml:space="preserve">Across 30 noise realisations at</w:t>
       </w:r>
       <w:r>
         <w:t xml:space="preserve"> </w:t>
@@ -15795,159 +15807,28 @@
         </m:r>
       </m:oMath>
       <w:r>
-        <w:t xml:space="preserve">, while holding each zone’s arithmetic</w:t>
-      </w:r>
-      <w:r>
-        <w:t xml:space="preserve"> </w:t>
-      </w:r>
-      <w:r>
-        <w:t xml:space="preserve">mean fixed, separates two candidate targets for a homogeneous grouped fit: the arithmetic mean</w:t>
-      </w:r>
-      <w:r>
-        <w:t xml:space="preserve"> </w:t>
-      </w:r>
-      <w:r>
-        <w:t xml:space="preserve">and a length-weighted mean, the latter shifted to −1.240, −0.124 and −0.066 m day</w:t>
-      </w:r>
-      <w:r>
-        <w:rPr>
-          <w:vertAlign w:val="superscript"/>
-        </w:rPr>
-        <w:t xml:space="preserve">-1</w:t>
-      </w:r>
-      <w:r>
-        <w:t xml:space="preserve"> </w:t>
-      </w:r>
-      <w:r>
-        <w:t xml:space="preserve">for old,</w:t>
-      </w:r>
-      <w:r>
-        <w:t xml:space="preserve"> </w:t>
-      </w:r>
-      <w:r>
-        <w:t xml:space="preserve">average and new.</w:t>
-      </w:r>
-    </w:p>
-    <w:p>
-      <w:pPr>
-        <w:pStyle w:val="BodyText"/>
-      </w:pPr>
-      <w:r>
-        <w:t xml:space="preserve">In the paired reference realisation, subtracting the corresponding homogeneous-control offset</w:t>
-      </w:r>
-      <w:r>
-        <w:t xml:space="preserve"> </w:t>
-      </w:r>
-      <w:r>
-        <w:t xml:space="preserve">gives displacements of −1.55, −1.89 and −1.65 baseline posterior standard deviations for old, average and new. These three values are close to one another in this draw, but that closeness is a property of the draw rather than a resolved ordering, as the repeated-realisation ranges below show. The fit meanwhile remains at the noise floor, with a best RMSE of 0.0968 against a realised noise RMSE of 0.0973.</w:t>
-      </w:r>
-    </w:p>
-    <w:p>
-      <w:pPr>
-        <w:pStyle w:val="BodyText"/>
-      </w:pPr>
-      <w:r>
-        <w:t xml:space="preserve">A separate sensitivity test over 30 noise realisations then asked whether that displacement is a</w:t>
-      </w:r>
-      <w:r>
-        <w:t xml:space="preserve"> </w:t>
-      </w:r>
-      <w:r>
-        <w:t xml:space="preserve">property of the imposed structure or of the particular noise draw. This test reports the raw</w:t>
-      </w:r>
-      <w:r>
-        <w:t xml:space="preserve"> </w:t>
-      </w:r>
-      <w:r>
-        <w:t xml:space="preserve">fraction of the arithmetic-to-length-weighted gap travelled, without the paired control</w:t>
-      </w:r>
-      <w:r>
-        <w:t xml:space="preserve"> </w:t>
-      </w:r>
-      <w:r>
-        <w:t xml:space="preserve">adjustment. At an amplitude of</w:t>
-      </w:r>
-      <w:r>
-        <w:t xml:space="preserve"> </w:t>
-      </w:r>
-      <m:oMath>
-        <m:r>
-          <m:t>λ</m:t>
-        </m:r>
-        <m:r>
-          <m:rPr>
-            <m:sty m:val="p"/>
-          </m:rPr>
-          <m:t>=</m:t>
-        </m:r>
-        <m:r>
-          <m:t>0.50</m:t>
-        </m:r>
-      </m:oMath>
-      <w:r>
-        <w:t xml:space="preserve"> </w:t>
-      </w:r>
-      <w:r>
-        <w:t xml:space="preserve">the median fractions were 0.86, 1.12 and 0.92</w:t>
-      </w:r>
-      <w:r>
-        <w:t xml:space="preserve"> </w:t>
-      </w:r>
-      <w:r>
-        <w:t xml:space="preserve">for old, average and new, and they lay between 0.74 and 1.26 for every zone at every non-zero</w:t>
-      </w:r>
-      <w:r>
-        <w:t xml:space="preserve"> </w:t>
-      </w:r>
-      <w:r>
-        <w:t xml:space="preserve">amplitude tested; at</w:t>
-      </w:r>
-      <w:r>
-        <w:t xml:space="preserve"> </w:t>
-      </w:r>
-      <m:oMath>
-        <m:r>
-          <m:t>λ</m:t>
-        </m:r>
-        <m:r>
-          <m:rPr>
-            <m:sty m:val="p"/>
-          </m:rPr>
-          <m:t>=</m:t>
-        </m:r>
-        <m:r>
-          <m:t>0</m:t>
-        </m:r>
-      </m:oMath>
-      <w:r>
-        <w:t xml:space="preserve"> </w:t>
-      </w:r>
-      <w:r>
-        <w:t xml:space="preserve">the two targets coincide and the fraction is undefined. The</w:t>
-      </w:r>
-      <w:r>
-        <w:t xml:space="preserve"> </w:t>
-      </w:r>
-      <w:r>
-        <w:t xml:space="preserve">5th-to-95th ranges are wide and overlap heavily across zones, at [0.12, 1.46] for old, [−0.07, 2.43] for average and [−0.03, 1.78] for new. All three contain unity, so the coefficients</w:t>
-      </w:r>
-      <w:r>
-        <w:t xml:space="preserve"> </w:t>
-      </w:r>
-      <w:r>
-        <w:t xml:space="preserve">cannot be ordered against one another. The representative realisation shown in Figure 5C places</w:t>
-      </w:r>
-      <w:r>
-        <w:t xml:space="preserve"> </w:t>
-      </w:r>
-      <w:r>
-        <w:t xml:space="preserve">the average-zone estimate beyond the length-weighted value, but that apparent overshoot is not</w:t>
-      </w:r>
-      <w:r>
-        <w:t xml:space="preserve"> </w:t>
-      </w:r>
-      <w:r>
-        <w:t xml:space="preserve">stable: across noise realisations the interval spans both sides of unity. At</w:t>
+        <w:t xml:space="preserve"> </w:t>
+      </w:r>
+      <w:r>
+        <w:t xml:space="preserve">the median raw fractions of the</w:t>
+      </w:r>
+      <w:r>
+        <w:t xml:space="preserve"> </w:t>
+      </w:r>
+      <w:r>
+        <w:t xml:space="preserve">arithmetic-to-length-weighted gap travelled were 0.86, 1.12 and 0.92. Their 5th-to-95th ranges</w:t>
+      </w:r>
+      <w:r>
+        <w:t xml:space="preserve"> </w:t>
+      </w:r>
+      <w:r>
+        <w:t xml:space="preserve">overlap and all contain unity, so the zones cannot be ordered by displacement magnitude; the</w:t>
+      </w:r>
+      <w:r>
+        <w:t xml:space="preserve"> </w:t>
+      </w:r>
+      <w:r>
+        <w:t xml:space="preserve">apparent average-zone overshoot in Figure 5C is not stable across draws. At</w:t>
       </w:r>
       <w:r>
         <w:t xml:space="preserve"> </w:t>
@@ -15970,13 +15851,19 @@
         <w:t xml:space="preserve"> </w:t>
       </w:r>
       <w:r>
-        <w:t xml:space="preserve">all three intervals exclude zero, so the displacement away from the arithmetic mean in the</w:t>
-      </w:r>
-      <w:r>
-        <w:t xml:space="preserve"> </w:t>
-      </w:r>
-      <w:r>
-        <w:t xml:space="preserve">length-weighted direction is resolved at the tested noise level, even though its size is not.</w:t>
+        <w:t xml:space="preserve">all</w:t>
+      </w:r>
+      <w:r>
+        <w:t xml:space="preserve"> </w:t>
+      </w:r>
+      <w:r>
+        <w:t xml:space="preserve">three intervals exclude zero, resolving movement in the length-weighted direction but not its</w:t>
+      </w:r>
+      <w:r>
+        <w:t xml:space="preserve"> </w:t>
+      </w:r>
+      <w:r>
+        <w:t xml:space="preserve">size.</w:t>
       </w:r>
     </w:p>
     <w:p>
@@ -15984,7 +15871,35 @@
         <w:pStyle w:val="BodyText"/>
       </w:pPr>
       <w:r>
-        <w:t xml:space="preserve">The informal comparator attenuates the effect in the old zone, but not uniformly across zones. Its median fraction for the old zone is 0.65, 0.43 and 0.34 at</w:t>
+        <w:t xml:space="preserve">The informal comparator did not attenuate the effect uniformly. For the old zone it returned only</w:t>
+      </w:r>
+      <w:r>
+        <w:t xml:space="preserve"> </w:t>
+      </w:r>
+      <w:r>
+        <w:t xml:space="preserve">46% to 59% of the formal displacement at every non-zero amplitude, whereas the average-zone</w:t>
+      </w:r>
+      <w:r>
+        <w:t xml:space="preserve"> </w:t>
+      </w:r>
+      <w:r>
+        <w:t xml:space="preserve">informal fraction</w:t>
+      </w:r>
+      <w:r>
+        <w:t xml:space="preserve"> </w:t>
+      </w:r>
+      <w:r>
+        <w:rPr>
+          <w:i/>
+          <w:iCs/>
+        </w:rPr>
+        <w:t xml:space="preserve">exceeds</w:t>
+      </w:r>
+      <w:r>
+        <w:t xml:space="preserve"> </w:t>
+      </w:r>
+      <w:r>
+        <w:t xml:space="preserve">the formal one at</w:t>
       </w:r>
       <w:r>
         <w:t xml:space="preserve"> </w:t>
@@ -16004,108 +15919,34 @@
         </m:r>
       </m:oMath>
       <w:r>
-        <w:t xml:space="preserve">, 0.50 and 0.75, against formal medians of 1.10, 0.86 and 0.74, that is between 0.46 and 0.59 of the formal value at every strength. The other two zones do not follow that pattern. The average-zone informal fraction</w:t>
-      </w:r>
-      <w:r>
-        <w:t xml:space="preserve"> </w:t>
-      </w:r>
-      <w:r>
-        <w:rPr>
-          <w:i/>
-          <w:iCs/>
-        </w:rPr>
-        <w:t xml:space="preserve">exceeds</w:t>
-      </w:r>
-      <w:r>
-        <w:t xml:space="preserve"> </w:t>
-      </w:r>
-      <w:r>
-        <w:t xml:space="preserve">the formal one at</w:t>
-      </w:r>
-      <w:r>
-        <w:t xml:space="preserve"> </w:t>
-      </w:r>
-      <m:oMath>
-        <m:r>
-          <m:t>λ</m:t>
-        </m:r>
-        <m:r>
-          <m:rPr>
-            <m:sty m:val="p"/>
-          </m:rPr>
-          <m:t>=</m:t>
-        </m:r>
-        <m:r>
-          <m:t>0.25</m:t>
-        </m:r>
-      </m:oMath>
-      <w:r>
-        <w:t xml:space="preserve"> </w:t>
-      </w:r>
-      <w:r>
-        <w:t xml:space="preserve">and 0.50, at 1.58 and 1.09 times it, and falls only slightly below at 0.75; the new-zone attenuation is milder throughout, at 0.81 to 0.91 of the formal value. The experiment therefore supports a zone-specific statement rather than a general one: where the informal score does attenuate, a study relying on it would understate how far structural misspecification moves that grouped coefficient, but the halving seen for old cannot be assumed to hold for the weakly decaying zones.</w:t>
-      </w:r>
-    </w:p>
-    <w:bookmarkEnd w:id="77"/>
-    <w:bookmarkStart w:id="81" w:name="what-a-grouped-coefficient-represents"/>
-    <w:p>
-      <w:pPr>
-        <w:pStyle w:val="Heading3"/>
-      </w:pPr>
-      <w:r>
-        <w:t xml:space="preserve">3.4.3 What a grouped coefficient represents</w:t>
-      </w:r>
-    </w:p>
-    <w:p>
-      <w:pPr>
-        <w:pStyle w:val="FirstParagraph"/>
-      </w:pPr>
-      <w:r>
-        <w:t xml:space="preserve">Length was chosen because it cleanly separates the two candidate targets, not because it is the</w:t>
-      </w:r>
-      <w:r>
-        <w:t xml:space="preserve"> </w:t>
-      </w:r>
-      <w:r>
-        <w:t xml:space="preserve">physically correct weighting. The reaction weight of a pipe depends on its flow, direction,</w:t>
-      </w:r>
-      <w:r>
-        <w:t xml:space="preserve"> </w:t>
-      </w:r>
-      <w:r>
-        <w:t xml:space="preserve">diameter and residence time, and on how strongly the six monitors see it. A sensitivity- or Jacobian-weighted effective mean, which would identify what the fit actually estimates, was not computed here and remains open work.</w:t>
-      </w:r>
-    </w:p>
-    <w:p>
-      <w:pPr>
-        <w:pStyle w:val="BodyText"/>
-      </w:pPr>
-      <w:r>
-        <w:t xml:space="preserve">Two consequences follow. A grouped calibrated coefficient is a model- and observation-dependent</w:t>
-      </w:r>
-      <w:r>
-        <w:t xml:space="preserve"> </w:t>
-      </w:r>
-      <w:r>
-        <w:t xml:space="preserve">effective parameter rather than a physical average of its pipes, so using it to infer the</w:t>
-      </w:r>
-      <w:r>
-        <w:t xml:space="preserve"> </w:t>
-      </w:r>
-      <w:r>
-        <w:t xml:space="preserve">condition of individual assets is not supported here. And unlike the measurement errors of</w:t>
-      </w:r>
-      <w:r>
-        <w:t xml:space="preserve"> </w:t>
-      </w:r>
-      <w:r>
-        <w:t xml:space="preserve">Section 3.3, this discrepancy cannot be removed by improving sensor precision, because its</w:t>
-      </w:r>
-      <w:r>
-        <w:t xml:space="preserve"> </w:t>
-      </w:r>
-      <w:r>
-        <w:t xml:space="preserve">source is the grouped model rather than the observation process, though better instruments would make it easier to detect.</w:t>
+        <w:t xml:space="preserve"> </w:t>
+      </w:r>
+      <w:r>
+        <w:t xml:space="preserve">and 0.50 and the new-zone</w:t>
+      </w:r>
+      <w:r>
+        <w:t xml:space="preserve"> </w:t>
+      </w:r>
+      <w:r>
+        <w:t xml:space="preserve">attenuation is mild throughout. The effect of the informal rule is therefore zone-specific: where</w:t>
+      </w:r>
+      <w:r>
+        <w:t xml:space="preserve"> </w:t>
+      </w:r>
+      <w:r>
+        <w:t xml:space="preserve">it does attenuate, a study relying on it would understate how far structural misspecification</w:t>
+      </w:r>
+      <w:r>
+        <w:t xml:space="preserve"> </w:t>
+      </w:r>
+      <w:r>
+        <w:t xml:space="preserve">moves that coefficient, but the halving seen for old cannot be assumed for the weakly decaying</w:t>
+      </w:r>
+      <w:r>
+        <w:t xml:space="preserve"> </w:t>
+      </w:r>
+      <w:r>
+        <w:t xml:space="preserve">zones. The full amplitude sweep is reported in Table E4.</w:t>
       </w:r>
     </w:p>
     <w:p>
@@ -16117,18 +15958,18 @@
           <wp:inline>
             <wp:extent cx="5753100" cy="1462293"/>
             <wp:effectExtent b="0" l="0" r="0" t="0"/>
-            <wp:docPr descr="Figure 5. Symmetric and structured within-zone heterogeneity. Increments in (A) and (B) are in baseline posterior standard deviations. The displacement fraction f_j in (C) is raw, summarised by median and 5–95% range over 30 noise realisations, with the single control-adjusted reference realisation marked faintly." title="" id="79" name="Picture"/>
+            <wp:docPr descr="Figure 5. Symmetric and structured within-zone heterogeneity. Increments in (A) and (B) are in baseline posterior standard deviations. The displacement fraction f_j in (C) is raw, summarised by median and 5–95% range over 30 noise realisations, with the single control-adjusted reference realisation marked faintly." title="" id="78" name="Picture"/>
             <a:graphic>
               <a:graphicData uri="http://schemas.openxmlformats.org/drawingml/2006/picture">
                 <pic:pic>
                   <pic:nvPicPr>
-                    <pic:cNvPr descr="figures/paper/fig5_symmetric_vs_structured.png" id="80" name="Picture"/>
+                    <pic:cNvPr descr="figures/paper/fig5_symmetric_vs_structured.png" id="79" name="Picture"/>
                     <pic:cNvPicPr>
                       <a:picLocks noChangeArrowheads="1" noChangeAspect="1"/>
                     </pic:cNvPicPr>
                   </pic:nvPicPr>
                   <pic:blipFill>
-                    <a:blip r:embed="rId78"/>
+                    <a:blip r:embed="rId77"/>
                     <a:stretch>
                       <a:fillRect/>
                     </a:stretch>
@@ -16202,9 +16043,9 @@
         <w:t xml:space="preserve">in (C) is raw, summarised by median and 5–95% range over 30 noise realisations, with the single control-adjusted reference realisation marked faintly.</w:t>
       </w:r>
     </w:p>
+    <w:bookmarkEnd w:id="80"/>
     <w:bookmarkEnd w:id="81"/>
-    <w:bookmarkEnd w:id="82"/>
-    <w:bookmarkStart w:id="89" w:name="X44cb885e018a13507da67f983d6df8610da438a"/>
+    <w:bookmarkStart w:id="88" w:name="X44cb885e018a13507da67f983d6df8610da438a"/>
     <w:p>
       <w:pPr>
         <w:pStyle w:val="Heading2"/>
@@ -16213,7 +16054,7 @@
         <w:t xml:space="preserve">3.5 Predictive accuracy is not parameter identification</w:t>
       </w:r>
     </w:p>
-    <w:bookmarkStart w:id="83" w:name="leaving-out-one-monitor"/>
+    <w:bookmarkStart w:id="82" w:name="leaving-out-one-monitor"/>
     <w:p>
       <w:pPr>
         <w:pStyle w:val="Heading3"/>
@@ -16325,8 +16166,8 @@
         <w:t xml:space="preserve">predictive adequacy and parameter identification are distinct properties.</w:t>
       </w:r>
     </w:p>
-    <w:bookmarkEnd w:id="83"/>
-    <w:bookmarkStart w:id="84" w:name="leaving-out-a-whole-zone"/>
+    <w:bookmarkEnd w:id="82"/>
+    <w:bookmarkStart w:id="83" w:name="leaving-out-a-whole-zone"/>
     <w:p>
       <w:pPr>
         <w:pStyle w:val="Heading3"/>
@@ -16340,43 +16181,31 @@
         <w:pStyle w:val="FirstParagraph"/>
       </w:pPr>
       <w:r>
-        <w:t xml:space="preserve">Withholding both monitors of a zone removes that local information. The old-zone coefficient</w:t>
-      </w:r>
-      <w:r>
-        <w:t xml:space="preserve"> </w:t>
-      </w:r>
-      <w:r>
-        <w:t xml:space="preserve">then returns to −0.851 and the average-zone coefficient to −0.120, the midpoints of their priors</w:t>
-      </w:r>
-      <w:r>
-        <w:t xml:space="preserve"> </w:t>
-      </w:r>
-      <w:r>
-        <w:t xml:space="preserve">to three decimal places, and both retain 100% of the prior standard deviation: the observations</w:t>
-      </w:r>
-      <w:r>
-        <w:t xml:space="preserve"> </w:t>
-      </w:r>
-      <w:r>
-        <w:t xml:space="preserve">provide effectively no update beyond the prior for those two coefficients. The new-zone</w:t>
-      </w:r>
-      <w:r>
-        <w:t xml:space="preserve"> </w:t>
-      </w:r>
-      <w:r>
-        <w:t xml:space="preserve">coefficient behaves differently, retaining about 57% of its prior standard deviation, which is</w:t>
-      </w:r>
-      <w:r>
-        <w:t xml:space="preserve"> </w:t>
-      </w:r>
-      <w:r>
-        <w:t xml:space="preserve">consistent with the upstream position of the new zone and with the cross-zone sensitivity</w:t>
-      </w:r>
-      <w:r>
-        <w:t xml:space="preserve"> </w:t>
-      </w:r>
-      <w:r>
-        <w:t xml:space="preserve">visible in the Fisher analysis of Section 3.3.3.</w:t>
+        <w:t xml:space="preserve">Withholding both monitors of a zone removed the local update for the old and average</w:t>
+      </w:r>
+      <w:r>
+        <w:t xml:space="preserve"> </w:t>
+      </w:r>
+      <w:r>
+        <w:t xml:space="preserve">coefficients. Both returned to their prior midpoints to three decimal places and retained 100% of</w:t>
+      </w:r>
+      <w:r>
+        <w:t xml:space="preserve"> </w:t>
+      </w:r>
+      <w:r>
+        <w:t xml:space="preserve">the prior standard deviation. The new coefficient retained about 57%, consistent with its</w:t>
+      </w:r>
+      <w:r>
+        <w:t xml:space="preserve"> </w:t>
+      </w:r>
+      <w:r>
+        <w:t xml:space="preserve">upstream position and with the cross-zone sensitivity visible in the Fisher analysis of Section</w:t>
+      </w:r>
+      <w:r>
+        <w:t xml:space="preserve"> </w:t>
+      </w:r>
+      <w:r>
+        <w:t xml:space="preserve">3.3.3.</w:t>
       </w:r>
     </w:p>
     <w:p>
@@ -16384,7 +16213,13 @@
         <w:pStyle w:val="BodyText"/>
       </w:pPr>
       <w:r>
-        <w:t xml:space="preserve">Predictive performance barely notices. Held-out RMSE at the dropped monitors is 0.0999, 0.0988 and 0.1006 mg L</w:t>
+        <w:t xml:space="preserve">Held-out prediction nevertheless stayed close to the observation-noise scale, with RMSEs of</w:t>
+      </w:r>
+      <w:r>
+        <w:t xml:space="preserve"> </w:t>
+      </w:r>
+      <w:r>
+        <w:t xml:space="preserve">0.0999, 0.0988 and 0.1006 mg L</w:t>
       </w:r>
       <w:r>
         <w:rPr>
@@ -16393,46 +16228,40 @@
         <w:t xml:space="preserve">-1</w:t>
       </w:r>
       <w:r>
-        <w:t xml:space="preserve">, comparable to the leave-one-monitor-out values and to the observation-noise scale, with coverage between 0.90 and 0.96 (Figure 6). Repeating</w:t>
-      </w:r>
-      <w:r>
-        <w:t xml:space="preserve"> </w:t>
-      </w:r>
-      <w:r>
-        <w:t xml:space="preserve">leave-one-zone-out under ±20% per-pipe heterogeneity across eight independent fields changes</w:t>
-      </w:r>
-      <w:r>
-        <w:t xml:space="preserve"> </w:t>
-      </w:r>
-      <w:r>
-        <w:t xml:space="preserve">little: coefficient errors relative to each field’s own arithmetic mean are +0.139, −0.020 and</w:t>
-      </w:r>
-      <w:r>
-        <w:t xml:space="preserve"> </w:t>
-      </w:r>
-      <w:r>
-        <w:t xml:space="preserve">+0.012 m day</w:t>
-      </w:r>
-      <w:r>
-        <w:rPr>
-          <w:vertAlign w:val="superscript"/>
-        </w:rPr>
-        <w:t xml:space="preserve">-1</w:t>
-      </w:r>
-      <w:r>
-        <w:t xml:space="preserve">, and errors at unmonitored junctions remain between 0.8% and 1.2%. As a</w:t>
-      </w:r>
-      <w:r>
-        <w:t xml:space="preserve"> </w:t>
-      </w:r>
-      <w:r>
-        <w:t xml:space="preserve">separate spatial validation using all six monitors, predictions at twenty junctions that never</w:t>
-      </w:r>
-      <w:r>
-        <w:t xml:space="preserve"> </w:t>
-      </w:r>
-      <w:r>
-        <w:t xml:space="preserve">entered any calibration had a median normalised mean absolute error of 0.83% under the primary likelihood, with an interquartile range of 0.41% to 1.45% across junctions and noise realisations; the median is well inside one per cent but the upper quartile is not.</w:t>
+        <w:t xml:space="preserve"> </w:t>
+      </w:r>
+      <w:r>
+        <w:t xml:space="preserve">and coverage between 0.90 and 0.96 (Figure 6). Repeating the</w:t>
+      </w:r>
+      <w:r>
+        <w:t xml:space="preserve"> </w:t>
+      </w:r>
+      <w:r>
+        <w:t xml:space="preserve">design under ±20% per-pipe heterogeneity across eight independent fields produced the same</w:t>
+      </w:r>
+      <w:r>
+        <w:t xml:space="preserve"> </w:t>
+      </w:r>
+      <w:r>
+        <w:t xml:space="preserve">qualitative separation, with errors at unmonitored junctions between 0.8% and 1.2%. In a separate</w:t>
+      </w:r>
+      <w:r>
+        <w:t xml:space="preserve"> </w:t>
+      </w:r>
+      <w:r>
+        <w:t xml:space="preserve">spatial validation using all six monitors, predictions at twenty junctions that never entered any</w:t>
+      </w:r>
+      <w:r>
+        <w:t xml:space="preserve"> </w:t>
+      </w:r>
+      <w:r>
+        <w:t xml:space="preserve">calibration had a median normalised mean absolute error of 0.83% under the primary likelihood,</w:t>
+      </w:r>
+      <w:r>
+        <w:t xml:space="preserve"> </w:t>
+      </w:r>
+      <w:r>
+        <w:t xml:space="preserve">with an interquartile range of 0.41% to 1.45%.</w:t>
       </w:r>
     </w:p>
     <w:p>
@@ -16440,37 +16269,118 @@
         <w:pStyle w:val="BodyText"/>
       </w:pPr>
       <w:r>
-        <w:t xml:space="preserve">The predictive bands at those same junctions are a less flattering result and are reported here</w:t>
-      </w:r>
-      <w:r>
-        <w:t xml:space="preserve"> </w:t>
-      </w:r>
-      <w:r>
-        <w:t xml:space="preserve">for that reason. Against a nominal 90%, the median pointwise coverage was 1.00 for both the</w:t>
-      </w:r>
-      <w:r>
-        <w:t xml:space="preserve"> </w:t>
-      </w:r>
-      <w:r>
-        <w:t xml:space="preserve">normal-approximation and the weighted-quantile band, under the formal rule as well as the</w:t>
-      </w:r>
-      <w:r>
-        <w:t xml:space="preserve"> </w:t>
-      </w:r>
-      <w:r>
-        <w:t xml:space="preserve">informal comparator. That is over-coverage: the bands are conservative rather than calibrated. A broad parameter ensemble is a plausible contributor, but this design does not isolate a cause, and the result is flattered further because the targets were generated by the same hydraulic and reaction model that produced the predictions. Coverage at these junctions therefore does not establish that the reported</w:t>
-      </w:r>
-      <w:r>
-        <w:t xml:space="preserve"> </w:t>
-      </w:r>
-      <w:r>
-        <w:t xml:space="preserve">uncertainty is correctly sized, and the same caution applies to the nominally well-calibrated</w:t>
-      </w:r>
-      <w:r>
-        <w:t xml:space="preserve"> </w:t>
-      </w:r>
-      <w:r>
-        <w:t xml:space="preserve">coverage of the held-out monitor designs.</w:t>
+        <w:t xml:space="preserve">The predictive bands at those junctions are a less flattering result and are reported here for</w:t>
+      </w:r>
+      <w:r>
+        <w:t xml:space="preserve"> </w:t>
+      </w:r>
+      <w:r>
+        <w:t xml:space="preserve">that reason. Against a nominal 90%, median pointwise coverage was 1.00 under both band</w:t>
+      </w:r>
+      <w:r>
+        <w:t xml:space="preserve"> </w:t>
+      </w:r>
+      <w:r>
+        <w:t xml:space="preserve">constructions and both weighting rules, so the bands are conservative rather than calibrated in</w:t>
+      </w:r>
+      <w:r>
+        <w:t xml:space="preserve"> </w:t>
+      </w:r>
+      <w:r>
+        <w:t xml:space="preserve">this model-matched design, and the same caution applies to the nominally well-calibrated coverage</w:t>
+      </w:r>
+      <w:r>
+        <w:t xml:space="preserve"> </w:t>
+      </w:r>
+      <w:r>
+        <w:t xml:space="preserve">of the held-out monitor designs. Cross-coefficient compensation was small, the largest shift in a</w:t>
+      </w:r>
+      <w:r>
+        <w:t xml:space="preserve"> </w:t>
+      </w:r>
+      <w:r>
+        <w:t xml:space="preserve">retained coefficient being 0.0086 m day</w:t>
+      </w:r>
+      <w:r>
+        <w:rPr>
+          <w:vertAlign w:val="superscript"/>
+        </w:rPr>
+        <w:t xml:space="preserve">-1</w:t>
+      </w:r>
+      <w:r>
+        <w:t xml:space="preserve">. For old and average the prior midpoints lie close</w:t>
+      </w:r>
+      <w:r>
+        <w:t xml:space="preserve"> </w:t>
+      </w:r>
+      <w:r>
+        <w:t xml:space="preserve">enough to the imposed truths that a prior-dominated coefficient still predicts within the 0.1 mg</w:t>
+      </w:r>
+      <w:r>
+        <w:t xml:space="preserve"> </w:t>
+      </w:r>
+      <w:r>
+        <w:t xml:space="preserve">L</w:t>
+      </w:r>
+      <w:r>
+        <w:rPr>
+          <w:vertAlign w:val="superscript"/>
+        </w:rPr>
+        <w:t xml:space="preserve">-1</w:t>
+      </w:r>
+      <w:r>
+        <w:t xml:space="preserve"> </w:t>
+      </w:r>
+      <w:r>
+        <w:t xml:space="preserve">noise scale, whereas the new coefficient retains genuine information from monitors outside</w:t>
+      </w:r>
+      <w:r>
+        <w:t xml:space="preserve"> </w:t>
+      </w:r>
+      <w:r>
+        <w:t xml:space="preserve">its own zone. Good held-out prediction therefore did not imply local parameter identification.</w:t>
+      </w:r>
+    </w:p>
+    <w:bookmarkEnd w:id="83"/>
+    <w:bookmarkStart w:id="87" w:name="X68f19514e01396656c07c61bd9e2aff5b14a223"/>
+    <w:p>
+      <w:pPr>
+        <w:pStyle w:val="Heading3"/>
+      </w:pPr>
+      <w:r>
+        <w:t xml:space="preserve">3.5.3 What predictive validation does and does not license</w:t>
+      </w:r>
+    </w:p>
+    <w:p>
+      <w:pPr>
+        <w:pStyle w:val="FirstParagraph"/>
+      </w:pPr>
+      <w:r>
+        <w:t xml:space="preserve">The two claims support different uses. Held-out prediction supports spatial prediction at unseen</w:t>
+      </w:r>
+      <w:r>
+        <w:t xml:space="preserve"> </w:t>
+      </w:r>
+      <w:r>
+        <w:t xml:space="preserve">locations within the same simulated operating regime. It does not support physical</w:t>
+      </w:r>
+      <w:r>
+        <w:t xml:space="preserve"> </w:t>
+      </w:r>
+      <w:r>
+        <w:t xml:space="preserve">interpretation of the coefficients, attribution of decay to particular assets, or any</w:t>
+      </w:r>
+      <w:r>
+        <w:t xml:space="preserve"> </w:t>
+      </w:r>
+      <w:r>
+        <w:t xml:space="preserve">intervention whose design depends on which zone is reactive. For those, Section 3.5.2 shows the evidence may be absent while every predictive diagnostic passes. A model adequate for</w:t>
+      </w:r>
+      <w:r>
+        <w:t xml:space="preserve"> </w:t>
+      </w:r>
+      <w:r>
+        <w:t xml:space="preserve">concentration screening may still be inadequate for asset diagnosis.</w:t>
       </w:r>
     </w:p>
     <w:p>
@@ -16478,119 +16388,6 @@
         <w:pStyle w:val="BodyText"/>
       </w:pPr>
       <w:r>
-        <w:t xml:space="preserve">The mechanism differs by zone, and it is not mutual compensation between coefficients: when one zone is withheld the other two coefficients barely move. Five of the six cross-coefficient shifts are below 0.005 m day</w:t>
-      </w:r>
-      <w:r>
-        <w:rPr>
-          <w:vertAlign w:val="superscript"/>
-        </w:rPr>
-        <w:t xml:space="preserve">-1</w:t>
-      </w:r>
-      <w:r>
-        <w:t xml:space="preserve"> </w:t>
-      </w:r>
-      <w:r>
-        <w:t xml:space="preserve">from their six-monitor medians, and the largest is 0.0086 m day</w:t>
-      </w:r>
-      <w:r>
-        <w:rPr>
-          <w:vertAlign w:val="superscript"/>
-        </w:rPr>
-        <w:t xml:space="preserve">-1</w:t>
-      </w:r>
-      <w:r>
-        <w:t xml:space="preserve">, for the old coefficient when the new zone is withheld. For old and average, the prior midpoints already lie close enough</w:t>
-      </w:r>
-      <w:r>
-        <w:t xml:space="preserve"> </w:t>
-      </w:r>
-      <w:r>
-        <w:t xml:space="preserve">to the imposed truths that a prior-dominated coefficient still produces concentrations whose</w:t>
-      </w:r>
-      <w:r>
-        <w:t xml:space="preserve"> </w:t>
-      </w:r>
-      <w:r>
-        <w:t xml:space="preserve">discrepancies are small relative to the 0.1 mg L</w:t>
-      </w:r>
-      <w:r>
-        <w:rPr>
-          <w:vertAlign w:val="superscript"/>
-        </w:rPr>
-        <w:t xml:space="preserve">-1</w:t>
-      </w:r>
-      <w:r>
-        <w:t xml:space="preserve"> </w:t>
-      </w:r>
-      <w:r>
-        <w:t xml:space="preserve">observation noise. The new coefficient is</w:t>
-      </w:r>
-      <w:r>
-        <w:t xml:space="preserve"> </w:t>
-      </w:r>
-      <w:r>
-        <w:t xml:space="preserve">different in kind, retaining genuine information from monitors outside its own zone. A zone</w:t>
-      </w:r>
-      <w:r>
-        <w:t xml:space="preserve"> </w:t>
-      </w:r>
-      <w:r>
-        <w:t xml:space="preserve">coefficient can therefore remain effectively at its prior while predictions at the withheld</w:t>
-      </w:r>
-      <w:r>
-        <w:t xml:space="preserve"> </w:t>
-      </w:r>
-      <w:r>
-        <w:t xml:space="preserve">monitors of that same zone stay close to the observation-noise scale.</w:t>
-      </w:r>
-    </w:p>
-    <w:bookmarkEnd w:id="84"/>
-    <w:bookmarkStart w:id="88" w:name="X68f19514e01396656c07c61bd9e2aff5b14a223"/>
-    <w:p>
-      <w:pPr>
-        <w:pStyle w:val="Heading3"/>
-      </w:pPr>
-      <w:r>
-        <w:t xml:space="preserve">3.5.3 What predictive validation does and does not license</w:t>
-      </w:r>
-    </w:p>
-    <w:p>
-      <w:pPr>
-        <w:pStyle w:val="FirstParagraph"/>
-      </w:pPr>
-      <w:r>
-        <w:t xml:space="preserve">The two claims support different uses. Held-out prediction supports spatial prediction at unseen</w:t>
-      </w:r>
-      <w:r>
-        <w:t xml:space="preserve"> </w:t>
-      </w:r>
-      <w:r>
-        <w:t xml:space="preserve">locations within the same simulated operating regime. It does not support physical</w:t>
-      </w:r>
-      <w:r>
-        <w:t xml:space="preserve"> </w:t>
-      </w:r>
-      <w:r>
-        <w:t xml:space="preserve">interpretation of the coefficients, attribution of decay to particular assets, or any</w:t>
-      </w:r>
-      <w:r>
-        <w:t xml:space="preserve"> </w:t>
-      </w:r>
-      <w:r>
-        <w:t xml:space="preserve">intervention whose design depends on which zone is reactive. For those, Section 3.5.2 shows the evidence may be absent while every predictive diagnostic passes. A model adequate for</w:t>
-      </w:r>
-      <w:r>
-        <w:t xml:space="preserve"> </w:t>
-      </w:r>
-      <w:r>
-        <w:t xml:space="preserve">concentration screening may still be inadequate for asset diagnosis.</w:t>
-      </w:r>
-    </w:p>
-    <w:p>
-      <w:pPr>
-        <w:pStyle w:val="BodyText"/>
-      </w:pPr>
-      <w:r>
         <w:t xml:space="preserve">Nor is this an external validation. Even the heterogeneous-truth extension retains the same</w:t>
       </w:r>
       <w:r>
@@ -16621,18 +16418,18 @@
           <wp:inline>
             <wp:extent cx="5753100" cy="2077667"/>
             <wp:effectExtent b="0" l="0" r="0" t="0"/>
-            <wp:docPr descr="Figure 6. Leave-one-zone-out parameter and prediction results. Left, median coefficient over 30 realisations against prior support, midpoint and truth; the bar is the median within-realisation posterior standard deviation at a Gaussian 90% width. Right, held-out RMSE against the 0.1 mg L-1 noise scale, bars showing the interquartile range." title="" id="86" name="Picture"/>
+            <wp:docPr descr="Figure 6. Leave-one-zone-out parameter and prediction results. Left, median coefficient over 30 realisations against prior support, midpoint and truth; the bar is the median within-realisation posterior standard deviation at a Gaussian 90% width. Right, held-out RMSE against the 0.1 mg L-1 noise scale, bars showing the interquartile range." title="" id="85" name="Picture"/>
             <a:graphic>
               <a:graphicData uri="http://schemas.openxmlformats.org/drawingml/2006/picture">
                 <pic:pic>
                   <pic:nvPicPr>
-                    <pic:cNvPr descr="figures/paper/fig6_prediction_without_identification.png" id="87" name="Picture"/>
+                    <pic:cNvPr descr="figures/paper/fig6_prediction_without_identification.png" id="86" name="Picture"/>
                     <pic:cNvPicPr>
                       <a:picLocks noChangeArrowheads="1" noChangeAspect="1"/>
                     </pic:cNvPicPr>
                   </pic:nvPicPr>
                   <pic:blipFill>
-                    <a:blip r:embed="rId85"/>
+                    <a:blip r:embed="rId84"/>
                     <a:stretch>
                       <a:fillRect/>
                     </a:stretch>
@@ -17458,9 +17255,9 @@
         <w:t xml:space="preserve">Own-coefficient error is measured against the true zone value.</w:t>
       </w:r>
     </w:p>
+    <w:bookmarkEnd w:id="87"/>
     <w:bookmarkEnd w:id="88"/>
-    <w:bookmarkEnd w:id="89"/>
-    <w:bookmarkStart w:id="96" w:name="X18a78fb24137a841c027c2d5aa826b00ca777e2"/>
+    <w:bookmarkStart w:id="95" w:name="X18a78fb24137a841c027c2d5aa826b00ca777e2"/>
     <w:p>
       <w:pPr>
         <w:pStyle w:val="Heading2"/>
@@ -17469,7 +17266,7 @@
         <w:t xml:space="preserve">3.6 Propagation to operational low-chlorine risk</w:t>
       </w:r>
     </w:p>
-    <w:bookmarkStart w:id="90" w:name="Xc055e23747760d795e741d8a0b84e2d3ce1b6f3"/>
+    <w:bookmarkStart w:id="89" w:name="Xc055e23747760d795e741d8a0b84e2d3ce1b6f3"/>
     <w:p>
       <w:pPr>
         <w:pStyle w:val="Heading3"/>
@@ -17646,8 +17443,8 @@
         <w:t xml:space="preserve">remain horizon-dependent (Section 3.1.2), so the association is descriptive only.</w:t>
       </w:r>
     </w:p>
-    <w:bookmarkEnd w:id="90"/>
-    <w:bookmarkStart w:id="91" w:name="X3a08c32d7c1101b1d19e1780508082b9c9c373b"/>
+    <w:bookmarkEnd w:id="89"/>
+    <w:bookmarkStart w:id="90" w:name="X3a08c32d7c1101b1d19e1780508082b9c9c373b"/>
     <w:p>
       <w:pPr>
         <w:pStyle w:val="Heading3"/>
@@ -17776,8 +17573,8 @@
         <w:t xml:space="preserve">deficit ranking retains a more clearly separated leading core.</w:t>
       </w:r>
     </w:p>
-    <w:bookmarkEnd w:id="91"/>
-    <w:bookmarkStart w:id="95" w:name="X79e5c6cb393dc55fde9a2ae77dfa24eab8355c3"/>
+    <w:bookmarkEnd w:id="90"/>
+    <w:bookmarkStart w:id="94" w:name="X79e5c6cb393dc55fde9a2ae77dfa24eab8355c3"/>
     <w:p>
       <w:pPr>
         <w:pStyle w:val="Heading3"/>
@@ -18008,18 +17805,18 @@
           <wp:inline>
             <wp:extent cx="5720156" cy="2129016"/>
             <wp:effectExtent b="0" l="0" r="0" t="0"/>
-            <wp:docPr descr="Figure 7. Risk robustness is metric-specific. (A) Rank of the leading nodes under \bar{P} = E[D]/48 against cumulative deficit E[A]. (B) Top-six overlap with the reference ranking under three selected perturbations, both metrics. (C) Expected duration against deficit for all 92 junctions." title="" id="93" name="Picture"/>
+            <wp:docPr descr="Figure 7. Risk robustness is metric-specific. (A) Rank of the leading nodes under \bar{P} = E[D]/48 against cumulative deficit E[A]. (B) Top-six overlap with the reference ranking under three selected perturbations, both metrics. (C) Expected duration against deficit for all 92 junctions." title="" id="92" name="Picture"/>
             <a:graphic>
               <a:graphicData uri="http://schemas.openxmlformats.org/drawingml/2006/picture">
                 <pic:pic>
                   <pic:nvPicPr>
-                    <pic:cNvPr descr="figures/paper/fig7_metric_specific_risk.png" id="94" name="Picture"/>
+                    <pic:cNvPr descr="figures/paper/fig7_metric_specific_risk.png" id="93" name="Picture"/>
                     <pic:cNvPicPr>
                       <a:picLocks noChangeArrowheads="1" noChangeAspect="1"/>
                     </pic:cNvPicPr>
                   </pic:nvPicPr>
                   <pic:blipFill>
-                    <a:blip r:embed="rId92"/>
+                    <a:blip r:embed="rId91"/>
                     <a:stretch>
                       <a:fillRect/>
                     </a:stretch>
@@ -18150,9 +17947,9 @@
         <w:t xml:space="preserve">. (B) Top-six overlap with the reference ranking under three selected perturbations, both metrics. (C) Expected duration against deficit for all 92 junctions.</w:t>
       </w:r>
     </w:p>
+    <w:bookmarkEnd w:id="94"/>
     <w:bookmarkEnd w:id="95"/>
-    <w:bookmarkEnd w:id="96"/>
-    <w:bookmarkStart w:id="101" w:name="X7aae9a29c0c924fb0cf7cb400610c1dd13a5f2e"/>
+    <w:bookmarkStart w:id="100" w:name="X7aae9a29c0c924fb0cf7cb400610c1dd13a5f2e"/>
     <w:p>
       <w:pPr>
         <w:pStyle w:val="Heading2"/>
@@ -18205,7 +18002,7 @@
         <w:t xml:space="preserve">water-age association is descriptive rather than a significance test.</w:t>
       </w:r>
     </w:p>
-    <w:bookmarkStart w:id="97" w:name="Xc77ad706d56c4a70aa95b40c985d4b02f5b072a"/>
+    <w:bookmarkStart w:id="96" w:name="Xc77ad706d56c4a70aa95b40c985d4b02f5b072a"/>
     <w:p>
       <w:pPr>
         <w:pStyle w:val="Heading3"/>
@@ -18342,8 +18139,8 @@
         <w:t xml:space="preserve">without them, or one whose broad ranking is stable while its shortlist is not.</w:t>
       </w:r>
     </w:p>
-    <w:bookmarkEnd w:id="97"/>
-    <w:bookmarkStart w:id="98" w:name="methodological-implications"/>
+    <w:bookmarkEnd w:id="96"/>
+    <w:bookmarkStart w:id="97" w:name="methodological-implications"/>
     <w:p>
       <w:pPr>
         <w:pStyle w:val="Heading3"/>
@@ -18474,8 +18271,8 @@
         <w:t xml:space="preserve">stability, and the low-chlorine metrics are not interchangeable.</w:t>
       </w:r>
     </w:p>
-    <w:bookmarkEnd w:id="98"/>
-    <w:bookmarkStart w:id="99" w:name="limitations"/>
+    <w:bookmarkEnd w:id="97"/>
+    <w:bookmarkStart w:id="98" w:name="limitations"/>
     <w:p>
       <w:pPr>
         <w:pStyle w:val="Heading3"/>
@@ -18670,8 +18467,8 @@
         <w:t xml:space="preserve">operational threshold, not a compliance limit.</w:t>
       </w:r>
     </w:p>
-    <w:bookmarkEnd w:id="99"/>
-    <w:bookmarkStart w:id="100" w:name="future-work"/>
+    <w:bookmarkEnd w:id="98"/>
+    <w:bookmarkStart w:id="99" w:name="future-work"/>
     <w:p>
       <w:pPr>
         <w:pStyle w:val="Heading3"/>
@@ -18730,10 +18527,10 @@
         <w:t xml:space="preserve">propagating hydraulic uncertainty and a real network with independent observations.</w:t>
       </w:r>
     </w:p>
+    <w:bookmarkEnd w:id="99"/>
     <w:bookmarkEnd w:id="100"/>
     <w:bookmarkEnd w:id="101"/>
-    <w:bookmarkEnd w:id="102"/>
-    <w:bookmarkStart w:id="103" w:name="conclusions"/>
+    <w:bookmarkStart w:id="102" w:name="conclusions"/>
     <w:p>
       <w:pPr>
         <w:pStyle w:val="Heading1"/>
@@ -18948,8 +18745,8 @@
         <w:t xml:space="preserve">and their transfer to a real network remains to be tested.</w:t>
       </w:r>
     </w:p>
-    <w:bookmarkEnd w:id="103"/>
-    <w:bookmarkStart w:id="133" w:name="references"/>
+    <w:bookmarkEnd w:id="102"/>
+    <w:bookmarkStart w:id="132" w:name="references"/>
     <w:p>
       <w:pPr>
         <w:pStyle w:val="Heading1"/>
@@ -18958,8 +18755,8 @@
         <w:t xml:space="preserve">References</w:t>
       </w:r>
     </w:p>
-    <w:bookmarkStart w:id="132" w:name="refs"/>
-    <w:bookmarkStart w:id="105" w:name="ref-BevenBinley1992"/>
+    <w:bookmarkStart w:id="131" w:name="refs"/>
+    <w:bookmarkStart w:id="104" w:name="ref-BevenBinley1992"/>
     <w:p>
       <w:pPr>
         <w:pStyle w:val="Bibliography"/>
@@ -18983,7 +18780,7 @@
       <w:r>
         <w:t xml:space="preserve"> </w:t>
       </w:r>
-      <w:hyperlink r:id="rId104">
+      <w:hyperlink r:id="rId103">
         <w:r>
           <w:rPr>
             <w:rStyle w:val="Hyperlink"/>
@@ -18995,8 +18792,8 @@
         <w:t xml:space="preserve">.</w:t>
       </w:r>
     </w:p>
-    <w:bookmarkEnd w:id="105"/>
-    <w:bookmarkStart w:id="107" w:name="ref-BevenBinley2014"/>
+    <w:bookmarkEnd w:id="104"/>
+    <w:bookmarkStart w:id="106" w:name="ref-BevenBinley2014"/>
     <w:p>
       <w:pPr>
         <w:pStyle w:val="Bibliography"/>
@@ -19029,7 +18826,7 @@
       <w:r>
         <w:t xml:space="preserve"> </w:t>
       </w:r>
-      <w:hyperlink r:id="rId106">
+      <w:hyperlink r:id="rId105">
         <w:r>
           <w:rPr>
             <w:rStyle w:val="Hyperlink"/>
@@ -19041,8 +18838,8 @@
         <w:t xml:space="preserve">.</w:t>
       </w:r>
     </w:p>
-    <w:bookmarkEnd w:id="107"/>
-    <w:bookmarkStart w:id="109" w:name="ref-Brun2001"/>
+    <w:bookmarkEnd w:id="106"/>
+    <w:bookmarkStart w:id="108" w:name="ref-Brun2001"/>
     <w:p>
       <w:pPr>
         <w:pStyle w:val="Bibliography"/>
@@ -19066,7 +18863,7 @@
       <w:r>
         <w:t xml:space="preserve"> </w:t>
       </w:r>
-      <w:hyperlink r:id="rId108">
+      <w:hyperlink r:id="rId107">
         <w:r>
           <w:rPr>
             <w:rStyle w:val="Hyperlink"/>
@@ -19078,8 +18875,8 @@
         <w:t xml:space="preserve">.</w:t>
       </w:r>
     </w:p>
-    <w:bookmarkEnd w:id="109"/>
-    <w:bookmarkStart w:id="111" w:name="ref-Hallam2002"/>
+    <w:bookmarkEnd w:id="108"/>
+    <w:bookmarkStart w:id="110" w:name="ref-Hallam2002"/>
     <w:p>
       <w:pPr>
         <w:pStyle w:val="Bibliography"/>
@@ -19103,7 +18900,7 @@
       <w:r>
         <w:t xml:space="preserve"> </w:t>
       </w:r>
-      <w:hyperlink r:id="rId110">
+      <w:hyperlink r:id="rId109">
         <w:r>
           <w:rPr>
             <w:rStyle w:val="Hyperlink"/>
@@ -19115,8 +18912,8 @@
         <w:t xml:space="preserve">.</w:t>
       </w:r>
     </w:p>
-    <w:bookmarkEnd w:id="111"/>
-    <w:bookmarkStart w:id="113" w:name="ref-Klise2017WNTR"/>
+    <w:bookmarkEnd w:id="110"/>
+    <w:bookmarkStart w:id="112" w:name="ref-Klise2017WNTR"/>
     <w:p>
       <w:pPr>
         <w:pStyle w:val="Bibliography"/>
@@ -19140,7 +18937,7 @@
       <w:r>
         <w:t xml:space="preserve"> </w:t>
       </w:r>
-      <w:hyperlink r:id="rId112">
+      <w:hyperlink r:id="rId111">
         <w:r>
           <w:rPr>
             <w:rStyle w:val="Hyperlink"/>
@@ -19152,8 +18949,8 @@
         <w:t xml:space="preserve">.</w:t>
       </w:r>
     </w:p>
-    <w:bookmarkEnd w:id="113"/>
-    <w:bookmarkStart w:id="115" w:name="ref-MantovanTodini2006"/>
+    <w:bookmarkEnd w:id="112"/>
+    <w:bookmarkStart w:id="114" w:name="ref-MantovanTodini2006"/>
     <w:p>
       <w:pPr>
         <w:pStyle w:val="Bibliography"/>
@@ -19189,7 +18986,7 @@
       <w:r>
         <w:t xml:space="preserve"> </w:t>
       </w:r>
-      <w:hyperlink r:id="rId114">
+      <w:hyperlink r:id="rId113">
         <w:r>
           <w:rPr>
             <w:rStyle w:val="Hyperlink"/>
@@ -19201,8 +18998,8 @@
         <w:t xml:space="preserve">.</w:t>
       </w:r>
     </w:p>
-    <w:bookmarkEnd w:id="115"/>
-    <w:bookmarkStart w:id="117" w:name="ref-Munavalli2003SteadyState"/>
+    <w:bookmarkEnd w:id="114"/>
+    <w:bookmarkStart w:id="116" w:name="ref-Munavalli2003SteadyState"/>
     <w:p>
       <w:pPr>
         <w:pStyle w:val="Bibliography"/>
@@ -19226,7 +19023,7 @@
       <w:r>
         <w:t xml:space="preserve"> </w:t>
       </w:r>
-      <w:hyperlink r:id="rId116">
+      <w:hyperlink r:id="rId115">
         <w:r>
           <w:rPr>
             <w:rStyle w:val="Hyperlink"/>
@@ -19238,8 +19035,8 @@
         <w:t xml:space="preserve">.</w:t>
       </w:r>
     </w:p>
-    <w:bookmarkEnd w:id="117"/>
-    <w:bookmarkStart w:id="119" w:name="ref-Nejjari2014ChlorineCalibration"/>
+    <w:bookmarkEnd w:id="116"/>
+    <w:bookmarkStart w:id="118" w:name="ref-Nejjari2014ChlorineCalibration"/>
     <w:p>
       <w:pPr>
         <w:pStyle w:val="Bibliography"/>
@@ -19263,7 +19060,7 @@
       <w:r>
         <w:t xml:space="preserve"> </w:t>
       </w:r>
-      <w:hyperlink r:id="rId118">
+      <w:hyperlink r:id="rId117">
         <w:r>
           <w:rPr>
             <w:rStyle w:val="Hyperlink"/>
@@ -19275,8 +19072,8 @@
         <w:t xml:space="preserve">.</w:t>
       </w:r>
     </w:p>
-    <w:bookmarkEnd w:id="119"/>
-    <w:bookmarkStart w:id="121" w:name="ref-Powell2000"/>
+    <w:bookmarkEnd w:id="118"/>
+    <w:bookmarkStart w:id="120" w:name="ref-Powell2000"/>
     <w:p>
       <w:pPr>
         <w:pStyle w:val="Bibliography"/>
@@ -19300,7 +19097,7 @@
       <w:r>
         <w:t xml:space="preserve"> </w:t>
       </w:r>
-      <w:hyperlink r:id="rId120">
+      <w:hyperlink r:id="rId119">
         <w:r>
           <w:rPr>
             <w:rStyle w:val="Hyperlink"/>
@@ -19312,8 +19109,8 @@
         <w:t xml:space="preserve">.</w:t>
       </w:r>
     </w:p>
-    <w:bookmarkEnd w:id="121"/>
-    <w:bookmarkStart w:id="123" w:name="ref-Raue2009"/>
+    <w:bookmarkEnd w:id="120"/>
+    <w:bookmarkStart w:id="122" w:name="ref-Raue2009"/>
     <w:p>
       <w:pPr>
         <w:pStyle w:val="Bibliography"/>
@@ -19337,7 +19134,7 @@
       <w:r>
         <w:t xml:space="preserve"> </w:t>
       </w:r>
-      <w:hyperlink r:id="rId122">
+      <w:hyperlink r:id="rId121">
         <w:r>
           <w:rPr>
             <w:rStyle w:val="Hyperlink"/>
@@ -19349,8 +19146,8 @@
         <w:t xml:space="preserve">.</w:t>
       </w:r>
     </w:p>
-    <w:bookmarkEnd w:id="123"/>
-    <w:bookmarkStart w:id="124" w:name="ref-Rossman2000"/>
+    <w:bookmarkEnd w:id="122"/>
+    <w:bookmarkStart w:id="123" w:name="ref-Rossman2000"/>
     <w:p>
       <w:pPr>
         <w:pStyle w:val="Bibliography"/>
@@ -19386,8 +19183,8 @@
         <w:t xml:space="preserve">. Cincinnati, OH: U.S. Environmental Protection Agency.</w:t>
       </w:r>
     </w:p>
-    <w:bookmarkEnd w:id="124"/>
-    <w:bookmarkStart w:id="126" w:name="ref-Rossman1994"/>
+    <w:bookmarkEnd w:id="123"/>
+    <w:bookmarkStart w:id="125" w:name="ref-Rossman1994"/>
     <w:p>
       <w:pPr>
         <w:pStyle w:val="Bibliography"/>
@@ -19411,7 +19208,7 @@
       <w:r>
         <w:t xml:space="preserve"> </w:t>
       </w:r>
-      <w:hyperlink r:id="rId125">
+      <w:hyperlink r:id="rId124">
         <w:r>
           <w:rPr>
             <w:rStyle w:val="Hyperlink"/>
@@ -19423,8 +19220,8 @@
         <w:t xml:space="preserve">.</w:t>
       </w:r>
     </w:p>
-    <w:bookmarkEnd w:id="126"/>
-    <w:bookmarkStart w:id="127" w:name="ref-Rossman2020"/>
+    <w:bookmarkEnd w:id="125"/>
+    <w:bookmarkStart w:id="126" w:name="ref-Rossman2020"/>
     <w:p>
       <w:pPr>
         <w:pStyle w:val="Bibliography"/>
@@ -19460,8 +19257,8 @@
         <w:t xml:space="preserve">. Cincinnati, OH: U.S. Environmental Protection Agency.</w:t>
       </w:r>
     </w:p>
-    <w:bookmarkEnd w:id="127"/>
-    <w:bookmarkStart w:id="129" w:name="ref-Stedinger2008"/>
+    <w:bookmarkEnd w:id="126"/>
+    <w:bookmarkStart w:id="128" w:name="ref-Stedinger2008"/>
     <w:p>
       <w:pPr>
         <w:pStyle w:val="Bibliography"/>
@@ -19491,7 +19288,7 @@
       <w:r>
         <w:t xml:space="preserve"> </w:t>
       </w:r>
-      <w:hyperlink r:id="rId128">
+      <w:hyperlink r:id="rId127">
         <w:r>
           <w:rPr>
             <w:rStyle w:val="Hyperlink"/>
@@ -19503,8 +19300,8 @@
         <w:t xml:space="preserve">.</w:t>
       </w:r>
     </w:p>
-    <w:bookmarkEnd w:id="129"/>
-    <w:bookmarkStart w:id="131" w:name="ref-Vasconcelos1997"/>
+    <w:bookmarkEnd w:id="128"/>
+    <w:bookmarkStart w:id="130" w:name="ref-Vasconcelos1997"/>
     <w:p>
       <w:pPr>
         <w:pStyle w:val="Bibliography"/>
@@ -19528,7 +19325,7 @@
       <w:r>
         <w:t xml:space="preserve"> </w:t>
       </w:r>
-      <w:hyperlink r:id="rId130">
+      <w:hyperlink r:id="rId129">
         <w:r>
           <w:rPr>
             <w:rStyle w:val="Hyperlink"/>
@@ -19540,10 +19337,10 @@
         <w:t xml:space="preserve">.</w:t>
       </w:r>
     </w:p>
+    <w:bookmarkEnd w:id="130"/>
     <w:bookmarkEnd w:id="131"/>
     <w:bookmarkEnd w:id="132"/>
-    <w:bookmarkEnd w:id="133"/>
-    <w:bookmarkStart w:id="143" w:name="appendices"/>
+    <w:bookmarkStart w:id="142" w:name="appendices"/>
     <w:p>
       <w:pPr>
         <w:pStyle w:val="Heading1"/>
@@ -19578,7 +19375,7 @@
         <w:t xml:space="preserve">Appendix I maps each section of the paper to the script that produced its numbers.</w:t>
       </w:r>
     </w:p>
-    <w:bookmarkStart w:id="134" w:name="Xb23e304d159119e7df644cc02d3033fc484721a"/>
+    <w:bookmarkStart w:id="133" w:name="Xb23e304d159119e7df644cc02d3033fc484721a"/>
     <w:p>
       <w:pPr>
         <w:pStyle w:val="Heading2"/>
@@ -20650,8 +20447,8 @@
         </w:tc>
       </w:tr>
     </w:tbl>
-    <w:bookmarkEnd w:id="134"/>
-    <w:bookmarkStart w:id="135" w:name="Xe02d61a32b764c6b297a8c29969b13a7581353f"/>
+    <w:bookmarkEnd w:id="133"/>
+    <w:bookmarkStart w:id="134" w:name="Xe02d61a32b764c6b297a8c29969b13a7581353f"/>
     <w:p>
       <w:pPr>
         <w:pStyle w:val="Heading2"/>
@@ -21632,8 +21429,8 @@
         <w:t xml:space="preserve">in Tables B1 and B2 pass either way.</w:t>
       </w:r>
     </w:p>
-    <w:bookmarkEnd w:id="135"/>
-    <w:bookmarkStart w:id="136" w:name="X27ef15b8fad7bb29a56bb09609875822f773d4e"/>
+    <w:bookmarkEnd w:id="134"/>
+    <w:bookmarkStart w:id="135" w:name="X27ef15b8fad7bb29a56bb09609875822f773d4e"/>
     <w:p>
       <w:pPr>
         <w:pStyle w:val="Heading2"/>
@@ -23095,8 +22892,8 @@
         </w:tc>
       </w:tr>
     </w:tbl>
-    <w:bookmarkEnd w:id="136"/>
-    <w:bookmarkStart w:id="137" w:name="appendix-d.-fisher-information-mechanics"/>
+    <w:bookmarkEnd w:id="135"/>
+    <w:bookmarkStart w:id="136" w:name="appendix-d.-fisher-information-mechanics"/>
     <w:p>
       <w:pPr>
         <w:pStyle w:val="Heading2"/>
@@ -24880,8 +24677,8 @@
         </w:tc>
       </w:tr>
     </w:tbl>
-    <w:bookmarkEnd w:id="137"/>
-    <w:bookmarkStart w:id="138" w:name="X1a3ae0efdf8b2c76c22382abba68415e1d80e1c"/>
+    <w:bookmarkEnd w:id="136"/>
+    <w:bookmarkStart w:id="137" w:name="X1a3ae0efdf8b2c76c22382abba68415e1d80e1c"/>
     <w:p>
       <w:pPr>
         <w:pStyle w:val="Heading2"/>
@@ -26805,8 +26602,431 @@
         </w:tc>
       </w:tr>
     </w:tbl>
-    <w:bookmarkEnd w:id="138"/>
-    <w:bookmarkStart w:id="139" w:name="Xc8c108fff9324274ec271495265452b9f890e51"/>
+    <w:p>
+      <w:pPr>
+        <w:pStyle w:val="BodyText"/>
+      </w:pPr>
+      <w:r>
+        <w:t xml:space="preserve">Table E4. Length-structured amplitude sweep over 30 noise realisations. Entries are the median raw displacement fraction with its 5 to 95% range, where 0 is the arithmetic zone mean and 1 the length-weighted reference. The fraction is undefined at an amplitude of zero because the two references coincide.</w:t>
+      </w:r>
+    </w:p>
+    <w:tbl>
+      <w:tblPr>
+        <w:tblStyle w:val="Table"/>
+        <w:tblW w:type="pct" w:w="5000"/>
+        <w:tblLayout w:type="fixed"/>
+        <w:tblLook w:firstRow="1" w:lastRow="0" w:firstColumn="0" w:lastColumn="0" w:noHBand="0" w:noVBand="0" w:val="0020"/>
+      </w:tblPr>
+      <w:tblGrid>
+        <w:gridCol w:w="1131"/>
+        <w:gridCol w:w="1131"/>
+        <w:gridCol w:w="1131"/>
+        <w:gridCol w:w="1131"/>
+        <w:gridCol w:w="1131"/>
+        <w:gridCol w:w="1131"/>
+        <w:gridCol w:w="1131"/>
+      </w:tblGrid>
+      <w:tr>
+        <w:trPr>
+          <w:tblHeader w:val="on"/>
+        </w:trPr>
+        <w:tc>
+          <w:tcPr/>
+          <w:p>
+            <w:pPr>
+              <w:pStyle w:val="Compact"/>
+            </w:pPr>
+            <w:r>
+              <w:t xml:space="preserve">Amplitude</w:t>
+            </w:r>
+          </w:p>
+        </w:tc>
+        <w:tc>
+          <w:tcPr/>
+          <w:p>
+            <w:pPr>
+              <w:pStyle w:val="Compact"/>
+            </w:pPr>
+            <w:r>
+              <w:t xml:space="preserve">old formal</w:t>
+            </w:r>
+          </w:p>
+        </w:tc>
+        <w:tc>
+          <w:tcPr/>
+          <w:p>
+            <w:pPr>
+              <w:pStyle w:val="Compact"/>
+            </w:pPr>
+            <w:r>
+              <w:t xml:space="preserve">old informal</w:t>
+            </w:r>
+          </w:p>
+        </w:tc>
+        <w:tc>
+          <w:tcPr/>
+          <w:p>
+            <w:pPr>
+              <w:pStyle w:val="Compact"/>
+            </w:pPr>
+            <w:r>
+              <w:t xml:space="preserve">average formal</w:t>
+            </w:r>
+          </w:p>
+        </w:tc>
+        <w:tc>
+          <w:tcPr/>
+          <w:p>
+            <w:pPr>
+              <w:pStyle w:val="Compact"/>
+            </w:pPr>
+            <w:r>
+              <w:t xml:space="preserve">average informal</w:t>
+            </w:r>
+          </w:p>
+        </w:tc>
+        <w:tc>
+          <w:tcPr/>
+          <w:p>
+            <w:pPr>
+              <w:pStyle w:val="Compact"/>
+            </w:pPr>
+            <w:r>
+              <w:t xml:space="preserve">new formal</w:t>
+            </w:r>
+          </w:p>
+        </w:tc>
+        <w:tc>
+          <w:tcPr/>
+          <w:p>
+            <w:pPr>
+              <w:pStyle w:val="Compact"/>
+            </w:pPr>
+            <w:r>
+              <w:t xml:space="preserve">new informal</w:t>
+            </w:r>
+          </w:p>
+        </w:tc>
+      </w:tr>
+      <w:tr>
+        <w:tc>
+          <w:tcPr/>
+          <w:p>
+            <w:pPr>
+              <w:pStyle w:val="Compact"/>
+            </w:pPr>
+            <w:r>
+              <w:t xml:space="preserve">0.00</w:t>
+            </w:r>
+          </w:p>
+        </w:tc>
+        <w:tc>
+          <w:tcPr/>
+          <w:p>
+            <w:pPr>
+              <w:pStyle w:val="Compact"/>
+            </w:pPr>
+            <w:r>
+              <w:t xml:space="preserve">—</w:t>
+            </w:r>
+          </w:p>
+        </w:tc>
+        <w:tc>
+          <w:tcPr/>
+          <w:p>
+            <w:pPr>
+              <w:pStyle w:val="Compact"/>
+            </w:pPr>
+            <w:r>
+              <w:t xml:space="preserve">—</w:t>
+            </w:r>
+          </w:p>
+        </w:tc>
+        <w:tc>
+          <w:tcPr/>
+          <w:p>
+            <w:pPr>
+              <w:pStyle w:val="Compact"/>
+            </w:pPr>
+            <w:r>
+              <w:t xml:space="preserve">—</w:t>
+            </w:r>
+          </w:p>
+        </w:tc>
+        <w:tc>
+          <w:tcPr/>
+          <w:p>
+            <w:pPr>
+              <w:pStyle w:val="Compact"/>
+            </w:pPr>
+            <w:r>
+              <w:t xml:space="preserve">—</w:t>
+            </w:r>
+          </w:p>
+        </w:tc>
+        <w:tc>
+          <w:tcPr/>
+          <w:p>
+            <w:pPr>
+              <w:pStyle w:val="Compact"/>
+            </w:pPr>
+            <w:r>
+              <w:t xml:space="preserve">—</w:t>
+            </w:r>
+          </w:p>
+        </w:tc>
+        <w:tc>
+          <w:tcPr/>
+          <w:p>
+            <w:pPr>
+              <w:pStyle w:val="Compact"/>
+            </w:pPr>
+            <w:r>
+              <w:t xml:space="preserve">—</w:t>
+            </w:r>
+          </w:p>
+        </w:tc>
+      </w:tr>
+      <w:tr>
+        <w:tc>
+          <w:tcPr/>
+          <w:p>
+            <w:pPr>
+              <w:pStyle w:val="Compact"/>
+            </w:pPr>
+            <w:r>
+              <w:t xml:space="preserve">0.25</w:t>
+            </w:r>
+          </w:p>
+        </w:tc>
+        <w:tc>
+          <w:tcPr/>
+          <w:p>
+            <w:pPr>
+              <w:pStyle w:val="Compact"/>
+            </w:pPr>
+            <w:r>
+              <w:t xml:space="preserve">1.10 [-0.29, 2.47]</w:t>
+            </w:r>
+          </w:p>
+        </w:tc>
+        <w:tc>
+          <w:tcPr/>
+          <w:p>
+            <w:pPr>
+              <w:pStyle w:val="Compact"/>
+            </w:pPr>
+            <w:r>
+              <w:t xml:space="preserve">0.65 [-0.05, 1.11]</w:t>
+            </w:r>
+          </w:p>
+        </w:tc>
+        <w:tc>
+          <w:tcPr/>
+          <w:p>
+            <w:pPr>
+              <w:pStyle w:val="Compact"/>
+            </w:pPr>
+            <w:r>
+              <w:t xml:space="preserve">1.26 [-0.95, 3.72]</w:t>
+            </w:r>
+          </w:p>
+        </w:tc>
+        <w:tc>
+          <w:tcPr/>
+          <w:p>
+            <w:pPr>
+              <w:pStyle w:val="Compact"/>
+            </w:pPr>
+            <w:r>
+              <w:t xml:space="preserve">2.00 [1.12, 2.77]</w:t>
+            </w:r>
+          </w:p>
+        </w:tc>
+        <w:tc>
+          <w:tcPr/>
+          <w:p>
+            <w:pPr>
+              <w:pStyle w:val="Compact"/>
+            </w:pPr>
+            <w:r>
+              <w:t xml:space="preserve">0.98 [-0.89, 2.66]</w:t>
+            </w:r>
+          </w:p>
+        </w:tc>
+        <w:tc>
+          <w:tcPr/>
+          <w:p>
+            <w:pPr>
+              <w:pStyle w:val="Compact"/>
+            </w:pPr>
+            <w:r>
+              <w:t xml:space="preserve">0.89 [0.29, 1.52]</w:t>
+            </w:r>
+          </w:p>
+        </w:tc>
+      </w:tr>
+      <w:tr>
+        <w:tc>
+          <w:tcPr/>
+          <w:p>
+            <w:pPr>
+              <w:pStyle w:val="Compact"/>
+            </w:pPr>
+            <w:r>
+              <w:t xml:space="preserve">0.50</w:t>
+            </w:r>
+          </w:p>
+        </w:tc>
+        <w:tc>
+          <w:tcPr/>
+          <w:p>
+            <w:pPr>
+              <w:pStyle w:val="Compact"/>
+            </w:pPr>
+            <w:r>
+              <w:t xml:space="preserve">0.86 [0.12, 1.46]</w:t>
+            </w:r>
+          </w:p>
+        </w:tc>
+        <w:tc>
+          <w:tcPr/>
+          <w:p>
+            <w:pPr>
+              <w:pStyle w:val="Compact"/>
+            </w:pPr>
+            <w:r>
+              <w:t xml:space="preserve">0.43 [0.16, 0.69]</w:t>
+            </w:r>
+          </w:p>
+        </w:tc>
+        <w:tc>
+          <w:tcPr/>
+          <w:p>
+            <w:pPr>
+              <w:pStyle w:val="Compact"/>
+            </w:pPr>
+            <w:r>
+              <w:t xml:space="preserve">1.12 [-0.07, 2.43]</w:t>
+            </w:r>
+          </w:p>
+        </w:tc>
+        <w:tc>
+          <w:tcPr/>
+          <w:p>
+            <w:pPr>
+              <w:pStyle w:val="Compact"/>
+            </w:pPr>
+            <w:r>
+              <w:t xml:space="preserve">1.22 [0.98, 1.66]</w:t>
+            </w:r>
+          </w:p>
+        </w:tc>
+        <w:tc>
+          <w:tcPr/>
+          <w:p>
+            <w:pPr>
+              <w:pStyle w:val="Compact"/>
+            </w:pPr>
+            <w:r>
+              <w:t xml:space="preserve">0.92 [-0.03, 1.78]</w:t>
+            </w:r>
+          </w:p>
+        </w:tc>
+        <w:tc>
+          <w:tcPr/>
+          <w:p>
+            <w:pPr>
+              <w:pStyle w:val="Compact"/>
+            </w:pPr>
+            <w:r>
+              <w:t xml:space="preserve">0.78 [0.40, 1.08]</w:t>
+            </w:r>
+          </w:p>
+        </w:tc>
+      </w:tr>
+      <w:tr>
+        <w:tc>
+          <w:tcPr/>
+          <w:p>
+            <w:pPr>
+              <w:pStyle w:val="Compact"/>
+            </w:pPr>
+            <w:r>
+              <w:t xml:space="preserve">0.75</w:t>
+            </w:r>
+          </w:p>
+        </w:tc>
+        <w:tc>
+          <w:tcPr/>
+          <w:p>
+            <w:pPr>
+              <w:pStyle w:val="Compact"/>
+            </w:pPr>
+            <w:r>
+              <w:t xml:space="preserve">0.74 [0.23, 1.06]</w:t>
+            </w:r>
+          </w:p>
+        </w:tc>
+        <w:tc>
+          <w:tcPr/>
+          <w:p>
+            <w:pPr>
+              <w:pStyle w:val="Compact"/>
+            </w:pPr>
+            <w:r>
+              <w:t xml:space="preserve">0.34 [0.16, 0.52]</w:t>
+            </w:r>
+          </w:p>
+        </w:tc>
+        <w:tc>
+          <w:tcPr/>
+          <w:p>
+            <w:pPr>
+              <w:pStyle w:val="Compact"/>
+            </w:pPr>
+            <w:r>
+              <w:t xml:space="preserve">1.07 [0.22, 1.93]</w:t>
+            </w:r>
+          </w:p>
+        </w:tc>
+        <w:tc>
+          <w:tcPr/>
+          <w:p>
+            <w:pPr>
+              <w:pStyle w:val="Compact"/>
+            </w:pPr>
+            <w:r>
+              <w:t xml:space="preserve">0.97 [0.74, 1.26]</w:t>
+            </w:r>
+          </w:p>
+        </w:tc>
+        <w:tc>
+          <w:tcPr/>
+          <w:p>
+            <w:pPr>
+              <w:pStyle w:val="Compact"/>
+            </w:pPr>
+            <w:r>
+              <w:t xml:space="preserve">0.89 [0.26, 1.46]</w:t>
+            </w:r>
+          </w:p>
+        </w:tc>
+        <w:tc>
+          <w:tcPr/>
+          <w:p>
+            <w:pPr>
+              <w:pStyle w:val="Compact"/>
+            </w:pPr>
+            <w:r>
+              <w:t xml:space="preserve">0.72 [0.43, 0.92]</w:t>
+            </w:r>
+          </w:p>
+        </w:tc>
+      </w:tr>
+    </w:tbl>
+    <w:bookmarkEnd w:id="137"/>
+    <w:bookmarkStart w:id="138" w:name="Xc8c108fff9324274ec271495265452b9f890e51"/>
     <w:p>
       <w:pPr>
         <w:pStyle w:val="Heading2"/>
@@ -30385,8 +30605,8 @@
         </w:tc>
       </w:tr>
     </w:tbl>
-    <w:bookmarkEnd w:id="139"/>
-    <w:bookmarkStart w:id="140" w:name="appendix-g.-risk-assessment-mechanics"/>
+    <w:bookmarkEnd w:id="138"/>
+    <w:bookmarkStart w:id="139" w:name="appendix-g.-risk-assessment-mechanics"/>
     <w:p>
       <w:pPr>
         <w:pStyle w:val="Heading2"/>
@@ -31129,8 +31349,8 @@
         </w:tc>
       </w:tr>
     </w:tbl>
-    <w:bookmarkEnd w:id="140"/>
-    <w:bookmarkStart w:id="141" w:name="Xc0b2899ea87b71e9f8a5d7e226fe2b64e1dc44b"/>
+    <w:bookmarkEnd w:id="139"/>
+    <w:bookmarkStart w:id="140" w:name="Xc0b2899ea87b71e9f8a5d7e226fe2b64e1dc44b"/>
     <w:p>
       <w:pPr>
         <w:pStyle w:val="Heading2"/>
@@ -39213,8 +39433,8 @@
         </w:tc>
       </w:tr>
     </w:tbl>
-    <w:bookmarkEnd w:id="141"/>
-    <w:bookmarkStart w:id="142" w:name="X514ef38f2df5d3fe48656593e9361161d514c31"/>
+    <w:bookmarkEnd w:id="140"/>
+    <w:bookmarkStart w:id="141" w:name="X514ef38f2df5d3fe48656593e9361161d514c31"/>
     <w:p>
       <w:pPr>
         <w:pStyle w:val="Heading2"/>
@@ -40093,8 +40313,8 @@
         </w:tc>
       </w:tr>
     </w:tbl>
+    <w:bookmarkEnd w:id="141"/>
     <w:bookmarkEnd w:id="142"/>
-    <w:bookmarkEnd w:id="143"/>
     <w:sectPr>
       <w:pgSz w:h="16838" w:w="11906"/>
       <w:pgMar w:bottom="1417" w:footer="708" w:gutter="0" w:header="708" w:left="1417" w:right="1417" w:top="1417"/>

--- a/00-thesis/paper.docx
+++ b/00-thesis/paper.docx
@@ -11772,7 +11772,13 @@
         <w:t xml:space="preserve"> </w:t>
       </w:r>
       <w:r>
-        <w:t xml:space="preserve">aggregate residual is attainable, not that the corresponding parameter vector is correctly identified. Small residual differences accumulated over 294 observations may still carry</w:t>
+        <w:t xml:space="preserve">aggregate residual is attainable, not that the corresponding parameter vector is correctly</w:t>
+      </w:r>
+      <w:r>
+        <w:t xml:space="preserve"> </w:t>
+      </w:r>
+      <w:r>
+        <w:t xml:space="preserve">identified. Small residual differences accumulated over 294 observations may still carry</w:t>
       </w:r>
       <w:r>
         <w:t xml:space="preserve"> </w:t>
@@ -11784,19 +11790,7 @@
         <w:t xml:space="preserve"> </w:t>
       </w:r>
       <w:r>
-        <w:t xml:space="preserve">weighting rules actually extract. It also motivates, without establishing, the</w:t>
-      </w:r>
-      <w:r>
-        <w:t xml:space="preserve"> </w:t>
-      </w:r>
-      <w:r>
-        <w:t xml:space="preserve">precise-but-biased case of Section 3.4, where good residual fit survives a structurally</w:t>
-      </w:r>
-      <w:r>
-        <w:t xml:space="preserve"> </w:t>
-      </w:r>
-      <w:r>
-        <w:t xml:space="preserve">displaced coefficient.</w:t>
+        <w:t xml:space="preserve">weighting rules extract.</w:t>
       </w:r>
     </w:p>
     <w:p>
@@ -11852,19 +11846,13 @@
         <w:t xml:space="preserve"> </w:t>
       </w:r>
       <w:r>
-        <w:t xml:space="preserve">in the new zone. Censoring is thus concentrated in the low-residual part of the network, the</w:t>
-      </w:r>
-      <w:r>
-        <w:t xml:space="preserve"> </w:t>
-      </w:r>
-      <w:r>
-        <w:t xml:space="preserve">region most relevant to the threshold-based risk analysis that follows, and is handled</w:t>
-      </w:r>
-      <w:r>
-        <w:t xml:space="preserve"> </w:t>
-      </w:r>
-      <w:r>
-        <w:t xml:space="preserve">explicitly in the primary likelihood.</w:t>
+        <w:t xml:space="preserve">in the new zone. Censoring is thus concentrated in the part of the network most relevant to the threshold-based</w:t>
+      </w:r>
+      <w:r>
+        <w:t xml:space="preserve"> </w:t>
+      </w:r>
+      <w:r>
+        <w:t xml:space="preserve">risk analysis that follows, and is handled explicitly in the primary likelihood.</w:t>
       </w:r>
     </w:p>
     <w:p>
@@ -16068,13 +16056,7 @@
         <w:pStyle w:val="FirstParagraph"/>
       </w:pPr>
       <w:r>
-        <w:t xml:space="preserve">If a calibrated model predicts well at a sensor it never saw, the calibration is often taken to</w:t>
-      </w:r>
-      <w:r>
-        <w:t xml:space="preserve"> </w:t>
-      </w:r>
-      <w:r>
-        <w:t xml:space="preserve">be validated. Withholding each of the six monitors in turn and refitting gives held-out RMSEs</w:t>
+        <w:t xml:space="preserve">Withholding each of the six monitors in turn and refitting gives held-out RMSEs</w:t>
       </w:r>
       <w:r>
         <w:t xml:space="preserve"> </w:t>
@@ -16157,13 +16139,7 @@
         <w:t xml:space="preserve"> </w:t>
       </w:r>
       <w:r>
-        <w:t xml:space="preserve">information and still predict concentrations about as well, which is a first indication that</w:t>
-      </w:r>
-      <w:r>
-        <w:t xml:space="preserve"> </w:t>
-      </w:r>
-      <w:r>
-        <w:t xml:space="preserve">predictive adequacy and parameter identification are distinct properties.</w:t>
+        <w:t xml:space="preserve">information and still predict concentrations about as well.</w:t>
       </w:r>
     </w:p>
     <w:bookmarkEnd w:id="82"/>
@@ -16356,7 +16332,7 @@
         <w:pStyle w:val="FirstParagraph"/>
       </w:pPr>
       <w:r>
-        <w:t xml:space="preserve">The two claims support different uses. Held-out prediction supports spatial prediction at unseen</w:t>
+        <w:t xml:space="preserve">Held-out prediction supports spatial prediction at unseen</w:t>
       </w:r>
       <w:r>
         <w:t xml:space="preserve"> </w:t>
@@ -16374,39 +16350,13 @@
         <w:t xml:space="preserve"> </w:t>
       </w:r>
       <w:r>
-        <w:t xml:space="preserve">intervention whose design depends on which zone is reactive. For those, Section 3.5.2 shows the evidence may be absent while every predictive diagnostic passes. A model adequate for</w:t>
-      </w:r>
-      <w:r>
-        <w:t xml:space="preserve"> </w:t>
-      </w:r>
-      <w:r>
-        <w:t xml:space="preserve">concentration screening may still be inadequate for asset diagnosis.</w:t>
-      </w:r>
-    </w:p>
-    <w:p>
-      <w:pPr>
-        <w:pStyle w:val="BodyText"/>
-      </w:pPr>
-      <w:r>
-        <w:t xml:space="preserve">Nor is this an external validation. Even the heterogeneous-truth extension retains the same</w:t>
-      </w:r>
-      <w:r>
-        <w:t xml:space="preserve"> </w:t>
-      </w:r>
-      <w:r>
-        <w:t xml:space="preserve">underlying hydraulics, the same first-order reaction family and the same solver, and no field</w:t>
-      </w:r>
-      <w:r>
-        <w:t xml:space="preserve"> </w:t>
-      </w:r>
-      <w:r>
-        <w:t xml:space="preserve">observations are used. The exercise establishes internal predictive consistency, not</w:t>
-      </w:r>
-      <w:r>
-        <w:t xml:space="preserve"> </w:t>
-      </w:r>
-      <w:r>
-        <w:t xml:space="preserve">real-network validity.</w:t>
+        <w:t xml:space="preserve">intervention whose design depends on which zone is reactive. For those, Section 3.5.2 shows the evidence may be absent while every predictive diagnostic</w:t>
+      </w:r>
+      <w:r>
+        <w:t xml:space="preserve"> </w:t>
+      </w:r>
+      <w:r>
+        <w:t xml:space="preserve">passes. Nor is any of this an external validation, for the reasons set out in Section 3.7.3.</w:t>
       </w:r>
     </w:p>
     <w:p>
@@ -17280,25 +17230,19 @@
         <w:pStyle w:val="FirstParagraph"/>
       </w:pPr>
       <w:r>
-        <w:t xml:space="preserve">Calibration uncertainty matters operationally when it changes estimated risk or the</w:t>
-      </w:r>
-      <w:r>
-        <w:t xml:space="preserve"> </w:t>
-      </w:r>
-      <w:r>
-        <w:t xml:space="preserve">prioritisation of locations for action, so the ensemble was propagated to the network and</w:t>
-      </w:r>
-      <w:r>
-        <w:t xml:space="preserve"> </w:t>
-      </w:r>
-      <w:r>
-        <w:t xml:space="preserve">summarised with several metrics rather than one. The values in this section carry the baseline</w:t>
-      </w:r>
-      <w:r>
-        <w:t xml:space="preserve"> </w:t>
-      </w:r>
-      <w:r>
-        <w:t xml:space="preserve">weights and are conditional on its single reference observation realisation. Node 145 spends 12.0 h below 0.2 mg L</w:t>
+        <w:t xml:space="preserve">The ensemble was propagated to all 92 junctions and summarised with several metrics rather than</w:t>
+      </w:r>
+      <w:r>
+        <w:t xml:space="preserve"> </w:t>
+      </w:r>
+      <w:r>
+        <w:t xml:space="preserve">one. The values in this section carry the baseline weights and are conditional on its single</w:t>
+      </w:r>
+      <w:r>
+        <w:t xml:space="preserve"> </w:t>
+      </w:r>
+      <w:r>
+        <w:t xml:space="preserve">reference observation realisation. Node 145 spends 12.0 h below 0.2 mg L</w:t>
       </w:r>
       <w:r>
         <w:rPr>
@@ -17594,19 +17538,19 @@
         <w:t xml:space="preserve"> </w:t>
       </w:r>
       <w:r>
-        <w:t xml:space="preserve">illustrative stress-test assumptions. Scenario A reproduces the 12 degree Celsius baseline but</w:t>
-      </w:r>
-      <w:r>
-        <w:t xml:space="preserve"> </w:t>
-      </w:r>
-      <w:r>
-        <w:t xml:space="preserve">includes the prescribed temperature uncertainty around that reference, shifting the network-mean</w:t>
-      </w:r>
-      <w:r>
-        <w:t xml:space="preserve"> </w:t>
-      </w:r>
-      <w:r>
-        <w:t xml:space="preserve">cumulative deficit from the fixed-temperature 0.218 mg L</w:t>
+        <w:t xml:space="preserve">illustrative stress-test assumptions. Adding the prescribed temperature uncertainty at the 12</w:t>
+      </w:r>
+      <w:r>
+        <w:t xml:space="preserve"> </w:t>
+      </w:r>
+      <w:r>
+        <w:t xml:space="preserve">degree Celsius baseline moves the network-mean cumulative deficit only from 0.218 to</w:t>
+      </w:r>
+      <w:r>
+        <w:t xml:space="preserve"> </w:t>
+      </w:r>
+      <w:r>
+        <w:t xml:space="preserve">0.222 mg L</w:t>
       </w:r>
       <w:r>
         <w:rPr>
@@ -17618,25 +17562,7 @@
         <w:t xml:space="preserve"> </w:t>
       </w:r>
       <w:r>
-        <w:t xml:space="preserve">h of Section 3.6.1 to 0.222 while</w:t>
-      </w:r>
-      <w:r>
-        <w:t xml:space="preserve"> </w:t>
-      </w:r>
-      <w:r>
-        <w:t xml:space="preserve">leaving the 21-junction breach count and 55.4 L s</w:t>
-      </w:r>
-      <w:r>
-        <w:rPr>
-          <w:vertAlign w:val="superscript"/>
-        </w:rPr>
-        <w:t xml:space="preserve">-1</w:t>
-      </w:r>
-      <w:r>
-        <w:t xml:space="preserve"> </w:t>
-      </w:r>
-      <w:r>
-        <w:t xml:space="preserve">of demand at risk unchanged.</w:t>
+        <w:t xml:space="preserve">h, leaving the breach count and demand at risk unchanged.</w:t>
       </w:r>
     </w:p>
     <w:p>
@@ -17775,19 +17701,13 @@
         <w:t xml:space="preserve"> </w:t>
       </w:r>
       <w:r>
-        <w:t xml:space="preserve">55.4. Dosing improves the continuous severity metrics without restoring the baseline</w:t>
-      </w:r>
-      <w:r>
-        <w:t xml:space="preserve"> </w:t>
-      </w:r>
-      <w:r>
-        <w:t xml:space="preserve">demand-at-risk level; the identical figure at both doses is a plateau of the binary</w:t>
-      </w:r>
-      <w:r>
-        <w:t xml:space="preserve"> </w:t>
-      </w:r>
-      <w:r>
-        <w:t xml:space="preserve">classification, not evidence that the extra 15% achieved nothing. The ageing multipliers are illustrative, no by-product, taste or booster constraint is represented, and absolute severities inherit the horizon dependence of Section 3.1.2. Maps</w:t>
+        <w:t xml:space="preserve">55.4. The identical figure at both doses is a plateau of the binary classification, not evidence</w:t>
+      </w:r>
+      <w:r>
+        <w:t xml:space="preserve"> </w:t>
+      </w:r>
+      <w:r>
+        <w:t xml:space="preserve">that the extra 15% achieved nothing. The ageing multipliers are illustrative, no by-product, taste or booster constraint is represented, and absolute severities inherit the horizon dependence of Section 3.1.2. Maps</w:t>
       </w:r>
       <w:r>
         <w:t xml:space="preserve"> </w:t>

--- a/00-thesis/paper.docx
+++ b/00-thesis/paper.docx
@@ -8375,13 +8375,7 @@
         <w:t xml:space="preserve"> </w:t>
       </w:r>
       <w:r>
-        <w:t xml:space="preserve">The 92 junctions share pipes, tanks, flow paths and demand patterns and are not independent</w:t>
-      </w:r>
-      <w:r>
-        <w:t xml:space="preserve"> </w:t>
-      </w:r>
-      <w:r>
-        <w:t xml:space="preserve">samples, so no junction-level p-value is reported; for the duration association a descriptive</w:t>
+        <w:t xml:space="preserve">The 92 junctions are not independent samples, so no junction-level p-value is reported; for the duration association a descriptive</w:t>
       </w:r>
       <w:r>
         <w:t xml:space="preserve"> </w:t>
@@ -13300,7 +13294,7 @@
         <w:t xml:space="preserve"> </w:t>
       </w:r>
       <w:r>
-        <w:t xml:space="preserve">Four weighting rules applied to the same 294 residuals and the same 8192 Sobol candidates. SD retained is the weighted-ensemble standard deviation as a percentage of the prior; it is a posterior standard deviation only under the two formal rules, since the informal score is not a likelihood.</w:t>
+        <w:t xml:space="preserve">Three weighting rules on the same 294 residuals and 8192 Sobol candidates, the informal score at both thresholds, for the reference noise realisation. SD retained is the weighted-ensemble standard deviation as a percentage of the prior; it is a posterior standard deviation only under the two formal rules, since the informal score is not a likelihood.</w:t>
       </w:r>
     </w:p>
     <w:p>
@@ -13312,7 +13306,7 @@
           <wp:inline>
             <wp:extent cx="4661377" cy="3840938"/>
             <wp:effectExtent b="0" l="0" r="0" t="0"/>
-            <wp:docPr descr="Figure 2. Inference formulation determines apparent identifiability. Weighted densities under the uniform prior, the primary censored likelihood and the informal score at two thresholds, with dashed rules at the true values. Bars give the weighted-ensemble standard deviation as a percentage of the prior, which is a posterior standard deviation only under the two formal likelihoods." title="" id="60" name="Picture"/>
+            <wp:docPr descr="Figure 2. Inference formulation determines apparent identifiability. Weighted densities for the reference noise realisation under the uniform prior, the primary censored likelihood and the informal score at two thresholds, with dashed rules at the true values. Bars give the weighted-ensemble standard deviation as a percentage of the prior, which is a posterior standard deviation only under the two formal likelihoods." title="" id="60" name="Picture"/>
             <a:graphic>
               <a:graphicData uri="http://schemas.openxmlformats.org/drawingml/2006/picture">
                 <pic:pic>
@@ -13371,7 +13365,7 @@
         <w:t xml:space="preserve"> </w:t>
       </w:r>
       <w:r>
-        <w:t xml:space="preserve">Weighted densities under the uniform prior, the primary censored likelihood and the informal score at two thresholds, with dashed rules at the true values. Bars give the weighted-ensemble standard deviation as a percentage of the prior, which is a posterior standard deviation only under the two formal likelihoods.</w:t>
+        <w:t xml:space="preserve">Weighted densities for the reference noise realisation under the uniform prior, the primary censored likelihood and the informal score at two thresholds, with dashed rules at the true values. Bars give the weighted-ensemble standard deviation as a percentage of the prior, which is a posterior standard deviation only under the two formal likelihoods.</w:t>
       </w:r>
     </w:p>
     <w:p>
@@ -14481,7 +14475,7 @@
           <wp:inline>
             <wp:extent cx="5753100" cy="664713"/>
             <wp:effectExtent b="0" l="0" r="0" t="0"/>
-            <wp:docPr descr="Figure 4. Standardised effect of each error source. (A) Interval widening where an uncertainty source is represented in the model. (B) Displacement where a perturbation is imposed but not represented, in baseline posterior standard deviations." title="" id="72" name="Picture"/>
+            <wp:docPr descr="Figure 4. Standardised effect of each error source. (A) Interval widening where an uncertainty source is represented in the model. (B) Displacement where a perturbation is imposed but not represented, in baseline posterior standard deviations. Columns aggregate differently, over 30 realisations, 25 fields, 24 bias arms and one paired draw, as the figure note defines." title="" id="72" name="Picture"/>
             <a:graphic>
               <a:graphicData uri="http://schemas.openxmlformats.org/drawingml/2006/picture">
                 <pic:pic>
@@ -14540,7 +14534,7 @@
         <w:t xml:space="preserve"> </w:t>
       </w:r>
       <w:r>
-        <w:t xml:space="preserve">(A) Interval widening where an uncertainty source is represented in the model. (B) Displacement where a perturbation is imposed but not represented, in baseline posterior standard deviations.</w:t>
+        <w:t xml:space="preserve">(A) Interval widening where an uncertainty source is represented in the model. (B) Displacement where a perturbation is imposed but not represented, in baseline posterior standard deviations. Columns aggregate differently, over 30 realisations, 25 fields, 24 bias arms and one paired draw, as the figure note defines.</w:t>
       </w:r>
     </w:p>
     <w:tbl>
@@ -16094,31 +16088,19 @@
         <w:pStyle w:val="BodyText"/>
       </w:pPr>
       <w:r>
-        <w:t xml:space="preserve">Two observations qualify that reading. First, each zone retains its second monitor throughout,</w:t>
-      </w:r>
-      <w:r>
-        <w:t xml:space="preserve"> </w:t>
-      </w:r>
-      <w:r>
-        <w:t xml:space="preserve">so the test establishes prediction at an unseen monitor while its reaction zone remains locally</w:t>
-      </w:r>
-      <w:r>
-        <w:t xml:space="preserve"> </w:t>
-      </w:r>
-      <w:r>
-        <w:t xml:space="preserve">observed; it does not test whether that zone’s coefficient can be identified without local</w:t>
-      </w:r>
-      <w:r>
-        <w:t xml:space="preserve"> </w:t>
-      </w:r>
-      <w:r>
-        <w:t xml:space="preserve">monitoring. Second, the informal comparator achieved almost the same held-out RMSE, 0.092 to</w:t>
-      </w:r>
-      <w:r>
-        <w:t xml:space="preserve"> </w:t>
-      </w:r>
-      <w:r>
-        <w:t xml:space="preserve">0.102 mg L</w:t>
+        <w:t xml:space="preserve">Two observations qualify that reading. Each zone retains its second monitor throughout, so the</w:t>
+      </w:r>
+      <w:r>
+        <w:t xml:space="preserve"> </w:t>
+      </w:r>
+      <w:r>
+        <w:t xml:space="preserve">test establishes prediction at an unseen monitor while its zone remains locally observed. And the</w:t>
+      </w:r>
+      <w:r>
+        <w:t xml:space="preserve"> </w:t>
+      </w:r>
+      <w:r>
+        <w:t xml:space="preserve">informal comparator achieved almost the same held-out RMSE, 0.092 to 0.102 mg L</w:t>
       </w:r>
       <w:r>
         <w:rPr>
@@ -16127,19 +16109,19 @@
         <w:t xml:space="preserve">-1</w:t>
       </w:r>
       <w:r>
-        <w:t xml:space="preserve">, despite producing the much broader and more prior-sensitive parameter</w:t>
-      </w:r>
-      <w:r>
-        <w:t xml:space="preserve"> </w:t>
-      </w:r>
-      <w:r>
-        <w:t xml:space="preserve">distributions of Section 3.2. A weighting rule can therefore extract very little parameter</w:t>
-      </w:r>
-      <w:r>
-        <w:t xml:space="preserve"> </w:t>
-      </w:r>
-      <w:r>
-        <w:t xml:space="preserve">information and still predict concentrations about as well.</w:t>
+        <w:t xml:space="preserve">, despite the</w:t>
+      </w:r>
+      <w:r>
+        <w:t xml:space="preserve"> </w:t>
+      </w:r>
+      <w:r>
+        <w:t xml:space="preserve">much broader parameter distributions of Section 3.2, so a weighting rule can extract very little</w:t>
+      </w:r>
+      <w:r>
+        <w:t xml:space="preserve"> </w:t>
+      </w:r>
+      <w:r>
+        <w:t xml:space="preserve">parameter information and still predict concentrations about as well.</w:t>
       </w:r>
     </w:p>
     <w:bookmarkEnd w:id="82"/>
@@ -16189,7 +16171,7 @@
         <w:pStyle w:val="BodyText"/>
       </w:pPr>
       <w:r>
-        <w:t xml:space="preserve">Held-out prediction nevertheless stayed close to the observation-noise scale, with RMSEs of</w:t>
+        <w:t xml:space="preserve">Held-out prediction nevertheless stayed near the noise scale, with RMSEs of</w:t>
       </w:r>
       <w:r>
         <w:t xml:space="preserve"> </w:t>
@@ -16245,13 +16227,13 @@
         <w:pStyle w:val="BodyText"/>
       </w:pPr>
       <w:r>
-        <w:t xml:space="preserve">The predictive bands at those junctions are a less flattering result and are reported here for</w:t>
-      </w:r>
-      <w:r>
-        <w:t xml:space="preserve"> </w:t>
-      </w:r>
-      <w:r>
-        <w:t xml:space="preserve">that reason. Against a nominal 90%, median pointwise coverage was 1.00 under both band</w:t>
+        <w:t xml:space="preserve">The predictive bands at those junctions are less flattering and are reported for that reason.</w:t>
+      </w:r>
+      <w:r>
+        <w:t xml:space="preserve"> </w:t>
+      </w:r>
+      <w:r>
+        <w:t xml:space="preserve">Against a nominal 90%, median pointwise coverage was 1.00 under both band</w:t>
       </w:r>
       <w:r>
         <w:t xml:space="preserve"> </w:t>
@@ -17302,13 +17284,13 @@
         <w:t xml:space="preserve"> </w:t>
       </w:r>
       <w:r>
-        <w:t xml:space="preserve">minimum of 0.147. Duration measures persistence, deficit combines persistence with depth, and</w:t>
-      </w:r>
-      <w:r>
-        <w:t xml:space="preserve"> </w:t>
-      </w:r>
-      <w:r>
-        <w:t xml:space="preserve">the two therefore rank the network differently; a window-breach probability distinguishes</w:t>
+        <w:t xml:space="preserve">minimum of 0.147. Duration measures persistence and deficit combines it with depth, so the two rank the network</w:t>
+      </w:r>
+      <w:r>
+        <w:t xml:space="preserve"> </w:t>
+      </w:r>
+      <w:r>
+        <w:t xml:space="preserve">differently; a window-breach probability distinguishes</w:t>
       </w:r>
       <w:r>
         <w:t xml:space="preserve"> </w:t>
@@ -17725,7 +17707,7 @@
           <wp:inline>
             <wp:extent cx="5720156" cy="2129016"/>
             <wp:effectExtent b="0" l="0" r="0" t="0"/>
-            <wp:docPr descr="Figure 7. Risk robustness is metric-specific. (A) Rank of the leading nodes under \bar{P} = E[D]/48 against cumulative deficit E[A]. (B) Top-six overlap with the reference ranking under three selected perturbations, both metrics. (C) Expected duration against deficit for all 92 junctions." title="" id="92" name="Picture"/>
+            <wp:docPr descr="Figure 7. Risk robustness is metric-specific. (A) Rank of the leading nodes under \bar{P} = E[D]/48 against cumulative deficit E[A]. (B) Top-six overlap with the reference ranking under three selected perturbations, each over 30 noise realisations, both metrics. (C) Expected duration against deficit for all 92 junctions." title="" id="92" name="Picture"/>
             <a:graphic>
               <a:graphicData uri="http://schemas.openxmlformats.org/drawingml/2006/picture">
                 <pic:pic>
@@ -17864,7 +17846,7 @@
         </m:r>
       </m:oMath>
       <w:r>
-        <w:t xml:space="preserve">. (B) Top-six overlap with the reference ranking under three selected perturbations, both metrics. (C) Expected duration against deficit for all 92 junctions.</w:t>
+        <w:t xml:space="preserve">. (B) Top-six overlap with the reference ranking under three selected perturbations, each over 30 noise realisations, both metrics. (C) Expected duration against deficit for all 92 junctions.</w:t>
       </w:r>
     </w:p>
     <w:bookmarkEnd w:id="94"/>
@@ -39444,7 +39426,34 @@
         <w:t xml:space="preserve"> </w:t>
       </w:r>
       <w:r>
-        <w:t xml:space="preserve">otherwise repeat this table is omitted. Five entries depart from that rule:</w:t>
+        <w:t xml:space="preserve">otherwise repeat this table is omitted. One cross-section dependency is worth naming: every</w:t>
+      </w:r>
+      <w:r>
+        <w:t xml:space="preserve"> </w:t>
+      </w:r>
+      <w:r>
+        <w:t xml:space="preserve">displacement reported in baseline posterior standard deviations is divided by the median</w:t>
+      </w:r>
+      <w:r>
+        <w:t xml:space="preserve"> </w:t>
+      </w:r>
+      <w:r>
+        <w:t xml:space="preserve">posterior standard deviation over 30 noise realisations at the baseline noise level, which</w:t>
+      </w:r>
+      <w:r>
+        <w:t xml:space="preserve"> </w:t>
+      </w:r>
+      <w:r>
+        <w:rPr>
+          <w:rStyle w:val="VerbatimChar"/>
+        </w:rPr>
+        <w:t xml:space="preserve">step6_noise_sensitivity.py</w:t>
+      </w:r>
+      <w:r>
+        <w:t xml:space="preserve"> </w:t>
+      </w:r>
+      <w:r>
+        <w:t xml:space="preserve">writes, not by the standard deviation of the run being reported. Five entries depart from that rule:</w:t>
       </w:r>
       <w:r>
         <w:t xml:space="preserve"> </w:t>
@@ -39859,7 +39868,7 @@
               <w:pStyle w:val="Compact"/>
             </w:pPr>
             <w:r>
-              <w:t xml:space="preserve">2.5.1, 3.3.1</w:t>
+              <w:t xml:space="preserve">2.5.1, 3.3.1, and the standardising denominator for 3.3.2, 3.4 and 3.6.2</w:t>
             </w:r>
           </w:p>
         </w:tc>
@@ -39925,7 +39934,7 @@
               <w:pStyle w:val="Compact"/>
             </w:pPr>
             <w:r>
-              <w:t xml:space="preserve">2.5.3, 3.3.2, Appendix F</w:t>
+              <w:t xml:space="preserve">2.5.3, 3.3.2, 3.6.2, Appendix F</w:t>
             </w:r>
           </w:p>
         </w:tc>
@@ -39976,7 +39985,7 @@
               <w:pStyle w:val="Compact"/>
             </w:pPr>
             <w:r>
-              <w:t xml:space="preserve">2.5.5, 3.3.3</w:t>
+              <w:t xml:space="preserve">2.5.5, 3.3.3, 3.6.2</w:t>
             </w:r>
           </w:p>
         </w:tc>

--- a/00-thesis/paper.docx
+++ b/00-thesis/paper.docx
@@ -39426,7 +39426,195 @@
         <w:t xml:space="preserve"> </w:t>
       </w:r>
       <w:r>
-        <w:t xml:space="preserve">otherwise repeat this table is omitted. One cross-section dependency is worth naming: every</w:t>
+        <w:t xml:space="preserve">otherwise repeat this table is omitted. Five entries depart from that naming rule.</w:t>
+      </w:r>
+      <w:r>
+        <w:t xml:space="preserve"> </w:t>
+      </w:r>
+      <w:r>
+        <w:rPr>
+          <w:rStyle w:val="VerbatimChar"/>
+        </w:rPr>
+        <w:t xml:space="preserve">step1_freeze_baseline.py</w:t>
+      </w:r>
+      <w:r>
+        <w:t xml:space="preserve"> </w:t>
+      </w:r>
+      <w:r>
+        <w:t xml:space="preserve">writes</w:t>
+      </w:r>
+      <w:r>
+        <w:t xml:space="preserve"> </w:t>
+      </w:r>
+      <w:r>
+        <w:rPr>
+          <w:rStyle w:val="VerbatimChar"/>
+        </w:rPr>
+        <w:t xml:space="preserve">baseline_meta.json</w:t>
+      </w:r>
+      <w:r>
+        <w:t xml:space="preserve"> </w:t>
+      </w:r>
+      <w:r>
+        <w:t xml:space="preserve">and</w:t>
+      </w:r>
+      <w:r>
+        <w:t xml:space="preserve"> </w:t>
+      </w:r>
+      <w:r>
+        <w:rPr>
+          <w:rStyle w:val="VerbatimChar"/>
+        </w:rPr>
+        <w:t xml:space="preserve">baseline.npz</w:t>
+      </w:r>
+      <w:r>
+        <w:t xml:space="preserve">;</w:t>
+      </w:r>
+      <w:r>
+        <w:t xml:space="preserve"> </w:t>
+      </w:r>
+      <w:r>
+        <w:rPr>
+          <w:rStyle w:val="VerbatimChar"/>
+        </w:rPr>
+        <w:t xml:space="preserve">step3_threshold_sensitivity.py</w:t>
+      </w:r>
+      <w:r>
+        <w:t xml:space="preserve"> </w:t>
+      </w:r>
+      <w:r>
+        <w:t xml:space="preserve">writes</w:t>
+      </w:r>
+      <w:r>
+        <w:t xml:space="preserve"> </w:t>
+      </w:r>
+      <w:r>
+        <w:rPr>
+          <w:rStyle w:val="VerbatimChar"/>
+        </w:rPr>
+        <w:t xml:space="preserve">step3_threshold.json</w:t>
+      </w:r>
+      <w:r>
+        <w:t xml:space="preserve">;</w:t>
+      </w:r>
+      <w:r>
+        <w:t xml:space="preserve"> </w:t>
+      </w:r>
+      <w:r>
+        <w:rPr>
+          <w:rStyle w:val="VerbatimChar"/>
+        </w:rPr>
+        <w:t xml:space="preserve">step12_scenarios.py</w:t>
+      </w:r>
+      <w:r>
+        <w:t xml:space="preserve"> </w:t>
+      </w:r>
+      <w:r>
+        <w:t xml:space="preserve">also writes</w:t>
+      </w:r>
+      <w:r>
+        <w:t xml:space="preserve"> </w:t>
+      </w:r>
+      <w:r>
+        <w:rPr>
+          <w:rStyle w:val="VerbatimChar"/>
+        </w:rPr>
+        <w:t xml:space="preserve">step12_risk_register.csv</w:t>
+      </w:r>
+      <w:r>
+        <w:t xml:space="preserve">;</w:t>
+      </w:r>
+      <w:r>
+        <w:t xml:space="preserve"> </w:t>
+      </w:r>
+      <w:r>
+        <w:rPr>
+          <w:rStyle w:val="VerbatimChar"/>
+        </w:rPr>
+        <w:t xml:space="preserve">paper_figs.py</w:t>
+      </w:r>
+      <w:r>
+        <w:t xml:space="preserve"> </w:t>
+      </w:r>
+      <w:r>
+        <w:t xml:space="preserve">and</w:t>
+      </w:r>
+      <w:r>
+        <w:t xml:space="preserve"> </w:t>
+      </w:r>
+      <w:r>
+        <w:rPr>
+          <w:rStyle w:val="VerbatimChar"/>
+        </w:rPr>
+        <w:t xml:space="preserve">appendix_tables.py</w:t>
+      </w:r>
+      <w:r>
+        <w:t xml:space="preserve"> </w:t>
+      </w:r>
+      <w:r>
+        <w:t xml:space="preserve">write into</w:t>
+      </w:r>
+      <w:r>
+        <w:t xml:space="preserve"> </w:t>
+      </w:r>
+      <w:r>
+        <w:rPr>
+          <w:rStyle w:val="VerbatimChar"/>
+        </w:rPr>
+        <w:t xml:space="preserve">Net3/Figures/paper/</w:t>
+      </w:r>
+      <w:r>
+        <w:t xml:space="preserve">; and</w:t>
+      </w:r>
+      <w:r>
+        <w:t xml:space="preserve"> </w:t>
+      </w:r>
+      <w:r>
+        <w:rPr>
+          <w:rStyle w:val="VerbatimChar"/>
+        </w:rPr>
+        <w:t xml:space="preserve">provenance.py</w:t>
+      </w:r>
+      <w:r>
+        <w:t xml:space="preserve"> </w:t>
+      </w:r>
+      <w:r>
+        <w:t xml:space="preserve">writes</w:t>
+      </w:r>
+      <w:r>
+        <w:t xml:space="preserve"> </w:t>
+      </w:r>
+      <w:r>
+        <w:rPr>
+          <w:rStyle w:val="VerbatimChar"/>
+        </w:rPr>
+        <w:t xml:space="preserve">cache_manifest.json</w:t>
+      </w:r>
+      <w:r>
+        <w:t xml:space="preserve">, which</w:t>
+      </w:r>
+      <w:r>
+        <w:t xml:space="preserve"> </w:t>
+      </w:r>
+      <w:r>
+        <w:rPr>
+          <w:rStyle w:val="VerbatimChar"/>
+        </w:rPr>
+        <w:t xml:space="preserve">validate_artifacts.py</w:t>
+      </w:r>
+      <w:r>
+        <w:t xml:space="preserve"> </w:t>
+      </w:r>
+      <w:r>
+        <w:t xml:space="preserve">reads without writing an artifact of its own.</w:t>
+      </w:r>
+    </w:p>
+    <w:p>
+      <w:pPr>
+        <w:pStyle w:val="BodyText"/>
+      </w:pPr>
+      <w:r>
+        <w:t xml:space="preserve">One dependency crosses sections and is easy to miss when reproducing a single result. Every</w:t>
       </w:r>
       <w:r>
         <w:t xml:space="preserve"> </w:t>
@@ -39453,187 +39641,7 @@
         <w:t xml:space="preserve"> </w:t>
       </w:r>
       <w:r>
-        <w:t xml:space="preserve">writes, not by the standard deviation of the run being reported. Five entries depart from that rule:</w:t>
-      </w:r>
-      <w:r>
-        <w:t xml:space="preserve"> </w:t>
-      </w:r>
-      <w:r>
-        <w:rPr>
-          <w:rStyle w:val="VerbatimChar"/>
-        </w:rPr>
-        <w:t xml:space="preserve">step1_freeze_baseline.py</w:t>
-      </w:r>
-      <w:r>
-        <w:t xml:space="preserve"> </w:t>
-      </w:r>
-      <w:r>
-        <w:t xml:space="preserve">writes</w:t>
-      </w:r>
-      <w:r>
-        <w:t xml:space="preserve"> </w:t>
-      </w:r>
-      <w:r>
-        <w:rPr>
-          <w:rStyle w:val="VerbatimChar"/>
-        </w:rPr>
-        <w:t xml:space="preserve">baseline_meta.json</w:t>
-      </w:r>
-      <w:r>
-        <w:t xml:space="preserve"> </w:t>
-      </w:r>
-      <w:r>
-        <w:t xml:space="preserve">and</w:t>
-      </w:r>
-      <w:r>
-        <w:t xml:space="preserve"> </w:t>
-      </w:r>
-      <w:r>
-        <w:rPr>
-          <w:rStyle w:val="VerbatimChar"/>
-        </w:rPr>
-        <w:t xml:space="preserve">baseline.npz</w:t>
-      </w:r>
-      <w:r>
-        <w:t xml:space="preserve">;</w:t>
-      </w:r>
-      <w:r>
-        <w:t xml:space="preserve"> </w:t>
-      </w:r>
-      <w:r>
-        <w:rPr>
-          <w:rStyle w:val="VerbatimChar"/>
-        </w:rPr>
-        <w:t xml:space="preserve">step3_threshold_sensitivity.py</w:t>
-      </w:r>
-      <w:r>
-        <w:t xml:space="preserve"> </w:t>
-      </w:r>
-      <w:r>
-        <w:t xml:space="preserve">writes</w:t>
-      </w:r>
-      <w:r>
-        <w:t xml:space="preserve"> </w:t>
-      </w:r>
-      <w:r>
-        <w:rPr>
-          <w:rStyle w:val="VerbatimChar"/>
-        </w:rPr>
-        <w:t xml:space="preserve">step3_threshold.json</w:t>
-      </w:r>
-      <w:r>
-        <w:t xml:space="preserve">;</w:t>
-      </w:r>
-      <w:r>
-        <w:t xml:space="preserve"> </w:t>
-      </w:r>
-      <w:r>
-        <w:rPr>
-          <w:rStyle w:val="VerbatimChar"/>
-        </w:rPr>
-        <w:t xml:space="preserve">step12_scenarios.py</w:t>
-      </w:r>
-      <w:r>
-        <w:t xml:space="preserve"> </w:t>
-      </w:r>
-      <w:r>
-        <w:t xml:space="preserve">also writes</w:t>
-      </w:r>
-      <w:r>
-        <w:t xml:space="preserve"> </w:t>
-      </w:r>
-      <w:r>
-        <w:rPr>
-          <w:rStyle w:val="VerbatimChar"/>
-        </w:rPr>
-        <w:t xml:space="preserve">step12_risk_register.csv</w:t>
-      </w:r>
-      <w:r>
-        <w:t xml:space="preserve">;</w:t>
-      </w:r>
-      <w:r>
-        <w:t xml:space="preserve"> </w:t>
-      </w:r>
-      <w:r>
-        <w:rPr>
-          <w:rStyle w:val="VerbatimChar"/>
-        </w:rPr>
-        <w:t xml:space="preserve">paper_figs.py</w:t>
-      </w:r>
-      <w:r>
-        <w:t xml:space="preserve"> </w:t>
-      </w:r>
-      <w:r>
-        <w:t xml:space="preserve">and</w:t>
-      </w:r>
-      <w:r>
-        <w:t xml:space="preserve"> </w:t>
-      </w:r>
-      <w:r>
-        <w:rPr>
-          <w:rStyle w:val="VerbatimChar"/>
-        </w:rPr>
-        <w:t xml:space="preserve">appendix_tables.py</w:t>
-      </w:r>
-      <w:r>
-        <w:t xml:space="preserve"> </w:t>
-      </w:r>
-      <w:r>
-        <w:t xml:space="preserve">write into</w:t>
-      </w:r>
-      <w:r>
-        <w:t xml:space="preserve"> </w:t>
-      </w:r>
-      <w:r>
-        <w:rPr>
-          <w:rStyle w:val="VerbatimChar"/>
-        </w:rPr>
-        <w:t xml:space="preserve">Net3/Figures/paper/</w:t>
-      </w:r>
-      <w:r>
-        <w:t xml:space="preserve">; and</w:t>
-      </w:r>
-      <w:r>
-        <w:t xml:space="preserve"> </w:t>
-      </w:r>
-      <w:r>
-        <w:rPr>
-          <w:rStyle w:val="VerbatimChar"/>
-        </w:rPr>
-        <w:t xml:space="preserve">provenance.py</w:t>
-      </w:r>
-      <w:r>
-        <w:t xml:space="preserve"> </w:t>
-      </w:r>
-      <w:r>
-        <w:t xml:space="preserve">writes</w:t>
-      </w:r>
-      <w:r>
-        <w:t xml:space="preserve"> </w:t>
-      </w:r>
-      <w:r>
-        <w:rPr>
-          <w:rStyle w:val="VerbatimChar"/>
-        </w:rPr>
-        <w:t xml:space="preserve">cache_manifest.json</w:t>
-      </w:r>
-      <w:r>
-        <w:t xml:space="preserve">, which</w:t>
-      </w:r>
-      <w:r>
-        <w:t xml:space="preserve"> </w:t>
-      </w:r>
-      <w:r>
-        <w:rPr>
-          <w:rStyle w:val="VerbatimChar"/>
-        </w:rPr>
-        <w:t xml:space="preserve">validate_artifacts.py</w:t>
-      </w:r>
-      <w:r>
-        <w:t xml:space="preserve"> </w:t>
-      </w:r>
-      <w:r>
-        <w:t xml:space="preserve">reads without writing an artifact of its own.</w:t>
+        <w:t xml:space="preserve">writes, and not by the standard deviation of the run being reported.</w:t>
       </w:r>
     </w:p>
     <w:tbl>

--- a/00-thesis/paper.docx
+++ b/00-thesis/paper.docx
@@ -544,7 +544,54 @@
         <w:t xml:space="preserve">, 2014)</w:t>
       </w:r>
       <w:r>
-        <w:t xml:space="preserve">.</w:t>
+        <w:t xml:space="preserve">. Those groups are usually fitted by global search, with genetic and</w:t>
+      </w:r>
+      <w:r>
+        <w:t xml:space="preserve"> </w:t>
+      </w:r>
+      <w:r>
+        <w:t xml:space="preserve">particle-swarm algorithms minimising concentration misfit</w:t>
+      </w:r>
+      <w:r>
+        <w:t xml:space="preserve"> </w:t>
+      </w:r>
+      <w:r>
+        <w:t xml:space="preserve">(Peirovi Minaee</w:t>
+      </w:r>
+      <w:r>
+        <w:t xml:space="preserve"> </w:t>
+      </w:r>
+      <w:r>
+        <w:rPr>
+          <w:i/>
+          <w:iCs/>
+        </w:rPr>
+        <w:t xml:space="preserve">et al.</w:t>
+      </w:r>
+      <w:r>
+        <w:t xml:space="preserve">, 2019; Gómez-Coronel</w:t>
+      </w:r>
+      <w:r>
+        <w:t xml:space="preserve"> </w:t>
+      </w:r>
+      <w:r>
+        <w:rPr>
+          <w:i/>
+          <w:iCs/>
+        </w:rPr>
+        <w:t xml:space="preserve">et al.</w:t>
+      </w:r>
+      <w:r>
+        <w:t xml:space="preserve">, 2023)</w:t>
+      </w:r>
+      <w:r>
+        <w:t xml:space="preserve">, which returns a point estimate rather than a statement about how</w:t>
+      </w:r>
+      <w:r>
+        <w:t xml:space="preserve"> </w:t>
+      </w:r>
+      <w:r>
+        <w:t xml:space="preserve">well the data constrain it.</w:t>
       </w:r>
     </w:p>
     <w:p>
@@ -564,19 +611,19 @@
         <w:t xml:space="preserve"> </w:t>
       </w:r>
       <w:r>
-        <w:t xml:space="preserve">Calibrated models are also used to predict concentrations at unmonitored locations, to identify</w:t>
-      </w:r>
-      <w:r>
-        <w:t xml:space="preserve"> </w:t>
-      </w:r>
-      <w:r>
-        <w:t xml:space="preserve">areas susceptible to low residuals, and to support monitoring or control decisions. A</w:t>
-      </w:r>
-      <w:r>
-        <w:t xml:space="preserve"> </w:t>
-      </w:r>
-      <w:r>
-        <w:t xml:space="preserve">calibration may therefore fail at several distinct levels. It may recover its parameters poorly, predict poorly, or give an unstable operational prioritisation, and these failures need not occur together.</w:t>
+        <w:t xml:space="preserve">Calibrated models are also used to predict concentrations at unmonitored locations and to support</w:t>
+      </w:r>
+      <w:r>
+        <w:t xml:space="preserve"> </w:t>
+      </w:r>
+      <w:r>
+        <w:t xml:space="preserve">monitoring or control decisions, so a calibration may fail at several distinct levels, and those</w:t>
+      </w:r>
+      <w:r>
+        <w:t xml:space="preserve"> </w:t>
+      </w:r>
+      <w:r>
+        <w:t xml:space="preserve">failures need not occur together.</w:t>
       </w:r>
     </w:p>
     <w:bookmarkEnd w:id="10"/>
@@ -594,49 +641,49 @@
         <w:pStyle w:val="FirstParagraph"/>
       </w:pPr>
       <w:r>
-        <w:t xml:space="preserve">Several uncertainty sources act on such a problem. Random measurement noise and temporal</w:t>
-      </w:r>
-      <w:r>
-        <w:t xml:space="preserve"> </w:t>
-      </w:r>
-      <w:r>
-        <w:t xml:space="preserve">dependence reduce the effective information in monitored series. Systematic sensor offsets or</w:t>
-      </w:r>
-      <w:r>
-        <w:t xml:space="preserve"> </w:t>
-      </w:r>
-      <w:r>
-        <w:t xml:space="preserve">drift can bias inferred parameters while remaining difficult to diagnose from fit quality.</w:t>
-      </w:r>
-      <w:r>
-        <w:t xml:space="preserve"> </w:t>
-      </w:r>
-      <w:r>
-        <w:t xml:space="preserve">Readings at a reporting boundary are censored rather than exact. Bulk decay is often estimated</w:t>
-      </w:r>
-      <w:r>
-        <w:t xml:space="preserve"> </w:t>
-      </w:r>
-      <w:r>
-        <w:t xml:space="preserve">separately and then held fixed during wall-decay calibration, so an error in it can be absorbed</w:t>
-      </w:r>
-      <w:r>
-        <w:t xml:space="preserve"> </w:t>
-      </w:r>
-      <w:r>
-        <w:t xml:space="preserve">by the wall coefficients. And any grouped representation is an approximation when reactivity</w:t>
-      </w:r>
-      <w:r>
-        <w:t xml:space="preserve"> </w:t>
-      </w:r>
-      <w:r>
-        <w:t xml:space="preserve">varies between individual pipes. A close fit to monitored concentrations therefore does not by</w:t>
-      </w:r>
-      <w:r>
-        <w:t xml:space="preserve"> </w:t>
-      </w:r>
-      <w:r>
-        <w:t xml:space="preserve">itself establish that the inferred coefficients represent the underlying reaction process.</w:t>
+        <w:t xml:space="preserve">Several uncertainty sources act on such a problem. Measurement noise and temporal dependence</w:t>
+      </w:r>
+      <w:r>
+        <w:t xml:space="preserve"> </w:t>
+      </w:r>
+      <w:r>
+        <w:t xml:space="preserve">reduce the effective information in monitored series, and readings at a reporting boundary are</w:t>
+      </w:r>
+      <w:r>
+        <w:t xml:space="preserve"> </w:t>
+      </w:r>
+      <w:r>
+        <w:t xml:space="preserve">censored rather than exact. Systematic sensor offsets or drift bias the inferred parameters while</w:t>
+      </w:r>
+      <w:r>
+        <w:t xml:space="preserve"> </w:t>
+      </w:r>
+      <w:r>
+        <w:t xml:space="preserve">remaining difficult to diagnose from fit quality. Bulk decay is often estimated separately and</w:t>
+      </w:r>
+      <w:r>
+        <w:t xml:space="preserve"> </w:t>
+      </w:r>
+      <w:r>
+        <w:t xml:space="preserve">held fixed during wall-decay calibration, so an error in it is absorbed by the wall coefficients,</w:t>
+      </w:r>
+      <w:r>
+        <w:t xml:space="preserve"> </w:t>
+      </w:r>
+      <w:r>
+        <w:t xml:space="preserve">and any grouped representation is an approximation when reactivity varies between pipes. A close</w:t>
+      </w:r>
+      <w:r>
+        <w:t xml:space="preserve"> </w:t>
+      </w:r>
+      <w:r>
+        <w:t xml:space="preserve">fit to monitored concentrations therefore does not establish that the inferred coefficients</w:t>
+      </w:r>
+      <w:r>
+        <w:t xml:space="preserve"> </w:t>
+      </w:r>
+      <w:r>
+        <w:t xml:space="preserve">represent the underlying reaction process.</w:t>
       </w:r>
     </w:p>
     <w:p>
@@ -644,58 +691,19 @@
         <w:pStyle w:val="BodyText"/>
       </w:pPr>
       <w:r>
-        <w:t xml:space="preserve">Identifiability analysis addresses how strongly the observations constrain those parameters.</w:t>
-      </w:r>
-      <w:r>
-        <w:t xml:space="preserve"> </w:t>
-      </w:r>
-      <w:r>
-        <w:t xml:space="preserve">Local sensitivity-based diagnostics examine whether nearby parameter changes produce</w:t>
-      </w:r>
-      <w:r>
-        <w:t xml:space="preserve"> </w:t>
-      </w:r>
-      <w:r>
-        <w:t xml:space="preserve">distinguishable changes in the monitored outputs, which Fisher information and the associated</w:t>
-      </w:r>
-      <w:r>
-        <w:t xml:space="preserve"> </w:t>
-      </w:r>
-      <w:r>
-        <w:t xml:space="preserve">Cramér–Rao bounds quantify under an assumed observation model</w:t>
-      </w:r>
-      <w:r>
-        <w:t xml:space="preserve"> </w:t>
-      </w:r>
-      <w:r>
-        <w:t xml:space="preserve">(Brun, Reichert &amp; Künsch, 2001)</w:t>
-      </w:r>
-      <w:r>
-        <w:t xml:space="preserve">. Practical</w:t>
-      </w:r>
-      <w:r>
-        <w:t xml:space="preserve"> </w:t>
-      </w:r>
-      <w:r>
-        <w:t xml:space="preserve">identifiability additionally concerns whether the finite, noisy observations actually available</w:t>
-      </w:r>
-      <w:r>
-        <w:t xml:space="preserve"> </w:t>
-      </w:r>
-      <w:r>
-        <w:t xml:space="preserve">constrain the parameters sufficiently, for which profile likelihood gives a direct</w:t>
-      </w:r>
-      <w:r>
-        <w:t xml:space="preserve"> </w:t>
-      </w:r>
-      <w:r>
-        <w:t xml:space="preserve">likelihood-based diagnostic</w:t>
-      </w:r>
-      <w:r>
-        <w:t xml:space="preserve"> </w:t>
-      </w:r>
-      <w:r>
-        <w:t xml:space="preserve">(Raue</w:t>
+        <w:t xml:space="preserve">Uncertainty here has been approached by assimilating observations in real time, updating states</w:t>
+      </w:r>
+      <w:r>
+        <w:t xml:space="preserve"> </w:t>
+      </w:r>
+      <w:r>
+        <w:t xml:space="preserve">and parameters together</w:t>
+      </w:r>
+      <w:r>
+        <w:t xml:space="preserve"> </w:t>
+      </w:r>
+      <w:r>
+        <w:t xml:space="preserve">(Hutton</w:t>
       </w:r>
       <w:r>
         <w:t xml:space="preserve"> </w:t>
@@ -708,34 +716,53 @@
         <w:t xml:space="preserve">et al.</w:t>
       </w:r>
       <w:r>
-        <w:t xml:space="preserve">, 2009)</w:t>
-      </w:r>
-      <w:r>
-        <w:t xml:space="preserve">; repeated-sampling experiments can then test whether the</w:t>
-      </w:r>
-      <w:r>
-        <w:t xml:space="preserve"> </w:t>
-      </w:r>
-      <w:r>
-        <w:t xml:space="preserve">resulting intervals show the bias and coverage the assumed model implies. No single diagnostic</w:t>
-      </w:r>
-      <w:r>
-        <w:t xml:space="preserve"> </w:t>
-      </w:r>
-      <w:r>
-        <w:t xml:space="preserve">suffices. A posterior mean close to the truth may simply reflect favourable prior placement, and</w:t>
-      </w:r>
-      <w:r>
-        <w:t xml:space="preserve"> </w:t>
-      </w:r>
-      <w:r>
-        <w:t xml:space="preserve">a narrow posterior may reflect a restrictive prior or a misspecified likelihood rather than</w:t>
-      </w:r>
-      <w:r>
-        <w:t xml:space="preserve"> </w:t>
-      </w:r>
-      <w:r>
-        <w:t xml:space="preserve">physical correctness.</w:t>
+        <w:t xml:space="preserve">, 2014; Rajakumar</w:t>
+      </w:r>
+      <w:r>
+        <w:t xml:space="preserve"> </w:t>
+      </w:r>
+      <w:r>
+        <w:rPr>
+          <w:i/>
+          <w:iCs/>
+        </w:rPr>
+        <w:t xml:space="preserve">et al.</w:t>
+      </w:r>
+      <w:r>
+        <w:t xml:space="preserve">, 2019)</w:t>
+      </w:r>
+      <w:r>
+        <w:t xml:space="preserve">, by treating</w:t>
+      </w:r>
+      <w:r>
+        <w:t xml:space="preserve"> </w:t>
+      </w:r>
+      <w:r>
+        <w:t xml:space="preserve">input error explicitly in water-quality calibration</w:t>
+      </w:r>
+      <w:r>
+        <w:t xml:space="preserve"> </w:t>
+      </w:r>
+      <w:r>
+        <w:t xml:space="preserve">(Wu, Marshall &amp; Sharma, 2022)</w:t>
+      </w:r>
+      <w:r>
+        <w:t xml:space="preserve">, and by formal Bayesian</w:t>
+      </w:r>
+      <w:r>
+        <w:t xml:space="preserve"> </w:t>
+      </w:r>
+      <w:r>
+        <w:t xml:space="preserve">inference on disinfectant decay parameters</w:t>
+      </w:r>
+      <w:r>
+        <w:t xml:space="preserve"> </w:t>
+      </w:r>
+      <w:r>
+        <w:t xml:space="preserve">(Jenks, Ulusoy &amp; Stoianov, 2025)</w:t>
+      </w:r>
+      <w:r>
+        <w:t xml:space="preserve">.</w:t>
       </w:r>
     </w:p>
     <w:p>
@@ -743,31 +770,118 @@
         <w:pStyle w:val="BodyText"/>
       </w:pPr>
       <w:r>
+        <w:t xml:space="preserve">Identifiability analysis addresses how strongly the observations constrain those parameters.</w:t>
+      </w:r>
+      <w:r>
+        <w:t xml:space="preserve"> </w:t>
+      </w:r>
+      <w:r>
+        <w:t xml:space="preserve">Local sensitivity-based diagnostics examine whether nearby parameter changes produce</w:t>
+      </w:r>
+      <w:r>
+        <w:t xml:space="preserve"> </w:t>
+      </w:r>
+      <w:r>
+        <w:t xml:space="preserve">distinguishable changes in the monitored outputs, which Fisher information and the associated</w:t>
+      </w:r>
+      <w:r>
+        <w:t xml:space="preserve"> </w:t>
+      </w:r>
+      <w:r>
+        <w:t xml:space="preserve">Cramér–Rao bounds quantify under an assumed observation model</w:t>
+      </w:r>
+      <w:r>
+        <w:t xml:space="preserve"> </w:t>
+      </w:r>
+      <w:r>
+        <w:t xml:space="preserve">(Brun, Reichert &amp; Künsch, 2001)</w:t>
+      </w:r>
+      <w:r>
+        <w:t xml:space="preserve">. Practical</w:t>
+      </w:r>
+      <w:r>
+        <w:t xml:space="preserve"> </w:t>
+      </w:r>
+      <w:r>
+        <w:t xml:space="preserve">identifiability concerns whether the finite, noisy observations available constrain the</w:t>
+      </w:r>
+      <w:r>
+        <w:t xml:space="preserve"> </w:t>
+      </w:r>
+      <w:r>
+        <w:t xml:space="preserve">parameters sufficiently, for which profile likelihood is a direct diagnostic</w:t>
+      </w:r>
+      <w:r>
+        <w:t xml:space="preserve"> </w:t>
+      </w:r>
+      <w:r>
+        <w:t xml:space="preserve">(Raue</w:t>
+      </w:r>
+      <w:r>
+        <w:t xml:space="preserve"> </w:t>
+      </w:r>
+      <w:r>
+        <w:rPr>
+          <w:i/>
+          <w:iCs/>
+        </w:rPr>
+        <w:t xml:space="preserve">et al.</w:t>
+      </w:r>
+      <w:r>
+        <w:t xml:space="preserve">, 2009)</w:t>
+      </w:r>
+      <w:r>
+        <w:t xml:space="preserve">, and</w:t>
+      </w:r>
+      <w:r>
+        <w:t xml:space="preserve"> </w:t>
+      </w:r>
+      <w:r>
+        <w:t xml:space="preserve">repeated sampling then tests whether the resulting intervals show the bias and coverage the</w:t>
+      </w:r>
+      <w:r>
+        <w:t xml:space="preserve"> </w:t>
+      </w:r>
+      <w:r>
+        <w:t xml:space="preserve">assumed model implies. No single diagnostic</w:t>
+      </w:r>
+      <w:r>
+        <w:t xml:space="preserve"> </w:t>
+      </w:r>
+      <w:r>
+        <w:t xml:space="preserve">suffices. A posterior mean close to the truth may simply reflect favourable prior placement, and</w:t>
+      </w:r>
+      <w:r>
+        <w:t xml:space="preserve"> </w:t>
+      </w:r>
+      <w:r>
+        <w:t xml:space="preserve">a narrow posterior may reflect a restrictive prior or a misspecified likelihood rather than</w:t>
+      </w:r>
+      <w:r>
+        <w:t xml:space="preserve"> </w:t>
+      </w:r>
+      <w:r>
+        <w:t xml:space="preserve">physical correctness.</w:t>
+      </w:r>
+    </w:p>
+    <w:p>
+      <w:pPr>
+        <w:pStyle w:val="BodyText"/>
+      </w:pPr>
+      <w:r>
         <w:t xml:space="preserve">Uncertainty surviving calibration must finally be propagated to whatever decision the model</w:t>
       </w:r>
       <w:r>
         <w:t xml:space="preserve"> </w:t>
       </w:r>
       <w:r>
-        <w:t xml:space="preserve">supports, where stability is again not a single property: preservation of the whole-network</w:t>
-      </w:r>
-      <w:r>
-        <w:t xml:space="preserve"> </w:t>
-      </w:r>
-      <w:r>
-        <w:t xml:space="preserve">spatial ranking, of a small operational shortlist, and of the absolute severity assigned to</w:t>
-      </w:r>
-      <w:r>
-        <w:t xml:space="preserve"> </w:t>
-      </w:r>
-      <w:r>
-        <w:t xml:space="preserve">those locations are different questions, and stability at one scale does not imply stability at</w:t>
-      </w:r>
-      <w:r>
-        <w:t xml:space="preserve"> </w:t>
-      </w:r>
-      <w:r>
-        <w:t xml:space="preserve">another.</w:t>
+        <w:t xml:space="preserve">supports, where stability is again not a single property and holding at one scale does not imply</w:t>
+      </w:r>
+      <w:r>
+        <w:t xml:space="preserve"> </w:t>
+      </w:r>
+      <w:r>
+        <w:t xml:space="preserve">holding at another.</w:t>
       </w:r>
     </w:p>
     <w:bookmarkEnd w:id="11"/>
@@ -846,25 +960,25 @@
         <w:t xml:space="preserve">, 2008)</w:t>
       </w:r>
       <w:r>
-        <w:t xml:space="preserve">. The controlled setting used here sidesteps that broader debate rather than</w:t>
-      </w:r>
-      <w:r>
-        <w:t xml:space="preserve"> </w:t>
-      </w:r>
-      <w:r>
-        <w:t xml:space="preserve">resolving it. Because the synthetic observation model is known, the specific informal weighting</w:t>
-      </w:r>
-      <w:r>
-        <w:t xml:space="preserve"> </w:t>
-      </w:r>
-      <w:r>
-        <w:t xml:space="preserve">previously applied to this system can be compared directly with the corresponding formal</w:t>
-      </w:r>
-      <w:r>
-        <w:t xml:space="preserve"> </w:t>
-      </w:r>
-      <w:r>
-        <w:t xml:space="preserve">likelihood on identical observations and candidate draws.</w:t>
+        <w:t xml:space="preserve">. The controlled setting here sidesteps that broader debate rather than resolving it. Because the</w:t>
+      </w:r>
+      <w:r>
+        <w:t xml:space="preserve"> </w:t>
+      </w:r>
+      <w:r>
+        <w:t xml:space="preserve">synthetic observation model is known, the informal weighting previously applied to this system</w:t>
+      </w:r>
+      <w:r>
+        <w:t xml:space="preserve"> </w:t>
+      </w:r>
+      <w:r>
+        <w:t xml:space="preserve">can be compared directly with the corresponding formal likelihood on identical observations and</w:t>
+      </w:r>
+      <w:r>
+        <w:t xml:space="preserve"> </w:t>
+      </w:r>
+      <w:r>
+        <w:t xml:space="preserve">candidate draws.</w:t>
       </w:r>
     </w:p>
     <w:p>
@@ -878,25 +992,19 @@
         <w:t xml:space="preserve"> </w:t>
       </w:r>
       <w:r>
-        <w:t xml:space="preserve">the same parameters remain recoverable once further uncertainty sources are admitted.</w:t>
-      </w:r>
-      <w:r>
-        <w:t xml:space="preserve"> </w:t>
-      </w:r>
-      <w:r>
-        <w:t xml:space="preserve">Measurement precision, temporal dependence, systematic sensor error, bulk-decay uncertainty and</w:t>
-      </w:r>
-      <w:r>
-        <w:t xml:space="preserve"> </w:t>
-      </w:r>
-      <w:r>
-        <w:t xml:space="preserve">within-group heterogeneity act in different ways, so loss of precision has to be separated from</w:t>
-      </w:r>
-      <w:r>
-        <w:t xml:space="preserve"> </w:t>
-      </w:r>
-      <w:r>
-        <w:t xml:space="preserve">displacement of the estimate and both placed on a common scale.</w:t>
+        <w:t xml:space="preserve">the same parameters remain recoverable once further uncertainty sources are admitted. These act</w:t>
+      </w:r>
+      <w:r>
+        <w:t xml:space="preserve"> </w:t>
+      </w:r>
+      <w:r>
+        <w:t xml:space="preserve">in different ways, so loss of precision has to be separated from displacement of the estimate and</w:t>
+      </w:r>
+      <w:r>
+        <w:t xml:space="preserve"> </w:t>
+      </w:r>
+      <w:r>
+        <w:t xml:space="preserve">both placed on a common scale.</w:t>
       </w:r>
     </w:p>
     <w:p>
@@ -16050,13 +16158,13 @@
         <w:pStyle w:val="FirstParagraph"/>
       </w:pPr>
       <w:r>
-        <w:t xml:space="preserve">Withholding each of the six monitors in turn and refitting gives held-out RMSEs</w:t>
-      </w:r>
-      <w:r>
-        <w:t xml:space="preserve"> </w:t>
-      </w:r>
-      <w:r>
-        <w:t xml:space="preserve">between 0.092 and 0.103 mg L</w:t>
+        <w:t xml:space="preserve">Withholding each of the six monitors in turn and refitting gives held-out RMSEs between 0.092 and</w:t>
+      </w:r>
+      <w:r>
+        <w:t xml:space="preserve"> </w:t>
+      </w:r>
+      <w:r>
+        <w:t xml:space="preserve">0.103 mg L</w:t>
       </w:r>
       <w:r>
         <w:rPr>
@@ -16068,19 +16176,19 @@
         <w:t xml:space="preserve"> </w:t>
       </w:r>
       <w:r>
-        <w:t xml:space="preserve">against an observation noise standard deviation of 0.1, with</w:t>
-      </w:r>
-      <w:r>
-        <w:t xml:space="preserve"> </w:t>
-      </w:r>
-      <w:r>
-        <w:t xml:space="preserve">90% predictive interval coverage between 0.90 and 0.94 (Table 5). Taken at face value, these</w:t>
-      </w:r>
-      <w:r>
-        <w:t xml:space="preserve"> </w:t>
-      </w:r>
-      <w:r>
-        <w:t xml:space="preserve">diagnostics indicate good held-out predictive performance at all six monitors.</w:t>
+        <w:t xml:space="preserve">against an observation noise standard deviation of 0.1, with 90% predictive</w:t>
+      </w:r>
+      <w:r>
+        <w:t xml:space="preserve"> </w:t>
+      </w:r>
+      <w:r>
+        <w:t xml:space="preserve">interval coverage between 0.90 and 0.94 (Table 5). Taken at face value that is good held-out</w:t>
+      </w:r>
+      <w:r>
+        <w:t xml:space="preserve"> </w:t>
+      </w:r>
+      <w:r>
+        <w:t xml:space="preserve">performance at all six monitors.</w:t>
       </w:r>
     </w:p>
     <w:p>
@@ -18648,7 +18756,7 @@
       </w:r>
     </w:p>
     <w:bookmarkEnd w:id="102"/>
-    <w:bookmarkStart w:id="132" w:name="references"/>
+    <w:bookmarkStart w:id="144" w:name="references"/>
     <w:p>
       <w:pPr>
         <w:pStyle w:val="Heading1"/>
@@ -18657,7 +18765,7 @@
         <w:t xml:space="preserve">References</w:t>
       </w:r>
     </w:p>
-    <w:bookmarkStart w:id="131" w:name="refs"/>
+    <w:bookmarkStart w:id="143" w:name="refs"/>
     <w:bookmarkStart w:id="104" w:name="ref-BevenBinley1992"/>
     <w:p>
       <w:pPr>
@@ -18778,7 +18886,44 @@
       </w:r>
     </w:p>
     <w:bookmarkEnd w:id="108"/>
-    <w:bookmarkStart w:id="110" w:name="ref-Hallam2002"/>
+    <w:bookmarkStart w:id="110" w:name="ref-GomezCoronel2023GAChlorine"/>
+    <w:p>
+      <w:pPr>
+        <w:pStyle w:val="Bibliography"/>
+      </w:pPr>
+      <w:r>
+        <w:t xml:space="preserve">Gómez-Coronel, L., Delgado-Aguiñaga, J.A., Santos-Ruiz, I. &amp; Navarro-Díaz, A. (2023) Estimation of chlorine concentration in water distribution systems based on a genetic algorithm.</w:t>
+      </w:r>
+      <w:r>
+        <w:t xml:space="preserve"> </w:t>
+      </w:r>
+      <w:r>
+        <w:rPr>
+          <w:i/>
+          <w:iCs/>
+        </w:rPr>
+        <w:t xml:space="preserve">Processes</w:t>
+      </w:r>
+      <w:r>
+        <w:t xml:space="preserve">. 11(3), 676.</w:t>
+      </w:r>
+      <w:r>
+        <w:t xml:space="preserve"> </w:t>
+      </w:r>
+      <w:hyperlink r:id="rId109">
+        <w:r>
+          <w:rPr>
+            <w:rStyle w:val="Hyperlink"/>
+          </w:rPr>
+          <w:t xml:space="preserve">10.3390/pr11030676</w:t>
+        </w:r>
+      </w:hyperlink>
+      <w:r>
+        <w:t xml:space="preserve">.</w:t>
+      </w:r>
+    </w:p>
+    <w:bookmarkEnd w:id="110"/>
+    <w:bookmarkStart w:id="112" w:name="ref-Hallam2002"/>
     <w:p>
       <w:pPr>
         <w:pStyle w:val="Bibliography"/>
@@ -18802,7 +18947,7 @@
       <w:r>
         <w:t xml:space="preserve"> </w:t>
       </w:r>
-      <w:hyperlink r:id="rId109">
+      <w:hyperlink r:id="rId111">
         <w:r>
           <w:rPr>
             <w:rStyle w:val="Hyperlink"/>
@@ -18814,8 +18959,82 @@
         <w:t xml:space="preserve">.</w:t>
       </w:r>
     </w:p>
-    <w:bookmarkEnd w:id="110"/>
-    <w:bookmarkStart w:id="112" w:name="ref-Klise2017WNTR"/>
+    <w:bookmarkEnd w:id="112"/>
+    <w:bookmarkStart w:id="114" w:name="ref-Hutton2014Uncertainty"/>
+    <w:p>
+      <w:pPr>
+        <w:pStyle w:val="Bibliography"/>
+      </w:pPr>
+      <w:r>
+        <w:t xml:space="preserve">Hutton, C.J., Kapelan, Z., Vamvakeridou-Lyroudia, L. &amp; Savić, D.A. (2014) Dealing with uncertainty in water distribution system models: A framework for real-time modeling and data assimilation.</w:t>
+      </w:r>
+      <w:r>
+        <w:t xml:space="preserve"> </w:t>
+      </w:r>
+      <w:r>
+        <w:rPr>
+          <w:i/>
+          <w:iCs/>
+        </w:rPr>
+        <w:t xml:space="preserve">Journal of Water Resources Planning and Management</w:t>
+      </w:r>
+      <w:r>
+        <w:t xml:space="preserve">. 140(2), 169–183.</w:t>
+      </w:r>
+      <w:r>
+        <w:t xml:space="preserve"> </w:t>
+      </w:r>
+      <w:hyperlink r:id="rId113">
+        <w:r>
+          <w:rPr>
+            <w:rStyle w:val="Hyperlink"/>
+          </w:rPr>
+          <w:t xml:space="preserve">10.1061/(ASCE)WR.1943-5452.0000325</w:t>
+        </w:r>
+      </w:hyperlink>
+      <w:r>
+        <w:t xml:space="preserve">.</w:t>
+      </w:r>
+    </w:p>
+    <w:bookmarkEnd w:id="114"/>
+    <w:bookmarkStart w:id="116" w:name="ref-Jenks2025BayesianDisinfectant"/>
+    <w:p>
+      <w:pPr>
+        <w:pStyle w:val="Bibliography"/>
+      </w:pPr>
+      <w:r>
+        <w:t xml:space="preserve">Jenks, B., Ulusoy, A.-J. &amp; Stoianov, I. (2025) Bayesian inference for quantifying parameter uncertainty in disinfectant decay models.</w:t>
+      </w:r>
+      <w:r>
+        <w:t xml:space="preserve"> </w:t>
+      </w:r>
+      <w:r>
+        <w:rPr>
+          <w:i/>
+          <w:iCs/>
+        </w:rPr>
+        <w:t xml:space="preserve">Proceedings of the 21st computing and control in the water industry conference (CCWI 2025)</w:t>
+      </w:r>
+      <w:r>
+        <w:t xml:space="preserve">. Sheffield, UK: The University of Sheffield.</w:t>
+      </w:r>
+      <w:r>
+        <w:t xml:space="preserve"> </w:t>
+      </w:r>
+      <w:hyperlink r:id="rId115">
+        <w:r>
+          <w:rPr>
+            <w:rStyle w:val="Hyperlink"/>
+          </w:rPr>
+          <w:t xml:space="preserve">10.15131/shef.data.29921225.v1</w:t>
+        </w:r>
+      </w:hyperlink>
+      <w:r>
+        <w:t xml:space="preserve">.</w:t>
+      </w:r>
+    </w:p>
+    <w:bookmarkEnd w:id="116"/>
+    <w:bookmarkStart w:id="118" w:name="ref-Klise2017WNTR"/>
     <w:p>
       <w:pPr>
         <w:pStyle w:val="Bibliography"/>
@@ -18839,7 +19058,7 @@
       <w:r>
         <w:t xml:space="preserve"> </w:t>
       </w:r>
-      <w:hyperlink r:id="rId111">
+      <w:hyperlink r:id="rId117">
         <w:r>
           <w:rPr>
             <w:rStyle w:val="Hyperlink"/>
@@ -18851,8 +19070,8 @@
         <w:t xml:space="preserve">.</w:t>
       </w:r>
     </w:p>
-    <w:bookmarkEnd w:id="112"/>
-    <w:bookmarkStart w:id="114" w:name="ref-MantovanTodini2006"/>
+    <w:bookmarkEnd w:id="118"/>
+    <w:bookmarkStart w:id="120" w:name="ref-MantovanTodini2006"/>
     <w:p>
       <w:pPr>
         <w:pStyle w:val="Bibliography"/>
@@ -18888,7 +19107,7 @@
       <w:r>
         <w:t xml:space="preserve"> </w:t>
       </w:r>
-      <w:hyperlink r:id="rId113">
+      <w:hyperlink r:id="rId119">
         <w:r>
           <w:rPr>
             <w:rStyle w:val="Hyperlink"/>
@@ -18900,8 +19119,8 @@
         <w:t xml:space="preserve">.</w:t>
       </w:r>
     </w:p>
-    <w:bookmarkEnd w:id="114"/>
-    <w:bookmarkStart w:id="116" w:name="ref-Munavalli2003SteadyState"/>
+    <w:bookmarkEnd w:id="120"/>
+    <w:bookmarkStart w:id="122" w:name="ref-Munavalli2003SteadyState"/>
     <w:p>
       <w:pPr>
         <w:pStyle w:val="Bibliography"/>
@@ -18925,7 +19144,7 @@
       <w:r>
         <w:t xml:space="preserve"> </w:t>
       </w:r>
-      <w:hyperlink r:id="rId115">
+      <w:hyperlink r:id="rId121">
         <w:r>
           <w:rPr>
             <w:rStyle w:val="Hyperlink"/>
@@ -18937,8 +19156,8 @@
         <w:t xml:space="preserve">.</w:t>
       </w:r>
     </w:p>
-    <w:bookmarkEnd w:id="116"/>
-    <w:bookmarkStart w:id="118" w:name="ref-Nejjari2014ChlorineCalibration"/>
+    <w:bookmarkEnd w:id="122"/>
+    <w:bookmarkStart w:id="124" w:name="ref-Nejjari2014ChlorineCalibration"/>
     <w:p>
       <w:pPr>
         <w:pStyle w:val="Bibliography"/>
@@ -18962,7 +19181,7 @@
       <w:r>
         <w:t xml:space="preserve"> </w:t>
       </w:r>
-      <w:hyperlink r:id="rId117">
+      <w:hyperlink r:id="rId123">
         <w:r>
           <w:rPr>
             <w:rStyle w:val="Hyperlink"/>
@@ -18974,8 +19193,45 @@
         <w:t xml:space="preserve">.</w:t>
       </w:r>
     </w:p>
-    <w:bookmarkEnd w:id="118"/>
-    <w:bookmarkStart w:id="120" w:name="ref-Powell2000"/>
+    <w:bookmarkEnd w:id="124"/>
+    <w:bookmarkStart w:id="126" w:name="ref-PeiroviMinaee2019GAPSO"/>
+    <w:p>
+      <w:pPr>
+        <w:pStyle w:val="Bibliography"/>
+      </w:pPr>
+      <w:r>
+        <w:t xml:space="preserve">Peirovi Minaee, R., Afsharnia, M., Moghaddam, A., Ebrahimi, A.A., Askarishahi, M. &amp; Mokhtari, M. (2019) Calibration of water quality model for distribution networks using genetic algorithm, particle swarm optimization, and hybrid methods.</w:t>
+      </w:r>
+      <w:r>
+        <w:t xml:space="preserve"> </w:t>
+      </w:r>
+      <w:r>
+        <w:rPr>
+          <w:i/>
+          <w:iCs/>
+        </w:rPr>
+        <w:t xml:space="preserve">MethodsX</w:t>
+      </w:r>
+      <w:r>
+        <w:t xml:space="preserve">. 6, 540–548.</w:t>
+      </w:r>
+      <w:r>
+        <w:t xml:space="preserve"> </w:t>
+      </w:r>
+      <w:hyperlink r:id="rId125">
+        <w:r>
+          <w:rPr>
+            <w:rStyle w:val="Hyperlink"/>
+          </w:rPr>
+          <w:t xml:space="preserve">10.1016/j.mex.2019.03.008</w:t>
+        </w:r>
+      </w:hyperlink>
+      <w:r>
+        <w:t xml:space="preserve">.</w:t>
+      </w:r>
+    </w:p>
+    <w:bookmarkEnd w:id="126"/>
+    <w:bookmarkStart w:id="128" w:name="ref-Powell2000"/>
     <w:p>
       <w:pPr>
         <w:pStyle w:val="Bibliography"/>
@@ -18999,7 +19255,7 @@
       <w:r>
         <w:t xml:space="preserve"> </w:t>
       </w:r>
-      <w:hyperlink r:id="rId119">
+      <w:hyperlink r:id="rId127">
         <w:r>
           <w:rPr>
             <w:rStyle w:val="Hyperlink"/>
@@ -19011,8 +19267,45 @@
         <w:t xml:space="preserve">.</w:t>
       </w:r>
     </w:p>
-    <w:bookmarkEnd w:id="120"/>
-    <w:bookmarkStart w:id="122" w:name="ref-Raue2009"/>
+    <w:bookmarkEnd w:id="128"/>
+    <w:bookmarkStart w:id="130" w:name="ref-Rajakumar2019EnKF"/>
+    <w:p>
+      <w:pPr>
+        <w:pStyle w:val="Bibliography"/>
+      </w:pPr>
+      <w:r>
+        <w:t xml:space="preserve">Rajakumar, A.G., Mohan Kumar, M.S., Amrutur, B. &amp; Kapelan, Z. (2019) Real-time water quality modeling with ensemble kalman filter for state and parameter estimation in water distribution networks.</w:t>
+      </w:r>
+      <w:r>
+        <w:t xml:space="preserve"> </w:t>
+      </w:r>
+      <w:r>
+        <w:rPr>
+          <w:i/>
+          <w:iCs/>
+        </w:rPr>
+        <w:t xml:space="preserve">Journal of Water Resources Planning and Management</w:t>
+      </w:r>
+      <w:r>
+        <w:t xml:space="preserve">. 145(11), 04019049.</w:t>
+      </w:r>
+      <w:r>
+        <w:t xml:space="preserve"> </w:t>
+      </w:r>
+      <w:hyperlink r:id="rId129">
+        <w:r>
+          <w:rPr>
+            <w:rStyle w:val="Hyperlink"/>
+          </w:rPr>
+          <w:t xml:space="preserve">10.1061/(ASCE)WR.1943-5452.0001118</w:t>
+        </w:r>
+      </w:hyperlink>
+      <w:r>
+        <w:t xml:space="preserve">.</w:t>
+      </w:r>
+    </w:p>
+    <w:bookmarkEnd w:id="130"/>
+    <w:bookmarkStart w:id="132" w:name="ref-Raue2009"/>
     <w:p>
       <w:pPr>
         <w:pStyle w:val="Bibliography"/>
@@ -19036,7 +19329,7 @@
       <w:r>
         <w:t xml:space="preserve"> </w:t>
       </w:r>
-      <w:hyperlink r:id="rId121">
+      <w:hyperlink r:id="rId131">
         <w:r>
           <w:rPr>
             <w:rStyle w:val="Hyperlink"/>
@@ -19048,8 +19341,8 @@
         <w:t xml:space="preserve">.</w:t>
       </w:r>
     </w:p>
-    <w:bookmarkEnd w:id="122"/>
-    <w:bookmarkStart w:id="123" w:name="ref-Rossman2000"/>
+    <w:bookmarkEnd w:id="132"/>
+    <w:bookmarkStart w:id="133" w:name="ref-Rossman2000"/>
     <w:p>
       <w:pPr>
         <w:pStyle w:val="Bibliography"/>
@@ -19085,8 +19378,8 @@
         <w:t xml:space="preserve">. Cincinnati, OH: U.S. Environmental Protection Agency.</w:t>
       </w:r>
     </w:p>
-    <w:bookmarkEnd w:id="123"/>
-    <w:bookmarkStart w:id="125" w:name="ref-Rossman1994"/>
+    <w:bookmarkEnd w:id="133"/>
+    <w:bookmarkStart w:id="135" w:name="ref-Rossman1994"/>
     <w:p>
       <w:pPr>
         <w:pStyle w:val="Bibliography"/>
@@ -19110,7 +19403,7 @@
       <w:r>
         <w:t xml:space="preserve"> </w:t>
       </w:r>
-      <w:hyperlink r:id="rId124">
+      <w:hyperlink r:id="rId134">
         <w:r>
           <w:rPr>
             <w:rStyle w:val="Hyperlink"/>
@@ -19122,8 +19415,8 @@
         <w:t xml:space="preserve">.</w:t>
       </w:r>
     </w:p>
-    <w:bookmarkEnd w:id="125"/>
-    <w:bookmarkStart w:id="126" w:name="ref-Rossman2020"/>
+    <w:bookmarkEnd w:id="135"/>
+    <w:bookmarkStart w:id="136" w:name="ref-Rossman2020"/>
     <w:p>
       <w:pPr>
         <w:pStyle w:val="Bibliography"/>
@@ -19159,8 +19452,8 @@
         <w:t xml:space="preserve">. Cincinnati, OH: U.S. Environmental Protection Agency.</w:t>
       </w:r>
     </w:p>
-    <w:bookmarkEnd w:id="126"/>
-    <w:bookmarkStart w:id="128" w:name="ref-Stedinger2008"/>
+    <w:bookmarkEnd w:id="136"/>
+    <w:bookmarkStart w:id="138" w:name="ref-Stedinger2008"/>
     <w:p>
       <w:pPr>
         <w:pStyle w:val="Bibliography"/>
@@ -19190,7 +19483,7 @@
       <w:r>
         <w:t xml:space="preserve"> </w:t>
       </w:r>
-      <w:hyperlink r:id="rId127">
+      <w:hyperlink r:id="rId137">
         <w:r>
           <w:rPr>
             <w:rStyle w:val="Hyperlink"/>
@@ -19202,8 +19495,8 @@
         <w:t xml:space="preserve">.</w:t>
       </w:r>
     </w:p>
-    <w:bookmarkEnd w:id="128"/>
-    <w:bookmarkStart w:id="130" w:name="ref-Vasconcelos1997"/>
+    <w:bookmarkEnd w:id="138"/>
+    <w:bookmarkStart w:id="140" w:name="ref-Vasconcelos1997"/>
     <w:p>
       <w:pPr>
         <w:pStyle w:val="Bibliography"/>
@@ -19227,7 +19520,7 @@
       <w:r>
         <w:t xml:space="preserve"> </w:t>
       </w:r>
-      <w:hyperlink r:id="rId129">
+      <w:hyperlink r:id="rId139">
         <w:r>
           <w:rPr>
             <w:rStyle w:val="Hyperlink"/>
@@ -19239,10 +19532,47 @@
         <w:t xml:space="preserve">.</w:t>
       </w:r>
     </w:p>
-    <w:bookmarkEnd w:id="130"/>
-    <w:bookmarkEnd w:id="131"/>
-    <w:bookmarkEnd w:id="132"/>
-    <w:bookmarkStart w:id="142" w:name="appendices"/>
+    <w:bookmarkEnd w:id="140"/>
+    <w:bookmarkStart w:id="142" w:name="ref-Wu2022BEAR"/>
+    <w:p>
+      <w:pPr>
+        <w:pStyle w:val="Bibliography"/>
+      </w:pPr>
+      <w:r>
+        <w:t xml:space="preserve">Wu, X., Marshall, L. &amp; Sharma, A. (2022) Quantifying input uncertainty in the calibration of water quality models: Reordering errors via the secant method.</w:t>
+      </w:r>
+      <w:r>
+        <w:t xml:space="preserve"> </w:t>
+      </w:r>
+      <w:r>
+        <w:rPr>
+          <w:i/>
+          <w:iCs/>
+        </w:rPr>
+        <w:t xml:space="preserve">Hydrology and Earth System Sciences</w:t>
+      </w:r>
+      <w:r>
+        <w:t xml:space="preserve">. 26(5), 1203–1221.</w:t>
+      </w:r>
+      <w:r>
+        <w:t xml:space="preserve"> </w:t>
+      </w:r>
+      <w:hyperlink r:id="rId141">
+        <w:r>
+          <w:rPr>
+            <w:rStyle w:val="Hyperlink"/>
+          </w:rPr>
+          <w:t xml:space="preserve">10.5194/hess-26-1203-2022</w:t>
+        </w:r>
+      </w:hyperlink>
+      <w:r>
+        <w:t xml:space="preserve">.</w:t>
+      </w:r>
+    </w:p>
+    <w:bookmarkEnd w:id="142"/>
+    <w:bookmarkEnd w:id="143"/>
+    <w:bookmarkEnd w:id="144"/>
+    <w:bookmarkStart w:id="154" w:name="appendices"/>
     <w:p>
       <w:pPr>
         <w:pStyle w:val="Heading1"/>
@@ -19277,7 +19607,7 @@
         <w:t xml:space="preserve">Appendix I maps each section of the paper to the script that produced its numbers.</w:t>
       </w:r>
     </w:p>
-    <w:bookmarkStart w:id="133" w:name="Xb23e304d159119e7df644cc02d3033fc484721a"/>
+    <w:bookmarkStart w:id="145" w:name="Xb23e304d159119e7df644cc02d3033fc484721a"/>
     <w:p>
       <w:pPr>
         <w:pStyle w:val="Heading2"/>
@@ -20349,8 +20679,8 @@
         </w:tc>
       </w:tr>
     </w:tbl>
-    <w:bookmarkEnd w:id="133"/>
-    <w:bookmarkStart w:id="134" w:name="Xe02d61a32b764c6b297a8c29969b13a7581353f"/>
+    <w:bookmarkEnd w:id="145"/>
+    <w:bookmarkStart w:id="146" w:name="Xe02d61a32b764c6b297a8c29969b13a7581353f"/>
     <w:p>
       <w:pPr>
         <w:pStyle w:val="Heading2"/>
@@ -21331,8 +21661,8 @@
         <w:t xml:space="preserve">in Tables B1 and B2 pass either way.</w:t>
       </w:r>
     </w:p>
-    <w:bookmarkEnd w:id="134"/>
-    <w:bookmarkStart w:id="135" w:name="X27ef15b8fad7bb29a56bb09609875822f773d4e"/>
+    <w:bookmarkEnd w:id="146"/>
+    <w:bookmarkStart w:id="147" w:name="X27ef15b8fad7bb29a56bb09609875822f773d4e"/>
     <w:p>
       <w:pPr>
         <w:pStyle w:val="Heading2"/>
@@ -22794,8 +23124,8 @@
         </w:tc>
       </w:tr>
     </w:tbl>
-    <w:bookmarkEnd w:id="135"/>
-    <w:bookmarkStart w:id="136" w:name="appendix-d.-fisher-information-mechanics"/>
+    <w:bookmarkEnd w:id="147"/>
+    <w:bookmarkStart w:id="148" w:name="appendix-d.-fisher-information-mechanics"/>
     <w:p>
       <w:pPr>
         <w:pStyle w:val="Heading2"/>
@@ -24579,8 +24909,8 @@
         </w:tc>
       </w:tr>
     </w:tbl>
-    <w:bookmarkEnd w:id="136"/>
-    <w:bookmarkStart w:id="137" w:name="X1a3ae0efdf8b2c76c22382abba68415e1d80e1c"/>
+    <w:bookmarkEnd w:id="148"/>
+    <w:bookmarkStart w:id="149" w:name="X1a3ae0efdf8b2c76c22382abba68415e1d80e1c"/>
     <w:p>
       <w:pPr>
         <w:pStyle w:val="Heading2"/>
@@ -26927,8 +27257,8 @@
         </w:tc>
       </w:tr>
     </w:tbl>
-    <w:bookmarkEnd w:id="137"/>
-    <w:bookmarkStart w:id="138" w:name="Xc8c108fff9324274ec271495265452b9f890e51"/>
+    <w:bookmarkEnd w:id="149"/>
+    <w:bookmarkStart w:id="150" w:name="Xc8c108fff9324274ec271495265452b9f890e51"/>
     <w:p>
       <w:pPr>
         <w:pStyle w:val="Heading2"/>
@@ -30507,8 +30837,8 @@
         </w:tc>
       </w:tr>
     </w:tbl>
-    <w:bookmarkEnd w:id="138"/>
-    <w:bookmarkStart w:id="139" w:name="appendix-g.-risk-assessment-mechanics"/>
+    <w:bookmarkEnd w:id="150"/>
+    <w:bookmarkStart w:id="151" w:name="appendix-g.-risk-assessment-mechanics"/>
     <w:p>
       <w:pPr>
         <w:pStyle w:val="Heading2"/>
@@ -31251,8 +31581,8 @@
         </w:tc>
       </w:tr>
     </w:tbl>
-    <w:bookmarkEnd w:id="139"/>
-    <w:bookmarkStart w:id="140" w:name="Xc0b2899ea87b71e9f8a5d7e226fe2b64e1dc44b"/>
+    <w:bookmarkEnd w:id="151"/>
+    <w:bookmarkStart w:id="152" w:name="Xc0b2899ea87b71e9f8a5d7e226fe2b64e1dc44b"/>
     <w:p>
       <w:pPr>
         <w:pStyle w:val="Heading2"/>
@@ -39335,8 +39665,8 @@
         </w:tc>
       </w:tr>
     </w:tbl>
-    <w:bookmarkEnd w:id="140"/>
-    <w:bookmarkStart w:id="141" w:name="X514ef38f2df5d3fe48656593e9361161d514c31"/>
+    <w:bookmarkEnd w:id="152"/>
+    <w:bookmarkStart w:id="153" w:name="X514ef38f2df5d3fe48656593e9361161d514c31"/>
     <w:p>
       <w:pPr>
         <w:pStyle w:val="Heading2"/>
@@ -40250,8 +40580,8 @@
         </w:tc>
       </w:tr>
     </w:tbl>
-    <w:bookmarkEnd w:id="141"/>
-    <w:bookmarkEnd w:id="142"/>
+    <w:bookmarkEnd w:id="153"/>
+    <w:bookmarkEnd w:id="154"/>
     <w:sectPr>
       <w:pgSz w:h="16838" w:w="11906"/>
       <w:pgMar w:bottom="1417" w:footer="708" w:gutter="0" w:header="708" w:left="1417" w:right="1417" w:top="1417"/>

--- a/00-thesis/paper.docx
+++ b/00-thesis/paper.docx
@@ -140,37 +140,31 @@
         <w:t xml:space="preserve"> </w:t>
       </w:r>
       <w:r>
-        <w:t xml:space="preserve">zones, known coefficients and six monitors. A censored Gaussian likelihood is compared with the</w:t>
-      </w:r>
-      <w:r>
-        <w:t xml:space="preserve"> </w:t>
-      </w:r>
-      <w:r>
-        <w:t xml:space="preserve">informal weighting previously applied to the same system on identical observations and candidate</w:t>
-      </w:r>
-      <w:r>
-        <w:t xml:space="preserve"> </w:t>
-      </w:r>
-      <w:r>
-        <w:t xml:space="preserve">draws; identifiability is triangulated across prior contraction, displaced priors, Fisher</w:t>
-      </w:r>
-      <w:r>
-        <w:t xml:space="preserve"> </w:t>
-      </w:r>
-      <w:r>
-        <w:t xml:space="preserve">information, profile likelihood and repeated-noise calibration; and measurement, nuisance and</w:t>
-      </w:r>
-      <w:r>
-        <w:t xml:space="preserve"> </w:t>
-      </w:r>
-      <w:r>
-        <w:t xml:space="preserve">structural errors are placed on common scales before propagation to prediction and low-chlorine</w:t>
-      </w:r>
-      <w:r>
-        <w:t xml:space="preserve"> </w:t>
-      </w:r>
-      <w:r>
-        <w:t xml:space="preserve">risk.</w:t>
+        <w:t xml:space="preserve">zones, known coefficients and six monitors. A censored Gaussian likelihood is compared with the informal weighting previously applied to the</w:t>
+      </w:r>
+      <w:r>
+        <w:t xml:space="preserve"> </w:t>
+      </w:r>
+      <w:r>
+        <w:t xml:space="preserve">same system, on identical observations and candidate draws. Identifiability is triangulated</w:t>
+      </w:r>
+      <w:r>
+        <w:t xml:space="preserve"> </w:t>
+      </w:r>
+      <w:r>
+        <w:t xml:space="preserve">across prior contraction, displaced priors, Fisher information, profile likelihood and</w:t>
+      </w:r>
+      <w:r>
+        <w:t xml:space="preserve"> </w:t>
+      </w:r>
+      <w:r>
+        <w:t xml:space="preserve">repeated-noise calibration. Measurement, nuisance and structural errors are then placed on common</w:t>
+      </w:r>
+      <w:r>
+        <w:t xml:space="preserve"> </w:t>
+      </w:r>
+      <w:r>
+        <w:t xml:space="preserve">scales before propagation to prediction and low-chlorine risk.</w:t>
       </w:r>
     </w:p>
     <w:p>
@@ -367,13 +361,7 @@
         <w:t xml:space="preserve">, 1997)</w:t>
       </w:r>
       <w:r>
-        <w:t xml:space="preserve">. In the first-order representation implemented</w:t>
-      </w:r>
-      <w:r>
-        <w:t xml:space="preserve"> </w:t>
-      </w:r>
-      <w:r>
-        <w:t xml:space="preserve">in EPANET, bulk decay is described by a coefficient</w:t>
+        <w:t xml:space="preserve">. In the first-order representation implemented in EPANET, bulk decay is described by a coefficient</w:t>
       </w:r>
       <w:r>
         <w:t xml:space="preserve"> </w:t>
@@ -431,13 +419,7 @@
         <w:t xml:space="preserve"> </w:t>
       </w:r>
       <w:r>
-        <w:t xml:space="preserve">in</w:t>
-      </w:r>
-      <w:r>
-        <w:t xml:space="preserve"> </w:t>
-      </w:r>
-      <w:r>
-        <w:t xml:space="preserve">m day</w:t>
+        <w:t xml:space="preserve">in m day</w:t>
       </w:r>
       <w:r>
         <w:rPr>
@@ -446,13 +428,13 @@
         <w:t xml:space="preserve">-1</w:t>
       </w:r>
       <w:r>
-        <w:t xml:space="preserve">, the wall reaction coupled to mass transfer from the bulk so that diameter and flow</w:t>
-      </w:r>
-      <w:r>
-        <w:t xml:space="preserve"> </w:t>
-      </w:r>
-      <w:r>
-        <w:t xml:space="preserve">regime also affect its effective contribution</w:t>
+        <w:t xml:space="preserve">. The wall reaction is coupled to mass</w:t>
+      </w:r>
+      <w:r>
+        <w:t xml:space="preserve"> </w:t>
+      </w:r>
+      <w:r>
+        <w:t xml:space="preserve">transfer from the bulk, so diameter and flow regime also affect its effective contribution</w:t>
       </w:r>
       <w:r>
         <w:t xml:space="preserve"> </w:t>
@@ -905,19 +887,19 @@
         <w:t xml:space="preserve"> </w:t>
       </w:r>
       <w:r>
-        <w:t xml:space="preserve">uncertainty can depend on the inference formulation itself. GLUE-type environmental analyses may</w:t>
-      </w:r>
-      <w:r>
-        <w:t xml:space="preserve"> </w:t>
-      </w:r>
-      <w:r>
-        <w:t xml:space="preserve">combine behavioural thresholds with informal likelihood measures whose statistical</w:t>
-      </w:r>
-      <w:r>
-        <w:t xml:space="preserve"> </w:t>
-      </w:r>
-      <w:r>
-        <w:t xml:space="preserve">interpretation depends on their relationship to the assumed error process</w:t>
+        <w:t xml:space="preserve">uncertainty can depend on the inference formulation itself. GLUE-type environmental analyses may combine behavioural thresholds with informal likelihood</w:t>
+      </w:r>
+      <w:r>
+        <w:t xml:space="preserve"> </w:t>
+      </w:r>
+      <w:r>
+        <w:t xml:space="preserve">measures whose statistical interpretation depends on their relationship to the assumed error</w:t>
+      </w:r>
+      <w:r>
+        <w:t xml:space="preserve"> </w:t>
+      </w:r>
+      <w:r>
+        <w:t xml:space="preserve">process</w:t>
       </w:r>
       <w:r>
         <w:t xml:space="preserve"> </w:t>
@@ -926,19 +908,19 @@
         <w:t xml:space="preserve">(Beven &amp; Binley, 1992)</w:t>
       </w:r>
       <w:r>
-        <w:t xml:space="preserve">, and</w:t>
-      </w:r>
-      <w:r>
-        <w:t xml:space="preserve"> </w:t>
-      </w:r>
-      <w:r>
-        <w:t xml:space="preserve">critiques have shown that a measure not representing the sampling distribution of model errors</w:t>
-      </w:r>
-      <w:r>
-        <w:t xml:space="preserve"> </w:t>
-      </w:r>
-      <w:r>
-        <w:t xml:space="preserve">need not deliver formally calibrated parameter or prediction uncertainty</w:t>
+        <w:t xml:space="preserve">. Critiques have shown that a measure not representing the sampling</w:t>
+      </w:r>
+      <w:r>
+        <w:t xml:space="preserve"> </w:t>
+      </w:r>
+      <w:r>
+        <w:t xml:space="preserve">distribution of model errors need not deliver formally calibrated parameter or prediction</w:t>
+      </w:r>
+      <w:r>
+        <w:t xml:space="preserve"> </w:t>
+      </w:r>
+      <w:r>
+        <w:t xml:space="preserve">uncertainty</w:t>
       </w:r>
       <w:r>
         <w:t xml:space="preserve"> </w:t>
@@ -1170,43 +1152,43 @@
         <w:pStyle w:val="BodyText"/>
       </w:pPr>
       <w:r>
-        <w:t xml:space="preserve">The study makes four contributions: a controlled comparison of a formal censored Gaussian</w:t>
-      </w:r>
-      <w:r>
-        <w:t xml:space="preserve"> </w:t>
-      </w:r>
-      <w:r>
-        <w:t xml:space="preserve">likelihood against the specific informal weighting previously applied to this system, on</w:t>
-      </w:r>
-      <w:r>
-        <w:t xml:space="preserve"> </w:t>
-      </w:r>
-      <w:r>
-        <w:t xml:space="preserve">identical observations and candidate draws; an identifiability assessment triangulated across</w:t>
-      </w:r>
-      <w:r>
-        <w:t xml:space="preserve"> </w:t>
-      </w:r>
-      <w:r>
-        <w:t xml:space="preserve">posterior contraction, displaced priors, Fisher information, continuous profile likelihood and</w:t>
-      </w:r>
-      <w:r>
-        <w:t xml:space="preserve"> </w:t>
-      </w:r>
-      <w:r>
-        <w:t xml:space="preserve">repeated-noise calibration; a separation of precision loss from parameter displacement across</w:t>
-      </w:r>
-      <w:r>
-        <w:t xml:space="preserve"> </w:t>
-      </w:r>
-      <w:r>
-        <w:t xml:space="preserve">measurement, nuisance and structural perturbations on common reference scales; and an explicit</w:t>
-      </w:r>
-      <w:r>
-        <w:t xml:space="preserve"> </w:t>
-      </w:r>
-      <w:r>
-        <w:t xml:space="preserve">distinction between parameter identification, predictive adequacy and decision robustness.</w:t>
+        <w:t xml:space="preserve">The study makes four contributions. It compares a formal censored Gaussian likelihood with the</w:t>
+      </w:r>
+      <w:r>
+        <w:t xml:space="preserve"> </w:t>
+      </w:r>
+      <w:r>
+        <w:t xml:space="preserve">specific informal weighting previously applied to this system, on identical observations and</w:t>
+      </w:r>
+      <w:r>
+        <w:t xml:space="preserve"> </w:t>
+      </w:r>
+      <w:r>
+        <w:t xml:space="preserve">candidate draws. It triangulates identifiability across posterior contraction, displaced priors,</w:t>
+      </w:r>
+      <w:r>
+        <w:t xml:space="preserve"> </w:t>
+      </w:r>
+      <w:r>
+        <w:t xml:space="preserve">Fisher information, continuous profile likelihood and repeated-noise calibration. It separates</w:t>
+      </w:r>
+      <w:r>
+        <w:t xml:space="preserve"> </w:t>
+      </w:r>
+      <w:r>
+        <w:t xml:space="preserve">precision loss from parameter displacement across measurement, nuisance and structural</w:t>
+      </w:r>
+      <w:r>
+        <w:t xml:space="preserve"> </w:t>
+      </w:r>
+      <w:r>
+        <w:t xml:space="preserve">perturbations on common scales. And it distinguishes parameter identification, predictive</w:t>
+      </w:r>
+      <w:r>
+        <w:t xml:space="preserve"> </w:t>
+      </w:r>
+      <w:r>
+        <w:t xml:space="preserve">adequacy and decision robustness.</w:t>
       </w:r>
     </w:p>
     <w:p>
@@ -3222,25 +3204,25 @@
         <w:t xml:space="preserve"> </w:t>
       </w:r>
       <w:r>
-        <w:t xml:space="preserve">common library; in particular the censored Gaussian, iid Gaussian and informal GLUE formulations</w:t>
-      </w:r>
-      <w:r>
-        <w:t xml:space="preserve"> </w:t>
-      </w:r>
-      <w:r>
-        <w:t xml:space="preserve">were evaluated on identical prior draws and identical model predictions, so any difference</w:t>
-      </w:r>
-      <w:r>
-        <w:t xml:space="preserve"> </w:t>
-      </w:r>
-      <w:r>
-        <w:t xml:space="preserve">between those baseline inference results is attributable to the weighting formulation rather</w:t>
-      </w:r>
-      <w:r>
-        <w:t xml:space="preserve"> </w:t>
-      </w:r>
-      <w:r>
-        <w:t xml:space="preserve">than to sampling or to different forward simulations. Experiments that altered the prior domain or a forward-model parameter generated their own prediction libraries under the same sampling principles. These were the displaced-prior tests of Section 2.4.2, the bulk-decay cases of Section 2.5.5 and the scenarios of Section 2.8.4.</w:t>
+        <w:t xml:space="preserve">common library. The censored Gaussian, iid Gaussian and informal GLUE formulations were evaluated</w:t>
+      </w:r>
+      <w:r>
+        <w:t xml:space="preserve"> </w:t>
+      </w:r>
+      <w:r>
+        <w:t xml:space="preserve">on identical prior draws and identical model predictions, so any difference between those</w:t>
+      </w:r>
+      <w:r>
+        <w:t xml:space="preserve"> </w:t>
+      </w:r>
+      <w:r>
+        <w:t xml:space="preserve">baseline results is attributable to the weighting formulation rather than to sampling or to</w:t>
+      </w:r>
+      <w:r>
+        <w:t xml:space="preserve"> </w:t>
+      </w:r>
+      <w:r>
+        <w:t xml:space="preserve">different forward simulations. Experiments that altered the prior domain or a forward-model parameter generated their own prediction libraries under the same sampling principles. These were the displaced-prior tests of Section 2.4.2, the bulk-decay cases of Section 2.5.5 and the scenarios of Section 2.8.4.</w:t>
       </w:r>
     </w:p>
     <w:p>
@@ -4810,7 +4792,25 @@
         <w:t xml:space="preserve"> </w:t>
       </w:r>
       <w:r>
-        <w:t xml:space="preserve">unchanged width. In the DOWN design each box retained its original width but was re-centred at the known synthetic truth minus one original-prior standard deviation, so the displacement is defined relative to the truth rather than to the original midpoint. In the OLDUP design only the old-zone box changed direction, being centred at the truth plus one original-prior standard deviation, while the average and new boxes kept their DOWN positions; OLDUP is therefore a directional check for the old coefficient rather than a second like-for-like three-parameter test. An upper cap of −0.005 m day</w:t>
+        <w:t xml:space="preserve">unchanged width. In the DOWN design each box retained its original width but was re-centred at the known synthetic truth minus one original-prior standard deviation, so the displacement is defined relative to the truth rather than to the original midpoint. In the OLDUP design only the old-zone box changed direction, being centred at the truth plus one</w:t>
+      </w:r>
+      <w:r>
+        <w:t xml:space="preserve"> </w:t>
+      </w:r>
+      <w:r>
+        <w:t xml:space="preserve">original-prior standard deviation, while the average and new boxes kept their DOWN positions.</w:t>
+      </w:r>
+      <w:r>
+        <w:t xml:space="preserve"> </w:t>
+      </w:r>
+      <w:r>
+        <w:t xml:space="preserve">OLDUP is therefore a directional check for the old coefficient rather than a second like-for-like</w:t>
+      </w:r>
+      <w:r>
+        <w:t xml:space="preserve"> </w:t>
+      </w:r>
+      <w:r>
+        <w:t xml:space="preserve">three-parameter test. An upper cap of −0.005 m day</w:t>
       </w:r>
       <w:r>
         <w:rPr>
@@ -6220,31 +6220,25 @@
         <w:pStyle w:val="BodyText"/>
       </w:pPr>
       <w:r>
-        <w:t xml:space="preserve">Effective sample size distinguishes inferential change from inadequate numerical resolution. A</w:t>
-      </w:r>
-      <w:r>
-        <w:t xml:space="preserve"> </w:t>
-      </w:r>
-      <w:r>
-        <w:t xml:space="preserve">row was flagged as sampling-limited when its median ESS fell below 100, or when any realisation</w:t>
-      </w:r>
-      <w:r>
-        <w:t xml:space="preserve"> </w:t>
-      </w:r>
-      <w:r>
-        <w:t xml:space="preserve">produced an empty behavioural set; contraction from such rows is not interpreted as a</w:t>
-      </w:r>
-      <w:r>
-        <w:t xml:space="preserve"> </w:t>
-      </w:r>
-      <w:r>
-        <w:t xml:space="preserve">quantitative estimate of the benefit of that sensor precision, because a sharper likelihood</w:t>
-      </w:r>
-      <w:r>
-        <w:t xml:space="preserve"> </w:t>
-      </w:r>
-      <w:r>
-        <w:t xml:space="preserve">concentrates on a library drawn for the baseline noise level.</w:t>
+        <w:t xml:space="preserve">Effective sample size distinguishes inferential change from inadequate numerical resolution. A row was flagged as sampling-limited when its median ESS fell below 100, or when any realisation</w:t>
+      </w:r>
+      <w:r>
+        <w:t xml:space="preserve"> </w:t>
+      </w:r>
+      <w:r>
+        <w:t xml:space="preserve">produced an empty behavioural set. Contraction from such rows is not read as a quantitative</w:t>
+      </w:r>
+      <w:r>
+        <w:t xml:space="preserve"> </w:t>
+      </w:r>
+      <w:r>
+        <w:t xml:space="preserve">estimate of the benefit of that sensor precision, because a sharper likelihood concentrates on a</w:t>
+      </w:r>
+      <w:r>
+        <w:t xml:space="preserve"> </w:t>
+      </w:r>
+      <w:r>
+        <w:t xml:space="preserve">library drawn for the baseline noise level.</w:t>
       </w:r>
     </w:p>
     <w:bookmarkEnd w:id="35"/>
@@ -7857,19 +7851,19 @@
         <w:t xml:space="preserve"> </w:t>
       </w:r>
       <w:r>
-        <w:t xml:space="preserve">mean; the paired structural increment removes the offset the same rule produces on a homogeneous</w:t>
-      </w:r>
-      <w:r>
-        <w:t xml:space="preserve"> </w:t>
-      </w:r>
-      <w:r>
-        <w:t xml:space="preserve">truth under the same noise; the standardised displacement puts that paired shift on the scale of</w:t>
-      </w:r>
-      <w:r>
-        <w:t xml:space="preserve"> </w:t>
-      </w:r>
-      <w:r>
-        <w:t xml:space="preserve">Section 2.5 using the repeated-baseline denominator; and the displacement fraction locates the fit</w:t>
+        <w:t xml:space="preserve">mean. The paired structural increment removes the offset the same rule produces on a homogeneous</w:t>
+      </w:r>
+      <w:r>
+        <w:t xml:space="preserve"> </w:t>
+      </w:r>
+      <w:r>
+        <w:t xml:space="preserve">truth under the same noise, and the standardised displacement puts that paired shift on the scale</w:t>
+      </w:r>
+      <w:r>
+        <w:t xml:space="preserve"> </w:t>
+      </w:r>
+      <w:r>
+        <w:t xml:space="preserve">of Section 2.5 using the repeated-baseline denominator. The displacement fraction locates the fit</w:t>
       </w:r>
       <w:r>
         <w:t xml:space="preserve"> </w:t>
@@ -12085,13 +12079,13 @@
         <w:t xml:space="preserve"> </w:t>
       </w:r>
       <w:r>
-        <w:t xml:space="preserve">deviation for the old, average and new coefficients respectively. Under the informal GLUE score</w:t>
-      </w:r>
-      <w:r>
-        <w:t xml:space="preserve"> </w:t>
-      </w:r>
-      <w:r>
-        <w:t xml:space="preserve">at the threshold used in the original analysis, RMSE &lt; 0.120 mg L</w:t>
+        <w:t xml:space="preserve">deviation for the old, average and new coefficients respectively. Under the informal GLUE score at the threshold used in the original analysis, RMSE &lt; 0.120 mg</w:t>
+      </w:r>
+      <w:r>
+        <w:t xml:space="preserve"> </w:t>
+      </w:r>
+      <w:r>
+        <w:t xml:space="preserve">L</w:t>
       </w:r>
       <w:r>
         <w:rPr>
@@ -12100,25 +12094,19 @@
         <w:t xml:space="preserve">-1</w:t>
       </w:r>
       <w:r>
-        <w:t xml:space="preserve">, the same 294 residuals</w:t>
-      </w:r>
-      <w:r>
-        <w:t xml:space="preserve"> </w:t>
-      </w:r>
-      <w:r>
-        <w:t xml:space="preserve">left 85.8%, 98.4% and 98.0% of the prior standard deviation intact: the average and new</w:t>
-      </w:r>
-      <w:r>
-        <w:t xml:space="preserve"> </w:t>
-      </w:r>
-      <w:r>
-        <w:t xml:space="preserve">behavioural distributions retained essentially the full prior dispersion and were effectively</w:t>
-      </w:r>
-      <w:r>
-        <w:t xml:space="preserve"> </w:t>
-      </w:r>
-      <w:r>
-        <w:t xml:space="preserve">prior-dominated under this rule. The formal iid comparator, which differs from the primary rule</w:t>
+        <w:t xml:space="preserve">, the same 294 residuals left 85.8%, 98.4% and 98.0% of the prior standard deviation intact.</w:t>
+      </w:r>
+      <w:r>
+        <w:t xml:space="preserve"> </w:t>
+      </w:r>
+      <w:r>
+        <w:t xml:space="preserve">The average and new behavioural distributions retained essentially the full prior dispersion and</w:t>
+      </w:r>
+      <w:r>
+        <w:t xml:space="preserve"> </w:t>
+      </w:r>
+      <w:r>
+        <w:t xml:space="preserve">were effectively prior-dominated under this rule. The formal iid comparator, which differs from the primary rule</w:t>
       </w:r>
       <w:r>
         <w:t xml:space="preserve"> </w:t>
@@ -13481,19 +13469,25 @@
         <w:pStyle w:val="BodyText"/>
       </w:pPr>
       <w:r>
-        <w:t xml:space="preserve">The weights show why, and the reason is arithmetic. The formal weights concentrate on an</w:t>
-      </w:r>
-      <w:r>
-        <w:t xml:space="preserve"> </w:t>
-      </w:r>
-      <w:r>
-        <w:t xml:space="preserve">effective sample of about 157 of 8192 draws (1.9%), whereas the informal effective sample size</w:t>
-      </w:r>
-      <w:r>
-        <w:t xml:space="preserve"> </w:t>
-      </w:r>
-      <w:r>
-        <w:t xml:space="preserve">almost equalled the number of retained candidates, at 4783 of 4786 for a threshold of 0.107 and 7062 of 7084 at 0.120, so the weights were nearly uniform within the accepted set. For an iid</w:t>
+        <w:t xml:space="preserve">The weights show why, and the reason is arithmetic. The formal weights concentrate on an effective sample of about 157 of 8192 draws (1.9%). The</w:t>
+      </w:r>
+      <w:r>
+        <w:t xml:space="preserve"> </w:t>
+      </w:r>
+      <w:r>
+        <w:t xml:space="preserve">informal effective sample size almost equalled the number of retained candidates, at 4783 of 4786</w:t>
+      </w:r>
+      <w:r>
+        <w:t xml:space="preserve"> </w:t>
+      </w:r>
+      <w:r>
+        <w:t xml:space="preserve">for a threshold of 0.107 and 7062 of 7084 at 0.120, so its weights were nearly uniform within the</w:t>
+      </w:r>
+      <w:r>
+        <w:t xml:space="preserve"> </w:t>
+      </w:r>
+      <w:r>
+        <w:t xml:space="preserve">accepted set. For an iid</w:t>
       </w:r>
       <w:r>
         <w:t xml:space="preserve"> </w:t>
@@ -13516,7 +13510,7 @@
         <w:t xml:space="preserve"> </w:t>
       </w:r>
       <w:r>
-        <w:t xml:space="preserve">up to a constant: equivalently it weights residuals as though the standard deviation were</w:t>
+        <w:t xml:space="preserve">up to a constant. Equivalently it weights residuals as though the standard deviation were</w:t>
       </w:r>
       <w:r>
         <w:t xml:space="preserve"> </w:t>
@@ -13582,13 +13576,13 @@
         </m:r>
       </m:oMath>
       <w:r>
-        <w:t xml:space="preserve">, seventeen times the assumed sensor noise and</w:t>
-      </w:r>
-      <w:r>
-        <w:t xml:space="preserve"> </w:t>
-      </w:r>
-      <w:r>
-        <w:t xml:space="preserve">above the 1.0 mg L</w:t>
+        <w:t xml:space="preserve">. That is seventeen times the assumed sensor noise,</w:t>
+      </w:r>
+      <w:r>
+        <w:t xml:space="preserve"> </w:t>
+      </w:r>
+      <w:r>
+        <w:t xml:space="preserve">and above the 1.0 mg L</w:t>
       </w:r>
       <w:r>
         <w:rPr>
@@ -13903,13 +13897,13 @@
         <w:t xml:space="preserve"> </w:t>
       </w:r>
       <w:r>
-        <w:t xml:space="preserve">within about 1.5 percentage points. Continuous profile likelihood intervals at the 95% level are</w:t>
-      </w:r>
-      <w:r>
-        <w:t xml:space="preserve"> </w:t>
-      </w:r>
-      <w:r>
-        <w:t xml:space="preserve">[-1.172, -0.811], [-0.137, -0.082] and [-0.060, -0.029] m day</w:t>
+        <w:t xml:space="preserve">within about 1.5 percentage points. Continuous profile likelihood intervals at the 95% level are [-1.172, -0.811], [-0.137, -0.082]</w:t>
+      </w:r>
+      <w:r>
+        <w:t xml:space="preserve"> </w:t>
+      </w:r>
+      <w:r>
+        <w:t xml:space="preserve">and [-0.060, -0.029] m day</w:t>
       </w:r>
       <w:r>
         <w:rPr>
@@ -13918,37 +13912,37 @@
         <w:t xml:space="preserve">-1</w:t>
       </w:r>
       <w:r>
-        <w:t xml:space="preserve">, each covering its true value;</w:t>
-      </w:r>
-      <w:r>
-        <w:t xml:space="preserve"> </w:t>
-      </w:r>
-      <w:r>
-        <w:t xml:space="preserve">endpoints obtained by bisection are quoted rather than grid endpoints, which understate the</w:t>
-      </w:r>
-      <w:r>
-        <w:t xml:space="preserve"> </w:t>
-      </w:r>
-      <w:r>
-        <w:t xml:space="preserve">half-width by 39.0%, 14.9% and 28.1% and are used here only for visualisation. Finally,</w:t>
-      </w:r>
-      <w:r>
-        <w:t xml:space="preserve"> </w:t>
-      </w:r>
-      <w:r>
-        <w:t xml:space="preserve">repeating the calibration over 100 independent noise realisations gave a mean bias of at most</w:t>
-      </w:r>
-      <w:r>
-        <w:t xml:space="preserve"> </w:t>
-      </w:r>
-      <w:r>
-        <w:t xml:space="preserve">0.15 times the empirical sampling standard deviation, a ratio of empirical spread to the</w:t>
-      </w:r>
-      <w:r>
-        <w:t xml:space="preserve"> </w:t>
-      </w:r>
-      <w:r>
-        <w:t xml:space="preserve">Cramér–Rao bound of 1.04, 1.06 and 1.12, and 90% interval coverage of 0.89, 0.88 and 0.85, close to nominal, with the new coefficient slightly under-covered.</w:t>
+        <w:t xml:space="preserve">, each covering its true value. Endpoints obtained by bisection are</w:t>
+      </w:r>
+      <w:r>
+        <w:t xml:space="preserve"> </w:t>
+      </w:r>
+      <w:r>
+        <w:t xml:space="preserve">quoted rather than grid endpoints, which understate the half-width by 39.0%, 14.9% and 28.1% and</w:t>
+      </w:r>
+      <w:r>
+        <w:t xml:space="preserve"> </w:t>
+      </w:r>
+      <w:r>
+        <w:t xml:space="preserve">are used here only for visualisation. Finally, repeating the calibration over 100 independent noise realisations gave a mean bias of at</w:t>
+      </w:r>
+      <w:r>
+        <w:t xml:space="preserve"> </w:t>
+      </w:r>
+      <w:r>
+        <w:t xml:space="preserve">most 0.15 times the empirical sampling standard deviation. The ratio of empirical spread to the</w:t>
+      </w:r>
+      <w:r>
+        <w:t xml:space="preserve"> </w:t>
+      </w:r>
+      <w:r>
+        <w:t xml:space="preserve">Cramér–Rao bound of 1.04, 1.06 and 1.12, and 90% interval coverage of 0.89, 0.88 and 0.85, are</w:t>
+      </w:r>
+      <w:r>
+        <w:t xml:space="preserve"> </w:t>
+      </w:r>
+      <w:r>
+        <w:t xml:space="preserve">close to nominal, with the new coefficient slightly under-covered.</w:t>
       </w:r>
     </w:p>
     <w:p>
@@ -14254,25 +14248,25 @@
         <w:t xml:space="preserve"> </w:t>
       </w:r>
       <w:r>
-        <w:t xml:space="preserve">observations are independent by construction. The usual scalar approximation would put the</w:t>
-      </w:r>
-      <w:r>
-        <w:t xml:space="preserve"> </w:t>
-      </w:r>
-      <w:r>
-        <w:t xml:space="preserve">effective sample size at about 126 of 294 at a correlation of 0.4; recomputing the Fisher</w:t>
-      </w:r>
-      <w:r>
-        <w:t xml:space="preserve"> </w:t>
-      </w:r>
-      <w:r>
-        <w:t xml:space="preserve">information from the full block covariance instead widened the three bounds by 1.48, 1.49 and</w:t>
-      </w:r>
-      <w:r>
-        <w:t xml:space="preserve"> </w:t>
-      </w:r>
-      <w:r>
-        <w:t xml:space="preserve">1.44 times, to 37.5%, 43.5% and 41.7% of the prior standard deviation. Correlation at this</w:t>
+        <w:t xml:space="preserve">observations are independent by construction. The usual scalar approximation would put the effective sample size at about 126 of 294 at a</w:t>
+      </w:r>
+      <w:r>
+        <w:t xml:space="preserve"> </w:t>
+      </w:r>
+      <w:r>
+        <w:t xml:space="preserve">correlation of 0.4. Recomputing the Fisher information from the full block covariance instead</w:t>
+      </w:r>
+      <w:r>
+        <w:t xml:space="preserve"> </w:t>
+      </w:r>
+      <w:r>
+        <w:t xml:space="preserve">widened the three bounds by 1.48, 1.49 and 1.44 times, to 37.5%, 43.5% and 41.7% of the prior</w:t>
+      </w:r>
+      <w:r>
+        <w:t xml:space="preserve"> </w:t>
+      </w:r>
+      <w:r>
+        <w:t xml:space="preserve">standard deviation. Correlation at this</w:t>
       </w:r>
       <w:r>
         <w:t xml:space="preserve"> </w:t>
@@ -14358,7 +14352,7 @@
         <w:t xml:space="preserve"> </w:t>
       </w:r>
       <w:r>
-        <w:t xml:space="preserve">biased sensor sits: the largest displacement for any coefficient in any arm was 3.87 standard</w:t>
+        <w:t xml:space="preserve">biased sensor sits. The largest displacement for any coefficient in any arm was 3.87 standard</w:t>
       </w:r>
       <w:r>
         <w:t xml:space="preserve"> </w:t>
@@ -14373,13 +14367,13 @@
         <w:t xml:space="preserve">-1</w:t>
       </w:r>
       <w:r>
-        <w:t xml:space="preserve">), 5.94 for average (node 231, −0.10) and 4.44 for</w:t>
-      </w:r>
-      <w:r>
-        <w:t xml:space="preserve"> </w:t>
-      </w:r>
-      <w:r>
-        <w:t xml:space="preserve">new (node 113, −0.10). Contamination crosses zone boundaries. A −0.10 offset at new-zone node 107 displaced the average coefficient by 1.59. Per-arm results are in Appendix F.</w:t>
+        <w:t xml:space="preserve">), 5.94 for average (node 231, −0.10) and 4.44 for new</w:t>
+      </w:r>
+      <w:r>
+        <w:t xml:space="preserve"> </w:t>
+      </w:r>
+      <w:r>
+        <w:t xml:space="preserve">(node 113, −0.10). Contamination crosses zone boundaries. A −0.10 offset at new-zone node 107 displaced the average coefficient by 1.59. Per-arm results are in Appendix F.</w:t>
       </w:r>
     </w:p>
     <w:p>
@@ -14387,19 +14381,19 @@
         <w:pStyle w:val="BodyText"/>
       </w:pPr>
       <w:r>
-        <w:t xml:space="preserve">Drift is governed by its mean, not its endpoint. A ramp reaching a given offset by the end of</w:t>
-      </w:r>
-      <w:r>
-        <w:t xml:space="preserve"> </w:t>
-      </w:r>
-      <w:r>
-        <w:t xml:space="preserve">the window displaced the estimate by 0.89 to 0.99 times a constant offset at half that value,</w:t>
-      </w:r>
-      <w:r>
-        <w:t xml:space="preserve"> </w:t>
-      </w:r>
-      <w:r>
-        <w:t xml:space="preserve">but only 0.45 to 0.64 times one at the endpoint value: a sensor drifting to +0.10 mg L</w:t>
+        <w:t xml:space="preserve">Drift is governed by its mean, not its endpoint. A ramp reaching a given offset by the end of the window displaced the estimate by 0.89 to 0.99</w:t>
+      </w:r>
+      <w:r>
+        <w:t xml:space="preserve"> </w:t>
+      </w:r>
+      <w:r>
+        <w:t xml:space="preserve">times a constant offset at half that value, but only 0.45 to 0.64 times one at the endpoint</w:t>
+      </w:r>
+      <w:r>
+        <w:t xml:space="preserve"> </w:t>
+      </w:r>
+      <w:r>
+        <w:t xml:space="preserve">value. A sensor drifting to +0.10 mg L</w:t>
       </w:r>
       <w:r>
         <w:rPr>
@@ -14411,7 +14405,13 @@
         <w:t xml:space="preserve"> </w:t>
       </w:r>
       <w:r>
-        <w:t xml:space="preserve">behaves much more like a constant +0.05 than a constant +0.10. By comparison the censored</w:t>
+        <w:t xml:space="preserve">therefore behaves much more like a constant +0.05 than</w:t>
+      </w:r>
+      <w:r>
+        <w:t xml:space="preserve"> </w:t>
+      </w:r>
+      <w:r>
+        <w:t xml:space="preserve">a constant +0.10. By comparison the censored</w:t>
       </w:r>
       <w:r>
         <w:t xml:space="preserve"> </w:t>
@@ -17341,13 +17341,7 @@
         <w:t xml:space="preserve">-1</w:t>
       </w:r>
       <w:r>
-        <w:t xml:space="preserve">,</w:t>
-      </w:r>
-      <w:r>
-        <w:t xml:space="preserve"> </w:t>
-      </w:r>
-      <w:r>
-        <w:t xml:space="preserve">accumulates a deficit of 1.68 mg L</w:t>
+        <w:t xml:space="preserve">, accumulates a deficit of 1.68 mg L</w:t>
       </w:r>
       <w:r>
         <w:rPr>
@@ -17359,7 +17353,13 @@
         <w:t xml:space="preserve"> </w:t>
       </w:r>
       <w:r>
-        <w:t xml:space="preserve">h and has a median window minimum of 0.031 mg L</w:t>
+        <w:t xml:space="preserve">h and has a</w:t>
+      </w:r>
+      <w:r>
+        <w:t xml:space="preserve"> </w:t>
+      </w:r>
+      <w:r>
+        <w:t xml:space="preserve">median window minimum of 0.031 mg L</w:t>
       </w:r>
       <w:r>
         <w:rPr>
@@ -17368,13 +17368,13 @@
         <w:t xml:space="preserve">-1</w:t>
       </w:r>
       <w:r>
-        <w:t xml:space="preserve">; node</w:t>
-      </w:r>
-      <w:r>
-        <w:t xml:space="preserve"> </w:t>
-      </w:r>
-      <w:r>
-        <w:t xml:space="preserve">129 spends twice as long below the threshold yet accumulates only 0.84 mg L</w:t>
+        <w:t xml:space="preserve">. Node 129 spends twice as long below the threshold yet</w:t>
+      </w:r>
+      <w:r>
+        <w:t xml:space="preserve"> </w:t>
+      </w:r>
+      <w:r>
+        <w:t xml:space="preserve">accumulates only 0.84 mg L</w:t>
       </w:r>
       <w:r>
         <w:rPr>
@@ -17386,13 +17386,7 @@
         <w:t xml:space="preserve"> </w:t>
       </w:r>
       <w:r>
-        <w:t xml:space="preserve">h, with a median</w:t>
-      </w:r>
-      <w:r>
-        <w:t xml:space="preserve"> </w:t>
-      </w:r>
-      <w:r>
-        <w:t xml:space="preserve">minimum of 0.147. Duration measures persistence and deficit combines it with depth, so the two rank the network</w:t>
+        <w:t xml:space="preserve">h, with a median minimum of 0.147. Duration measures persistence and deficit combines it with depth, so the two rank the network</w:t>
       </w:r>
       <w:r>
         <w:t xml:space="preserve"> </w:t>
@@ -17666,13 +17660,13 @@
         <w:t xml:space="preserve"> </w:t>
       </w:r>
       <w:r>
-        <w:t xml:space="preserve">the number of junctions more likely than not to breach from 21 to 28 and 29, the demand they</w:t>
-      </w:r>
-      <w:r>
-        <w:t xml:space="preserve"> </w:t>
-      </w:r>
-      <w:r>
-        <w:t xml:space="preserve">serve from 55.4 to 64.7 and 67.8 L s</w:t>
+        <w:t xml:space="preserve">the number of junctions more likely than not to breach from 21 to 28 and 29. The demand they</w:t>
+      </w:r>
+      <w:r>
+        <w:t xml:space="preserve"> </w:t>
+      </w:r>
+      <w:r>
+        <w:t xml:space="preserve">serve rises from 55.4 to 64.7 and 67.8 L s</w:t>
       </w:r>
       <w:r>
         <w:rPr>
@@ -17681,13 +17675,13 @@
         <w:t xml:space="preserve">-1</w:t>
       </w:r>
       <w:r>
-        <w:t xml:space="preserve">, and the network-mean cumulative deficit from 0.222 to</w:t>
-      </w:r>
-      <w:r>
-        <w:t xml:space="preserve"> </w:t>
-      </w:r>
-      <w:r>
-        <w:t xml:space="preserve">0.365 and 0.522 mg L</w:t>
+        <w:t xml:space="preserve">, and the network-mean cumulative deficit from</w:t>
+      </w:r>
+      <w:r>
+        <w:t xml:space="preserve"> </w:t>
+      </w:r>
+      <w:r>
+        <w:t xml:space="preserve">0.222 to 0.365 and 0.522 mg L</w:t>
       </w:r>
       <w:r>
         <w:rPr>
@@ -17737,19 +17731,7 @@
         <w:pStyle w:val="BodyText"/>
       </w:pPr>
       <w:r>
-        <w:t xml:space="preserve">Raising the source dose by 15% and 30% under the heatwave, applied to the reservoir boundary</w:t>
-      </w:r>
-      <w:r>
-        <w:t xml:space="preserve"> </w:t>
-      </w:r>
-      <w:r>
-        <w:t xml:space="preserve">concentration and to the tank initial concentration together so that the whole source regime</w:t>
-      </w:r>
-      <w:r>
-        <w:t xml:space="preserve"> </w:t>
-      </w:r>
-      <w:r>
-        <w:t xml:space="preserve">moves consistently, reduces the network-mean expected</w:t>
+        <w:t xml:space="preserve">Raising the source dose by 15% and 30% under the heatwave reduces the network-mean expected</w:t>
       </w:r>
       <w:r>
         <w:t xml:space="preserve"> </w:t>
@@ -17767,13 +17749,19 @@
         <w:t xml:space="preserve"> </w:t>
       </w:r>
       <w:r>
-        <w:t xml:space="preserve">h,</w:t>
-      </w:r>
-      <w:r>
-        <w:t xml:space="preserve"> </w:t>
-      </w:r>
-      <w:r>
-        <w:t xml:space="preserve">but demand at risk falls only to 64.7 L s</w:t>
+        <w:t xml:space="preserve">h.</w:t>
+      </w:r>
+      <w:r>
+        <w:t xml:space="preserve"> </w:t>
+      </w:r>
+      <w:r>
+        <w:t xml:space="preserve">The dose scales the reservoir boundary concentration and the tank initial concentration together,</w:t>
+      </w:r>
+      <w:r>
+        <w:t xml:space="preserve"> </w:t>
+      </w:r>
+      <w:r>
+        <w:t xml:space="preserve">so the whole source regime moves consistently. Demand at risk falls only to 64.7 L s</w:t>
       </w:r>
       <w:r>
         <w:rPr>
@@ -17785,13 +17773,13 @@
         <w:t xml:space="preserve"> </w:t>
       </w:r>
       <w:r>
-        <w:t xml:space="preserve">at both doses and never returns to the baseline</w:t>
-      </w:r>
-      <w:r>
-        <w:t xml:space="preserve"> </w:t>
-      </w:r>
-      <w:r>
-        <w:t xml:space="preserve">55.4. The identical figure at both doses is a plateau of the binary classification, not evidence</w:t>
+        <w:t xml:space="preserve">at both</w:t>
+      </w:r>
+      <w:r>
+        <w:t xml:space="preserve"> </w:t>
+      </w:r>
+      <w:r>
+        <w:t xml:space="preserve">doses, however, and never returns to the baseline 55.4. The identical figure at both doses is a plateau of the binary classification, not evidence</w:t>
       </w:r>
       <w:r>
         <w:t xml:space="preserve"> </w:t>
@@ -18102,31 +18090,31 @@
         <w:t xml:space="preserve"> </w:t>
       </w:r>
       <w:r>
-        <w:t xml:space="preserve">parameter error reliably. Coefficients can become effectively prior-dominated while held-out</w:t>
-      </w:r>
-      <w:r>
-        <w:t xml:space="preserve"> </w:t>
-      </w:r>
-      <w:r>
-        <w:t xml:space="preserve">prediction errors stay close to the observation-noise scale, and under bulk-decay misspecification</w:t>
-      </w:r>
-      <w:r>
-        <w:t xml:space="preserve"> </w:t>
-      </w:r>
-      <w:r>
-        <w:t xml:space="preserve">and sensor bias, displacements of several posterior standard deviations often left the leading set</w:t>
-      </w:r>
-      <w:r>
-        <w:t xml:space="preserve"> </w:t>
-      </w:r>
-      <w:r>
-        <w:t xml:space="preserve">ranked by cumulative deficit unchanged while the ranking by time-averaged breach probability was</w:t>
-      </w:r>
-      <w:r>
-        <w:t xml:space="preserve"> </w:t>
-      </w:r>
-      <w:r>
-        <w:t xml:space="preserve">considerably more sensitive.</w:t>
+        <w:t xml:space="preserve">parameter error reliably. Coefficients can become effectively prior-dominated while held-out prediction errors stay close</w:t>
+      </w:r>
+      <w:r>
+        <w:t xml:space="preserve"> </w:t>
+      </w:r>
+      <w:r>
+        <w:t xml:space="preserve">to the observation-noise scale. Under bulk-decay misspecification and sensor bias, displacements</w:t>
+      </w:r>
+      <w:r>
+        <w:t xml:space="preserve"> </w:t>
+      </w:r>
+      <w:r>
+        <w:t xml:space="preserve">of several posterior standard deviations often left the leading set ranked by cumulative deficit</w:t>
+      </w:r>
+      <w:r>
+        <w:t xml:space="preserve"> </w:t>
+      </w:r>
+      <w:r>
+        <w:t xml:space="preserve">unchanged, while the ranking by time-averaged breach probability was considerably more</w:t>
+      </w:r>
+      <w:r>
+        <w:t xml:space="preserve"> </w:t>
+      </w:r>
+      <w:r>
+        <w:t xml:space="preserve">sensitive.</w:t>
       </w:r>
     </w:p>
     <w:p>
@@ -18414,25 +18402,25 @@
         <w:t xml:space="preserve"> </w:t>
       </w:r>
       <w:r>
-        <w:t xml:space="preserve">The 120 h warm-up satisfies the</w:t>
-      </w:r>
-      <w:r>
-        <w:t xml:space="preserve"> </w:t>
-      </w:r>
-      <w:r>
-        <w:t xml:space="preserve">chlorine-concentration criteria but not the water-age or cumulative-deficit criteria within the</w:t>
-      </w:r>
-      <w:r>
-        <w:t xml:space="preserve"> </w:t>
-      </w:r>
-      <w:r>
-        <w:t xml:space="preserve">168 h horizon, so absolute water-age and severity magnitudes remain horizon-dependent even</w:t>
-      </w:r>
-      <w:r>
-        <w:t xml:space="preserve"> </w:t>
-      </w:r>
-      <w:r>
-        <w:t xml:space="preserve">though the concentration field underlying the inference results is stable. The baseline weighted</w:t>
+        <w:t xml:space="preserve">The 120 h warm-up satisfies the chlorine-concentration criteria but not the water-age or</w:t>
+      </w:r>
+      <w:r>
+        <w:t xml:space="preserve"> </w:t>
+      </w:r>
+      <w:r>
+        <w:t xml:space="preserve">cumulative-deficit criteria within the 168 h horizon. Absolute water-age and severity magnitudes</w:t>
+      </w:r>
+      <w:r>
+        <w:t xml:space="preserve"> </w:t>
+      </w:r>
+      <w:r>
+        <w:t xml:space="preserve">therefore remain horizon-dependent, even though the concentration field underlying the inference</w:t>
+      </w:r>
+      <w:r>
+        <w:t xml:space="preserve"> </w:t>
+      </w:r>
+      <w:r>
+        <w:t xml:space="preserve">results is stable. The baseline weighted</w:t>
       </w:r>
       <w:r>
         <w:t xml:space="preserve"> </w:t>
@@ -18640,13 +18628,13 @@
         <w:t xml:space="preserve"> </w:t>
       </w:r>
       <w:r>
-        <w:t xml:space="preserve">zones; under the local Fisher analysis and the study-specific criterion that the Cramér–Rao bound</w:t>
-      </w:r>
-      <w:r>
-        <w:t xml:space="preserve"> </w:t>
-      </w:r>
-      <w:r>
-        <w:t xml:space="preserve">stay below the prior standard deviation, those two coefficients cease to be practically</w:t>
+        <w:t xml:space="preserve">zones. Under the local Fisher analysis, and the study-specific criterion that the Cramér–Rao</w:t>
+      </w:r>
+      <w:r>
+        <w:t xml:space="preserve"> </w:t>
+      </w:r>
+      <w:r>
+        <w:t xml:space="preserve">bound stay below the prior standard deviation, those two coefficients cease to be practically</w:t>
       </w:r>
       <w:r>
         <w:t xml:space="preserve"> </w:t>

--- a/00-thesis/paper.docx
+++ b/00-thesis/paper.docx
@@ -19001,7 +19001,35 @@
           <w:i/>
           <w:iCs/>
         </w:rPr>
-        <w:t xml:space="preserve">Proceedings of the 21st computing and control in the water industry conference (CCWI 2025)</w:t>
+        <w:t xml:space="preserve">Proceedings of the 21st</w:t>
+      </w:r>
+      <w:r>
+        <w:rPr>
+          <w:i/>
+          <w:iCs/>
+        </w:rPr>
+        <w:t xml:space="preserve"> </w:t>
+      </w:r>
+      <w:r>
+        <w:rPr>
+          <w:i/>
+          <w:iCs/>
+        </w:rPr>
+        <w:t xml:space="preserve">Computing and Control for the Water Industry Conference</w:t>
+      </w:r>
+      <w:r>
+        <w:rPr>
+          <w:i/>
+          <w:iCs/>
+        </w:rPr>
+        <w:t xml:space="preserve"> </w:t>
+      </w:r>
+      <w:r>
+        <w:rPr>
+          <w:i/>
+          <w:iCs/>
+        </w:rPr>
+        <w:t xml:space="preserve">(CCWI 2025)</w:t>
       </w:r>
       <w:r>
         <w:t xml:space="preserve">. Sheffield, UK: The University of Sheffield.</w:t>
@@ -19014,7 +19042,7 @@
           <w:rPr>
             <w:rStyle w:val="Hyperlink"/>
           </w:rPr>
-          <w:t xml:space="preserve">10.15131/shef.data.29921225.v1</w:t>
+          <w:t xml:space="preserve">10.15131/shef.data.29921225</w:t>
         </w:r>
       </w:hyperlink>
       <w:r>

--- a/00-thesis/paper.docx
+++ b/00-thesis/paper.docx
@@ -8579,7 +8579,61 @@
         <w:pStyle w:val="FirstParagraph"/>
       </w:pPr>
       <w:r>
-        <w:t xml:space="preserve">The ensemble was propagated through four scenarios using Arrhenius scaling,</w:t>
+        <w:t xml:space="preserve">The ensemble was propagated through four scenarios using Arrhenius temperature scaling for</w:t>
+      </w:r>
+      <w:r>
+        <w:t xml:space="preserve"> </w:t>
+      </w:r>
+      <w:r>
+        <w:t xml:space="preserve">chlorine decay</w:t>
+      </w:r>
+      <w:r>
+        <w:t xml:space="preserve"> </w:t>
+      </w:r>
+      <w:r>
+        <w:t xml:space="preserve">(Vasconcelos</w:t>
+      </w:r>
+      <w:r>
+        <w:t xml:space="preserve"> </w:t>
+      </w:r>
+      <w:r>
+        <w:rPr>
+          <w:i/>
+          <w:iCs/>
+        </w:rPr>
+        <w:t xml:space="preserve">et al.</w:t>
+      </w:r>
+      <w:r>
+        <w:t xml:space="preserve">, 1997; Hua</w:t>
+      </w:r>
+      <w:r>
+        <w:t xml:space="preserve"> </w:t>
+      </w:r>
+      <w:r>
+        <w:rPr>
+          <w:i/>
+          <w:iCs/>
+        </w:rPr>
+        <w:t xml:space="preserve">et al.</w:t>
+      </w:r>
+      <w:r>
+        <w:t xml:space="preserve">, 1999; Powell</w:t>
+      </w:r>
+      <w:r>
+        <w:t xml:space="preserve"> </w:t>
+      </w:r>
+      <w:r>
+        <w:rPr>
+          <w:i/>
+          <w:iCs/>
+        </w:rPr>
+        <w:t xml:space="preserve">et al.</w:t>
+      </w:r>
+      <w:r>
+        <w:t xml:space="preserve">, 2000)</w:t>
+      </w:r>
+      <w:r>
+        <w:t xml:space="preserve">,</w:t>
       </w:r>
     </w:p>
     <w:p>
@@ -18744,7 +18798,7 @@
       </w:r>
     </w:p>
     <w:bookmarkEnd w:id="102"/>
-    <w:bookmarkStart w:id="144" w:name="references"/>
+    <w:bookmarkStart w:id="146" w:name="references"/>
     <w:p>
       <w:pPr>
         <w:pStyle w:val="Heading1"/>
@@ -18753,7 +18807,7 @@
         <w:t xml:space="preserve">References</w:t>
       </w:r>
     </w:p>
-    <w:bookmarkStart w:id="143" w:name="refs"/>
+    <w:bookmarkStart w:id="145" w:name="refs"/>
     <w:bookmarkStart w:id="104" w:name="ref-BevenBinley1992"/>
     <w:p>
       <w:pPr>
@@ -18948,7 +19002,44 @@
       </w:r>
     </w:p>
     <w:bookmarkEnd w:id="112"/>
-    <w:bookmarkStart w:id="114" w:name="ref-Hutton2014Uncertainty"/>
+    <w:bookmarkStart w:id="114" w:name="ref-Hua1999"/>
+    <w:p>
+      <w:pPr>
+        <w:pStyle w:val="Bibliography"/>
+      </w:pPr>
+      <w:r>
+        <w:t xml:space="preserve">Hua, F., West, J.R., Barker, R.A. &amp; Forster, C.F. (1999) Modelling of chlorine decay in municipal water supplies.</w:t>
+      </w:r>
+      <w:r>
+        <w:t xml:space="preserve"> </w:t>
+      </w:r>
+      <w:r>
+        <w:rPr>
+          <w:i/>
+          <w:iCs/>
+        </w:rPr>
+        <w:t xml:space="preserve">Water Research</w:t>
+      </w:r>
+      <w:r>
+        <w:t xml:space="preserve">. 33(12), 2735–2746.</w:t>
+      </w:r>
+      <w:r>
+        <w:t xml:space="preserve"> </w:t>
+      </w:r>
+      <w:hyperlink r:id="rId113">
+        <w:r>
+          <w:rPr>
+            <w:rStyle w:val="Hyperlink"/>
+          </w:rPr>
+          <w:t xml:space="preserve">10.1016/S0043-1354(98)00519-3</w:t>
+        </w:r>
+      </w:hyperlink>
+      <w:r>
+        <w:t xml:space="preserve">.</w:t>
+      </w:r>
+    </w:p>
+    <w:bookmarkEnd w:id="114"/>
+    <w:bookmarkStart w:id="116" w:name="ref-Hutton2014Uncertainty"/>
     <w:p>
       <w:pPr>
         <w:pStyle w:val="Bibliography"/>
@@ -18972,7 +19063,7 @@
       <w:r>
         <w:t xml:space="preserve"> </w:t>
       </w:r>
-      <w:hyperlink r:id="rId113">
+      <w:hyperlink r:id="rId115">
         <w:r>
           <w:rPr>
             <w:rStyle w:val="Hyperlink"/>
@@ -18984,8 +19075,8 @@
         <w:t xml:space="preserve">.</w:t>
       </w:r>
     </w:p>
-    <w:bookmarkEnd w:id="114"/>
-    <w:bookmarkStart w:id="116" w:name="ref-Jenks2025BayesianDisinfectant"/>
+    <w:bookmarkEnd w:id="116"/>
+    <w:bookmarkStart w:id="118" w:name="ref-Jenks2025BayesianDisinfectant"/>
     <w:p>
       <w:pPr>
         <w:pStyle w:val="Bibliography"/>
@@ -19037,7 +19128,7 @@
       <w:r>
         <w:t xml:space="preserve"> </w:t>
       </w:r>
-      <w:hyperlink r:id="rId115">
+      <w:hyperlink r:id="rId117">
         <w:r>
           <w:rPr>
             <w:rStyle w:val="Hyperlink"/>
@@ -19049,8 +19140,8 @@
         <w:t xml:space="preserve">.</w:t>
       </w:r>
     </w:p>
-    <w:bookmarkEnd w:id="116"/>
-    <w:bookmarkStart w:id="118" w:name="ref-Klise2017WNTR"/>
+    <w:bookmarkEnd w:id="118"/>
+    <w:bookmarkStart w:id="120" w:name="ref-Klise2017WNTR"/>
     <w:p>
       <w:pPr>
         <w:pStyle w:val="Bibliography"/>
@@ -19074,7 +19165,7 @@
       <w:r>
         <w:t xml:space="preserve"> </w:t>
       </w:r>
-      <w:hyperlink r:id="rId117">
+      <w:hyperlink r:id="rId119">
         <w:r>
           <w:rPr>
             <w:rStyle w:val="Hyperlink"/>
@@ -19086,8 +19177,8 @@
         <w:t xml:space="preserve">.</w:t>
       </w:r>
     </w:p>
-    <w:bookmarkEnd w:id="118"/>
-    <w:bookmarkStart w:id="120" w:name="ref-MantovanTodini2006"/>
+    <w:bookmarkEnd w:id="120"/>
+    <w:bookmarkStart w:id="122" w:name="ref-MantovanTodini2006"/>
     <w:p>
       <w:pPr>
         <w:pStyle w:val="Bibliography"/>
@@ -19123,7 +19214,7 @@
       <w:r>
         <w:t xml:space="preserve"> </w:t>
       </w:r>
-      <w:hyperlink r:id="rId119">
+      <w:hyperlink r:id="rId121">
         <w:r>
           <w:rPr>
             <w:rStyle w:val="Hyperlink"/>
@@ -19135,8 +19226,8 @@
         <w:t xml:space="preserve">.</w:t>
       </w:r>
     </w:p>
-    <w:bookmarkEnd w:id="120"/>
-    <w:bookmarkStart w:id="122" w:name="ref-Munavalli2003SteadyState"/>
+    <w:bookmarkEnd w:id="122"/>
+    <w:bookmarkStart w:id="124" w:name="ref-Munavalli2003SteadyState"/>
     <w:p>
       <w:pPr>
         <w:pStyle w:val="Bibliography"/>
@@ -19160,7 +19251,7 @@
       <w:r>
         <w:t xml:space="preserve"> </w:t>
       </w:r>
-      <w:hyperlink r:id="rId121">
+      <w:hyperlink r:id="rId123">
         <w:r>
           <w:rPr>
             <w:rStyle w:val="Hyperlink"/>
@@ -19172,8 +19263,8 @@
         <w:t xml:space="preserve">.</w:t>
       </w:r>
     </w:p>
-    <w:bookmarkEnd w:id="122"/>
-    <w:bookmarkStart w:id="124" w:name="ref-Nejjari2014ChlorineCalibration"/>
+    <w:bookmarkEnd w:id="124"/>
+    <w:bookmarkStart w:id="126" w:name="ref-Nejjari2014ChlorineCalibration"/>
     <w:p>
       <w:pPr>
         <w:pStyle w:val="Bibliography"/>
@@ -19197,7 +19288,7 @@
       <w:r>
         <w:t xml:space="preserve"> </w:t>
       </w:r>
-      <w:hyperlink r:id="rId123">
+      <w:hyperlink r:id="rId125">
         <w:r>
           <w:rPr>
             <w:rStyle w:val="Hyperlink"/>
@@ -19209,8 +19300,8 @@
         <w:t xml:space="preserve">.</w:t>
       </w:r>
     </w:p>
-    <w:bookmarkEnd w:id="124"/>
-    <w:bookmarkStart w:id="126" w:name="ref-PeiroviMinaee2019GAPSO"/>
+    <w:bookmarkEnd w:id="126"/>
+    <w:bookmarkStart w:id="128" w:name="ref-PeiroviMinaee2019GAPSO"/>
     <w:p>
       <w:pPr>
         <w:pStyle w:val="Bibliography"/>
@@ -19234,7 +19325,7 @@
       <w:r>
         <w:t xml:space="preserve"> </w:t>
       </w:r>
-      <w:hyperlink r:id="rId125">
+      <w:hyperlink r:id="rId127">
         <w:r>
           <w:rPr>
             <w:rStyle w:val="Hyperlink"/>
@@ -19246,8 +19337,8 @@
         <w:t xml:space="preserve">.</w:t>
       </w:r>
     </w:p>
-    <w:bookmarkEnd w:id="126"/>
-    <w:bookmarkStart w:id="128" w:name="ref-Powell2000"/>
+    <w:bookmarkEnd w:id="128"/>
+    <w:bookmarkStart w:id="130" w:name="ref-Powell2000"/>
     <w:p>
       <w:pPr>
         <w:pStyle w:val="Bibliography"/>
@@ -19271,7 +19362,7 @@
       <w:r>
         <w:t xml:space="preserve"> </w:t>
       </w:r>
-      <w:hyperlink r:id="rId127">
+      <w:hyperlink r:id="rId129">
         <w:r>
           <w:rPr>
             <w:rStyle w:val="Hyperlink"/>
@@ -19283,14 +19374,26 @@
         <w:t xml:space="preserve">.</w:t>
       </w:r>
     </w:p>
-    <w:bookmarkEnd w:id="128"/>
-    <w:bookmarkStart w:id="130" w:name="ref-Rajakumar2019EnKF"/>
+    <w:bookmarkEnd w:id="130"/>
+    <w:bookmarkStart w:id="132" w:name="ref-Rajakumar2019EnKF"/>
     <w:p>
       <w:pPr>
         <w:pStyle w:val="Bibliography"/>
       </w:pPr>
       <w:r>
-        <w:t xml:space="preserve">Rajakumar, A.G., Mohan Kumar, M.S., Amrutur, B. &amp; Kapelan, Z. (2019) Real-time water quality modeling with ensemble kalman filter for state and parameter estimation in water distribution networks.</w:t>
+        <w:t xml:space="preserve">Rajakumar, A.G., Mohan Kumar, M.S., Amrutur, B. &amp; Kapelan, Z. (2019) Real-time water quality modeling with ensemble</w:t>
+      </w:r>
+      <w:r>
+        <w:t xml:space="preserve"> </w:t>
+      </w:r>
+      <w:r>
+        <w:t xml:space="preserve">Kalman</w:t>
+      </w:r>
+      <w:r>
+        <w:t xml:space="preserve"> </w:t>
+      </w:r>
+      <w:r>
+        <w:t xml:space="preserve">filter for state and parameter estimation in water distribution networks.</w:t>
       </w:r>
       <w:r>
         <w:t xml:space="preserve"> </w:t>
@@ -19308,7 +19411,7 @@
       <w:r>
         <w:t xml:space="preserve"> </w:t>
       </w:r>
-      <w:hyperlink r:id="rId129">
+      <w:hyperlink r:id="rId131">
         <w:r>
           <w:rPr>
             <w:rStyle w:val="Hyperlink"/>
@@ -19320,8 +19423,8 @@
         <w:t xml:space="preserve">.</w:t>
       </w:r>
     </w:p>
-    <w:bookmarkEnd w:id="130"/>
-    <w:bookmarkStart w:id="132" w:name="ref-Raue2009"/>
+    <w:bookmarkEnd w:id="132"/>
+    <w:bookmarkStart w:id="134" w:name="ref-Raue2009"/>
     <w:p>
       <w:pPr>
         <w:pStyle w:val="Bibliography"/>
@@ -19345,7 +19448,7 @@
       <w:r>
         <w:t xml:space="preserve"> </w:t>
       </w:r>
-      <w:hyperlink r:id="rId131">
+      <w:hyperlink r:id="rId133">
         <w:r>
           <w:rPr>
             <w:rStyle w:val="Hyperlink"/>
@@ -19357,8 +19460,8 @@
         <w:t xml:space="preserve">.</w:t>
       </w:r>
     </w:p>
-    <w:bookmarkEnd w:id="132"/>
-    <w:bookmarkStart w:id="133" w:name="ref-Rossman2000"/>
+    <w:bookmarkEnd w:id="134"/>
+    <w:bookmarkStart w:id="135" w:name="ref-Rossman2000"/>
     <w:p>
       <w:pPr>
         <w:pStyle w:val="Bibliography"/>
@@ -19394,8 +19497,8 @@
         <w:t xml:space="preserve">. Cincinnati, OH: U.S. Environmental Protection Agency.</w:t>
       </w:r>
     </w:p>
-    <w:bookmarkEnd w:id="133"/>
-    <w:bookmarkStart w:id="135" w:name="ref-Rossman1994"/>
+    <w:bookmarkEnd w:id="135"/>
+    <w:bookmarkStart w:id="137" w:name="ref-Rossman1994"/>
     <w:p>
       <w:pPr>
         <w:pStyle w:val="Bibliography"/>
@@ -19419,7 +19522,7 @@
       <w:r>
         <w:t xml:space="preserve"> </w:t>
       </w:r>
-      <w:hyperlink r:id="rId134">
+      <w:hyperlink r:id="rId136">
         <w:r>
           <w:rPr>
             <w:rStyle w:val="Hyperlink"/>
@@ -19431,8 +19534,8 @@
         <w:t xml:space="preserve">.</w:t>
       </w:r>
     </w:p>
-    <w:bookmarkEnd w:id="135"/>
-    <w:bookmarkStart w:id="136" w:name="ref-Rossman2020"/>
+    <w:bookmarkEnd w:id="137"/>
+    <w:bookmarkStart w:id="138" w:name="ref-Rossman2020"/>
     <w:p>
       <w:pPr>
         <w:pStyle w:val="Bibliography"/>
@@ -19468,8 +19571,8 @@
         <w:t xml:space="preserve">. Cincinnati, OH: U.S. Environmental Protection Agency.</w:t>
       </w:r>
     </w:p>
-    <w:bookmarkEnd w:id="136"/>
-    <w:bookmarkStart w:id="138" w:name="ref-Stedinger2008"/>
+    <w:bookmarkEnd w:id="138"/>
+    <w:bookmarkStart w:id="140" w:name="ref-Stedinger2008"/>
     <w:p>
       <w:pPr>
         <w:pStyle w:val="Bibliography"/>
@@ -19499,7 +19602,7 @@
       <w:r>
         <w:t xml:space="preserve"> </w:t>
       </w:r>
-      <w:hyperlink r:id="rId137">
+      <w:hyperlink r:id="rId139">
         <w:r>
           <w:rPr>
             <w:rStyle w:val="Hyperlink"/>
@@ -19511,8 +19614,8 @@
         <w:t xml:space="preserve">.</w:t>
       </w:r>
     </w:p>
-    <w:bookmarkEnd w:id="138"/>
-    <w:bookmarkStart w:id="140" w:name="ref-Vasconcelos1997"/>
+    <w:bookmarkEnd w:id="140"/>
+    <w:bookmarkStart w:id="142" w:name="ref-Vasconcelos1997"/>
     <w:p>
       <w:pPr>
         <w:pStyle w:val="Bibliography"/>
@@ -19536,7 +19639,7 @@
       <w:r>
         <w:t xml:space="preserve"> </w:t>
       </w:r>
-      <w:hyperlink r:id="rId139">
+      <w:hyperlink r:id="rId141">
         <w:r>
           <w:rPr>
             <w:rStyle w:val="Hyperlink"/>
@@ -19548,8 +19651,8 @@
         <w:t xml:space="preserve">.</w:t>
       </w:r>
     </w:p>
-    <w:bookmarkEnd w:id="140"/>
-    <w:bookmarkStart w:id="142" w:name="ref-Wu2022BEAR"/>
+    <w:bookmarkEnd w:id="142"/>
+    <w:bookmarkStart w:id="144" w:name="ref-Wu2022BEAR"/>
     <w:p>
       <w:pPr>
         <w:pStyle w:val="Bibliography"/>
@@ -19573,7 +19676,7 @@
       <w:r>
         <w:t xml:space="preserve"> </w:t>
       </w:r>
-      <w:hyperlink r:id="rId141">
+      <w:hyperlink r:id="rId143">
         <w:r>
           <w:rPr>
             <w:rStyle w:val="Hyperlink"/>
@@ -19585,10 +19688,10 @@
         <w:t xml:space="preserve">.</w:t>
       </w:r>
     </w:p>
-    <w:bookmarkEnd w:id="142"/>
-    <w:bookmarkEnd w:id="143"/>
     <w:bookmarkEnd w:id="144"/>
-    <w:bookmarkStart w:id="154" w:name="appendices"/>
+    <w:bookmarkEnd w:id="145"/>
+    <w:bookmarkEnd w:id="146"/>
+    <w:bookmarkStart w:id="156" w:name="appendices"/>
     <w:p>
       <w:pPr>
         <w:pStyle w:val="Heading1"/>
@@ -19623,7 +19726,7 @@
         <w:t xml:space="preserve">Appendix I maps each section of the paper to the script that produced its numbers.</w:t>
       </w:r>
     </w:p>
-    <w:bookmarkStart w:id="145" w:name="Xb23e304d159119e7df644cc02d3033fc484721a"/>
+    <w:bookmarkStart w:id="147" w:name="Xb23e304d159119e7df644cc02d3033fc484721a"/>
     <w:p>
       <w:pPr>
         <w:pStyle w:val="Heading2"/>
@@ -20695,8 +20798,8 @@
         </w:tc>
       </w:tr>
     </w:tbl>
-    <w:bookmarkEnd w:id="145"/>
-    <w:bookmarkStart w:id="146" w:name="Xe02d61a32b764c6b297a8c29969b13a7581353f"/>
+    <w:bookmarkEnd w:id="147"/>
+    <w:bookmarkStart w:id="148" w:name="Xe02d61a32b764c6b297a8c29969b13a7581353f"/>
     <w:p>
       <w:pPr>
         <w:pStyle w:val="Heading2"/>
@@ -21677,8 +21780,8 @@
         <w:t xml:space="preserve">in Tables B1 and B2 pass either way.</w:t>
       </w:r>
     </w:p>
-    <w:bookmarkEnd w:id="146"/>
-    <w:bookmarkStart w:id="147" w:name="X27ef15b8fad7bb29a56bb09609875822f773d4e"/>
+    <w:bookmarkEnd w:id="148"/>
+    <w:bookmarkStart w:id="149" w:name="X27ef15b8fad7bb29a56bb09609875822f773d4e"/>
     <w:p>
       <w:pPr>
         <w:pStyle w:val="Heading2"/>
@@ -23140,8 +23243,8 @@
         </w:tc>
       </w:tr>
     </w:tbl>
-    <w:bookmarkEnd w:id="147"/>
-    <w:bookmarkStart w:id="148" w:name="appendix-d.-fisher-information-mechanics"/>
+    <w:bookmarkEnd w:id="149"/>
+    <w:bookmarkStart w:id="150" w:name="appendix-d.-fisher-information-mechanics"/>
     <w:p>
       <w:pPr>
         <w:pStyle w:val="Heading2"/>
@@ -24925,8 +25028,8 @@
         </w:tc>
       </w:tr>
     </w:tbl>
-    <w:bookmarkEnd w:id="148"/>
-    <w:bookmarkStart w:id="149" w:name="X1a3ae0efdf8b2c76c22382abba68415e1d80e1c"/>
+    <w:bookmarkEnd w:id="150"/>
+    <w:bookmarkStart w:id="151" w:name="X1a3ae0efdf8b2c76c22382abba68415e1d80e1c"/>
     <w:p>
       <w:pPr>
         <w:pStyle w:val="Heading2"/>
@@ -27273,8 +27376,8 @@
         </w:tc>
       </w:tr>
     </w:tbl>
-    <w:bookmarkEnd w:id="149"/>
-    <w:bookmarkStart w:id="150" w:name="Xc8c108fff9324274ec271495265452b9f890e51"/>
+    <w:bookmarkEnd w:id="151"/>
+    <w:bookmarkStart w:id="152" w:name="Xc8c108fff9324274ec271495265452b9f890e51"/>
     <w:p>
       <w:pPr>
         <w:pStyle w:val="Heading2"/>
@@ -30853,8 +30956,8 @@
         </w:tc>
       </w:tr>
     </w:tbl>
-    <w:bookmarkEnd w:id="150"/>
-    <w:bookmarkStart w:id="151" w:name="appendix-g.-risk-assessment-mechanics"/>
+    <w:bookmarkEnd w:id="152"/>
+    <w:bookmarkStart w:id="153" w:name="appendix-g.-risk-assessment-mechanics"/>
     <w:p>
       <w:pPr>
         <w:pStyle w:val="Heading2"/>
@@ -31597,8 +31700,8 @@
         </w:tc>
       </w:tr>
     </w:tbl>
-    <w:bookmarkEnd w:id="151"/>
-    <w:bookmarkStart w:id="152" w:name="Xc0b2899ea87b71e9f8a5d7e226fe2b64e1dc44b"/>
+    <w:bookmarkEnd w:id="153"/>
+    <w:bookmarkStart w:id="154" w:name="Xc0b2899ea87b71e9f8a5d7e226fe2b64e1dc44b"/>
     <w:p>
       <w:pPr>
         <w:pStyle w:val="Heading2"/>
@@ -39681,8 +39784,8 @@
         </w:tc>
       </w:tr>
     </w:tbl>
-    <w:bookmarkEnd w:id="152"/>
-    <w:bookmarkStart w:id="153" w:name="X514ef38f2df5d3fe48656593e9361161d514c31"/>
+    <w:bookmarkEnd w:id="154"/>
+    <w:bookmarkStart w:id="155" w:name="X514ef38f2df5d3fe48656593e9361161d514c31"/>
     <w:p>
       <w:pPr>
         <w:pStyle w:val="Heading2"/>
@@ -40596,8 +40699,8 @@
         </w:tc>
       </w:tr>
     </w:tbl>
-    <w:bookmarkEnd w:id="153"/>
-    <w:bookmarkEnd w:id="154"/>
+    <w:bookmarkEnd w:id="155"/>
+    <w:bookmarkEnd w:id="156"/>
     <w:sectPr>
       <w:pgSz w:h="16838" w:w="11906"/>
       <w:pgMar w:bottom="1417" w:footer="708" w:gutter="0" w:header="708" w:left="1417" w:right="1417" w:top="1417"/>

--- a/00-thesis/paper.docx
+++ b/00-thesis/paper.docx
@@ -4034,13 +4034,25 @@
         <w:pStyle w:val="FirstParagraph"/>
       </w:pPr>
       <w:r>
-        <w:t xml:space="preserve">The specific informal GLUE weighting used in the original analysis of this system was retained</w:t>
-      </w:r>
-      <w:r>
-        <w:t xml:space="preserve"> </w:t>
-      </w:r>
-      <w:r>
-        <w:t xml:space="preserve">as a comparator, so that its effect could be measured on the same observations and predictions</w:t>
+        <w:t xml:space="preserve">The specific informal GLUE weighting</w:t>
+      </w:r>
+      <w:r>
+        <w:t xml:space="preserve"> </w:t>
+      </w:r>
+      <w:r>
+        <w:t xml:space="preserve">(Beven &amp; Binley, 1992)</w:t>
+      </w:r>
+      <w:r>
+        <w:t xml:space="preserve"> </w:t>
+      </w:r>
+      <w:r>
+        <w:t xml:space="preserve">used in the original analysis of this</w:t>
+      </w:r>
+      <w:r>
+        <w:t xml:space="preserve"> </w:t>
+      </w:r>
+      <w:r>
+        <w:t xml:space="preserve">system was retained as a comparator, so that its effect could be measured on the same observations and predictions</w:t>
       </w:r>
       <w:r>
         <w:t xml:space="preserve"> </w:t>
@@ -5216,7 +5228,16 @@
         <w:pStyle w:val="FirstParagraph"/>
       </w:pPr>
       <w:r>
-        <w:t xml:space="preserve">Local identifiability was assessed from the sensitivity Jacobian of the 294 monitored values.</w:t>
+        <w:t xml:space="preserve">Local identifiability was assessed from the sensitivity Jacobian of the 294 monitored values</w:t>
+      </w:r>
+      <w:r>
+        <w:t xml:space="preserve"> </w:t>
+      </w:r>
+      <w:r>
+        <w:t xml:space="preserve">(Brun, Reichert &amp; Künsch, 2001)</w:t>
+      </w:r>
+      <w:r>
+        <w:t xml:space="preserve">.</w:t>
       </w:r>
       <w:r>
         <w:t xml:space="preserve"> </w:t>
@@ -5500,7 +5521,29 @@
         <w:pStyle w:val="FirstParagraph"/>
       </w:pPr>
       <w:r>
-        <w:t xml:space="preserve">Likelihood geometry was assessed by continuous single-parameter profiles: each wall coefficient</w:t>
+        <w:t xml:space="preserve">Likelihood geometry was assessed by continuous single-parameter profiles</w:t>
+      </w:r>
+      <w:r>
+        <w:t xml:space="preserve"> </w:t>
+      </w:r>
+      <w:r>
+        <w:t xml:space="preserve">(Raue</w:t>
+      </w:r>
+      <w:r>
+        <w:t xml:space="preserve"> </w:t>
+      </w:r>
+      <w:r>
+        <w:rPr>
+          <w:i/>
+          <w:iCs/>
+        </w:rPr>
+        <w:t xml:space="preserve">et al.</w:t>
+      </w:r>
+      <w:r>
+        <w:t xml:space="preserve">, 2009)</w:t>
+      </w:r>
+      <w:r>
+        <w:t xml:space="preserve">: each wall coefficient</w:t>
       </w:r>
       <w:r>
         <w:t xml:space="preserve"> </w:t>

--- a/00-thesis/paper.docx
+++ b/00-thesis/paper.docx
@@ -3186,7 +3186,16 @@
         <w:t xml:space="preserve"> </w:t>
       </w:r>
       <w:r>
-        <w:t xml:space="preserve">scrambled Sobol draws.</w:t>
+        <w:t xml:space="preserve">scrambled Sobol draws</w:t>
+      </w:r>
+      <w:r>
+        <w:t xml:space="preserve"> </w:t>
+      </w:r>
+      <w:r>
+        <w:t xml:space="preserve">(Sobol’, 1967; Owen, 1998)</w:t>
+      </w:r>
+      <w:r>
+        <w:t xml:space="preserve">.</w:t>
       </w:r>
       <w:r>
         <w:t xml:space="preserve"> </w:t>
@@ -18841,7 +18850,7 @@
       </w:r>
     </w:p>
     <w:bookmarkEnd w:id="102"/>
-    <w:bookmarkStart w:id="146" w:name="references"/>
+    <w:bookmarkStart w:id="150" w:name="references"/>
     <w:p>
       <w:pPr>
         <w:pStyle w:val="Heading1"/>
@@ -18850,7 +18859,7 @@
         <w:t xml:space="preserve">References</w:t>
       </w:r>
     </w:p>
-    <w:bookmarkStart w:id="145" w:name="refs"/>
+    <w:bookmarkStart w:id="149" w:name="refs"/>
     <w:bookmarkStart w:id="104" w:name="ref-BevenBinley1992"/>
     <w:p>
       <w:pPr>
@@ -19344,7 +19353,68 @@
       </w:r>
     </w:p>
     <w:bookmarkEnd w:id="126"/>
-    <w:bookmarkStart w:id="128" w:name="ref-PeiroviMinaee2019GAPSO"/>
+    <w:bookmarkStart w:id="128" w:name="ref-Owen1998"/>
+    <w:p>
+      <w:pPr>
+        <w:pStyle w:val="Bibliography"/>
+      </w:pPr>
+      <w:r>
+        <w:t xml:space="preserve">Owen, A.B. (1998) Scrambling</w:t>
+      </w:r>
+      <w:r>
+        <w:t xml:space="preserve"> </w:t>
+      </w:r>
+      <w:r>
+        <w:t xml:space="preserve">Sobol’</w:t>
+      </w:r>
+      <w:r>
+        <w:t xml:space="preserve"> </w:t>
+      </w:r>
+      <w:r>
+        <w:t xml:space="preserve">and</w:t>
+      </w:r>
+      <w:r>
+        <w:t xml:space="preserve"> </w:t>
+      </w:r>
+      <w:r>
+        <w:t xml:space="preserve">Niederreiter–Xing</w:t>
+      </w:r>
+      <w:r>
+        <w:t xml:space="preserve"> </w:t>
+      </w:r>
+      <w:r>
+        <w:t xml:space="preserve">points.</w:t>
+      </w:r>
+      <w:r>
+        <w:t xml:space="preserve"> </w:t>
+      </w:r>
+      <w:r>
+        <w:rPr>
+          <w:i/>
+          <w:iCs/>
+        </w:rPr>
+        <w:t xml:space="preserve">Journal of Complexity</w:t>
+      </w:r>
+      <w:r>
+        <w:t xml:space="preserve">. 14(4), 466–489.</w:t>
+      </w:r>
+      <w:r>
+        <w:t xml:space="preserve"> </w:t>
+      </w:r>
+      <w:hyperlink r:id="rId127">
+        <w:r>
+          <w:rPr>
+            <w:rStyle w:val="Hyperlink"/>
+          </w:rPr>
+          <w:t xml:space="preserve">10.1006/jcom.1998.0487</w:t>
+        </w:r>
+      </w:hyperlink>
+      <w:r>
+        <w:t xml:space="preserve">.</w:t>
+      </w:r>
+    </w:p>
+    <w:bookmarkEnd w:id="128"/>
+    <w:bookmarkStart w:id="130" w:name="ref-PeiroviMinaee2019GAPSO"/>
     <w:p>
       <w:pPr>
         <w:pStyle w:val="Bibliography"/>
@@ -19368,7 +19438,7 @@
       <w:r>
         <w:t xml:space="preserve"> </w:t>
       </w:r>
-      <w:hyperlink r:id="rId127">
+      <w:hyperlink r:id="rId129">
         <w:r>
           <w:rPr>
             <w:rStyle w:val="Hyperlink"/>
@@ -19380,8 +19450,8 @@
         <w:t xml:space="preserve">.</w:t>
       </w:r>
     </w:p>
-    <w:bookmarkEnd w:id="128"/>
-    <w:bookmarkStart w:id="130" w:name="ref-Powell2000"/>
+    <w:bookmarkEnd w:id="130"/>
+    <w:bookmarkStart w:id="132" w:name="ref-Powell2000"/>
     <w:p>
       <w:pPr>
         <w:pStyle w:val="Bibliography"/>
@@ -19405,7 +19475,7 @@
       <w:r>
         <w:t xml:space="preserve"> </w:t>
       </w:r>
-      <w:hyperlink r:id="rId129">
+      <w:hyperlink r:id="rId131">
         <w:r>
           <w:rPr>
             <w:rStyle w:val="Hyperlink"/>
@@ -19417,8 +19487,8 @@
         <w:t xml:space="preserve">.</w:t>
       </w:r>
     </w:p>
-    <w:bookmarkEnd w:id="130"/>
-    <w:bookmarkStart w:id="132" w:name="ref-Rajakumar2019EnKF"/>
+    <w:bookmarkEnd w:id="132"/>
+    <w:bookmarkStart w:id="134" w:name="ref-Rajakumar2019EnKF"/>
     <w:p>
       <w:pPr>
         <w:pStyle w:val="Bibliography"/>
@@ -19454,7 +19524,7 @@
       <w:r>
         <w:t xml:space="preserve"> </w:t>
       </w:r>
-      <w:hyperlink r:id="rId131">
+      <w:hyperlink r:id="rId133">
         <w:r>
           <w:rPr>
             <w:rStyle w:val="Hyperlink"/>
@@ -19466,8 +19536,8 @@
         <w:t xml:space="preserve">.</w:t>
       </w:r>
     </w:p>
-    <w:bookmarkEnd w:id="132"/>
-    <w:bookmarkStart w:id="134" w:name="ref-Raue2009"/>
+    <w:bookmarkEnd w:id="134"/>
+    <w:bookmarkStart w:id="136" w:name="ref-Raue2009"/>
     <w:p>
       <w:pPr>
         <w:pStyle w:val="Bibliography"/>
@@ -19491,7 +19561,7 @@
       <w:r>
         <w:t xml:space="preserve"> </w:t>
       </w:r>
-      <w:hyperlink r:id="rId133">
+      <w:hyperlink r:id="rId135">
         <w:r>
           <w:rPr>
             <w:rStyle w:val="Hyperlink"/>
@@ -19503,8 +19573,8 @@
         <w:t xml:space="preserve">.</w:t>
       </w:r>
     </w:p>
-    <w:bookmarkEnd w:id="134"/>
-    <w:bookmarkStart w:id="135" w:name="ref-Rossman2000"/>
+    <w:bookmarkEnd w:id="136"/>
+    <w:bookmarkStart w:id="137" w:name="ref-Rossman2000"/>
     <w:p>
       <w:pPr>
         <w:pStyle w:val="Bibliography"/>
@@ -19540,8 +19610,8 @@
         <w:t xml:space="preserve">. Cincinnati, OH: U.S. Environmental Protection Agency.</w:t>
       </w:r>
     </w:p>
-    <w:bookmarkEnd w:id="135"/>
-    <w:bookmarkStart w:id="137" w:name="ref-Rossman1994"/>
+    <w:bookmarkEnd w:id="137"/>
+    <w:bookmarkStart w:id="139" w:name="ref-Rossman1994"/>
     <w:p>
       <w:pPr>
         <w:pStyle w:val="Bibliography"/>
@@ -19565,7 +19635,7 @@
       <w:r>
         <w:t xml:space="preserve"> </w:t>
       </w:r>
-      <w:hyperlink r:id="rId136">
+      <w:hyperlink r:id="rId138">
         <w:r>
           <w:rPr>
             <w:rStyle w:val="Hyperlink"/>
@@ -19577,8 +19647,8 @@
         <w:t xml:space="preserve">.</w:t>
       </w:r>
     </w:p>
-    <w:bookmarkEnd w:id="137"/>
-    <w:bookmarkStart w:id="138" w:name="ref-Rossman2020"/>
+    <w:bookmarkEnd w:id="139"/>
+    <w:bookmarkStart w:id="140" w:name="ref-Rossman2020"/>
     <w:p>
       <w:pPr>
         <w:pStyle w:val="Bibliography"/>
@@ -19614,8 +19684,45 @@
         <w:t xml:space="preserve">. Cincinnati, OH: U.S. Environmental Protection Agency.</w:t>
       </w:r>
     </w:p>
-    <w:bookmarkEnd w:id="138"/>
-    <w:bookmarkStart w:id="140" w:name="ref-Stedinger2008"/>
+    <w:bookmarkEnd w:id="140"/>
+    <w:bookmarkStart w:id="142" w:name="ref-Sobol1967"/>
+    <w:p>
+      <w:pPr>
+        <w:pStyle w:val="Bibliography"/>
+      </w:pPr>
+      <w:r>
+        <w:t xml:space="preserve">Sobol’, I.M. (1967) On the distribution of points in a cube and the approximate evaluation of integrals.</w:t>
+      </w:r>
+      <w:r>
+        <w:t xml:space="preserve"> </w:t>
+      </w:r>
+      <w:r>
+        <w:rPr>
+          <w:i/>
+          <w:iCs/>
+        </w:rPr>
+        <w:t xml:space="preserve">USSR Computational Mathematics and Mathematical Physics</w:t>
+      </w:r>
+      <w:r>
+        <w:t xml:space="preserve">. 7(4), 86–112.</w:t>
+      </w:r>
+      <w:r>
+        <w:t xml:space="preserve"> </w:t>
+      </w:r>
+      <w:hyperlink r:id="rId141">
+        <w:r>
+          <w:rPr>
+            <w:rStyle w:val="Hyperlink"/>
+          </w:rPr>
+          <w:t xml:space="preserve">10.1016/0041-5553(67)90144-9</w:t>
+        </w:r>
+      </w:hyperlink>
+      <w:r>
+        <w:t xml:space="preserve">.</w:t>
+      </w:r>
+    </w:p>
+    <w:bookmarkEnd w:id="142"/>
+    <w:bookmarkStart w:id="144" w:name="ref-Stedinger2008"/>
     <w:p>
       <w:pPr>
         <w:pStyle w:val="Bibliography"/>
@@ -19645,7 +19752,7 @@
       <w:r>
         <w:t xml:space="preserve"> </w:t>
       </w:r>
-      <w:hyperlink r:id="rId139">
+      <w:hyperlink r:id="rId143">
         <w:r>
           <w:rPr>
             <w:rStyle w:val="Hyperlink"/>
@@ -19657,8 +19764,8 @@
         <w:t xml:space="preserve">.</w:t>
       </w:r>
     </w:p>
-    <w:bookmarkEnd w:id="140"/>
-    <w:bookmarkStart w:id="142" w:name="ref-Vasconcelos1997"/>
+    <w:bookmarkEnd w:id="144"/>
+    <w:bookmarkStart w:id="146" w:name="ref-Vasconcelos1997"/>
     <w:p>
       <w:pPr>
         <w:pStyle w:val="Bibliography"/>
@@ -19682,7 +19789,7 @@
       <w:r>
         <w:t xml:space="preserve"> </w:t>
       </w:r>
-      <w:hyperlink r:id="rId141">
+      <w:hyperlink r:id="rId145">
         <w:r>
           <w:rPr>
             <w:rStyle w:val="Hyperlink"/>
@@ -19694,8 +19801,8 @@
         <w:t xml:space="preserve">.</w:t>
       </w:r>
     </w:p>
-    <w:bookmarkEnd w:id="142"/>
-    <w:bookmarkStart w:id="144" w:name="ref-Wu2022BEAR"/>
+    <w:bookmarkEnd w:id="146"/>
+    <w:bookmarkStart w:id="148" w:name="ref-Wu2022BEAR"/>
     <w:p>
       <w:pPr>
         <w:pStyle w:val="Bibliography"/>
@@ -19719,7 +19826,7 @@
       <w:r>
         <w:t xml:space="preserve"> </w:t>
       </w:r>
-      <w:hyperlink r:id="rId143">
+      <w:hyperlink r:id="rId147">
         <w:r>
           <w:rPr>
             <w:rStyle w:val="Hyperlink"/>
@@ -19731,10 +19838,10 @@
         <w:t xml:space="preserve">.</w:t>
       </w:r>
     </w:p>
-    <w:bookmarkEnd w:id="144"/>
-    <w:bookmarkEnd w:id="145"/>
-    <w:bookmarkEnd w:id="146"/>
-    <w:bookmarkStart w:id="156" w:name="appendices"/>
+    <w:bookmarkEnd w:id="148"/>
+    <w:bookmarkEnd w:id="149"/>
+    <w:bookmarkEnd w:id="150"/>
+    <w:bookmarkStart w:id="160" w:name="appendices"/>
     <w:p>
       <w:pPr>
         <w:pStyle w:val="Heading1"/>
@@ -19769,7 +19876,7 @@
         <w:t xml:space="preserve">Appendix I maps each section of the paper to the script that produced its numbers.</w:t>
       </w:r>
     </w:p>
-    <w:bookmarkStart w:id="147" w:name="Xb23e304d159119e7df644cc02d3033fc484721a"/>
+    <w:bookmarkStart w:id="151" w:name="Xb23e304d159119e7df644cc02d3033fc484721a"/>
     <w:p>
       <w:pPr>
         <w:pStyle w:val="Heading2"/>
@@ -20841,8 +20948,8 @@
         </w:tc>
       </w:tr>
     </w:tbl>
-    <w:bookmarkEnd w:id="147"/>
-    <w:bookmarkStart w:id="148" w:name="Xe02d61a32b764c6b297a8c29969b13a7581353f"/>
+    <w:bookmarkEnd w:id="151"/>
+    <w:bookmarkStart w:id="152" w:name="Xe02d61a32b764c6b297a8c29969b13a7581353f"/>
     <w:p>
       <w:pPr>
         <w:pStyle w:val="Heading2"/>
@@ -21823,8 +21930,8 @@
         <w:t xml:space="preserve">in Tables B1 and B2 pass either way.</w:t>
       </w:r>
     </w:p>
-    <w:bookmarkEnd w:id="148"/>
-    <w:bookmarkStart w:id="149" w:name="X27ef15b8fad7bb29a56bb09609875822f773d4e"/>
+    <w:bookmarkEnd w:id="152"/>
+    <w:bookmarkStart w:id="153" w:name="X27ef15b8fad7bb29a56bb09609875822f773d4e"/>
     <w:p>
       <w:pPr>
         <w:pStyle w:val="Heading2"/>
@@ -23286,8 +23393,8 @@
         </w:tc>
       </w:tr>
     </w:tbl>
-    <w:bookmarkEnd w:id="149"/>
-    <w:bookmarkStart w:id="150" w:name="appendix-d.-fisher-information-mechanics"/>
+    <w:bookmarkEnd w:id="153"/>
+    <w:bookmarkStart w:id="154" w:name="appendix-d.-fisher-information-mechanics"/>
     <w:p>
       <w:pPr>
         <w:pStyle w:val="Heading2"/>
@@ -25071,8 +25178,8 @@
         </w:tc>
       </w:tr>
     </w:tbl>
-    <w:bookmarkEnd w:id="150"/>
-    <w:bookmarkStart w:id="151" w:name="X1a3ae0efdf8b2c76c22382abba68415e1d80e1c"/>
+    <w:bookmarkEnd w:id="154"/>
+    <w:bookmarkStart w:id="155" w:name="X1a3ae0efdf8b2c76c22382abba68415e1d80e1c"/>
     <w:p>
       <w:pPr>
         <w:pStyle w:val="Heading2"/>
@@ -27419,8 +27526,8 @@
         </w:tc>
       </w:tr>
     </w:tbl>
-    <w:bookmarkEnd w:id="151"/>
-    <w:bookmarkStart w:id="152" w:name="Xc8c108fff9324274ec271495265452b9f890e51"/>
+    <w:bookmarkEnd w:id="155"/>
+    <w:bookmarkStart w:id="156" w:name="Xc8c108fff9324274ec271495265452b9f890e51"/>
     <w:p>
       <w:pPr>
         <w:pStyle w:val="Heading2"/>
@@ -30999,8 +31106,8 @@
         </w:tc>
       </w:tr>
     </w:tbl>
-    <w:bookmarkEnd w:id="152"/>
-    <w:bookmarkStart w:id="153" w:name="appendix-g.-risk-assessment-mechanics"/>
+    <w:bookmarkEnd w:id="156"/>
+    <w:bookmarkStart w:id="157" w:name="appendix-g.-risk-assessment-mechanics"/>
     <w:p>
       <w:pPr>
         <w:pStyle w:val="Heading2"/>
@@ -31743,8 +31850,8 @@
         </w:tc>
       </w:tr>
     </w:tbl>
-    <w:bookmarkEnd w:id="153"/>
-    <w:bookmarkStart w:id="154" w:name="Xc0b2899ea87b71e9f8a5d7e226fe2b64e1dc44b"/>
+    <w:bookmarkEnd w:id="157"/>
+    <w:bookmarkStart w:id="158" w:name="Xc0b2899ea87b71e9f8a5d7e226fe2b64e1dc44b"/>
     <w:p>
       <w:pPr>
         <w:pStyle w:val="Heading2"/>
@@ -39827,8 +39934,8 @@
         </w:tc>
       </w:tr>
     </w:tbl>
-    <w:bookmarkEnd w:id="154"/>
-    <w:bookmarkStart w:id="155" w:name="X514ef38f2df5d3fe48656593e9361161d514c31"/>
+    <w:bookmarkEnd w:id="158"/>
+    <w:bookmarkStart w:id="159" w:name="X514ef38f2df5d3fe48656593e9361161d514c31"/>
     <w:p>
       <w:pPr>
         <w:pStyle w:val="Heading2"/>
@@ -40742,8 +40849,8 @@
         </w:tc>
       </w:tr>
     </w:tbl>
-    <w:bookmarkEnd w:id="155"/>
-    <w:bookmarkEnd w:id="156"/>
+    <w:bookmarkEnd w:id="159"/>
+    <w:bookmarkEnd w:id="160"/>
     <w:sectPr>
       <w:pgSz w:h="16838" w:w="11906"/>
       <w:pgMar w:bottom="1417" w:footer="708" w:gutter="0" w:header="708" w:left="1417" w:right="1417" w:top="1417"/>

--- a/00-thesis/paper.docx
+++ b/00-thesis/paper.docx
@@ -635,37 +635,101 @@
         <w:t xml:space="preserve"> </w:t>
       </w:r>
       <w:r>
-        <w:t xml:space="preserve">censored rather than exact. Systematic sensor offsets or drift bias the inferred parameters while</w:t>
-      </w:r>
-      <w:r>
-        <w:t xml:space="preserve"> </w:t>
-      </w:r>
-      <w:r>
-        <w:t xml:space="preserve">remaining difficult to diagnose from fit quality. Bulk decay is often estimated separately and</w:t>
-      </w:r>
-      <w:r>
-        <w:t xml:space="preserve"> </w:t>
-      </w:r>
-      <w:r>
-        <w:t xml:space="preserve">held fixed during wall-decay calibration, so an error in it is absorbed by the wall coefficients,</w:t>
-      </w:r>
-      <w:r>
-        <w:t xml:space="preserve"> </w:t>
-      </w:r>
-      <w:r>
-        <w:t xml:space="preserve">and any grouped representation is an approximation when reactivity varies between pipes. A close</w:t>
-      </w:r>
-      <w:r>
-        <w:t xml:space="preserve"> </w:t>
-      </w:r>
-      <w:r>
-        <w:t xml:space="preserve">fit to monitored concentrations therefore does not establish that the inferred coefficients</w:t>
-      </w:r>
-      <w:r>
-        <w:t xml:space="preserve"> </w:t>
-      </w:r>
-      <w:r>
-        <w:t xml:space="preserve">represent the underlying reaction process.</w:t>
+        <w:t xml:space="preserve">censored rather than exact. Systematic offsets or drift bias the inferred parameters while remaining hard to diagnose from</w:t>
+      </w:r>
+      <w:r>
+        <w:t xml:space="preserve"> </w:t>
+      </w:r>
+      <w:r>
+        <w:t xml:space="preserve">fit quality, and online free-chlorine sensors degrade in exactly that way</w:t>
+      </w:r>
+      <w:r>
+        <w:t xml:space="preserve"> </w:t>
+      </w:r>
+      <w:r>
+        <w:t xml:space="preserve">(Hutton</w:t>
+      </w:r>
+      <w:r>
+        <w:t xml:space="preserve"> </w:t>
+      </w:r>
+      <w:r>
+        <w:rPr>
+          <w:i/>
+          <w:iCs/>
+        </w:rPr>
+        <w:t xml:space="preserve">et al.</w:t>
+      </w:r>
+      <w:r>
+        <w:t xml:space="preserve">, 2014; Aisopou &amp; Stoianov, 2024)</w:t>
+      </w:r>
+      <w:r>
+        <w:t xml:space="preserve">. Bulk decay is often characterised separately and held fixed during wall-decay calibration, so an</w:t>
+      </w:r>
+      <w:r>
+        <w:t xml:space="preserve"> </w:t>
+      </w:r>
+      <w:r>
+        <w:t xml:space="preserve">error in it is absorbed by the wall coefficients, and grouping is an approximation where wall</w:t>
+      </w:r>
+      <w:r>
+        <w:t xml:space="preserve"> </w:t>
+      </w:r>
+      <w:r>
+        <w:t xml:space="preserve">reactivity varies between pipes</w:t>
+      </w:r>
+      <w:r>
+        <w:t xml:space="preserve"> </w:t>
+      </w:r>
+      <w:r>
+        <w:t xml:space="preserve">(Powell</w:t>
+      </w:r>
+      <w:r>
+        <w:t xml:space="preserve"> </w:t>
+      </w:r>
+      <w:r>
+        <w:rPr>
+          <w:i/>
+          <w:iCs/>
+        </w:rPr>
+        <w:t xml:space="preserve">et al.</w:t>
+      </w:r>
+      <w:r>
+        <w:t xml:space="preserve">, 2000; Hallam</w:t>
+      </w:r>
+      <w:r>
+        <w:t xml:space="preserve"> </w:t>
+      </w:r>
+      <w:r>
+        <w:rPr>
+          <w:i/>
+          <w:iCs/>
+        </w:rPr>
+        <w:t xml:space="preserve">et al.</w:t>
+      </w:r>
+      <w:r>
+        <w:t xml:space="preserve">, 2002; Nejjari</w:t>
+      </w:r>
+      <w:r>
+        <w:t xml:space="preserve"> </w:t>
+      </w:r>
+      <w:r>
+        <w:rPr>
+          <w:i/>
+          <w:iCs/>
+        </w:rPr>
+        <w:t xml:space="preserve">et al.</w:t>
+      </w:r>
+      <w:r>
+        <w:t xml:space="preserve">, 2014)</w:t>
+      </w:r>
+      <w:r>
+        <w:t xml:space="preserve">. A close fit therefore does not establish that the inferred coefficients represent the underlying</w:t>
+      </w:r>
+      <w:r>
+        <w:t xml:space="preserve"> </w:t>
+      </w:r>
+      <w:r>
+        <w:t xml:space="preserve">reaction process.</w:t>
       </w:r>
     </w:p>
     <w:p>
@@ -2812,7 +2876,7 @@
         <w:pStyle w:val="FirstParagraph"/>
       </w:pPr>
       <w:r>
-        <w:t xml:space="preserve">All concentrations reported by the analysis are expressed in mg L</w:t>
+        <w:t xml:space="preserve">All concentrations are reported in mg L</w:t>
       </w:r>
       <w:r>
         <w:rPr>
@@ -2821,13 +2885,7 @@
         <w:t xml:space="preserve">-1</w:t>
       </w:r>
       <w:r>
-        <w:t xml:space="preserve">, converted to WNTR’s</w:t>
-      </w:r>
-      <w:r>
-        <w:t xml:space="preserve"> </w:t>
-      </w:r>
-      <w:r>
-        <w:t xml:space="preserve">internal kg m</w:t>
+        <w:t xml:space="preserve">, converted to WNTR’s internal kg m</w:t>
       </w:r>
       <w:r>
         <w:rPr>
@@ -2839,13 +2897,41 @@
         <w:t xml:space="preserve"> </w:t>
       </w:r>
       <w:r>
-        <w:t xml:space="preserve">representation on model input and back on output. The EPANET absolute quality</w:t>
-      </w:r>
-      <w:r>
-        <w:t xml:space="preserve"> </w:t>
-      </w:r>
-      <w:r>
-        <w:t xml:space="preserve">tolerance was set to</w:t>
+        <w:t xml:space="preserve">representation</w:t>
+      </w:r>
+      <w:r>
+        <w:t xml:space="preserve"> </w:t>
+      </w:r>
+      <w:r>
+        <w:t xml:space="preserve">on model input and back on output</w:t>
+      </w:r>
+      <w:r>
+        <w:t xml:space="preserve"> </w:t>
+      </w:r>
+      <w:r>
+        <w:t xml:space="preserve">(Klise</w:t>
+      </w:r>
+      <w:r>
+        <w:t xml:space="preserve"> </w:t>
+      </w:r>
+      <w:r>
+        <w:rPr>
+          <w:i/>
+          <w:iCs/>
+        </w:rPr>
+        <w:t xml:space="preserve">et al.</w:t>
+      </w:r>
+      <w:r>
+        <w:t xml:space="preserve">, 2017; WNTR Development Team, 2026)</w:t>
+      </w:r>
+      <w:r>
+        <w:t xml:space="preserve">.</w:t>
+      </w:r>
+      <w:r>
+        <w:t xml:space="preserve"> </w:t>
+      </w:r>
+      <w:r>
+        <w:t xml:space="preserve">The EPANET absolute quality tolerance was set to</w:t>
       </w:r>
       <w:r>
         <w:t xml:space="preserve"> </w:t>
@@ -2892,13 +2978,7 @@
         <w:t xml:space="preserve">-1</w:t>
       </w:r>
       <w:r>
-        <w:t xml:space="preserve">. This is a chosen setting rather than a unit</w:t>
-      </w:r>
-      <w:r>
-        <w:t xml:space="preserve"> </w:t>
-      </w:r>
-      <w:r>
-        <w:t xml:space="preserve">conversion: it is a thousand times stricter than the EPANET default of 0.01 mg L</w:t>
+        <w:t xml:space="preserve">. It is a chosen setting, a thousand times stricter than the EPANET default of 0.01 mg L</w:t>
       </w:r>
       <w:r>
         <w:rPr>
@@ -2907,19 +2987,32 @@
         <w:t xml:space="preserve">-1</w:t>
       </w:r>
       <w:r>
-        <w:t xml:space="preserve">, and holds</w:t>
-      </w:r>
-      <w:r>
-        <w:t xml:space="preserve"> </w:t>
-      </w:r>
-      <w:r>
-        <w:t xml:space="preserve">the tolerance-to-source ratio fixed so that the corrected and superseded implementations can be</w:t>
-      </w:r>
-      <w:r>
-        <w:t xml:space="preserve"> </w:t>
-      </w:r>
-      <w:r>
-        <w:t xml:space="preserve">compared as the same numerical experiment.</w:t>
+        <w:t xml:space="preserve"> </w:t>
+      </w:r>
+      <w:r>
+        <w:t xml:space="preserve">(Rossman</w:t>
+      </w:r>
+      <w:r>
+        <w:t xml:space="preserve"> </w:t>
+      </w:r>
+      <w:r>
+        <w:rPr>
+          <w:i/>
+          <w:iCs/>
+        </w:rPr>
+        <w:t xml:space="preserve">et al.</w:t>
+      </w:r>
+      <w:r>
+        <w:t xml:space="preserve">, 2020)</w:t>
+      </w:r>
+      <w:r>
+        <w:t xml:space="preserve">, holding the tolerance-to-source ratio fixed so that the corrected and superseded</w:t>
+      </w:r>
+      <w:r>
+        <w:t xml:space="preserve"> </w:t>
+      </w:r>
+      <w:r>
+        <w:t xml:space="preserve">implementations are the same numerical experiment.</w:t>
       </w:r>
     </w:p>
     <w:p>
@@ -3025,13 +3118,13 @@
         <w:t xml:space="preserve"> </w:t>
       </w:r>
       <w:r>
-        <w:t xml:space="preserve">was checked for the expected sign, for monotonic response to the coefficient, and against the</w:t>
-      </w:r>
-      <w:r>
-        <w:t xml:space="preserve"> </w:t>
-      </w:r>
-      <w:r>
-        <w:t xml:space="preserve">limiting case without mass-transfer resistance. A unit-equivalence test confirmed that the</w:t>
+        <w:t xml:space="preserve">was checked for the expected sign, for monotonic response, and against the limiting case without</w:t>
+      </w:r>
+      <w:r>
+        <w:t xml:space="preserve"> </w:t>
+      </w:r>
+      <w:r>
+        <w:t xml:space="preserve">mass-transfer resistance. A unit-equivalence test confirmed that the</w:t>
       </w:r>
       <w:r>
         <w:t xml:space="preserve"> </w:t>
@@ -8958,19 +9051,25 @@
         <w:t xml:space="preserve"> </w:t>
       </w:r>
       <w:r>
-        <w:t xml:space="preserve">°C. Activation energies and a temperature deviation added to each</w:t>
-      </w:r>
-      <w:r>
-        <w:t xml:space="preserve"> </w:t>
-      </w:r>
-      <w:r>
-        <w:t xml:space="preserve">scenario mean were drawn from truncated normals keeping simulated temperatures inside the stated</w:t>
-      </w:r>
-      <w:r>
-        <w:t xml:space="preserve"> </w:t>
-      </w:r>
-      <w:r>
-        <w:t xml:space="preserve">8–24 °C validity range, with the distributions in Appendix G. The scenarios were: (A) 12 °C</w:t>
+        <w:t xml:space="preserve">°C. The activation-energy distributions and the temperature</w:t>
+      </w:r>
+      <w:r>
+        <w:t xml:space="preserve"> </w:t>
+      </w:r>
+      <w:r>
+        <w:t xml:space="preserve">perturbation are illustrative settings prescribed here rather than measured values. Draws were</w:t>
+      </w:r>
+      <w:r>
+        <w:t xml:space="preserve"> </w:t>
+      </w:r>
+      <w:r>
+        <w:t xml:space="preserve">truncated to keep simulated temperatures inside the pre-defined 8–24 °C range, and the</w:t>
+      </w:r>
+      <w:r>
+        <w:t xml:space="preserve"> </w:t>
+      </w:r>
+      <w:r>
+        <w:t xml:space="preserve">distributions are in Appendix G. The scenarios were: (A) 12 °C</w:t>
       </w:r>
       <w:r>
         <w:t xml:space="preserve"> </w:t>
@@ -15782,13 +15881,44 @@
         <w:pStyle w:val="FirstParagraph"/>
       </w:pPr>
       <w:r>
-        <w:t xml:space="preserve">Sections 3.2 and 3.3 treated each synthetic zone as internally homogeneous, whereas in the field</w:t>
-      </w:r>
-      <w:r>
-        <w:t xml:space="preserve"> </w:t>
-      </w:r>
-      <w:r>
-        <w:t xml:space="preserve">wall reactivity is unlikely to be uniform within any practical grouping. Whether that variation</w:t>
+        <w:t xml:space="preserve">Sections 3.2 and 3.3 treated each synthetic zone as internally homogeneous, whereas field wall</w:t>
+      </w:r>
+      <w:r>
+        <w:t xml:space="preserve"> </w:t>
+      </w:r>
+      <w:r>
+        <w:t xml:space="preserve">reactivity varies with pipe condition</w:t>
+      </w:r>
+      <w:r>
+        <w:t xml:space="preserve"> </w:t>
+      </w:r>
+      <w:r>
+        <w:t xml:space="preserve">(Hallam</w:t>
+      </w:r>
+      <w:r>
+        <w:t xml:space="preserve"> </w:t>
+      </w:r>
+      <w:r>
+        <w:rPr>
+          <w:i/>
+          <w:iCs/>
+        </w:rPr>
+        <w:t xml:space="preserve">et al.</w:t>
+      </w:r>
+      <w:r>
+        <w:t xml:space="preserve">, 2002)</w:t>
+      </w:r>
+      <w:r>
+        <w:t xml:space="preserve"> </w:t>
+      </w:r>
+      <w:r>
+        <w:t xml:space="preserve">and is unlikely to be uniform within any</w:t>
+      </w:r>
+      <w:r>
+        <w:t xml:space="preserve"> </w:t>
+      </w:r>
+      <w:r>
+        <w:t xml:space="preserve">practical grouping. Whether that variation</w:t>
       </w:r>
       <w:r>
         <w:t xml:space="preserve"> </w:t>
@@ -18850,7 +18980,7 @@
       </w:r>
     </w:p>
     <w:bookmarkEnd w:id="102"/>
-    <w:bookmarkStart w:id="150" w:name="references"/>
+    <w:bookmarkStart w:id="154" w:name="references"/>
     <w:p>
       <w:pPr>
         <w:pStyle w:val="Heading1"/>
@@ -18859,8 +18989,45 @@
         <w:t xml:space="preserve">References</w:t>
       </w:r>
     </w:p>
-    <w:bookmarkStart w:id="149" w:name="refs"/>
-    <w:bookmarkStart w:id="104" w:name="ref-BevenBinley1992"/>
+    <w:bookmarkStart w:id="153" w:name="refs"/>
+    <w:bookmarkStart w:id="104" w:name="ref-Aisopou2024"/>
+    <w:p>
+      <w:pPr>
+        <w:pStyle w:val="Bibliography"/>
+      </w:pPr>
+      <w:r>
+        <w:t xml:space="preserve">Aisopou, A. &amp; Stoianov, I. (2024) Evaluation of free-chlorine data from online sensors in a water supply network.</w:t>
+      </w:r>
+      <w:r>
+        <w:t xml:space="preserve"> </w:t>
+      </w:r>
+      <w:r>
+        <w:rPr>
+          <w:i/>
+          <w:iCs/>
+        </w:rPr>
+        <w:t xml:space="preserve">Engineering Proceedings</w:t>
+      </w:r>
+      <w:r>
+        <w:t xml:space="preserve">. 69(1), 144.</w:t>
+      </w:r>
+      <w:r>
+        <w:t xml:space="preserve"> </w:t>
+      </w:r>
+      <w:hyperlink r:id="rId103">
+        <w:r>
+          <w:rPr>
+            <w:rStyle w:val="Hyperlink"/>
+          </w:rPr>
+          <w:t xml:space="preserve">10.3390/engproc2024069144</w:t>
+        </w:r>
+      </w:hyperlink>
+      <w:r>
+        <w:t xml:space="preserve">.</w:t>
+      </w:r>
+    </w:p>
+    <w:bookmarkEnd w:id="104"/>
+    <w:bookmarkStart w:id="106" w:name="ref-BevenBinley1992"/>
     <w:p>
       <w:pPr>
         <w:pStyle w:val="Bibliography"/>
@@ -18884,7 +19051,7 @@
       <w:r>
         <w:t xml:space="preserve"> </w:t>
       </w:r>
-      <w:hyperlink r:id="rId103">
+      <w:hyperlink r:id="rId105">
         <w:r>
           <w:rPr>
             <w:rStyle w:val="Hyperlink"/>
@@ -18896,8 +19063,8 @@
         <w:t xml:space="preserve">.</w:t>
       </w:r>
     </w:p>
-    <w:bookmarkEnd w:id="104"/>
-    <w:bookmarkStart w:id="106" w:name="ref-BevenBinley2014"/>
+    <w:bookmarkEnd w:id="106"/>
+    <w:bookmarkStart w:id="108" w:name="ref-BevenBinley2014"/>
     <w:p>
       <w:pPr>
         <w:pStyle w:val="Bibliography"/>
@@ -18930,7 +19097,7 @@
       <w:r>
         <w:t xml:space="preserve"> </w:t>
       </w:r>
-      <w:hyperlink r:id="rId105">
+      <w:hyperlink r:id="rId107">
         <w:r>
           <w:rPr>
             <w:rStyle w:val="Hyperlink"/>
@@ -18942,8 +19109,8 @@
         <w:t xml:space="preserve">.</w:t>
       </w:r>
     </w:p>
-    <w:bookmarkEnd w:id="106"/>
-    <w:bookmarkStart w:id="108" w:name="ref-Brun2001"/>
+    <w:bookmarkEnd w:id="108"/>
+    <w:bookmarkStart w:id="110" w:name="ref-Brun2001"/>
     <w:p>
       <w:pPr>
         <w:pStyle w:val="Bibliography"/>
@@ -18967,7 +19134,7 @@
       <w:r>
         <w:t xml:space="preserve"> </w:t>
       </w:r>
-      <w:hyperlink r:id="rId107">
+      <w:hyperlink r:id="rId109">
         <w:r>
           <w:rPr>
             <w:rStyle w:val="Hyperlink"/>
@@ -18979,8 +19146,8 @@
         <w:t xml:space="preserve">.</w:t>
       </w:r>
     </w:p>
-    <w:bookmarkEnd w:id="108"/>
-    <w:bookmarkStart w:id="110" w:name="ref-GomezCoronel2023GAChlorine"/>
+    <w:bookmarkEnd w:id="110"/>
+    <w:bookmarkStart w:id="112" w:name="ref-GomezCoronel2023GAChlorine"/>
     <w:p>
       <w:pPr>
         <w:pStyle w:val="Bibliography"/>
@@ -19004,7 +19171,7 @@
       <w:r>
         <w:t xml:space="preserve"> </w:t>
       </w:r>
-      <w:hyperlink r:id="rId109">
+      <w:hyperlink r:id="rId111">
         <w:r>
           <w:rPr>
             <w:rStyle w:val="Hyperlink"/>
@@ -19016,8 +19183,8 @@
         <w:t xml:space="preserve">.</w:t>
       </w:r>
     </w:p>
-    <w:bookmarkEnd w:id="110"/>
-    <w:bookmarkStart w:id="112" w:name="ref-Hallam2002"/>
+    <w:bookmarkEnd w:id="112"/>
+    <w:bookmarkStart w:id="114" w:name="ref-Hallam2002"/>
     <w:p>
       <w:pPr>
         <w:pStyle w:val="Bibliography"/>
@@ -19041,7 +19208,7 @@
       <w:r>
         <w:t xml:space="preserve"> </w:t>
       </w:r>
-      <w:hyperlink r:id="rId111">
+      <w:hyperlink r:id="rId113">
         <w:r>
           <w:rPr>
             <w:rStyle w:val="Hyperlink"/>
@@ -19053,8 +19220,8 @@
         <w:t xml:space="preserve">.</w:t>
       </w:r>
     </w:p>
-    <w:bookmarkEnd w:id="112"/>
-    <w:bookmarkStart w:id="114" w:name="ref-Hua1999"/>
+    <w:bookmarkEnd w:id="114"/>
+    <w:bookmarkStart w:id="116" w:name="ref-Hua1999"/>
     <w:p>
       <w:pPr>
         <w:pStyle w:val="Bibliography"/>
@@ -19078,7 +19245,7 @@
       <w:r>
         <w:t xml:space="preserve"> </w:t>
       </w:r>
-      <w:hyperlink r:id="rId113">
+      <w:hyperlink r:id="rId115">
         <w:r>
           <w:rPr>
             <w:rStyle w:val="Hyperlink"/>
@@ -19090,8 +19257,8 @@
         <w:t xml:space="preserve">.</w:t>
       </w:r>
     </w:p>
-    <w:bookmarkEnd w:id="114"/>
-    <w:bookmarkStart w:id="116" w:name="ref-Hutton2014Uncertainty"/>
+    <w:bookmarkEnd w:id="116"/>
+    <w:bookmarkStart w:id="118" w:name="ref-Hutton2014Uncertainty"/>
     <w:p>
       <w:pPr>
         <w:pStyle w:val="Bibliography"/>
@@ -19115,7 +19282,7 @@
       <w:r>
         <w:t xml:space="preserve"> </w:t>
       </w:r>
-      <w:hyperlink r:id="rId115">
+      <w:hyperlink r:id="rId117">
         <w:r>
           <w:rPr>
             <w:rStyle w:val="Hyperlink"/>
@@ -19127,8 +19294,8 @@
         <w:t xml:space="preserve">.</w:t>
       </w:r>
     </w:p>
-    <w:bookmarkEnd w:id="116"/>
-    <w:bookmarkStart w:id="118" w:name="ref-Jenks2025BayesianDisinfectant"/>
+    <w:bookmarkEnd w:id="118"/>
+    <w:bookmarkStart w:id="120" w:name="ref-Jenks2025BayesianDisinfectant"/>
     <w:p>
       <w:pPr>
         <w:pStyle w:val="Bibliography"/>
@@ -19180,7 +19347,7 @@
       <w:r>
         <w:t xml:space="preserve"> </w:t>
       </w:r>
-      <w:hyperlink r:id="rId117">
+      <w:hyperlink r:id="rId119">
         <w:r>
           <w:rPr>
             <w:rStyle w:val="Hyperlink"/>
@@ -19192,8 +19359,8 @@
         <w:t xml:space="preserve">.</w:t>
       </w:r>
     </w:p>
-    <w:bookmarkEnd w:id="118"/>
-    <w:bookmarkStart w:id="120" w:name="ref-Klise2017WNTR"/>
+    <w:bookmarkEnd w:id="120"/>
+    <w:bookmarkStart w:id="122" w:name="ref-Klise2017WNTR"/>
     <w:p>
       <w:pPr>
         <w:pStyle w:val="Bibliography"/>
@@ -19217,7 +19384,7 @@
       <w:r>
         <w:t xml:space="preserve"> </w:t>
       </w:r>
-      <w:hyperlink r:id="rId119">
+      <w:hyperlink r:id="rId121">
         <w:r>
           <w:rPr>
             <w:rStyle w:val="Hyperlink"/>
@@ -19229,8 +19396,8 @@
         <w:t xml:space="preserve">.</w:t>
       </w:r>
     </w:p>
-    <w:bookmarkEnd w:id="120"/>
-    <w:bookmarkStart w:id="122" w:name="ref-MantovanTodini2006"/>
+    <w:bookmarkEnd w:id="122"/>
+    <w:bookmarkStart w:id="124" w:name="ref-MantovanTodini2006"/>
     <w:p>
       <w:pPr>
         <w:pStyle w:val="Bibliography"/>
@@ -19266,7 +19433,7 @@
       <w:r>
         <w:t xml:space="preserve"> </w:t>
       </w:r>
-      <w:hyperlink r:id="rId121">
+      <w:hyperlink r:id="rId123">
         <w:r>
           <w:rPr>
             <w:rStyle w:val="Hyperlink"/>
@@ -19278,8 +19445,8 @@
         <w:t xml:space="preserve">.</w:t>
       </w:r>
     </w:p>
-    <w:bookmarkEnd w:id="122"/>
-    <w:bookmarkStart w:id="124" w:name="ref-Munavalli2003SteadyState"/>
+    <w:bookmarkEnd w:id="124"/>
+    <w:bookmarkStart w:id="126" w:name="ref-Munavalli2003SteadyState"/>
     <w:p>
       <w:pPr>
         <w:pStyle w:val="Bibliography"/>
@@ -19303,7 +19470,7 @@
       <w:r>
         <w:t xml:space="preserve"> </w:t>
       </w:r>
-      <w:hyperlink r:id="rId123">
+      <w:hyperlink r:id="rId125">
         <w:r>
           <w:rPr>
             <w:rStyle w:val="Hyperlink"/>
@@ -19315,8 +19482,8 @@
         <w:t xml:space="preserve">.</w:t>
       </w:r>
     </w:p>
-    <w:bookmarkEnd w:id="124"/>
-    <w:bookmarkStart w:id="126" w:name="ref-Nejjari2014ChlorineCalibration"/>
+    <w:bookmarkEnd w:id="126"/>
+    <w:bookmarkStart w:id="128" w:name="ref-Nejjari2014ChlorineCalibration"/>
     <w:p>
       <w:pPr>
         <w:pStyle w:val="Bibliography"/>
@@ -19340,7 +19507,7 @@
       <w:r>
         <w:t xml:space="preserve"> </w:t>
       </w:r>
-      <w:hyperlink r:id="rId125">
+      <w:hyperlink r:id="rId127">
         <w:r>
           <w:rPr>
             <w:rStyle w:val="Hyperlink"/>
@@ -19352,8 +19519,8 @@
         <w:t xml:space="preserve">.</w:t>
       </w:r>
     </w:p>
-    <w:bookmarkEnd w:id="126"/>
-    <w:bookmarkStart w:id="128" w:name="ref-Owen1998"/>
+    <w:bookmarkEnd w:id="128"/>
+    <w:bookmarkStart w:id="130" w:name="ref-Owen1998"/>
     <w:p>
       <w:pPr>
         <w:pStyle w:val="Bibliography"/>
@@ -19401,7 +19568,7 @@
       <w:r>
         <w:t xml:space="preserve"> </w:t>
       </w:r>
-      <w:hyperlink r:id="rId127">
+      <w:hyperlink r:id="rId129">
         <w:r>
           <w:rPr>
             <w:rStyle w:val="Hyperlink"/>
@@ -19413,8 +19580,8 @@
         <w:t xml:space="preserve">.</w:t>
       </w:r>
     </w:p>
-    <w:bookmarkEnd w:id="128"/>
-    <w:bookmarkStart w:id="130" w:name="ref-PeiroviMinaee2019GAPSO"/>
+    <w:bookmarkEnd w:id="130"/>
+    <w:bookmarkStart w:id="132" w:name="ref-PeiroviMinaee2019GAPSO"/>
     <w:p>
       <w:pPr>
         <w:pStyle w:val="Bibliography"/>
@@ -19438,7 +19605,7 @@
       <w:r>
         <w:t xml:space="preserve"> </w:t>
       </w:r>
-      <w:hyperlink r:id="rId129">
+      <w:hyperlink r:id="rId131">
         <w:r>
           <w:rPr>
             <w:rStyle w:val="Hyperlink"/>
@@ -19450,8 +19617,8 @@
         <w:t xml:space="preserve">.</w:t>
       </w:r>
     </w:p>
-    <w:bookmarkEnd w:id="130"/>
-    <w:bookmarkStart w:id="132" w:name="ref-Powell2000"/>
+    <w:bookmarkEnd w:id="132"/>
+    <w:bookmarkStart w:id="134" w:name="ref-Powell2000"/>
     <w:p>
       <w:pPr>
         <w:pStyle w:val="Bibliography"/>
@@ -19475,7 +19642,7 @@
       <w:r>
         <w:t xml:space="preserve"> </w:t>
       </w:r>
-      <w:hyperlink r:id="rId131">
+      <w:hyperlink r:id="rId133">
         <w:r>
           <w:rPr>
             <w:rStyle w:val="Hyperlink"/>
@@ -19487,8 +19654,8 @@
         <w:t xml:space="preserve">.</w:t>
       </w:r>
     </w:p>
-    <w:bookmarkEnd w:id="132"/>
-    <w:bookmarkStart w:id="134" w:name="ref-Rajakumar2019EnKF"/>
+    <w:bookmarkEnd w:id="134"/>
+    <w:bookmarkStart w:id="136" w:name="ref-Rajakumar2019EnKF"/>
     <w:p>
       <w:pPr>
         <w:pStyle w:val="Bibliography"/>
@@ -19524,7 +19691,7 @@
       <w:r>
         <w:t xml:space="preserve"> </w:t>
       </w:r>
-      <w:hyperlink r:id="rId133">
+      <w:hyperlink r:id="rId135">
         <w:r>
           <w:rPr>
             <w:rStyle w:val="Hyperlink"/>
@@ -19536,8 +19703,8 @@
         <w:t xml:space="preserve">.</w:t>
       </w:r>
     </w:p>
-    <w:bookmarkEnd w:id="134"/>
-    <w:bookmarkStart w:id="136" w:name="ref-Raue2009"/>
+    <w:bookmarkEnd w:id="136"/>
+    <w:bookmarkStart w:id="138" w:name="ref-Raue2009"/>
     <w:p>
       <w:pPr>
         <w:pStyle w:val="Bibliography"/>
@@ -19561,7 +19728,7 @@
       <w:r>
         <w:t xml:space="preserve"> </w:t>
       </w:r>
-      <w:hyperlink r:id="rId135">
+      <w:hyperlink r:id="rId137">
         <w:r>
           <w:rPr>
             <w:rStyle w:val="Hyperlink"/>
@@ -19573,8 +19740,8 @@
         <w:t xml:space="preserve">.</w:t>
       </w:r>
     </w:p>
-    <w:bookmarkEnd w:id="136"/>
-    <w:bookmarkStart w:id="137" w:name="ref-Rossman2000"/>
+    <w:bookmarkEnd w:id="138"/>
+    <w:bookmarkStart w:id="139" w:name="ref-Rossman2000"/>
     <w:p>
       <w:pPr>
         <w:pStyle w:val="Bibliography"/>
@@ -19610,8 +19777,8 @@
         <w:t xml:space="preserve">. Cincinnati, OH: U.S. Environmental Protection Agency.</w:t>
       </w:r>
     </w:p>
-    <w:bookmarkEnd w:id="137"/>
-    <w:bookmarkStart w:id="139" w:name="ref-Rossman1994"/>
+    <w:bookmarkEnd w:id="139"/>
+    <w:bookmarkStart w:id="141" w:name="ref-Rossman1994"/>
     <w:p>
       <w:pPr>
         <w:pStyle w:val="Bibliography"/>
@@ -19635,7 +19802,7 @@
       <w:r>
         <w:t xml:space="preserve"> </w:t>
       </w:r>
-      <w:hyperlink r:id="rId138">
+      <w:hyperlink r:id="rId140">
         <w:r>
           <w:rPr>
             <w:rStyle w:val="Hyperlink"/>
@@ -19647,8 +19814,8 @@
         <w:t xml:space="preserve">.</w:t>
       </w:r>
     </w:p>
-    <w:bookmarkEnd w:id="139"/>
-    <w:bookmarkStart w:id="140" w:name="ref-Rossman2020"/>
+    <w:bookmarkEnd w:id="141"/>
+    <w:bookmarkStart w:id="142" w:name="ref-Rossman2020"/>
     <w:p>
       <w:pPr>
         <w:pStyle w:val="Bibliography"/>
@@ -19684,8 +19851,8 @@
         <w:t xml:space="preserve">. Cincinnati, OH: U.S. Environmental Protection Agency.</w:t>
       </w:r>
     </w:p>
-    <w:bookmarkEnd w:id="140"/>
-    <w:bookmarkStart w:id="142" w:name="ref-Sobol1967"/>
+    <w:bookmarkEnd w:id="142"/>
+    <w:bookmarkStart w:id="144" w:name="ref-Sobol1967"/>
     <w:p>
       <w:pPr>
         <w:pStyle w:val="Bibliography"/>
@@ -19709,7 +19876,7 @@
       <w:r>
         <w:t xml:space="preserve"> </w:t>
       </w:r>
-      <w:hyperlink r:id="rId141">
+      <w:hyperlink r:id="rId143">
         <w:r>
           <w:rPr>
             <w:rStyle w:val="Hyperlink"/>
@@ -19721,8 +19888,8 @@
         <w:t xml:space="preserve">.</w:t>
       </w:r>
     </w:p>
-    <w:bookmarkEnd w:id="142"/>
-    <w:bookmarkStart w:id="144" w:name="ref-Stedinger2008"/>
+    <w:bookmarkEnd w:id="144"/>
+    <w:bookmarkStart w:id="146" w:name="ref-Stedinger2008"/>
     <w:p>
       <w:pPr>
         <w:pStyle w:val="Bibliography"/>
@@ -19752,7 +19919,7 @@
       <w:r>
         <w:t xml:space="preserve"> </w:t>
       </w:r>
-      <w:hyperlink r:id="rId143">
+      <w:hyperlink r:id="rId145">
         <w:r>
           <w:rPr>
             <w:rStyle w:val="Hyperlink"/>
@@ -19764,8 +19931,8 @@
         <w:t xml:space="preserve">.</w:t>
       </w:r>
     </w:p>
-    <w:bookmarkEnd w:id="144"/>
-    <w:bookmarkStart w:id="146" w:name="ref-Vasconcelos1997"/>
+    <w:bookmarkEnd w:id="146"/>
+    <w:bookmarkStart w:id="148" w:name="ref-Vasconcelos1997"/>
     <w:p>
       <w:pPr>
         <w:pStyle w:val="Bibliography"/>
@@ -19789,7 +19956,7 @@
       <w:r>
         <w:t xml:space="preserve"> </w:t>
       </w:r>
-      <w:hyperlink r:id="rId145">
+      <w:hyperlink r:id="rId147">
         <w:r>
           <w:rPr>
             <w:rStyle w:val="Hyperlink"/>
@@ -19801,8 +19968,47 @@
         <w:t xml:space="preserve">.</w:t>
       </w:r>
     </w:p>
-    <w:bookmarkEnd w:id="146"/>
-    <w:bookmarkStart w:id="148" w:name="ref-Wu2022BEAR"/>
+    <w:bookmarkEnd w:id="148"/>
+    <w:bookmarkStart w:id="150" w:name="ref-WNTRdocs"/>
+    <w:p>
+      <w:pPr>
+        <w:pStyle w:val="Bibliography"/>
+      </w:pPr>
+      <w:r>
+        <w:t xml:space="preserve">WNTR Development Team (2026)</w:t>
+      </w:r>
+      <w:r>
+        <w:t xml:space="preserve"> </w:t>
+      </w:r>
+      <w:r>
+        <w:t xml:space="preserve">WNTR</w:t>
+      </w:r>
+      <w:r>
+        <w:t xml:space="preserve"> </w:t>
+      </w:r>
+      <w:r>
+        <w:t xml:space="preserve">documentation: units. Available at:</w:t>
+      </w:r>
+      <w:r>
+        <w:t xml:space="preserve"> </w:t>
+      </w:r>
+      <w:hyperlink r:id="rId149">
+        <w:r>
+          <w:rPr>
+            <w:rStyle w:val="Hyperlink"/>
+          </w:rPr>
+          <w:t xml:space="preserve">https://usepa.github.io/WNTR/units.html</w:t>
+        </w:r>
+      </w:hyperlink>
+      <w:r>
+        <w:t xml:space="preserve"> </w:t>
+      </w:r>
+      <w:r>
+        <w:t xml:space="preserve">(Accessed: August 11, 2026).</w:t>
+      </w:r>
+    </w:p>
+    <w:bookmarkEnd w:id="150"/>
+    <w:bookmarkStart w:id="152" w:name="ref-Wu2022BEAR"/>
     <w:p>
       <w:pPr>
         <w:pStyle w:val="Bibliography"/>
@@ -19826,7 +20032,7 @@
       <w:r>
         <w:t xml:space="preserve"> </w:t>
       </w:r>
-      <w:hyperlink r:id="rId147">
+      <w:hyperlink r:id="rId151">
         <w:r>
           <w:rPr>
             <w:rStyle w:val="Hyperlink"/>
@@ -19838,10 +20044,10 @@
         <w:t xml:space="preserve">.</w:t>
       </w:r>
     </w:p>
-    <w:bookmarkEnd w:id="148"/>
-    <w:bookmarkEnd w:id="149"/>
-    <w:bookmarkEnd w:id="150"/>
-    <w:bookmarkStart w:id="160" w:name="appendices"/>
+    <w:bookmarkEnd w:id="152"/>
+    <w:bookmarkEnd w:id="153"/>
+    <w:bookmarkEnd w:id="154"/>
+    <w:bookmarkStart w:id="164" w:name="appendices"/>
     <w:p>
       <w:pPr>
         <w:pStyle w:val="Heading1"/>
@@ -19876,7 +20082,7 @@
         <w:t xml:space="preserve">Appendix I maps each section of the paper to the script that produced its numbers.</w:t>
       </w:r>
     </w:p>
-    <w:bookmarkStart w:id="151" w:name="Xb23e304d159119e7df644cc02d3033fc484721a"/>
+    <w:bookmarkStart w:id="155" w:name="Xb23e304d159119e7df644cc02d3033fc484721a"/>
     <w:p>
       <w:pPr>
         <w:pStyle w:val="Heading2"/>
@@ -20948,8 +21154,8 @@
         </w:tc>
       </w:tr>
     </w:tbl>
-    <w:bookmarkEnd w:id="151"/>
-    <w:bookmarkStart w:id="152" w:name="Xe02d61a32b764c6b297a8c29969b13a7581353f"/>
+    <w:bookmarkEnd w:id="155"/>
+    <w:bookmarkStart w:id="156" w:name="Xe02d61a32b764c6b297a8c29969b13a7581353f"/>
     <w:p>
       <w:pPr>
         <w:pStyle w:val="Heading2"/>
@@ -21930,8 +22136,8 @@
         <w:t xml:space="preserve">in Tables B1 and B2 pass either way.</w:t>
       </w:r>
     </w:p>
-    <w:bookmarkEnd w:id="152"/>
-    <w:bookmarkStart w:id="153" w:name="X27ef15b8fad7bb29a56bb09609875822f773d4e"/>
+    <w:bookmarkEnd w:id="156"/>
+    <w:bookmarkStart w:id="157" w:name="X27ef15b8fad7bb29a56bb09609875822f773d4e"/>
     <w:p>
       <w:pPr>
         <w:pStyle w:val="Heading2"/>
@@ -23393,8 +23599,8 @@
         </w:tc>
       </w:tr>
     </w:tbl>
-    <w:bookmarkEnd w:id="153"/>
-    <w:bookmarkStart w:id="154" w:name="appendix-d.-fisher-information-mechanics"/>
+    <w:bookmarkEnd w:id="157"/>
+    <w:bookmarkStart w:id="158" w:name="appendix-d.-fisher-information-mechanics"/>
     <w:p>
       <w:pPr>
         <w:pStyle w:val="Heading2"/>
@@ -25178,8 +25384,8 @@
         </w:tc>
       </w:tr>
     </w:tbl>
-    <w:bookmarkEnd w:id="154"/>
-    <w:bookmarkStart w:id="155" w:name="X1a3ae0efdf8b2c76c22382abba68415e1d80e1c"/>
+    <w:bookmarkEnd w:id="158"/>
+    <w:bookmarkStart w:id="159" w:name="X1a3ae0efdf8b2c76c22382abba68415e1d80e1c"/>
     <w:p>
       <w:pPr>
         <w:pStyle w:val="Heading2"/>
@@ -27526,8 +27732,8 @@
         </w:tc>
       </w:tr>
     </w:tbl>
-    <w:bookmarkEnd w:id="155"/>
-    <w:bookmarkStart w:id="156" w:name="Xc8c108fff9324274ec271495265452b9f890e51"/>
+    <w:bookmarkEnd w:id="159"/>
+    <w:bookmarkStart w:id="160" w:name="Xc8c108fff9324274ec271495265452b9f890e51"/>
     <w:p>
       <w:pPr>
         <w:pStyle w:val="Heading2"/>
@@ -31106,8 +31312,8 @@
         </w:tc>
       </w:tr>
     </w:tbl>
-    <w:bookmarkEnd w:id="156"/>
-    <w:bookmarkStart w:id="157" w:name="appendix-g.-risk-assessment-mechanics"/>
+    <w:bookmarkEnd w:id="160"/>
+    <w:bookmarkStart w:id="161" w:name="appendix-g.-risk-assessment-mechanics"/>
     <w:p>
       <w:pPr>
         <w:pStyle w:val="Heading2"/>
@@ -31850,8 +32056,8 @@
         </w:tc>
       </w:tr>
     </w:tbl>
-    <w:bookmarkEnd w:id="157"/>
-    <w:bookmarkStart w:id="158" w:name="Xc0b2899ea87b71e9f8a5d7e226fe2b64e1dc44b"/>
+    <w:bookmarkEnd w:id="161"/>
+    <w:bookmarkStart w:id="162" w:name="Xc0b2899ea87b71e9f8a5d7e226fe2b64e1dc44b"/>
     <w:p>
       <w:pPr>
         <w:pStyle w:val="Heading2"/>
@@ -39934,8 +40140,8 @@
         </w:tc>
       </w:tr>
     </w:tbl>
-    <w:bookmarkEnd w:id="158"/>
-    <w:bookmarkStart w:id="159" w:name="X514ef38f2df5d3fe48656593e9361161d514c31"/>
+    <w:bookmarkEnd w:id="162"/>
+    <w:bookmarkStart w:id="163" w:name="X514ef38f2df5d3fe48656593e9361161d514c31"/>
     <w:p>
       <w:pPr>
         <w:pStyle w:val="Heading2"/>
@@ -40849,8 +41055,8 @@
         </w:tc>
       </w:tr>
     </w:tbl>
-    <w:bookmarkEnd w:id="159"/>
-    <w:bookmarkEnd w:id="160"/>
+    <w:bookmarkEnd w:id="163"/>
+    <w:bookmarkEnd w:id="164"/>
     <w:sectPr>
       <w:pgSz w:h="16838" w:w="11906"/>
       <w:pgMar w:bottom="1417" w:footer="708" w:gutter="0" w:header="708" w:left="1417" w:right="1417" w:top="1417"/>

--- a/00-thesis/paper.docx
+++ b/00-thesis/paper.docx
@@ -14786,7 +14786,7 @@
       <w:r>
         <w:drawing>
           <wp:inline>
-            <wp:extent cx="5753100" cy="664713"/>
+            <wp:extent cx="5422231" cy="2009846"/>
             <wp:effectExtent b="0" l="0" r="0" t="0"/>
             <wp:docPr descr="Figure 4. Standardised effect of each error source. (A) Interval widening where an uncertainty source is represented in the model. (B) Displacement where a perturbation is imposed but not represented, in baseline posterior standard deviations. Columns aggregate differently, over 30 realisations, 25 fields, 24 bias arms and one paired draw, as the figure note defines." title="" id="72" name="Picture"/>
             <a:graphic>
@@ -14807,7 +14807,7 @@
                   <pic:spPr bwMode="auto">
                     <a:xfrm>
                       <a:off x="0" y="0"/>
-                      <a:ext cx="5753100" cy="664713"/>
+                      <a:ext cx="5422231" cy="2009846"/>
                     </a:xfrm>
                     <a:prstGeom prst="rect">
                       <a:avLst/>
@@ -16282,7 +16282,7 @@
       <w:r>
         <w:drawing>
           <wp:inline>
-            <wp:extent cx="5753100" cy="1462293"/>
+            <wp:extent cx="5681196" cy="2041930"/>
             <wp:effectExtent b="0" l="0" r="0" t="0"/>
             <wp:docPr descr="Figure 5. Symmetric and structured within-zone heterogeneity. Increments in (A) and (B) are in baseline posterior standard deviations. The displacement fraction f_j in (C) is raw, summarised by median and 5–95% range over 30 noise realisations, with the single control-adjusted reference realisation marked faintly." title="" id="78" name="Picture"/>
             <a:graphic>
@@ -16303,7 +16303,7 @@
                   <pic:spPr bwMode="auto">
                     <a:xfrm>
                       <a:off x="0" y="0"/>
-                      <a:ext cx="5753100" cy="1462293"/>
+                      <a:ext cx="5681196" cy="2041930"/>
                     </a:xfrm>
                     <a:prstGeom prst="rect">
                       <a:avLst/>
@@ -16692,7 +16692,7 @@
       <w:r>
         <w:drawing>
           <wp:inline>
-            <wp:extent cx="5753100" cy="2077667"/>
+            <wp:extent cx="5591819" cy="2470484"/>
             <wp:effectExtent b="0" l="0" r="0" t="0"/>
             <wp:docPr descr="Figure 6. Leave-one-zone-out parameter and prediction results. Left, median coefficient over 30 realisations against prior support, midpoint and truth; the bar is the median within-realisation posterior standard deviation at a Gaussian 90% width. Right, held-out RMSE against the 0.1 mg L-1 noise scale, bars showing the interquartile range." title="" id="85" name="Picture"/>
             <a:graphic>
@@ -16713,7 +16713,7 @@
                   <pic:spPr bwMode="auto">
                     <a:xfrm>
                       <a:off x="0" y="0"/>
-                      <a:ext cx="5753100" cy="2077667"/>
+                      <a:ext cx="5591819" cy="2470484"/>
                     </a:xfrm>
                     <a:prstGeom prst="rect">
                       <a:avLst/>
@@ -18037,7 +18037,7 @@
       <w:r>
         <w:drawing>
           <wp:inline>
-            <wp:extent cx="5720156" cy="2129016"/>
+            <wp:extent cx="5720156" cy="2126724"/>
             <wp:effectExtent b="0" l="0" r="0" t="0"/>
             <wp:docPr descr="Figure 7. Risk robustness is metric-specific. (A) Rank of the leading nodes under \bar{P} = E[D]/48 against cumulative deficit E[A]. (B) Top-six overlap with the reference ranking under three selected perturbations, each over 30 noise realisations, both metrics. (C) Expected duration against deficit for all 92 junctions." title="" id="92" name="Picture"/>
             <a:graphic>
@@ -18058,7 +18058,7 @@
                   <pic:spPr bwMode="auto">
                     <a:xfrm>
                       <a:off x="0" y="0"/>
-                      <a:ext cx="5720156" cy="2129016"/>
+                      <a:ext cx="5720156" cy="2126724"/>
                     </a:xfrm>
                     <a:prstGeom prst="rect">
                       <a:avLst/>

--- a/00-thesis/paper.docx
+++ b/00-thesis/paper.docx
@@ -11873,31 +11873,19 @@
         <w:t xml:space="preserve"> </w:t>
       </w:r>
       <w:r>
-        <w:t xml:space="preserve">old zone. The broad zonal pattern follows the imposed reactivity contrast, but concentration is</w:t>
-      </w:r>
-      <w:r>
-        <w:t xml:space="preserve"> </w:t>
-      </w:r>
-      <w:r>
-        <w:t xml:space="preserve">not ordered by wall-decay coefficient alone: node 231 in the average zone sits below node 145 in</w:t>
-      </w:r>
-      <w:r>
-        <w:t xml:space="preserve"> </w:t>
-      </w:r>
-      <w:r>
-        <w:t xml:space="preserve">the old zone, because hydraulic residence and network position also strongly modulate the</w:t>
-      </w:r>
-      <w:r>
-        <w:t xml:space="preserve"> </w:t>
-      </w:r>
-      <w:r>
-        <w:t xml:space="preserve">accumulated decay. In the deterministic noise-free reference trajectory, 21 of the 92 junctions</w:t>
-      </w:r>
-      <w:r>
-        <w:t xml:space="preserve"> </w:t>
-      </w:r>
-      <w:r>
-        <w:t xml:space="preserve">cross below the 0.2 mg L</w:t>
+        <w:t xml:space="preserve">old zone. The broad zonal pattern follows the imposed reactivity contrast, but the coefficient does not</w:t>
+      </w:r>
+      <w:r>
+        <w:t xml:space="preserve"> </w:t>
+      </w:r>
+      <w:r>
+        <w:t xml:space="preserve">set the level on its own. The two average-zone monitors differ by nearly a factor of two, and</w:t>
+      </w:r>
+      <w:r>
+        <w:t xml:space="preserve"> </w:t>
+      </w:r>
+      <w:r>
+        <w:t xml:space="preserve">node 231 sits only 0.019 mg L</w:t>
       </w:r>
       <w:r>
         <w:rPr>
@@ -11909,13 +11897,37 @@
         <w:t xml:space="preserve"> </w:t>
       </w:r>
       <w:r>
-        <w:t xml:space="preserve">operational threshold at least once during the window; this is a</w:t>
-      </w:r>
-      <w:r>
-        <w:t xml:space="preserve"> </w:t>
-      </w:r>
-      <w:r>
-        <w:t xml:space="preserve">property of the truth and is not the ensemble-weighted breach count reported in Section 3.6.</w:t>
+        <w:t xml:space="preserve">above the highest old-zone monitor, because hydraulic residence</w:t>
+      </w:r>
+      <w:r>
+        <w:t xml:space="preserve"> </w:t>
+      </w:r>
+      <w:r>
+        <w:t xml:space="preserve">and network position also modulate the accumulated decay. In the deterministic noise-free reference trajectory, 21 of the 92 junctions cross below the</w:t>
+      </w:r>
+      <w:r>
+        <w:t xml:space="preserve"> </w:t>
+      </w:r>
+      <w:r>
+        <w:t xml:space="preserve">0.2 mg L</w:t>
+      </w:r>
+      <w:r>
+        <w:rPr>
+          <w:vertAlign w:val="superscript"/>
+        </w:rPr>
+        <w:t xml:space="preserve">-1</w:t>
+      </w:r>
+      <w:r>
+        <w:t xml:space="preserve"> </w:t>
+      </w:r>
+      <w:r>
+        <w:t xml:space="preserve">threshold at least once in the window. That is a property of the truth, not the</w:t>
+      </w:r>
+      <w:r>
+        <w:t xml:space="preserve"> </w:t>
+      </w:r>
+      <w:r>
+        <w:t xml:space="preserve">ensemble-weighted breach count of Section 3.6.</w:t>
       </w:r>
     </w:p>
     <w:bookmarkEnd w:id="52"/>

--- a/00-thesis/paper.docx
+++ b/00-thesis/paper.docx
@@ -11879,13 +11879,13 @@
         <w:t xml:space="preserve"> </w:t>
       </w:r>
       <w:r>
-        <w:t xml:space="preserve">set the level on its own. The two average-zone monitors differ by nearly a factor of two, and</w:t>
-      </w:r>
-      <w:r>
-        <w:t xml:space="preserve"> </w:t>
-      </w:r>
-      <w:r>
-        <w:t xml:space="preserve">node 231 sits only 0.019 mg L</w:t>
+        <w:t xml:space="preserve">set the level on its own. The two average-zone monitors differ by nearly a factor of two, and node 231 clears the highest</w:t>
+      </w:r>
+      <w:r>
+        <w:t xml:space="preserve"> </w:t>
+      </w:r>
+      <w:r>
+        <w:t xml:space="preserve">old-zone monitor by only 0.019 mg L</w:t>
       </w:r>
       <w:r>
         <w:rPr>
@@ -11894,16 +11894,13 @@
         <w:t xml:space="preserve">-1</w:t>
       </w:r>
       <w:r>
-        <w:t xml:space="preserve"> </w:t>
-      </w:r>
-      <w:r>
-        <w:t xml:space="preserve">above the highest old-zone monitor, because hydraulic residence</w:t>
-      </w:r>
-      <w:r>
-        <w:t xml:space="preserve"> </w:t>
-      </w:r>
-      <w:r>
-        <w:t xml:space="preserve">and network position also modulate the accumulated decay. In the deterministic noise-free reference trajectory, 21 of the 92 junctions cross below the</w:t>
+        <w:t xml:space="preserve">, because residence time and network position also</w:t>
+      </w:r>
+      <w:r>
+        <w:t xml:space="preserve"> </w:t>
+      </w:r>
+      <w:r>
+        <w:t xml:space="preserve">modulate the accumulated decay. In the deterministic noise-free reference trajectory, 21 of the 92 junctions cross below the</w:t>
       </w:r>
       <w:r>
         <w:t xml:space="preserve"> </w:t>

--- a/00-thesis/paper.docx
+++ b/00-thesis/paper.docx
@@ -3112,19 +3112,13 @@
         </m:r>
       </m:oMath>
       <w:r>
-        <w:t xml:space="preserve">. Wall-reaction behaviour</w:t>
-      </w:r>
-      <w:r>
-        <w:t xml:space="preserve"> </w:t>
-      </w:r>
-      <w:r>
-        <w:t xml:space="preserve">was checked for the expected sign, for monotonic response, and against the limiting case without</w:t>
-      </w:r>
-      <w:r>
-        <w:t xml:space="preserve"> </w:t>
-      </w:r>
-      <w:r>
-        <w:t xml:space="preserve">mass-transfer resistance. A unit-equivalence test confirmed that the</w:t>
+        <w:t xml:space="preserve">. Wall-reaction behaviour was checked for the expected sign, for monotonic response, and against</w:t>
+      </w:r>
+      <w:r>
+        <w:t xml:space="preserve"> </w:t>
+      </w:r>
+      <w:r>
+        <w:t xml:space="preserve">the limiting case without mass transfer. A unit-equivalence test confirmed that the</w:t>
       </w:r>
       <w:r>
         <w:t xml:space="preserve"> </w:t>
@@ -11873,19 +11867,13 @@
         <w:t xml:space="preserve"> </w:t>
       </w:r>
       <w:r>
-        <w:t xml:space="preserve">old zone. The broad zonal pattern follows the imposed reactivity contrast, but the coefficient does not</w:t>
-      </w:r>
-      <w:r>
-        <w:t xml:space="preserve"> </w:t>
-      </w:r>
-      <w:r>
-        <w:t xml:space="preserve">set the level on its own. The two average-zone monitors differ by nearly a factor of two, and node 231 clears the highest</w:t>
-      </w:r>
-      <w:r>
-        <w:t xml:space="preserve"> </w:t>
-      </w:r>
-      <w:r>
-        <w:t xml:space="preserve">old-zone monitor by only 0.019 mg L</w:t>
+        <w:t xml:space="preserve">old zone. The zonal pattern follows the imposed reactivity contrast, but the coefficient does not set the</w:t>
+      </w:r>
+      <w:r>
+        <w:t xml:space="preserve"> </w:t>
+      </w:r>
+      <w:r>
+        <w:t xml:space="preserve">level on its own. The two average-zone monitors differ by nearly a factor of two, and node 231 clears the highest old-zone monitor by only 0.019 mg L</w:t>
       </w:r>
       <w:r>
         <w:rPr>
@@ -11894,19 +11882,13 @@
         <w:t xml:space="preserve">-1</w:t>
       </w:r>
       <w:r>
-        <w:t xml:space="preserve">, because residence time and network position also</w:t>
-      </w:r>
-      <w:r>
-        <w:t xml:space="preserve"> </w:t>
-      </w:r>
-      <w:r>
-        <w:t xml:space="preserve">modulate the accumulated decay. In the deterministic noise-free reference trajectory, 21 of the 92 junctions cross below the</w:t>
-      </w:r>
-      <w:r>
-        <w:t xml:space="preserve"> </w:t>
-      </w:r>
-      <w:r>
-        <w:t xml:space="preserve">0.2 mg L</w:t>
+        <w:t xml:space="preserve">, because residence time</w:t>
+      </w:r>
+      <w:r>
+        <w:t xml:space="preserve"> </w:t>
+      </w:r>
+      <w:r>
+        <w:t xml:space="preserve">and position also modulate the accumulated decay. In the noise-free reference trajectory, 21 of the 92 junctions cross below the 0.2 mg L</w:t>
       </w:r>
       <w:r>
         <w:rPr>

--- a/00-thesis/paper.docx
+++ b/00-thesis/paper.docx
@@ -11787,7 +11787,7 @@
         <w:t xml:space="preserve"> </w:t>
       </w:r>
       <w:r>
-        <w:t xml:space="preserve">Sections 3.3 and 3.4 perturb that field or its observation model explicitly. Under the imposed</w:t>
+        <w:t xml:space="preserve">Sections 3.3 and 3.4 perturb that field or its observation model. Under the imposed</w:t>
       </w:r>
       <w:r>
         <w:t xml:space="preserve"> </w:t>

--- a/00-thesis/paper.docx
+++ b/00-thesis/paper.docx
@@ -11867,7 +11867,7 @@
         <w:t xml:space="preserve"> </w:t>
       </w:r>
       <w:r>
-        <w:t xml:space="preserve">old zone. The zonal pattern follows the imposed reactivity contrast, but the coefficient does not set the</w:t>
+        <w:t xml:space="preserve">old zone. The zonal pattern follows the imposed reactivity contrast, but it does not set the</w:t>
       </w:r>
       <w:r>
         <w:t xml:space="preserve"> </w:t>

--- a/00-thesis/paper.docx
+++ b/00-thesis/paper.docx
@@ -11900,7 +11900,7 @@
         <w:t xml:space="preserve"> </w:t>
       </w:r>
       <w:r>
-        <w:t xml:space="preserve">threshold at least once in the window. That is a property of the truth, not the</w:t>
+        <w:t xml:space="preserve">threshold at least once in the window, a property of the truth and not the</w:t>
       </w:r>
       <w:r>
         <w:t xml:space="preserve"> </w:t>

--- a/00-thesis/paper.docx
+++ b/00-thesis/paper.docx
@@ -202,13 +202,13 @@
         <w:t xml:space="preserve"> </w:t>
       </w:r>
       <w:r>
-        <w:t xml:space="preserve">so the difference is produced by the weighting alone. Treating bulk decay and monitor offsets as</w:t>
-      </w:r>
-      <w:r>
-        <w:t xml:space="preserve"> </w:t>
-      </w:r>
-      <w:r>
-        <w:t xml:space="preserve">jointly unknown withdrew practical identifiability from the average and new coefficients.</w:t>
+        <w:t xml:space="preserve">so the difference is produced by the weighting alone. The average and new coefficients no longer met the study identifiability criterion once bulk</w:t>
+      </w:r>
+      <w:r>
+        <w:t xml:space="preserve"> </w:t>
+      </w:r>
+      <w:r>
+        <w:t xml:space="preserve">decay and monitor offsets were treated as jointly unknown.</w:t>
       </w:r>
       <w:r>
         <w:t xml:space="preserve"> </w:t>
@@ -232,13 +232,13 @@
         <w:t xml:space="preserve"> </w:t>
       </w:r>
       <w:r>
-        <w:t xml:space="preserve">standard deviations, while the best achievable aggregate residual never exceeded the realised</w:t>
-      </w:r>
-      <w:r>
-        <w:t xml:space="preserve"> </w:t>
-      </w:r>
-      <w:r>
-        <w:t xml:space="preserve">observation-noise RMSE by more than 6.2%. Yet when the old or average zone was withheld its</w:t>
+        <w:t xml:space="preserve">standard deviations, while the minimum candidate-library RMSE never exceeded the realised observation-noise RMSE by</w:t>
+      </w:r>
+      <w:r>
+        <w:t xml:space="preserve"> </w:t>
+      </w:r>
+      <w:r>
+        <w:t xml:space="preserve">more than 6.2%. Yet when the old or average zone was withheld its</w:t>
       </w:r>
       <w:r>
         <w:t xml:space="preserve"> </w:t>
@@ -282,13 +282,13 @@
         <w:pStyle w:val="BodyText"/>
       </w:pPr>
       <w:r>
-        <w:t xml:space="preserve">Parameter identification, predictive adequacy and decision stability therefore require separate</w:t>
-      </w:r>
-      <w:r>
-        <w:t xml:space="preserve"> </w:t>
-      </w:r>
-      <w:r>
-        <w:t xml:space="preserve">validation. All conclusions are bounded by a synthetic known-truth design with internal hold-out</w:t>
+        <w:t xml:space="preserve">Parameter identification, predictive adequacy and decision stability should be assessed</w:t>
+      </w:r>
+      <w:r>
+        <w:t xml:space="preserve"> </w:t>
+      </w:r>
+      <w:r>
+        <w:t xml:space="preserve">separately. All conclusions are bounded by a synthetic known-truth design with internal hold-out</w:t>
       </w:r>
       <w:r>
         <w:t xml:space="preserve"> </w:t>
@@ -526,13 +526,13 @@
         <w:t xml:space="preserve">, 2014)</w:t>
       </w:r>
       <w:r>
-        <w:t xml:space="preserve">. Those groups are usually fitted by global search, with genetic and</w:t>
-      </w:r>
-      <w:r>
-        <w:t xml:space="preserve"> </w:t>
-      </w:r>
-      <w:r>
-        <w:t xml:space="preserve">particle-swarm algorithms minimising concentration misfit</w:t>
+        <w:t xml:space="preserve">. Grouped coefficients have been calibrated by global optimisation heuristics, genetic and</w:t>
+      </w:r>
+      <w:r>
+        <w:t xml:space="preserve"> </w:t>
+      </w:r>
+      <w:r>
+        <w:t xml:space="preserve">particle-swarm among them</w:t>
       </w:r>
       <w:r>
         <w:t xml:space="preserve"> </w:t>
@@ -567,13 +567,13 @@
         <w:t xml:space="preserve">, 2023)</w:t>
       </w:r>
       <w:r>
-        <w:t xml:space="preserve">, which returns a point estimate rather than a statement about how</w:t>
-      </w:r>
-      <w:r>
-        <w:t xml:space="preserve"> </w:t>
-      </w:r>
-      <w:r>
-        <w:t xml:space="preserve">well the data constrain it.</w:t>
+        <w:t xml:space="preserve">, Such calibrations target best-fitting values but do not themselves quantify how strongly the data</w:t>
+      </w:r>
+      <w:r>
+        <w:t xml:space="preserve"> </w:t>
+      </w:r>
+      <w:r>
+        <w:t xml:space="preserve">identify them.</w:t>
       </w:r>
     </w:p>
     <w:p>
@@ -623,31 +623,46 @@
         <w:pStyle w:val="FirstParagraph"/>
       </w:pPr>
       <w:r>
-        <w:t xml:space="preserve">Several uncertainty sources act on such a problem. Measurement noise and temporal dependence</w:t>
-      </w:r>
-      <w:r>
-        <w:t xml:space="preserve"> </w:t>
-      </w:r>
-      <w:r>
-        <w:t xml:space="preserve">reduce the effective information in monitored series, and readings at a reporting boundary are</w:t>
-      </w:r>
-      <w:r>
-        <w:t xml:space="preserve"> </w:t>
-      </w:r>
-      <w:r>
-        <w:t xml:space="preserve">censored rather than exact. Systematic offsets or drift bias the inferred parameters while remaining hard to diagnose from</w:t>
-      </w:r>
-      <w:r>
-        <w:t xml:space="preserve"> </w:t>
-      </w:r>
-      <w:r>
-        <w:t xml:space="preserve">fit quality, and online free-chlorine sensors degrade in exactly that way</w:t>
-      </w:r>
-      <w:r>
-        <w:t xml:space="preserve"> </w:t>
-      </w:r>
-      <w:r>
-        <w:t xml:space="preserve">(Hutton</w:t>
+        <w:t xml:space="preserve">Several uncertainty sources act on such a problem. Measurement noise and temporal dependence reduce the effective information in monitored series,</w:t>
+      </w:r>
+      <w:r>
+        <w:t xml:space="preserve"> </w:t>
+      </w:r>
+      <w:r>
+        <w:t xml:space="preserve">and readings at a reporting boundary are censored, not exact. Systematic offsets or drift bias the inferred parameters while remaining hard to diagnose from</w:t>
+      </w:r>
+      <w:r>
+        <w:t xml:space="preserve"> </w:t>
+      </w:r>
+      <w:r>
+        <w:t xml:space="preserve">fit quality, and online free-chlorine sensors degrade that way</w:t>
+      </w:r>
+      <w:r>
+        <w:t xml:space="preserve"> </w:t>
+      </w:r>
+      <w:r>
+        <w:t xml:space="preserve">(Aisopou &amp; Stoianov, 2024)</w:t>
+      </w:r>
+      <w:r>
+        <w:t xml:space="preserve">. Bulk decay is often characterised separately and held fixed during wall-decay calibration, so an</w:t>
+      </w:r>
+      <w:r>
+        <w:t xml:space="preserve"> </w:t>
+      </w:r>
+      <w:r>
+        <w:t xml:space="preserve">error in it is absorbed by the wall coefficients, and grouping is an approximation where wall</w:t>
+      </w:r>
+      <w:r>
+        <w:t xml:space="preserve"> </w:t>
+      </w:r>
+      <w:r>
+        <w:t xml:space="preserve">reactivity varies</w:t>
+      </w:r>
+      <w:r>
+        <w:t xml:space="preserve"> </w:t>
+      </w:r>
+      <w:r>
+        <w:t xml:space="preserve">(Powell</w:t>
       </w:r>
       <w:r>
         <w:t xml:space="preserve"> </w:t>
@@ -660,28 +675,7 @@
         <w:t xml:space="preserve">et al.</w:t>
       </w:r>
       <w:r>
-        <w:t xml:space="preserve">, 2014; Aisopou &amp; Stoianov, 2024)</w:t>
-      </w:r>
-      <w:r>
-        <w:t xml:space="preserve">. Bulk decay is often characterised separately and held fixed during wall-decay calibration, so an</w:t>
-      </w:r>
-      <w:r>
-        <w:t xml:space="preserve"> </w:t>
-      </w:r>
-      <w:r>
-        <w:t xml:space="preserve">error in it is absorbed by the wall coefficients, and grouping is an approximation where wall</w:t>
-      </w:r>
-      <w:r>
-        <w:t xml:space="preserve"> </w:t>
-      </w:r>
-      <w:r>
-        <w:t xml:space="preserve">reactivity varies between pipes</w:t>
-      </w:r>
-      <w:r>
-        <w:t xml:space="preserve"> </w:t>
-      </w:r>
-      <w:r>
-        <w:t xml:space="preserve">(Powell</w:t>
+        <w:t xml:space="preserve">, 2000; Hallam</w:t>
       </w:r>
       <w:r>
         <w:t xml:space="preserve"> </w:t>
@@ -694,7 +688,7 @@
         <w:t xml:space="preserve">et al.</w:t>
       </w:r>
       <w:r>
-        <w:t xml:space="preserve">, 2000; Hallam</w:t>
+        <w:t xml:space="preserve">, 2002; Nejjari</w:t>
       </w:r>
       <w:r>
         <w:t xml:space="preserve"> </w:t>
@@ -707,7 +701,30 @@
         <w:t xml:space="preserve">et al.</w:t>
       </w:r>
       <w:r>
-        <w:t xml:space="preserve">, 2002; Nejjari</w:t>
+        <w:t xml:space="preserve">, 2014)</w:t>
+      </w:r>
+      <w:r>
+        <w:t xml:space="preserve">. A close fit therefore does not establish that the coefficients represent the underlying reaction</w:t>
+      </w:r>
+      <w:r>
+        <w:t xml:space="preserve"> </w:t>
+      </w:r>
+      <w:r>
+        <w:t xml:space="preserve">process.</w:t>
+      </w:r>
+    </w:p>
+    <w:p>
+      <w:pPr>
+        <w:pStyle w:val="BodyText"/>
+      </w:pPr>
+      <w:r>
+        <w:t xml:space="preserve">Uncertainty here has been addressed through real-time data assimilation</w:t>
+      </w:r>
+      <w:r>
+        <w:t xml:space="preserve"> </w:t>
+      </w:r>
+      <w:r>
+        <w:t xml:space="preserve">(Hutton</w:t>
       </w:r>
       <w:r>
         <w:t xml:space="preserve"> </w:t>
@@ -723,33 +740,19 @@
         <w:t xml:space="preserve">, 2014)</w:t>
       </w:r>
       <w:r>
-        <w:t xml:space="preserve">. A close fit therefore does not establish that the inferred coefficients represent the underlying</w:t>
-      </w:r>
-      <w:r>
-        <w:t xml:space="preserve"> </w:t>
-      </w:r>
-      <w:r>
-        <w:t xml:space="preserve">reaction process.</w:t>
-      </w:r>
-    </w:p>
-    <w:p>
-      <w:pPr>
-        <w:pStyle w:val="BodyText"/>
-      </w:pPr>
-      <w:r>
-        <w:t xml:space="preserve">Uncertainty here has been approached by assimilating observations in real time, updating states</w:t>
-      </w:r>
-      <w:r>
-        <w:t xml:space="preserve"> </w:t>
-      </w:r>
-      <w:r>
-        <w:t xml:space="preserve">and parameters together</w:t>
-      </w:r>
-      <w:r>
-        <w:t xml:space="preserve"> </w:t>
-      </w:r>
-      <w:r>
-        <w:t xml:space="preserve">(Hutton</w:t>
+        <w:t xml:space="preserve">, including joint state and parameter estimation by ensemble Kalman</w:t>
+      </w:r>
+      <w:r>
+        <w:t xml:space="preserve"> </w:t>
+      </w:r>
+      <w:r>
+        <w:t xml:space="preserve">filtering</w:t>
+      </w:r>
+      <w:r>
+        <w:t xml:space="preserve"> </w:t>
+      </w:r>
+      <w:r>
+        <w:t xml:space="preserve">(Rajakumar</w:t>
       </w:r>
       <w:r>
         <w:t xml:space="preserve"> </w:t>
@@ -762,29 +765,10 @@
         <w:t xml:space="preserve">et al.</w:t>
       </w:r>
       <w:r>
-        <w:t xml:space="preserve">, 2014; Rajakumar</w:t>
-      </w:r>
-      <w:r>
-        <w:t xml:space="preserve"> </w:t>
-      </w:r>
-      <w:r>
-        <w:rPr>
-          <w:i/>
-          <w:iCs/>
-        </w:rPr>
-        <w:t xml:space="preserve">et al.</w:t>
-      </w:r>
-      <w:r>
         <w:t xml:space="preserve">, 2019)</w:t>
       </w:r>
       <w:r>
-        <w:t xml:space="preserve">, by treating</w:t>
-      </w:r>
-      <w:r>
-        <w:t xml:space="preserve"> </w:t>
-      </w:r>
-      <w:r>
-        <w:t xml:space="preserve">input error explicitly in water-quality calibration</w:t>
+        <w:t xml:space="preserve">, through explicit input error</w:t>
       </w:r>
       <w:r>
         <w:t xml:space="preserve"> </w:t>
@@ -793,13 +777,13 @@
         <w:t xml:space="preserve">(Wu, Marshall &amp; Sharma, 2022)</w:t>
       </w:r>
       <w:r>
-        <w:t xml:space="preserve">, and by formal Bayesian</w:t>
-      </w:r>
-      <w:r>
-        <w:t xml:space="preserve"> </w:t>
-      </w:r>
-      <w:r>
-        <w:t xml:space="preserve">inference on disinfectant decay parameters</w:t>
+        <w:t xml:space="preserve">, and through formal</w:t>
+      </w:r>
+      <w:r>
+        <w:t xml:space="preserve"> </w:t>
+      </w:r>
+      <w:r>
+        <w:t xml:space="preserve">Bayesian inference on disinfectant decay</w:t>
       </w:r>
       <w:r>
         <w:t xml:space="preserve"> </w:t>
@@ -2567,13 +2551,13 @@
         <w:t xml:space="preserve"> </w:t>
       </w:r>
       <w:r>
-        <w:t xml:space="preserve">Definitions, tolerances and per-cycle values are in Appendix A; what the unmet diagnostics bound</w:t>
-      </w:r>
-      <w:r>
-        <w:t xml:space="preserve"> </w:t>
-      </w:r>
-      <w:r>
-        <w:t xml:space="preserve">is reported in Section 3.1.2.</w:t>
+        <w:t xml:space="preserve">Definitions, tolerances and per-cycle values are in Appendix A, and Section 3.1.2 reports what</w:t>
+      </w:r>
+      <w:r>
+        <w:t xml:space="preserve"> </w:t>
+      </w:r>
+      <w:r>
+        <w:t xml:space="preserve">the unmet diagnostics bound.</w:t>
       </w:r>
     </w:p>
     <w:bookmarkEnd w:id="20"/>
@@ -3012,7 +2996,7 @@
         <w:t xml:space="preserve"> </w:t>
       </w:r>
       <w:r>
-        <w:t xml:space="preserve">implementations are the same numerical experiment.</w:t>
+        <w:t xml:space="preserve">implementations are one numerical experiment.</w:t>
       </w:r>
     </w:p>
     <w:p>
@@ -11873,7 +11857,13 @@
         <w:t xml:space="preserve"> </w:t>
       </w:r>
       <w:r>
-        <w:t xml:space="preserve">level on its own. The two average-zone monitors differ by nearly a factor of two, and node 231 clears the highest old-zone monitor by only 0.019 mg L</w:t>
+        <w:t xml:space="preserve">level on its own. The two average-zone monitors differ by nearly a factor of two, and node 231 clears the highest</w:t>
+      </w:r>
+      <w:r>
+        <w:t xml:space="preserve"> </w:t>
+      </w:r>
+      <w:r>
+        <w:t xml:space="preserve">old-zone monitor by only 0.019 mg L</w:t>
       </w:r>
       <w:r>
         <w:rPr>
@@ -11882,13 +11872,13 @@
         <w:t xml:space="preserve">-1</w:t>
       </w:r>
       <w:r>
-        <w:t xml:space="preserve">, because residence time</w:t>
-      </w:r>
-      <w:r>
-        <w:t xml:space="preserve"> </w:t>
-      </w:r>
-      <w:r>
-        <w:t xml:space="preserve">and position also modulate the accumulated decay. In the noise-free reference trajectory, 21 of the 92 junctions cross below the 0.2 mg L</w:t>
+        <w:t xml:space="preserve">, because residence time and position also modulate the</w:t>
+      </w:r>
+      <w:r>
+        <w:t xml:space="preserve"> </w:t>
+      </w:r>
+      <w:r>
+        <w:t xml:space="preserve">decay. In the noise-free reference trajectory, 21 of the 92 junctions cross below the 0.2 mg L</w:t>
       </w:r>
       <w:r>
         <w:rPr>
@@ -13971,7 +13961,7 @@
         <w:t xml:space="preserve"> </w:t>
       </w:r>
       <w:r>
-        <w:t xml:space="preserve">contraction from a prior no longer centred on the truth. The informal comparator recovered</w:t>
+        <w:t xml:space="preserve">contraction despite the deliberately truth-displaced prior. The informal comparator recovered</w:t>
       </w:r>
       <w:r>
         <w:t xml:space="preserve"> </w:t>
@@ -14462,13 +14452,13 @@
         <w:t xml:space="preserve"> </w:t>
       </w:r>
       <w:r>
-        <w:t xml:space="preserve">standard deviation. Correlation at this</w:t>
-      </w:r>
-      <w:r>
-        <w:t xml:space="preserve"> </w:t>
-      </w:r>
-      <w:r>
-        <w:t xml:space="preserve">strength inflates uncertainty without removing information. The field-relevant case is the</w:t>
+        <w:t xml:space="preserve">standard deviation. At this strength correlation reduces precision without removing identifiability under the study</w:t>
+      </w:r>
+      <w:r>
+        <w:t xml:space="preserve"> </w:t>
+      </w:r>
+      <w:r>
+        <w:t xml:space="preserve">criterion. The field-relevant case is the</w:t>
       </w:r>
       <w:r>
         <w:t xml:space="preserve"> </w:t>
@@ -14534,7 +14524,7 @@
         <w:t xml:space="preserve"> </w:t>
       </w:r>
       <w:r>
-        <w:t xml:space="preserve">coefficients rather than represented. The response is asymmetric in sign, because a downward bias pushes more readings onto the censoring floor. The same offsets applied negatively gave 2.59 and 3.82.</w:t>
+        <w:t xml:space="preserve">coefficients rather than represented. The sign asymmetry is consistent with a downward bias pushing more readings onto the floor. The same offsets applied negatively gave 2.59 and 3.82.</w:t>
       </w:r>
     </w:p>
     <w:p>
@@ -14577,7 +14567,7 @@
         <w:pStyle w:val="BodyText"/>
       </w:pPr>
       <w:r>
-        <w:t xml:space="preserve">Drift is governed by its mean, not its endpoint. A ramp reaching a given offset by the end of the window displaced the estimate by 0.89 to 0.99</w:t>
+        <w:t xml:space="preserve">In the tested ramps drift tracked the mean offset far more closely than the endpoint. A ramp reaching a given offset by the end of the window displaced the estimate by 0.89 to 0.99</w:t>
       </w:r>
       <w:r>
         <w:t xml:space="preserve"> </w:t>
@@ -15973,13 +15963,13 @@
         <w:pStyle w:val="BodyText"/>
       </w:pPr>
       <w:r>
-        <w:t xml:space="preserve">Fit quality gives no warning: the grid-based residual rises from its homogeneous resolution</w:t>
-      </w:r>
-      <w:r>
-        <w:t xml:space="preserve"> </w:t>
-      </w:r>
-      <w:r>
-        <w:t xml:space="preserve">floor of 0.0055 mg L</w:t>
+        <w:t xml:space="preserve">Aggregate fit quality gave little warning here. The grid-based residual rises from its</w:t>
+      </w:r>
+      <w:r>
+        <w:t xml:space="preserve"> </w:t>
+      </w:r>
+      <w:r>
+        <w:t xml:space="preserve">homogeneous resolution floor of 0.0055 mg L</w:t>
       </w:r>
       <w:r>
         <w:rPr>
@@ -15991,13 +15981,13 @@
         <w:t xml:space="preserve"> </w:t>
       </w:r>
       <w:r>
-        <w:t xml:space="preserve">to 0.0068, leaving only 0.0013 attributable to the imposed</w:t>
-      </w:r>
-      <w:r>
-        <w:t xml:space="preserve"> </w:t>
-      </w:r>
-      <w:r>
-        <w:t xml:space="preserve">heterogeneity, and the best achievable fit stays at the noise floor. Nor would one field have sufficed. The realisation examined first gave an old-zone increment of −0.032 m day</w:t>
+        <w:t xml:space="preserve">to 0.0068, leaving 0.0013 attributable to the</w:t>
+      </w:r>
+      <w:r>
+        <w:t xml:space="preserve"> </w:t>
+      </w:r>
+      <w:r>
+        <w:t xml:space="preserve">imposed heterogeneity, and the best fit stays at the noise floor. Nor would one field have sufficed. The realisation examined first gave an old-zone increment of −0.032 m day</w:t>
       </w:r>
       <w:r>
         <w:rPr>
@@ -16580,13 +16570,13 @@
         <w:t xml:space="preserve"> </w:t>
       </w:r>
       <w:r>
-        <w:t xml:space="preserve">this model-matched design, and the same caution applies to the nominally well-calibrated coverage</w:t>
-      </w:r>
-      <w:r>
-        <w:t xml:space="preserve"> </w:t>
-      </w:r>
-      <w:r>
-        <w:t xml:space="preserve">of the held-out monitor designs. Cross-coefficient compensation was small, the largest shift in a</w:t>
+        <w:t xml:space="preserve">this model-matched design, and the same caution applies to the apparently near-nominal coverage of the held-out monitor</w:t>
+      </w:r>
+      <w:r>
+        <w:t xml:space="preserve"> </w:t>
+      </w:r>
+      <w:r>
+        <w:t xml:space="preserve">designs. Cross-coefficient compensation was small, the largest shift in a</w:t>
       </w:r>
       <w:r>
         <w:t xml:space="preserve"> </w:t>
@@ -17731,7 +17721,7 @@
         <w:t xml:space="preserve"> </w:t>
       </w:r>
       <w:r>
-        <w:t xml:space="preserve">0.9993. On that evidence the risk map looks robust.</w:t>
+        <w:t xml:space="preserve">0.9993. On that evidence the whole-network ranking appears stable.</w:t>
       </w:r>
     </w:p>
     <w:p>

--- a/00-thesis/paper.docx
+++ b/00-thesis/paper.docx
@@ -18961,17 +18961,301 @@
       </w:r>
     </w:p>
     <w:bookmarkEnd w:id="102"/>
-    <w:bookmarkStart w:id="154" w:name="references"/>
+    <w:bookmarkStart w:id="103" w:name="acknowledgements"/>
     <w:p>
       <w:pPr>
         <w:pStyle w:val="Heading1"/>
       </w:pPr>
       <w:r>
+        <w:t xml:space="preserve">Acknowledgements</w:t>
+      </w:r>
+    </w:p>
+    <w:p>
+      <w:pPr>
+        <w:pStyle w:val="FirstParagraph"/>
+      </w:pPr>
+      <w:r>
+        <w:t xml:space="preserve">The author thanks the supervisory team for guidance throughout the project. The EPANET Net3</w:t>
+      </w:r>
+      <w:r>
+        <w:t xml:space="preserve"> </w:t>
+      </w:r>
+      <w:r>
+        <w:t xml:space="preserve">example network is distributed with EPANET; all simulations were run through WNTR.</w:t>
+      </w:r>
+    </w:p>
+    <w:bookmarkEnd w:id="103"/>
+    <w:bookmarkStart w:id="104" w:name="statement-on-the-use-of-generative-ai"/>
+    <w:p>
+      <w:pPr>
+        <w:pStyle w:val="Heading1"/>
+      </w:pPr>
+      <w:r>
+        <w:t xml:space="preserve">Statement on the use of generative AI</w:t>
+      </w:r>
+    </w:p>
+    <w:p>
+      <w:pPr>
+        <w:pStyle w:val="FirstParagraph"/>
+      </w:pPr>
+      <w:r>
+        <w:t xml:space="preserve">Generative AI tools (Anthropic Claude, accessed through the Claude Code command-line interface)</w:t>
+      </w:r>
+      <w:r>
+        <w:t xml:space="preserve"> </w:t>
+      </w:r>
+      <w:r>
+        <w:t xml:space="preserve">were used during this project, and their use is acknowledged here in full.</w:t>
+      </w:r>
+    </w:p>
+    <w:p>
+      <w:pPr>
+        <w:pStyle w:val="BodyText"/>
+      </w:pPr>
+      <w:r>
+        <w:rPr>
+          <w:b/>
+          <w:bCs/>
+        </w:rPr>
+        <w:t xml:space="preserve">Where AI led and the author reviewed.</w:t>
+      </w:r>
+      <w:r>
+        <w:t xml:space="preserve"> </w:t>
+      </w:r>
+      <w:r>
+        <w:t xml:space="preserve">The restructuring of the paper into its present</w:t>
+      </w:r>
+      <w:r>
+        <w:t xml:space="preserve"> </w:t>
+      </w:r>
+      <w:r>
+        <w:t xml:space="preserve">four-section layout; the whole of</w:t>
+      </w:r>
+      <w:r>
+        <w:t xml:space="preserve"> </w:t>
+      </w:r>
+      <w:r>
+        <w:rPr>
+          <w:rStyle w:val="VerbatimChar"/>
+        </w:rPr>
+        <w:t xml:space="preserve">Net3/paper_figs.py</w:t>
+      </w:r>
+      <w:r>
+        <w:t xml:space="preserve">, which produces the seven figures and the</w:t>
+      </w:r>
+      <w:r>
+        <w:t xml:space="preserve"> </w:t>
+      </w:r>
+      <w:r>
+        <w:t xml:space="preserve">table bodies; and the colour-vision-deficiency check applied to the figure palette. Every output</w:t>
+      </w:r>
+      <w:r>
+        <w:t xml:space="preserve"> </w:t>
+      </w:r>
+      <w:r>
+        <w:t xml:space="preserve">was read and accepted or rejected by the author.</w:t>
+      </w:r>
+    </w:p>
+    <w:p>
+      <w:pPr>
+        <w:pStyle w:val="BodyText"/>
+      </w:pPr>
+      <w:r>
+        <w:rPr>
+          <w:b/>
+          <w:bCs/>
+        </w:rPr>
+        <w:t xml:space="preserve">Where AI executed and the author verified independently.</w:t>
+      </w:r>
+      <w:r>
+        <w:t xml:space="preserve"> </w:t>
+      </w:r>
+      <w:r>
+        <w:t xml:space="preserve">Numerical cross-checking of the</w:t>
+      </w:r>
+      <w:r>
+        <w:t xml:space="preserve"> </w:t>
+      </w:r>
+      <w:r>
+        <w:t xml:space="preserve">manuscript against the stored artifacts (over forty comparisons), and an independent</w:t>
+      </w:r>
+      <w:r>
+        <w:t xml:space="preserve"> </w:t>
+      </w:r>
+      <w:r>
+        <w:t xml:space="preserve">recomputation of the per-node risk metrics, which reproduced the</w:t>
+      </w:r>
+      <w:r>
+        <w:t xml:space="preserve"> </w:t>
+      </w:r>
+      <w:r>
+        <w:rPr>
+          <w:rStyle w:val="VerbatimChar"/>
+        </w:rPr>
+        <w:t xml:space="preserve">step10</w:t>
+      </w:r>
+      <w:r>
+        <w:t xml:space="preserve"> </w:t>
+      </w:r>
+      <w:r>
+        <w:t xml:space="preserve">values.</w:t>
+      </w:r>
+    </w:p>
+    <w:p>
+      <w:pPr>
+        <w:pStyle w:val="BodyText"/>
+      </w:pPr>
+      <w:r>
+        <w:rPr>
+          <w:b/>
+          <w:bCs/>
+        </w:rPr>
+        <w:t xml:space="preserve">Where AI changed a conclusion.</w:t>
+      </w:r>
+      <w:r>
+        <w:t xml:space="preserve"> </w:t>
+      </w:r>
+      <w:r>
+        <w:t xml:space="preserve">Three cases in which a single noise realisation had been</w:t>
+      </w:r>
+      <w:r>
+        <w:t xml:space="preserve"> </w:t>
+      </w:r>
+      <w:r>
+        <w:t xml:space="preserve">presented as a repeated result were identified by AI review: an incorrect posterior width in</w:t>
+      </w:r>
+      <w:r>
+        <w:t xml:space="preserve"> </w:t>
+      </w:r>
+      <w:r>
+        <w:t xml:space="preserve">Figure 6, an incorrect evidence basis in Table 3, and a contradiction between the summary and</w:t>
+      </w:r>
+      <w:r>
+        <w:t xml:space="preserve"> </w:t>
+      </w:r>
+      <w:r>
+        <w:t xml:space="preserve">detail sections of</w:t>
+      </w:r>
+      <w:r>
+        <w:t xml:space="preserve"> </w:t>
+      </w:r>
+      <w:r>
+        <w:rPr>
+          <w:rStyle w:val="VerbatimChar"/>
+        </w:rPr>
+        <w:t xml:space="preserve">RESULTS_LOG.md</w:t>
+      </w:r>
+      <w:r>
+        <w:t xml:space="preserve">. A fourth was a mismatch between the quantity plotted in</w:t>
+      </w:r>
+      <w:r>
+        <w:t xml:space="preserve"> </w:t>
+      </w:r>
+      <w:r>
+        <w:t xml:space="preserve">Figure 5C and the quantity defined in Section 2.6.3 and reported in Table 4. All four were</w:t>
+      </w:r>
+      <w:r>
+        <w:t xml:space="preserve"> </w:t>
+      </w:r>
+      <w:r>
+        <w:t xml:space="preserve">corrected.</w:t>
+      </w:r>
+    </w:p>
+    <w:p>
+      <w:pPr>
+        <w:pStyle w:val="BodyText"/>
+      </w:pPr>
+      <w:r>
+        <w:rPr>
+          <w:b/>
+          <w:bCs/>
+        </w:rPr>
+        <w:t xml:space="preserve">Where the author worked without AI.</w:t>
+      </w:r>
+      <w:r>
+        <w:t xml:space="preserve"> </w:t>
+      </w:r>
+      <w:r>
+        <w:t xml:space="preserve">The whole experimental design; every</w:t>
+      </w:r>
+      <w:r>
+        <w:t xml:space="preserve"> </w:t>
+      </w:r>
+      <w:r>
+        <w:rPr>
+          <w:rStyle w:val="VerbatimChar"/>
+        </w:rPr>
+        <w:t xml:space="preserve">step*.py</w:t>
+      </w:r>
+      <w:r>
+        <w:t xml:space="preserve"> </w:t>
+      </w:r>
+      <w:r>
+        <w:t xml:space="preserve">computation script; and all scientific judgements, including which results to report and how</w:t>
+      </w:r>
+      <w:r>
+        <w:t xml:space="preserve"> </w:t>
+      </w:r>
+      <w:r>
+        <w:t xml:space="preserve">strongly to state them.</w:t>
+      </w:r>
+    </w:p>
+    <w:p>
+      <w:pPr>
+        <w:pStyle w:val="BodyText"/>
+      </w:pPr>
+      <w:r>
+        <w:rPr>
+          <w:b/>
+          <w:bCs/>
+        </w:rPr>
+        <w:t xml:space="preserve">Where AI was not used at all.</w:t>
+      </w:r>
+      <w:r>
+        <w:t xml:space="preserve"> </w:t>
+      </w:r>
+      <w:r>
+        <w:t xml:space="preserve">The EPANET/WNTR simulations themselves and the generation of</w:t>
+      </w:r>
+      <w:r>
+        <w:t xml:space="preserve"> </w:t>
+      </w:r>
+      <w:r>
+        <w:t xml:space="preserve">any numerical result.</w:t>
+      </w:r>
+    </w:p>
+    <w:p>
+      <w:pPr>
+        <w:pStyle w:val="BodyText"/>
+      </w:pPr>
+      <w:r>
+        <w:t xml:space="preserve">Every number in this paper is the output of a deterministic computation stored under</w:t>
+      </w:r>
+      <w:r>
+        <w:t xml:space="preserve"> </w:t>
+      </w:r>
+      <w:r>
+        <w:rPr>
+          <w:rStyle w:val="VerbatimChar"/>
+        </w:rPr>
+        <w:t xml:space="preserve">Net3/baseline_cache/</w:t>
+      </w:r>
+      <w:r>
+        <w:t xml:space="preserve">. No numerical result was generated by an AI tool.</w:t>
+      </w:r>
+    </w:p>
+    <w:bookmarkEnd w:id="104"/>
+    <w:bookmarkStart w:id="156" w:name="references"/>
+    <w:p>
+      <w:pPr>
+        <w:pStyle w:val="Heading1"/>
+      </w:pPr>
+      <w:r>
         <w:t xml:space="preserve">References</w:t>
       </w:r>
     </w:p>
-    <w:bookmarkStart w:id="153" w:name="refs"/>
-    <w:bookmarkStart w:id="104" w:name="ref-Aisopou2024"/>
+    <w:bookmarkStart w:id="155" w:name="refs"/>
+    <w:bookmarkStart w:id="106" w:name="ref-Aisopou2024"/>
     <w:p>
       <w:pPr>
         <w:pStyle w:val="Bibliography"/>
@@ -18995,7 +19279,7 @@
       <w:r>
         <w:t xml:space="preserve"> </w:t>
       </w:r>
-      <w:hyperlink r:id="rId103">
+      <w:hyperlink r:id="rId105">
         <w:r>
           <w:rPr>
             <w:rStyle w:val="Hyperlink"/>
@@ -19007,8 +19291,8 @@
         <w:t xml:space="preserve">.</w:t>
       </w:r>
     </w:p>
-    <w:bookmarkEnd w:id="104"/>
-    <w:bookmarkStart w:id="106" w:name="ref-BevenBinley1992"/>
+    <w:bookmarkEnd w:id="106"/>
+    <w:bookmarkStart w:id="108" w:name="ref-BevenBinley1992"/>
     <w:p>
       <w:pPr>
         <w:pStyle w:val="Bibliography"/>
@@ -19032,7 +19316,7 @@
       <w:r>
         <w:t xml:space="preserve"> </w:t>
       </w:r>
-      <w:hyperlink r:id="rId105">
+      <w:hyperlink r:id="rId107">
         <w:r>
           <w:rPr>
             <w:rStyle w:val="Hyperlink"/>
@@ -19044,8 +19328,8 @@
         <w:t xml:space="preserve">.</w:t>
       </w:r>
     </w:p>
-    <w:bookmarkEnd w:id="106"/>
-    <w:bookmarkStart w:id="108" w:name="ref-BevenBinley2014"/>
+    <w:bookmarkEnd w:id="108"/>
+    <w:bookmarkStart w:id="110" w:name="ref-BevenBinley2014"/>
     <w:p>
       <w:pPr>
         <w:pStyle w:val="Bibliography"/>
@@ -19078,7 +19362,7 @@
       <w:r>
         <w:t xml:space="preserve"> </w:t>
       </w:r>
-      <w:hyperlink r:id="rId107">
+      <w:hyperlink r:id="rId109">
         <w:r>
           <w:rPr>
             <w:rStyle w:val="Hyperlink"/>
@@ -19090,8 +19374,8 @@
         <w:t xml:space="preserve">.</w:t>
       </w:r>
     </w:p>
-    <w:bookmarkEnd w:id="108"/>
-    <w:bookmarkStart w:id="110" w:name="ref-Brun2001"/>
+    <w:bookmarkEnd w:id="110"/>
+    <w:bookmarkStart w:id="112" w:name="ref-Brun2001"/>
     <w:p>
       <w:pPr>
         <w:pStyle w:val="Bibliography"/>
@@ -19115,7 +19399,7 @@
       <w:r>
         <w:t xml:space="preserve"> </w:t>
       </w:r>
-      <w:hyperlink r:id="rId109">
+      <w:hyperlink r:id="rId111">
         <w:r>
           <w:rPr>
             <w:rStyle w:val="Hyperlink"/>
@@ -19127,8 +19411,8 @@
         <w:t xml:space="preserve">.</w:t>
       </w:r>
     </w:p>
-    <w:bookmarkEnd w:id="110"/>
-    <w:bookmarkStart w:id="112" w:name="ref-GomezCoronel2023GAChlorine"/>
+    <w:bookmarkEnd w:id="112"/>
+    <w:bookmarkStart w:id="114" w:name="ref-GomezCoronel2023GAChlorine"/>
     <w:p>
       <w:pPr>
         <w:pStyle w:val="Bibliography"/>
@@ -19152,7 +19436,7 @@
       <w:r>
         <w:t xml:space="preserve"> </w:t>
       </w:r>
-      <w:hyperlink r:id="rId111">
+      <w:hyperlink r:id="rId113">
         <w:r>
           <w:rPr>
             <w:rStyle w:val="Hyperlink"/>
@@ -19164,8 +19448,8 @@
         <w:t xml:space="preserve">.</w:t>
       </w:r>
     </w:p>
-    <w:bookmarkEnd w:id="112"/>
-    <w:bookmarkStart w:id="114" w:name="ref-Hallam2002"/>
+    <w:bookmarkEnd w:id="114"/>
+    <w:bookmarkStart w:id="116" w:name="ref-Hallam2002"/>
     <w:p>
       <w:pPr>
         <w:pStyle w:val="Bibliography"/>
@@ -19189,7 +19473,7 @@
       <w:r>
         <w:t xml:space="preserve"> </w:t>
       </w:r>
-      <w:hyperlink r:id="rId113">
+      <w:hyperlink r:id="rId115">
         <w:r>
           <w:rPr>
             <w:rStyle w:val="Hyperlink"/>
@@ -19201,8 +19485,8 @@
         <w:t xml:space="preserve">.</w:t>
       </w:r>
     </w:p>
-    <w:bookmarkEnd w:id="114"/>
-    <w:bookmarkStart w:id="116" w:name="ref-Hua1999"/>
+    <w:bookmarkEnd w:id="116"/>
+    <w:bookmarkStart w:id="118" w:name="ref-Hua1999"/>
     <w:p>
       <w:pPr>
         <w:pStyle w:val="Bibliography"/>
@@ -19226,7 +19510,7 @@
       <w:r>
         <w:t xml:space="preserve"> </w:t>
       </w:r>
-      <w:hyperlink r:id="rId115">
+      <w:hyperlink r:id="rId117">
         <w:r>
           <w:rPr>
             <w:rStyle w:val="Hyperlink"/>
@@ -19238,8 +19522,8 @@
         <w:t xml:space="preserve">.</w:t>
       </w:r>
     </w:p>
-    <w:bookmarkEnd w:id="116"/>
-    <w:bookmarkStart w:id="118" w:name="ref-Hutton2014Uncertainty"/>
+    <w:bookmarkEnd w:id="118"/>
+    <w:bookmarkStart w:id="120" w:name="ref-Hutton2014Uncertainty"/>
     <w:p>
       <w:pPr>
         <w:pStyle w:val="Bibliography"/>
@@ -19263,7 +19547,7 @@
       <w:r>
         <w:t xml:space="preserve"> </w:t>
       </w:r>
-      <w:hyperlink r:id="rId117">
+      <w:hyperlink r:id="rId119">
         <w:r>
           <w:rPr>
             <w:rStyle w:val="Hyperlink"/>
@@ -19275,8 +19559,8 @@
         <w:t xml:space="preserve">.</w:t>
       </w:r>
     </w:p>
-    <w:bookmarkEnd w:id="118"/>
-    <w:bookmarkStart w:id="120" w:name="ref-Jenks2025BayesianDisinfectant"/>
+    <w:bookmarkEnd w:id="120"/>
+    <w:bookmarkStart w:id="122" w:name="ref-Jenks2025BayesianDisinfectant"/>
     <w:p>
       <w:pPr>
         <w:pStyle w:val="Bibliography"/>
@@ -19328,7 +19612,7 @@
       <w:r>
         <w:t xml:space="preserve"> </w:t>
       </w:r>
-      <w:hyperlink r:id="rId119">
+      <w:hyperlink r:id="rId121">
         <w:r>
           <w:rPr>
             <w:rStyle w:val="Hyperlink"/>
@@ -19340,8 +19624,8 @@
         <w:t xml:space="preserve">.</w:t>
       </w:r>
     </w:p>
-    <w:bookmarkEnd w:id="120"/>
-    <w:bookmarkStart w:id="122" w:name="ref-Klise2017WNTR"/>
+    <w:bookmarkEnd w:id="122"/>
+    <w:bookmarkStart w:id="124" w:name="ref-Klise2017WNTR"/>
     <w:p>
       <w:pPr>
         <w:pStyle w:val="Bibliography"/>
@@ -19365,7 +19649,7 @@
       <w:r>
         <w:t xml:space="preserve"> </w:t>
       </w:r>
-      <w:hyperlink r:id="rId121">
+      <w:hyperlink r:id="rId123">
         <w:r>
           <w:rPr>
             <w:rStyle w:val="Hyperlink"/>
@@ -19377,8 +19661,8 @@
         <w:t xml:space="preserve">.</w:t>
       </w:r>
     </w:p>
-    <w:bookmarkEnd w:id="122"/>
-    <w:bookmarkStart w:id="124" w:name="ref-MantovanTodini2006"/>
+    <w:bookmarkEnd w:id="124"/>
+    <w:bookmarkStart w:id="126" w:name="ref-MantovanTodini2006"/>
     <w:p>
       <w:pPr>
         <w:pStyle w:val="Bibliography"/>
@@ -19414,7 +19698,7 @@
       <w:r>
         <w:t xml:space="preserve"> </w:t>
       </w:r>
-      <w:hyperlink r:id="rId123">
+      <w:hyperlink r:id="rId125">
         <w:r>
           <w:rPr>
             <w:rStyle w:val="Hyperlink"/>
@@ -19426,8 +19710,8 @@
         <w:t xml:space="preserve">.</w:t>
       </w:r>
     </w:p>
-    <w:bookmarkEnd w:id="124"/>
-    <w:bookmarkStart w:id="126" w:name="ref-Munavalli2003SteadyState"/>
+    <w:bookmarkEnd w:id="126"/>
+    <w:bookmarkStart w:id="128" w:name="ref-Munavalli2003SteadyState"/>
     <w:p>
       <w:pPr>
         <w:pStyle w:val="Bibliography"/>
@@ -19451,7 +19735,7 @@
       <w:r>
         <w:t xml:space="preserve"> </w:t>
       </w:r>
-      <w:hyperlink r:id="rId125">
+      <w:hyperlink r:id="rId127">
         <w:r>
           <w:rPr>
             <w:rStyle w:val="Hyperlink"/>
@@ -19463,8 +19747,8 @@
         <w:t xml:space="preserve">.</w:t>
       </w:r>
     </w:p>
-    <w:bookmarkEnd w:id="126"/>
-    <w:bookmarkStart w:id="128" w:name="ref-Nejjari2014ChlorineCalibration"/>
+    <w:bookmarkEnd w:id="128"/>
+    <w:bookmarkStart w:id="130" w:name="ref-Nejjari2014ChlorineCalibration"/>
     <w:p>
       <w:pPr>
         <w:pStyle w:val="Bibliography"/>
@@ -19488,7 +19772,7 @@
       <w:r>
         <w:t xml:space="preserve"> </w:t>
       </w:r>
-      <w:hyperlink r:id="rId127">
+      <w:hyperlink r:id="rId129">
         <w:r>
           <w:rPr>
             <w:rStyle w:val="Hyperlink"/>
@@ -19500,8 +19784,8 @@
         <w:t xml:space="preserve">.</w:t>
       </w:r>
     </w:p>
-    <w:bookmarkEnd w:id="128"/>
-    <w:bookmarkStart w:id="130" w:name="ref-Owen1998"/>
+    <w:bookmarkEnd w:id="130"/>
+    <w:bookmarkStart w:id="132" w:name="ref-Owen1998"/>
     <w:p>
       <w:pPr>
         <w:pStyle w:val="Bibliography"/>
@@ -19549,7 +19833,7 @@
       <w:r>
         <w:t xml:space="preserve"> </w:t>
       </w:r>
-      <w:hyperlink r:id="rId129">
+      <w:hyperlink r:id="rId131">
         <w:r>
           <w:rPr>
             <w:rStyle w:val="Hyperlink"/>
@@ -19561,8 +19845,8 @@
         <w:t xml:space="preserve">.</w:t>
       </w:r>
     </w:p>
-    <w:bookmarkEnd w:id="130"/>
-    <w:bookmarkStart w:id="132" w:name="ref-PeiroviMinaee2019GAPSO"/>
+    <w:bookmarkEnd w:id="132"/>
+    <w:bookmarkStart w:id="134" w:name="ref-PeiroviMinaee2019GAPSO"/>
     <w:p>
       <w:pPr>
         <w:pStyle w:val="Bibliography"/>
@@ -19586,7 +19870,7 @@
       <w:r>
         <w:t xml:space="preserve"> </w:t>
       </w:r>
-      <w:hyperlink r:id="rId131">
+      <w:hyperlink r:id="rId133">
         <w:r>
           <w:rPr>
             <w:rStyle w:val="Hyperlink"/>
@@ -19598,8 +19882,8 @@
         <w:t xml:space="preserve">.</w:t>
       </w:r>
     </w:p>
-    <w:bookmarkEnd w:id="132"/>
-    <w:bookmarkStart w:id="134" w:name="ref-Powell2000"/>
+    <w:bookmarkEnd w:id="134"/>
+    <w:bookmarkStart w:id="136" w:name="ref-Powell2000"/>
     <w:p>
       <w:pPr>
         <w:pStyle w:val="Bibliography"/>
@@ -19623,7 +19907,7 @@
       <w:r>
         <w:t xml:space="preserve"> </w:t>
       </w:r>
-      <w:hyperlink r:id="rId133">
+      <w:hyperlink r:id="rId135">
         <w:r>
           <w:rPr>
             <w:rStyle w:val="Hyperlink"/>
@@ -19635,8 +19919,8 @@
         <w:t xml:space="preserve">.</w:t>
       </w:r>
     </w:p>
-    <w:bookmarkEnd w:id="134"/>
-    <w:bookmarkStart w:id="136" w:name="ref-Rajakumar2019EnKF"/>
+    <w:bookmarkEnd w:id="136"/>
+    <w:bookmarkStart w:id="138" w:name="ref-Rajakumar2019EnKF"/>
     <w:p>
       <w:pPr>
         <w:pStyle w:val="Bibliography"/>
@@ -19672,7 +19956,7 @@
       <w:r>
         <w:t xml:space="preserve"> </w:t>
       </w:r>
-      <w:hyperlink r:id="rId135">
+      <w:hyperlink r:id="rId137">
         <w:r>
           <w:rPr>
             <w:rStyle w:val="Hyperlink"/>
@@ -19684,8 +19968,8 @@
         <w:t xml:space="preserve">.</w:t>
       </w:r>
     </w:p>
-    <w:bookmarkEnd w:id="136"/>
-    <w:bookmarkStart w:id="138" w:name="ref-Raue2009"/>
+    <w:bookmarkEnd w:id="138"/>
+    <w:bookmarkStart w:id="140" w:name="ref-Raue2009"/>
     <w:p>
       <w:pPr>
         <w:pStyle w:val="Bibliography"/>
@@ -19709,7 +19993,7 @@
       <w:r>
         <w:t xml:space="preserve"> </w:t>
       </w:r>
-      <w:hyperlink r:id="rId137">
+      <w:hyperlink r:id="rId139">
         <w:r>
           <w:rPr>
             <w:rStyle w:val="Hyperlink"/>
@@ -19721,8 +20005,8 @@
         <w:t xml:space="preserve">.</w:t>
       </w:r>
     </w:p>
-    <w:bookmarkEnd w:id="138"/>
-    <w:bookmarkStart w:id="139" w:name="ref-Rossman2000"/>
+    <w:bookmarkEnd w:id="140"/>
+    <w:bookmarkStart w:id="141" w:name="ref-Rossman2000"/>
     <w:p>
       <w:pPr>
         <w:pStyle w:val="Bibliography"/>
@@ -19758,8 +20042,8 @@
         <w:t xml:space="preserve">. Cincinnati, OH: U.S. Environmental Protection Agency.</w:t>
       </w:r>
     </w:p>
-    <w:bookmarkEnd w:id="139"/>
-    <w:bookmarkStart w:id="141" w:name="ref-Rossman1994"/>
+    <w:bookmarkEnd w:id="141"/>
+    <w:bookmarkStart w:id="143" w:name="ref-Rossman1994"/>
     <w:p>
       <w:pPr>
         <w:pStyle w:val="Bibliography"/>
@@ -19783,7 +20067,7 @@
       <w:r>
         <w:t xml:space="preserve"> </w:t>
       </w:r>
-      <w:hyperlink r:id="rId140">
+      <w:hyperlink r:id="rId142">
         <w:r>
           <w:rPr>
             <w:rStyle w:val="Hyperlink"/>
@@ -19795,8 +20079,8 @@
         <w:t xml:space="preserve">.</w:t>
       </w:r>
     </w:p>
-    <w:bookmarkEnd w:id="141"/>
-    <w:bookmarkStart w:id="142" w:name="ref-Rossman2020"/>
+    <w:bookmarkEnd w:id="143"/>
+    <w:bookmarkStart w:id="144" w:name="ref-Rossman2020"/>
     <w:p>
       <w:pPr>
         <w:pStyle w:val="Bibliography"/>
@@ -19832,8 +20116,8 @@
         <w:t xml:space="preserve">. Cincinnati, OH: U.S. Environmental Protection Agency.</w:t>
       </w:r>
     </w:p>
-    <w:bookmarkEnd w:id="142"/>
-    <w:bookmarkStart w:id="144" w:name="ref-Sobol1967"/>
+    <w:bookmarkEnd w:id="144"/>
+    <w:bookmarkStart w:id="146" w:name="ref-Sobol1967"/>
     <w:p>
       <w:pPr>
         <w:pStyle w:val="Bibliography"/>
@@ -19857,7 +20141,7 @@
       <w:r>
         <w:t xml:space="preserve"> </w:t>
       </w:r>
-      <w:hyperlink r:id="rId143">
+      <w:hyperlink r:id="rId145">
         <w:r>
           <w:rPr>
             <w:rStyle w:val="Hyperlink"/>
@@ -19869,8 +20153,8 @@
         <w:t xml:space="preserve">.</w:t>
       </w:r>
     </w:p>
-    <w:bookmarkEnd w:id="144"/>
-    <w:bookmarkStart w:id="146" w:name="ref-Stedinger2008"/>
+    <w:bookmarkEnd w:id="146"/>
+    <w:bookmarkStart w:id="148" w:name="ref-Stedinger2008"/>
     <w:p>
       <w:pPr>
         <w:pStyle w:val="Bibliography"/>
@@ -19900,7 +20184,7 @@
       <w:r>
         <w:t xml:space="preserve"> </w:t>
       </w:r>
-      <w:hyperlink r:id="rId145">
+      <w:hyperlink r:id="rId147">
         <w:r>
           <w:rPr>
             <w:rStyle w:val="Hyperlink"/>
@@ -19912,8 +20196,8 @@
         <w:t xml:space="preserve">.</w:t>
       </w:r>
     </w:p>
-    <w:bookmarkEnd w:id="146"/>
-    <w:bookmarkStart w:id="148" w:name="ref-Vasconcelos1997"/>
+    <w:bookmarkEnd w:id="148"/>
+    <w:bookmarkStart w:id="150" w:name="ref-Vasconcelos1997"/>
     <w:p>
       <w:pPr>
         <w:pStyle w:val="Bibliography"/>
@@ -19937,7 +20221,7 @@
       <w:r>
         <w:t xml:space="preserve"> </w:t>
       </w:r>
-      <w:hyperlink r:id="rId147">
+      <w:hyperlink r:id="rId149">
         <w:r>
           <w:rPr>
             <w:rStyle w:val="Hyperlink"/>
@@ -19949,8 +20233,8 @@
         <w:t xml:space="preserve">.</w:t>
       </w:r>
     </w:p>
-    <w:bookmarkEnd w:id="148"/>
-    <w:bookmarkStart w:id="150" w:name="ref-WNTRdocs"/>
+    <w:bookmarkEnd w:id="150"/>
+    <w:bookmarkStart w:id="152" w:name="ref-WNTRdocs"/>
     <w:p>
       <w:pPr>
         <w:pStyle w:val="Bibliography"/>
@@ -19973,7 +20257,7 @@
       <w:r>
         <w:t xml:space="preserve"> </w:t>
       </w:r>
-      <w:hyperlink r:id="rId149">
+      <w:hyperlink r:id="rId151">
         <w:r>
           <w:rPr>
             <w:rStyle w:val="Hyperlink"/>
@@ -19988,8 +20272,8 @@
         <w:t xml:space="preserve">(Accessed: August 11, 2026).</w:t>
       </w:r>
     </w:p>
-    <w:bookmarkEnd w:id="150"/>
-    <w:bookmarkStart w:id="152" w:name="ref-Wu2022BEAR"/>
+    <w:bookmarkEnd w:id="152"/>
+    <w:bookmarkStart w:id="154" w:name="ref-Wu2022BEAR"/>
     <w:p>
       <w:pPr>
         <w:pStyle w:val="Bibliography"/>
@@ -20013,7 +20297,7 @@
       <w:r>
         <w:t xml:space="preserve"> </w:t>
       </w:r>
-      <w:hyperlink r:id="rId151">
+      <w:hyperlink r:id="rId153">
         <w:r>
           <w:rPr>
             <w:rStyle w:val="Hyperlink"/>
@@ -20025,10 +20309,10 @@
         <w:t xml:space="preserve">.</w:t>
       </w:r>
     </w:p>
-    <w:bookmarkEnd w:id="152"/>
-    <w:bookmarkEnd w:id="153"/>
     <w:bookmarkEnd w:id="154"/>
-    <w:bookmarkStart w:id="164" w:name="appendices"/>
+    <w:bookmarkEnd w:id="155"/>
+    <w:bookmarkEnd w:id="156"/>
+    <w:bookmarkStart w:id="166" w:name="appendices"/>
     <w:p>
       <w:pPr>
         <w:pStyle w:val="Heading1"/>
@@ -20063,7 +20347,7 @@
         <w:t xml:space="preserve">Appendix I maps each section of the paper to the script that produced its numbers.</w:t>
       </w:r>
     </w:p>
-    <w:bookmarkStart w:id="155" w:name="Xb23e304d159119e7df644cc02d3033fc484721a"/>
+    <w:bookmarkStart w:id="157" w:name="Xb23e304d159119e7df644cc02d3033fc484721a"/>
     <w:p>
       <w:pPr>
         <w:pStyle w:val="Heading2"/>
@@ -21135,8 +21419,8 @@
         </w:tc>
       </w:tr>
     </w:tbl>
-    <w:bookmarkEnd w:id="155"/>
-    <w:bookmarkStart w:id="156" w:name="Xe02d61a32b764c6b297a8c29969b13a7581353f"/>
+    <w:bookmarkEnd w:id="157"/>
+    <w:bookmarkStart w:id="158" w:name="Xe02d61a32b764c6b297a8c29969b13a7581353f"/>
     <w:p>
       <w:pPr>
         <w:pStyle w:val="Heading2"/>
@@ -22117,8 +22401,8 @@
         <w:t xml:space="preserve">in Tables B1 and B2 pass either way.</w:t>
       </w:r>
     </w:p>
-    <w:bookmarkEnd w:id="156"/>
-    <w:bookmarkStart w:id="157" w:name="X27ef15b8fad7bb29a56bb09609875822f773d4e"/>
+    <w:bookmarkEnd w:id="158"/>
+    <w:bookmarkStart w:id="159" w:name="X27ef15b8fad7bb29a56bb09609875822f773d4e"/>
     <w:p>
       <w:pPr>
         <w:pStyle w:val="Heading2"/>
@@ -23580,8 +23864,8 @@
         </w:tc>
       </w:tr>
     </w:tbl>
-    <w:bookmarkEnd w:id="157"/>
-    <w:bookmarkStart w:id="158" w:name="appendix-d.-fisher-information-mechanics"/>
+    <w:bookmarkEnd w:id="159"/>
+    <w:bookmarkStart w:id="160" w:name="appendix-d.-fisher-information-mechanics"/>
     <w:p>
       <w:pPr>
         <w:pStyle w:val="Heading2"/>
@@ -25365,8 +25649,8 @@
         </w:tc>
       </w:tr>
     </w:tbl>
-    <w:bookmarkEnd w:id="158"/>
-    <w:bookmarkStart w:id="159" w:name="X1a3ae0efdf8b2c76c22382abba68415e1d80e1c"/>
+    <w:bookmarkEnd w:id="160"/>
+    <w:bookmarkStart w:id="161" w:name="X1a3ae0efdf8b2c76c22382abba68415e1d80e1c"/>
     <w:p>
       <w:pPr>
         <w:pStyle w:val="Heading2"/>
@@ -27713,8 +27997,8 @@
         </w:tc>
       </w:tr>
     </w:tbl>
-    <w:bookmarkEnd w:id="159"/>
-    <w:bookmarkStart w:id="160" w:name="Xc8c108fff9324274ec271495265452b9f890e51"/>
+    <w:bookmarkEnd w:id="161"/>
+    <w:bookmarkStart w:id="162" w:name="Xc8c108fff9324274ec271495265452b9f890e51"/>
     <w:p>
       <w:pPr>
         <w:pStyle w:val="Heading2"/>
@@ -31293,8 +31577,8 @@
         </w:tc>
       </w:tr>
     </w:tbl>
-    <w:bookmarkEnd w:id="160"/>
-    <w:bookmarkStart w:id="161" w:name="appendix-g.-risk-assessment-mechanics"/>
+    <w:bookmarkEnd w:id="162"/>
+    <w:bookmarkStart w:id="163" w:name="appendix-g.-risk-assessment-mechanics"/>
     <w:p>
       <w:pPr>
         <w:pStyle w:val="Heading2"/>
@@ -32037,8 +32321,8 @@
         </w:tc>
       </w:tr>
     </w:tbl>
-    <w:bookmarkEnd w:id="161"/>
-    <w:bookmarkStart w:id="162" w:name="Xc0b2899ea87b71e9f8a5d7e226fe2b64e1dc44b"/>
+    <w:bookmarkEnd w:id="163"/>
+    <w:bookmarkStart w:id="164" w:name="Xc0b2899ea87b71e9f8a5d7e226fe2b64e1dc44b"/>
     <w:p>
       <w:pPr>
         <w:pStyle w:val="Heading2"/>
@@ -40121,8 +40405,8 @@
         </w:tc>
       </w:tr>
     </w:tbl>
-    <w:bookmarkEnd w:id="162"/>
-    <w:bookmarkStart w:id="163" w:name="X514ef38f2df5d3fe48656593e9361161d514c31"/>
+    <w:bookmarkEnd w:id="164"/>
+    <w:bookmarkStart w:id="165" w:name="X514ef38f2df5d3fe48656593e9361161d514c31"/>
     <w:p>
       <w:pPr>
         <w:pStyle w:val="Heading2"/>
@@ -41036,8 +41320,8 @@
         </w:tc>
       </w:tr>
     </w:tbl>
-    <w:bookmarkEnd w:id="163"/>
-    <w:bookmarkEnd w:id="164"/>
+    <w:bookmarkEnd w:id="165"/>
+    <w:bookmarkEnd w:id="166"/>
     <w:sectPr>
       <w:pgSz w:h="16838" w:w="11906"/>
       <w:pgMar w:bottom="1417" w:footer="708" w:gutter="0" w:header="708" w:left="1417" w:right="1417" w:top="1417"/>

--- a/00-thesis/paper.docx
+++ b/00-thesis/paper.docx
@@ -18999,13 +18999,57 @@
         <w:pStyle w:val="FirstParagraph"/>
       </w:pPr>
       <w:r>
-        <w:t xml:space="preserve">Generative AI tools (Anthropic Claude, accessed through the Claude Code command-line interface)</w:t>
-      </w:r>
-      <w:r>
-        <w:t xml:space="preserve"> </w:t>
-      </w:r>
-      <w:r>
-        <w:t xml:space="preserve">were used during this project, and their use is acknowledged here in full.</w:t>
+        <w:t xml:space="preserve">I acknowledge the use of Claude Opus 5 (Anthropic, https://claude.ai), accessed through the</w:t>
+      </w:r>
+      <w:r>
+        <w:t xml:space="preserve"> </w:t>
+      </w:r>
+      <w:r>
+        <w:t xml:space="preserve">Claude Code command-line interface (https://claude.com/claude-code), to restructure the</w:t>
+      </w:r>
+      <w:r>
+        <w:t xml:space="preserve"> </w:t>
+      </w:r>
+      <w:r>
+        <w:t xml:space="preserve">manuscript, to write the figure and table generation code, and to cross-check the manuscript</w:t>
+      </w:r>
+      <w:r>
+        <w:t xml:space="preserve"> </w:t>
+      </w:r>
+      <w:r>
+        <w:t xml:space="preserve">against the stored numerical results. I confirm that no content generated by AI has been</w:t>
+      </w:r>
+      <w:r>
+        <w:t xml:space="preserve"> </w:t>
+      </w:r>
+      <w:r>
+        <w:t xml:space="preserve">presented as my own work.</w:t>
+      </w:r>
+    </w:p>
+    <w:p>
+      <w:pPr>
+        <w:pStyle w:val="BodyText"/>
+      </w:pPr>
+      <w:r>
+        <w:t xml:space="preserve">The paragraphs below give the expanded description. Use ran from 17 May to 12 August 2026 and is</w:t>
+      </w:r>
+      <w:r>
+        <w:t xml:space="preserve"> </w:t>
+      </w:r>
+      <w:r>
+        <w:t xml:space="preserve">recorded commit by commit in the repository history, where 89 commits carry a Claude Opus 5</w:t>
+      </w:r>
+      <w:r>
+        <w:t xml:space="preserve"> </w:t>
+      </w:r>
+      <w:r>
+        <w:t xml:space="preserve">co-author trailer; that history is the record of what was generated when, and of how each output</w:t>
+      </w:r>
+      <w:r>
+        <w:t xml:space="preserve"> </w:t>
+      </w:r>
+      <w:r>
+        <w:t xml:space="preserve">was revised before it entered the paper.</w:t>
       </w:r>
     </w:p>
     <w:p>

--- a/00-thesis/paper.docx
+++ b/00-thesis/paper.docx
@@ -18985,321 +18985,17 @@
       </w:r>
     </w:p>
     <w:bookmarkEnd w:id="103"/>
-    <w:bookmarkStart w:id="104" w:name="statement-on-the-use-of-generative-ai"/>
+    <w:bookmarkStart w:id="157" w:name="references"/>
     <w:p>
       <w:pPr>
         <w:pStyle w:val="Heading1"/>
       </w:pPr>
       <w:r>
-        <w:t xml:space="preserve">Statement on the use of generative AI</w:t>
+        <w:t xml:space="preserve">References</w:t>
       </w:r>
     </w:p>
-    <w:p>
-      <w:pPr>
-        <w:pStyle w:val="FirstParagraph"/>
-      </w:pPr>
-      <w:r>
-        <w:t xml:space="preserve">I acknowledge the use of Claude Opus 5 (Anthropic, https://claude.ai), accessed through the</w:t>
-      </w:r>
-      <w:r>
-        <w:t xml:space="preserve"> </w:t>
-      </w:r>
-      <w:r>
-        <w:t xml:space="preserve">Claude Code command-line interface (https://claude.com/claude-code), to restructure the</w:t>
-      </w:r>
-      <w:r>
-        <w:t xml:space="preserve"> </w:t>
-      </w:r>
-      <w:r>
-        <w:t xml:space="preserve">manuscript, to write the figure and table generation code, and to cross-check the manuscript</w:t>
-      </w:r>
-      <w:r>
-        <w:t xml:space="preserve"> </w:t>
-      </w:r>
-      <w:r>
-        <w:t xml:space="preserve">against the stored numerical results. I confirm that no content generated by AI has been</w:t>
-      </w:r>
-      <w:r>
-        <w:t xml:space="preserve"> </w:t>
-      </w:r>
-      <w:r>
-        <w:t xml:space="preserve">presented as my own work.</w:t>
-      </w:r>
-    </w:p>
-    <w:p>
-      <w:pPr>
-        <w:pStyle w:val="BodyText"/>
-      </w:pPr>
-      <w:r>
-        <w:t xml:space="preserve">The paragraphs below give the expanded description. Use ran from 17 May to 12 August 2026 and is</w:t>
-      </w:r>
-      <w:r>
-        <w:t xml:space="preserve"> </w:t>
-      </w:r>
-      <w:r>
-        <w:t xml:space="preserve">recorded commit by commit in the repository history, where 89 commits carry a Claude Opus 5</w:t>
-      </w:r>
-      <w:r>
-        <w:t xml:space="preserve"> </w:t>
-      </w:r>
-      <w:r>
-        <w:t xml:space="preserve">co-author trailer; that history is the record of what was generated when, and of how each output</w:t>
-      </w:r>
-      <w:r>
-        <w:t xml:space="preserve"> </w:t>
-      </w:r>
-      <w:r>
-        <w:t xml:space="preserve">was revised before it entered the paper.</w:t>
-      </w:r>
-    </w:p>
-    <w:p>
-      <w:pPr>
-        <w:pStyle w:val="BodyText"/>
-      </w:pPr>
-      <w:r>
-        <w:rPr>
-          <w:b/>
-          <w:bCs/>
-        </w:rPr>
-        <w:t xml:space="preserve">Where AI led and the author reviewed.</w:t>
-      </w:r>
-      <w:r>
-        <w:t xml:space="preserve"> </w:t>
-      </w:r>
-      <w:r>
-        <w:t xml:space="preserve">The restructuring of the paper into its present</w:t>
-      </w:r>
-      <w:r>
-        <w:t xml:space="preserve"> </w:t>
-      </w:r>
-      <w:r>
-        <w:t xml:space="preserve">four-section layout; the whole of</w:t>
-      </w:r>
-      <w:r>
-        <w:t xml:space="preserve"> </w:t>
-      </w:r>
-      <w:r>
-        <w:rPr>
-          <w:rStyle w:val="VerbatimChar"/>
-        </w:rPr>
-        <w:t xml:space="preserve">Net3/paper_figs.py</w:t>
-      </w:r>
-      <w:r>
-        <w:t xml:space="preserve">, which produces the seven figures and the</w:t>
-      </w:r>
-      <w:r>
-        <w:t xml:space="preserve"> </w:t>
-      </w:r>
-      <w:r>
-        <w:t xml:space="preserve">table bodies; and the colour-vision-deficiency check applied to the figure palette. Every output</w:t>
-      </w:r>
-      <w:r>
-        <w:t xml:space="preserve"> </w:t>
-      </w:r>
-      <w:r>
-        <w:t xml:space="preserve">was read and accepted or rejected by the author.</w:t>
-      </w:r>
-    </w:p>
-    <w:p>
-      <w:pPr>
-        <w:pStyle w:val="BodyText"/>
-      </w:pPr>
-      <w:r>
-        <w:rPr>
-          <w:b/>
-          <w:bCs/>
-        </w:rPr>
-        <w:t xml:space="preserve">Where AI executed and the author verified independently.</w:t>
-      </w:r>
-      <w:r>
-        <w:t xml:space="preserve"> </w:t>
-      </w:r>
-      <w:r>
-        <w:t xml:space="preserve">Numerical cross-checking of the</w:t>
-      </w:r>
-      <w:r>
-        <w:t xml:space="preserve"> </w:t>
-      </w:r>
-      <w:r>
-        <w:t xml:space="preserve">manuscript against the stored artifacts (over forty comparisons), and an independent</w:t>
-      </w:r>
-      <w:r>
-        <w:t xml:space="preserve"> </w:t>
-      </w:r>
-      <w:r>
-        <w:t xml:space="preserve">recomputation of the per-node risk metrics, which reproduced the</w:t>
-      </w:r>
-      <w:r>
-        <w:t xml:space="preserve"> </w:t>
-      </w:r>
-      <w:r>
-        <w:rPr>
-          <w:rStyle w:val="VerbatimChar"/>
-        </w:rPr>
-        <w:t xml:space="preserve">step10</w:t>
-      </w:r>
-      <w:r>
-        <w:t xml:space="preserve"> </w:t>
-      </w:r>
-      <w:r>
-        <w:t xml:space="preserve">values.</w:t>
-      </w:r>
-    </w:p>
-    <w:p>
-      <w:pPr>
-        <w:pStyle w:val="BodyText"/>
-      </w:pPr>
-      <w:r>
-        <w:rPr>
-          <w:b/>
-          <w:bCs/>
-        </w:rPr>
-        <w:t xml:space="preserve">Where AI changed a conclusion.</w:t>
-      </w:r>
-      <w:r>
-        <w:t xml:space="preserve"> </w:t>
-      </w:r>
-      <w:r>
-        <w:t xml:space="preserve">Three cases in which a single noise realisation had been</w:t>
-      </w:r>
-      <w:r>
-        <w:t xml:space="preserve"> </w:t>
-      </w:r>
-      <w:r>
-        <w:t xml:space="preserve">presented as a repeated result were identified by AI review: an incorrect posterior width in</w:t>
-      </w:r>
-      <w:r>
-        <w:t xml:space="preserve"> </w:t>
-      </w:r>
-      <w:r>
-        <w:t xml:space="preserve">Figure 6, an incorrect evidence basis in Table 3, and a contradiction between the summary and</w:t>
-      </w:r>
-      <w:r>
-        <w:t xml:space="preserve"> </w:t>
-      </w:r>
-      <w:r>
-        <w:t xml:space="preserve">detail sections of</w:t>
-      </w:r>
-      <w:r>
-        <w:t xml:space="preserve"> </w:t>
-      </w:r>
-      <w:r>
-        <w:rPr>
-          <w:rStyle w:val="VerbatimChar"/>
-        </w:rPr>
-        <w:t xml:space="preserve">RESULTS_LOG.md</w:t>
-      </w:r>
-      <w:r>
-        <w:t xml:space="preserve">. A fourth was a mismatch between the quantity plotted in</w:t>
-      </w:r>
-      <w:r>
-        <w:t xml:space="preserve"> </w:t>
-      </w:r>
-      <w:r>
-        <w:t xml:space="preserve">Figure 5C and the quantity defined in Section 2.6.3 and reported in Table 4. All four were</w:t>
-      </w:r>
-      <w:r>
-        <w:t xml:space="preserve"> </w:t>
-      </w:r>
-      <w:r>
-        <w:t xml:space="preserve">corrected.</w:t>
-      </w:r>
-    </w:p>
-    <w:p>
-      <w:pPr>
-        <w:pStyle w:val="BodyText"/>
-      </w:pPr>
-      <w:r>
-        <w:rPr>
-          <w:b/>
-          <w:bCs/>
-        </w:rPr>
-        <w:t xml:space="preserve">Where the author worked without AI.</w:t>
-      </w:r>
-      <w:r>
-        <w:t xml:space="preserve"> </w:t>
-      </w:r>
-      <w:r>
-        <w:t xml:space="preserve">The whole experimental design; every</w:t>
-      </w:r>
-      <w:r>
-        <w:t xml:space="preserve"> </w:t>
-      </w:r>
-      <w:r>
-        <w:rPr>
-          <w:rStyle w:val="VerbatimChar"/>
-        </w:rPr>
-        <w:t xml:space="preserve">step*.py</w:t>
-      </w:r>
-      <w:r>
-        <w:t xml:space="preserve"> </w:t>
-      </w:r>
-      <w:r>
-        <w:t xml:space="preserve">computation script; and all scientific judgements, including which results to report and how</w:t>
-      </w:r>
-      <w:r>
-        <w:t xml:space="preserve"> </w:t>
-      </w:r>
-      <w:r>
-        <w:t xml:space="preserve">strongly to state them.</w:t>
-      </w:r>
-    </w:p>
-    <w:p>
-      <w:pPr>
-        <w:pStyle w:val="BodyText"/>
-      </w:pPr>
-      <w:r>
-        <w:rPr>
-          <w:b/>
-          <w:bCs/>
-        </w:rPr>
-        <w:t xml:space="preserve">Where AI was not used at all.</w:t>
-      </w:r>
-      <w:r>
-        <w:t xml:space="preserve"> </w:t>
-      </w:r>
-      <w:r>
-        <w:t xml:space="preserve">The EPANET/WNTR simulations themselves and the generation of</w:t>
-      </w:r>
-      <w:r>
-        <w:t xml:space="preserve"> </w:t>
-      </w:r>
-      <w:r>
-        <w:t xml:space="preserve">any numerical result.</w:t>
-      </w:r>
-    </w:p>
-    <w:p>
-      <w:pPr>
-        <w:pStyle w:val="BodyText"/>
-      </w:pPr>
-      <w:r>
-        <w:t xml:space="preserve">Every number in this paper is the output of a deterministic computation stored under</w:t>
-      </w:r>
-      <w:r>
-        <w:t xml:space="preserve"> </w:t>
-      </w:r>
-      <w:r>
-        <w:rPr>
-          <w:rStyle w:val="VerbatimChar"/>
-        </w:rPr>
-        <w:t xml:space="preserve">Net3/baseline_cache/</w:t>
-      </w:r>
-      <w:r>
-        <w:t xml:space="preserve">. No numerical result was generated by an AI tool.</w:t>
-      </w:r>
-    </w:p>
-    <w:bookmarkEnd w:id="104"/>
-    <w:bookmarkStart w:id="156" w:name="references"/>
-    <w:p>
-      <w:pPr>
-        <w:pStyle w:val="Heading1"/>
-      </w:pPr>
-      <w:r>
-        <w:t xml:space="preserve">References</w:t>
-      </w:r>
-    </w:p>
-    <w:bookmarkStart w:id="155" w:name="refs"/>
-    <w:bookmarkStart w:id="106" w:name="ref-Aisopou2024"/>
+    <w:bookmarkStart w:id="156" w:name="refs"/>
+    <w:bookmarkStart w:id="105" w:name="ref-Aisopou2024"/>
     <w:p>
       <w:pPr>
         <w:pStyle w:val="Bibliography"/>
@@ -19323,7 +19019,7 @@
       <w:r>
         <w:t xml:space="preserve"> </w:t>
       </w:r>
-      <w:hyperlink r:id="rId105">
+      <w:hyperlink r:id="rId104">
         <w:r>
           <w:rPr>
             <w:rStyle w:val="Hyperlink"/>
@@ -19335,8 +19031,44 @@
         <w:t xml:space="preserve">.</w:t>
       </w:r>
     </w:p>
-    <w:bookmarkEnd w:id="106"/>
-    <w:bookmarkStart w:id="108" w:name="ref-BevenBinley1992"/>
+    <w:bookmarkEnd w:id="105"/>
+    <w:bookmarkStart w:id="107" w:name="ref-Anthropic2026Claude"/>
+    <w:p>
+      <w:pPr>
+        <w:pStyle w:val="Bibliography"/>
+      </w:pPr>
+      <w:r>
+        <w:t xml:space="preserve">Anthropic (2026)</w:t>
+      </w:r>
+      <w:r>
+        <w:t xml:space="preserve"> </w:t>
+      </w:r>
+      <w:r>
+        <w:t xml:space="preserve">Claude Opus 5</w:t>
+      </w:r>
+      <w:r>
+        <w:t xml:space="preserve">. Large language model. Available at:</w:t>
+      </w:r>
+      <w:r>
+        <w:t xml:space="preserve"> </w:t>
+      </w:r>
+      <w:hyperlink r:id="rId106">
+        <w:r>
+          <w:rPr>
+            <w:rStyle w:val="Hyperlink"/>
+          </w:rPr>
+          <w:t xml:space="preserve">https://claude.ai</w:t>
+        </w:r>
+      </w:hyperlink>
+      <w:r>
+        <w:t xml:space="preserve"> </w:t>
+      </w:r>
+      <w:r>
+        <w:t xml:space="preserve">(Accessed: 12 August 2026).</w:t>
+      </w:r>
+    </w:p>
+    <w:bookmarkEnd w:id="107"/>
+    <w:bookmarkStart w:id="109" w:name="ref-BevenBinley1992"/>
     <w:p>
       <w:pPr>
         <w:pStyle w:val="Bibliography"/>
@@ -19360,7 +19092,7 @@
       <w:r>
         <w:t xml:space="preserve"> </w:t>
       </w:r>
-      <w:hyperlink r:id="rId107">
+      <w:hyperlink r:id="rId108">
         <w:r>
           <w:rPr>
             <w:rStyle w:val="Hyperlink"/>
@@ -19372,8 +19104,8 @@
         <w:t xml:space="preserve">.</w:t>
       </w:r>
     </w:p>
-    <w:bookmarkEnd w:id="108"/>
-    <w:bookmarkStart w:id="110" w:name="ref-BevenBinley2014"/>
+    <w:bookmarkEnd w:id="109"/>
+    <w:bookmarkStart w:id="111" w:name="ref-BevenBinley2014"/>
     <w:p>
       <w:pPr>
         <w:pStyle w:val="Bibliography"/>
@@ -19406,7 +19138,7 @@
       <w:r>
         <w:t xml:space="preserve"> </w:t>
       </w:r>
-      <w:hyperlink r:id="rId109">
+      <w:hyperlink r:id="rId110">
         <w:r>
           <w:rPr>
             <w:rStyle w:val="Hyperlink"/>
@@ -19418,8 +19150,8 @@
         <w:t xml:space="preserve">.</w:t>
       </w:r>
     </w:p>
-    <w:bookmarkEnd w:id="110"/>
-    <w:bookmarkStart w:id="112" w:name="ref-Brun2001"/>
+    <w:bookmarkEnd w:id="111"/>
+    <w:bookmarkStart w:id="113" w:name="ref-Brun2001"/>
     <w:p>
       <w:pPr>
         <w:pStyle w:val="Bibliography"/>
@@ -19443,7 +19175,7 @@
       <w:r>
         <w:t xml:space="preserve"> </w:t>
       </w:r>
-      <w:hyperlink r:id="rId111">
+      <w:hyperlink r:id="rId112">
         <w:r>
           <w:rPr>
             <w:rStyle w:val="Hyperlink"/>
@@ -19455,8 +19187,8 @@
         <w:t xml:space="preserve">.</w:t>
       </w:r>
     </w:p>
-    <w:bookmarkEnd w:id="112"/>
-    <w:bookmarkStart w:id="114" w:name="ref-GomezCoronel2023GAChlorine"/>
+    <w:bookmarkEnd w:id="113"/>
+    <w:bookmarkStart w:id="115" w:name="ref-GomezCoronel2023GAChlorine"/>
     <w:p>
       <w:pPr>
         <w:pStyle w:val="Bibliography"/>
@@ -19480,7 +19212,7 @@
       <w:r>
         <w:t xml:space="preserve"> </w:t>
       </w:r>
-      <w:hyperlink r:id="rId113">
+      <w:hyperlink r:id="rId114">
         <w:r>
           <w:rPr>
             <w:rStyle w:val="Hyperlink"/>
@@ -19492,8 +19224,8 @@
         <w:t xml:space="preserve">.</w:t>
       </w:r>
     </w:p>
-    <w:bookmarkEnd w:id="114"/>
-    <w:bookmarkStart w:id="116" w:name="ref-Hallam2002"/>
+    <w:bookmarkEnd w:id="115"/>
+    <w:bookmarkStart w:id="117" w:name="ref-Hallam2002"/>
     <w:p>
       <w:pPr>
         <w:pStyle w:val="Bibliography"/>
@@ -19517,7 +19249,7 @@
       <w:r>
         <w:t xml:space="preserve"> </w:t>
       </w:r>
-      <w:hyperlink r:id="rId115">
+      <w:hyperlink r:id="rId116">
         <w:r>
           <w:rPr>
             <w:rStyle w:val="Hyperlink"/>
@@ -19529,8 +19261,8 @@
         <w:t xml:space="preserve">.</w:t>
       </w:r>
     </w:p>
-    <w:bookmarkEnd w:id="116"/>
-    <w:bookmarkStart w:id="118" w:name="ref-Hua1999"/>
+    <w:bookmarkEnd w:id="117"/>
+    <w:bookmarkStart w:id="119" w:name="ref-Hua1999"/>
     <w:p>
       <w:pPr>
         <w:pStyle w:val="Bibliography"/>
@@ -19554,7 +19286,7 @@
       <w:r>
         <w:t xml:space="preserve"> </w:t>
       </w:r>
-      <w:hyperlink r:id="rId117">
+      <w:hyperlink r:id="rId118">
         <w:r>
           <w:rPr>
             <w:rStyle w:val="Hyperlink"/>
@@ -19566,8 +19298,8 @@
         <w:t xml:space="preserve">.</w:t>
       </w:r>
     </w:p>
-    <w:bookmarkEnd w:id="118"/>
-    <w:bookmarkStart w:id="120" w:name="ref-Hutton2014Uncertainty"/>
+    <w:bookmarkEnd w:id="119"/>
+    <w:bookmarkStart w:id="121" w:name="ref-Hutton2014Uncertainty"/>
     <w:p>
       <w:pPr>
         <w:pStyle w:val="Bibliography"/>
@@ -19591,7 +19323,7 @@
       <w:r>
         <w:t xml:space="preserve"> </w:t>
       </w:r>
-      <w:hyperlink r:id="rId119">
+      <w:hyperlink r:id="rId120">
         <w:r>
           <w:rPr>
             <w:rStyle w:val="Hyperlink"/>
@@ -19603,8 +19335,8 @@
         <w:t xml:space="preserve">.</w:t>
       </w:r>
     </w:p>
-    <w:bookmarkEnd w:id="120"/>
-    <w:bookmarkStart w:id="122" w:name="ref-Jenks2025BayesianDisinfectant"/>
+    <w:bookmarkEnd w:id="121"/>
+    <w:bookmarkStart w:id="123" w:name="ref-Jenks2025BayesianDisinfectant"/>
     <w:p>
       <w:pPr>
         <w:pStyle w:val="Bibliography"/>
@@ -19656,7 +19388,7 @@
       <w:r>
         <w:t xml:space="preserve"> </w:t>
       </w:r>
-      <w:hyperlink r:id="rId121">
+      <w:hyperlink r:id="rId122">
         <w:r>
           <w:rPr>
             <w:rStyle w:val="Hyperlink"/>
@@ -19668,8 +19400,8 @@
         <w:t xml:space="preserve">.</w:t>
       </w:r>
     </w:p>
-    <w:bookmarkEnd w:id="122"/>
-    <w:bookmarkStart w:id="124" w:name="ref-Klise2017WNTR"/>
+    <w:bookmarkEnd w:id="123"/>
+    <w:bookmarkStart w:id="125" w:name="ref-Klise2017WNTR"/>
     <w:p>
       <w:pPr>
         <w:pStyle w:val="Bibliography"/>
@@ -19693,7 +19425,7 @@
       <w:r>
         <w:t xml:space="preserve"> </w:t>
       </w:r>
-      <w:hyperlink r:id="rId123">
+      <w:hyperlink r:id="rId124">
         <w:r>
           <w:rPr>
             <w:rStyle w:val="Hyperlink"/>
@@ -19705,8 +19437,8 @@
         <w:t xml:space="preserve">.</w:t>
       </w:r>
     </w:p>
-    <w:bookmarkEnd w:id="124"/>
-    <w:bookmarkStart w:id="126" w:name="ref-MantovanTodini2006"/>
+    <w:bookmarkEnd w:id="125"/>
+    <w:bookmarkStart w:id="127" w:name="ref-MantovanTodini2006"/>
     <w:p>
       <w:pPr>
         <w:pStyle w:val="Bibliography"/>
@@ -19742,7 +19474,7 @@
       <w:r>
         <w:t xml:space="preserve"> </w:t>
       </w:r>
-      <w:hyperlink r:id="rId125">
+      <w:hyperlink r:id="rId126">
         <w:r>
           <w:rPr>
             <w:rStyle w:val="Hyperlink"/>
@@ -19754,8 +19486,8 @@
         <w:t xml:space="preserve">.</w:t>
       </w:r>
     </w:p>
-    <w:bookmarkEnd w:id="126"/>
-    <w:bookmarkStart w:id="128" w:name="ref-Munavalli2003SteadyState"/>
+    <w:bookmarkEnd w:id="127"/>
+    <w:bookmarkStart w:id="129" w:name="ref-Munavalli2003SteadyState"/>
     <w:p>
       <w:pPr>
         <w:pStyle w:val="Bibliography"/>
@@ -19779,7 +19511,7 @@
       <w:r>
         <w:t xml:space="preserve"> </w:t>
       </w:r>
-      <w:hyperlink r:id="rId127">
+      <w:hyperlink r:id="rId128">
         <w:r>
           <w:rPr>
             <w:rStyle w:val="Hyperlink"/>
@@ -19791,8 +19523,8 @@
         <w:t xml:space="preserve">.</w:t>
       </w:r>
     </w:p>
-    <w:bookmarkEnd w:id="128"/>
-    <w:bookmarkStart w:id="130" w:name="ref-Nejjari2014ChlorineCalibration"/>
+    <w:bookmarkEnd w:id="129"/>
+    <w:bookmarkStart w:id="131" w:name="ref-Nejjari2014ChlorineCalibration"/>
     <w:p>
       <w:pPr>
         <w:pStyle w:val="Bibliography"/>
@@ -19816,7 +19548,7 @@
       <w:r>
         <w:t xml:space="preserve"> </w:t>
       </w:r>
-      <w:hyperlink r:id="rId129">
+      <w:hyperlink r:id="rId130">
         <w:r>
           <w:rPr>
             <w:rStyle w:val="Hyperlink"/>
@@ -19828,8 +19560,8 @@
         <w:t xml:space="preserve">.</w:t>
       </w:r>
     </w:p>
-    <w:bookmarkEnd w:id="130"/>
-    <w:bookmarkStart w:id="132" w:name="ref-Owen1998"/>
+    <w:bookmarkEnd w:id="131"/>
+    <w:bookmarkStart w:id="133" w:name="ref-Owen1998"/>
     <w:p>
       <w:pPr>
         <w:pStyle w:val="Bibliography"/>
@@ -19877,7 +19609,7 @@
       <w:r>
         <w:t xml:space="preserve"> </w:t>
       </w:r>
-      <w:hyperlink r:id="rId131">
+      <w:hyperlink r:id="rId132">
         <w:r>
           <w:rPr>
             <w:rStyle w:val="Hyperlink"/>
@@ -19889,8 +19621,8 @@
         <w:t xml:space="preserve">.</w:t>
       </w:r>
     </w:p>
-    <w:bookmarkEnd w:id="132"/>
-    <w:bookmarkStart w:id="134" w:name="ref-PeiroviMinaee2019GAPSO"/>
+    <w:bookmarkEnd w:id="133"/>
+    <w:bookmarkStart w:id="135" w:name="ref-PeiroviMinaee2019GAPSO"/>
     <w:p>
       <w:pPr>
         <w:pStyle w:val="Bibliography"/>
@@ -19914,7 +19646,7 @@
       <w:r>
         <w:t xml:space="preserve"> </w:t>
       </w:r>
-      <w:hyperlink r:id="rId133">
+      <w:hyperlink r:id="rId134">
         <w:r>
           <w:rPr>
             <w:rStyle w:val="Hyperlink"/>
@@ -19926,8 +19658,8 @@
         <w:t xml:space="preserve">.</w:t>
       </w:r>
     </w:p>
-    <w:bookmarkEnd w:id="134"/>
-    <w:bookmarkStart w:id="136" w:name="ref-Powell2000"/>
+    <w:bookmarkEnd w:id="135"/>
+    <w:bookmarkStart w:id="137" w:name="ref-Powell2000"/>
     <w:p>
       <w:pPr>
         <w:pStyle w:val="Bibliography"/>
@@ -19951,7 +19683,7 @@
       <w:r>
         <w:t xml:space="preserve"> </w:t>
       </w:r>
-      <w:hyperlink r:id="rId135">
+      <w:hyperlink r:id="rId136">
         <w:r>
           <w:rPr>
             <w:rStyle w:val="Hyperlink"/>
@@ -19963,8 +19695,8 @@
         <w:t xml:space="preserve">.</w:t>
       </w:r>
     </w:p>
-    <w:bookmarkEnd w:id="136"/>
-    <w:bookmarkStart w:id="138" w:name="ref-Rajakumar2019EnKF"/>
+    <w:bookmarkEnd w:id="137"/>
+    <w:bookmarkStart w:id="139" w:name="ref-Rajakumar2019EnKF"/>
     <w:p>
       <w:pPr>
         <w:pStyle w:val="Bibliography"/>
@@ -20000,7 +19732,7 @@
       <w:r>
         <w:t xml:space="preserve"> </w:t>
       </w:r>
-      <w:hyperlink r:id="rId137">
+      <w:hyperlink r:id="rId138">
         <w:r>
           <w:rPr>
             <w:rStyle w:val="Hyperlink"/>
@@ -20012,8 +19744,8 @@
         <w:t xml:space="preserve">.</w:t>
       </w:r>
     </w:p>
-    <w:bookmarkEnd w:id="138"/>
-    <w:bookmarkStart w:id="140" w:name="ref-Raue2009"/>
+    <w:bookmarkEnd w:id="139"/>
+    <w:bookmarkStart w:id="141" w:name="ref-Raue2009"/>
     <w:p>
       <w:pPr>
         <w:pStyle w:val="Bibliography"/>
@@ -20037,7 +19769,7 @@
       <w:r>
         <w:t xml:space="preserve"> </w:t>
       </w:r>
-      <w:hyperlink r:id="rId139">
+      <w:hyperlink r:id="rId140">
         <w:r>
           <w:rPr>
             <w:rStyle w:val="Hyperlink"/>
@@ -20049,8 +19781,8 @@
         <w:t xml:space="preserve">.</w:t>
       </w:r>
     </w:p>
-    <w:bookmarkEnd w:id="140"/>
-    <w:bookmarkStart w:id="141" w:name="ref-Rossman2000"/>
+    <w:bookmarkEnd w:id="141"/>
+    <w:bookmarkStart w:id="142" w:name="ref-Rossman2000"/>
     <w:p>
       <w:pPr>
         <w:pStyle w:val="Bibliography"/>
@@ -20086,8 +19818,8 @@
         <w:t xml:space="preserve">. Cincinnati, OH: U.S. Environmental Protection Agency.</w:t>
       </w:r>
     </w:p>
-    <w:bookmarkEnd w:id="141"/>
-    <w:bookmarkStart w:id="143" w:name="ref-Rossman1994"/>
+    <w:bookmarkEnd w:id="142"/>
+    <w:bookmarkStart w:id="144" w:name="ref-Rossman1994"/>
     <w:p>
       <w:pPr>
         <w:pStyle w:val="Bibliography"/>
@@ -20111,7 +19843,7 @@
       <w:r>
         <w:t xml:space="preserve"> </w:t>
       </w:r>
-      <w:hyperlink r:id="rId142">
+      <w:hyperlink r:id="rId143">
         <w:r>
           <w:rPr>
             <w:rStyle w:val="Hyperlink"/>
@@ -20123,8 +19855,8 @@
         <w:t xml:space="preserve">.</w:t>
       </w:r>
     </w:p>
-    <w:bookmarkEnd w:id="143"/>
-    <w:bookmarkStart w:id="144" w:name="ref-Rossman2020"/>
+    <w:bookmarkEnd w:id="144"/>
+    <w:bookmarkStart w:id="145" w:name="ref-Rossman2020"/>
     <w:p>
       <w:pPr>
         <w:pStyle w:val="Bibliography"/>
@@ -20160,8 +19892,8 @@
         <w:t xml:space="preserve">. Cincinnati, OH: U.S. Environmental Protection Agency.</w:t>
       </w:r>
     </w:p>
-    <w:bookmarkEnd w:id="144"/>
-    <w:bookmarkStart w:id="146" w:name="ref-Sobol1967"/>
+    <w:bookmarkEnd w:id="145"/>
+    <w:bookmarkStart w:id="147" w:name="ref-Sobol1967"/>
     <w:p>
       <w:pPr>
         <w:pStyle w:val="Bibliography"/>
@@ -20185,7 +19917,7 @@
       <w:r>
         <w:t xml:space="preserve"> </w:t>
       </w:r>
-      <w:hyperlink r:id="rId145">
+      <w:hyperlink r:id="rId146">
         <w:r>
           <w:rPr>
             <w:rStyle w:val="Hyperlink"/>
@@ -20197,8 +19929,8 @@
         <w:t xml:space="preserve">.</w:t>
       </w:r>
     </w:p>
-    <w:bookmarkEnd w:id="146"/>
-    <w:bookmarkStart w:id="148" w:name="ref-Stedinger2008"/>
+    <w:bookmarkEnd w:id="147"/>
+    <w:bookmarkStart w:id="149" w:name="ref-Stedinger2008"/>
     <w:p>
       <w:pPr>
         <w:pStyle w:val="Bibliography"/>
@@ -20228,7 +19960,7 @@
       <w:r>
         <w:t xml:space="preserve"> </w:t>
       </w:r>
-      <w:hyperlink r:id="rId147">
+      <w:hyperlink r:id="rId148">
         <w:r>
           <w:rPr>
             <w:rStyle w:val="Hyperlink"/>
@@ -20240,8 +19972,8 @@
         <w:t xml:space="preserve">.</w:t>
       </w:r>
     </w:p>
-    <w:bookmarkEnd w:id="148"/>
-    <w:bookmarkStart w:id="150" w:name="ref-Vasconcelos1997"/>
+    <w:bookmarkEnd w:id="149"/>
+    <w:bookmarkStart w:id="151" w:name="ref-Vasconcelos1997"/>
     <w:p>
       <w:pPr>
         <w:pStyle w:val="Bibliography"/>
@@ -20265,7 +19997,7 @@
       <w:r>
         <w:t xml:space="preserve"> </w:t>
       </w:r>
-      <w:hyperlink r:id="rId149">
+      <w:hyperlink r:id="rId150">
         <w:r>
           <w:rPr>
             <w:rStyle w:val="Hyperlink"/>
@@ -20277,8 +20009,8 @@
         <w:t xml:space="preserve">.</w:t>
       </w:r>
     </w:p>
-    <w:bookmarkEnd w:id="150"/>
-    <w:bookmarkStart w:id="152" w:name="ref-WNTRdocs"/>
+    <w:bookmarkEnd w:id="151"/>
+    <w:bookmarkStart w:id="153" w:name="ref-WNTRdocs"/>
     <w:p>
       <w:pPr>
         <w:pStyle w:val="Bibliography"/>
@@ -20301,7 +20033,7 @@
       <w:r>
         <w:t xml:space="preserve"> </w:t>
       </w:r>
-      <w:hyperlink r:id="rId151">
+      <w:hyperlink r:id="rId152">
         <w:r>
           <w:rPr>
             <w:rStyle w:val="Hyperlink"/>
@@ -20313,11 +20045,11 @@
         <w:t xml:space="preserve"> </w:t>
       </w:r>
       <w:r>
-        <w:t xml:space="preserve">(Accessed: August 11, 2026).</w:t>
+        <w:t xml:space="preserve">(Accessed: 11 August 2026).</w:t>
       </w:r>
     </w:p>
-    <w:bookmarkEnd w:id="152"/>
-    <w:bookmarkStart w:id="154" w:name="ref-Wu2022BEAR"/>
+    <w:bookmarkEnd w:id="153"/>
+    <w:bookmarkStart w:id="155" w:name="ref-Wu2022BEAR"/>
     <w:p>
       <w:pPr>
         <w:pStyle w:val="Bibliography"/>
@@ -20341,7 +20073,7 @@
       <w:r>
         <w:t xml:space="preserve"> </w:t>
       </w:r>
-      <w:hyperlink r:id="rId153">
+      <w:hyperlink r:id="rId154">
         <w:r>
           <w:rPr>
             <w:rStyle w:val="Hyperlink"/>
@@ -20353,16 +20085,16 @@
         <w:t xml:space="preserve">.</w:t>
       </w:r>
     </w:p>
-    <w:bookmarkEnd w:id="154"/>
     <w:bookmarkEnd w:id="155"/>
     <w:bookmarkEnd w:id="156"/>
-    <w:bookmarkStart w:id="166" w:name="appendices"/>
+    <w:bookmarkEnd w:id="157"/>
+    <w:bookmarkStart w:id="158" w:name="statement-on-the-use-of-generative-ai"/>
     <w:p>
       <w:pPr>
         <w:pStyle w:val="Heading1"/>
       </w:pPr>
       <w:r>
-        <w:t xml:space="preserve">Appendices</w:t>
+        <w:t xml:space="preserve">Statement on the use of generative AI</w:t>
       </w:r>
     </w:p>
     <w:p>
@@ -20370,6 +20102,331 @@
         <w:pStyle w:val="FirstParagraph"/>
       </w:pPr>
       <w:r>
+        <w:t xml:space="preserve">I acknowledge the use of Claude Opus 5 (Anthropic, https://claude.ai), accessed through the</w:t>
+      </w:r>
+      <w:r>
+        <w:t xml:space="preserve"> </w:t>
+      </w:r>
+      <w:r>
+        <w:t xml:space="preserve">Claude Code command-line interface (https://claude.com/claude-code), to restructure the</w:t>
+      </w:r>
+      <w:r>
+        <w:t xml:space="preserve"> </w:t>
+      </w:r>
+      <w:r>
+        <w:t xml:space="preserve">manuscript, to write the figure and table generation code, and to cross-check the manuscript</w:t>
+      </w:r>
+      <w:r>
+        <w:t xml:space="preserve"> </w:t>
+      </w:r>
+      <w:r>
+        <w:t xml:space="preserve">against the stored numerical results</w:t>
+      </w:r>
+      <w:r>
+        <w:t xml:space="preserve"> </w:t>
+      </w:r>
+      <w:r>
+        <w:t xml:space="preserve">(Anthropic, 2026)</w:t>
+      </w:r>
+      <w:r>
+        <w:t xml:space="preserve">. I confirm that no content generated</w:t>
+      </w:r>
+      <w:r>
+        <w:t xml:space="preserve"> </w:t>
+      </w:r>
+      <w:r>
+        <w:t xml:space="preserve">by AI has been presented as my own work.</w:t>
+      </w:r>
+    </w:p>
+    <w:p>
+      <w:pPr>
+        <w:pStyle w:val="BodyText"/>
+      </w:pPr>
+      <w:r>
+        <w:t xml:space="preserve">The departmental policy treats AI-generated text, ideas and computer code as third-party</w:t>
+      </w:r>
+      <w:r>
+        <w:t xml:space="preserve"> </w:t>
+      </w:r>
+      <w:r>
+        <w:t xml:space="preserve">material requiring citation, so the tool is cited above and the code it wrote is identified by</w:t>
+      </w:r>
+      <w:r>
+        <w:t xml:space="preserve"> </w:t>
+      </w:r>
+      <w:r>
+        <w:t xml:space="preserve">file below. The paragraphs give the expanded description. Use ran from 17 May to 12 August 2026 and is</w:t>
+      </w:r>
+      <w:r>
+        <w:t xml:space="preserve"> </w:t>
+      </w:r>
+      <w:r>
+        <w:t xml:space="preserve">recorded commit by commit in the repository history, where 89 commits carry a Claude Opus 5</w:t>
+      </w:r>
+      <w:r>
+        <w:t xml:space="preserve"> </w:t>
+      </w:r>
+      <w:r>
+        <w:t xml:space="preserve">co-author trailer; that history is the record of what was generated when, and of how each output</w:t>
+      </w:r>
+      <w:r>
+        <w:t xml:space="preserve"> </w:t>
+      </w:r>
+      <w:r>
+        <w:t xml:space="preserve">was revised before it entered the paper.</w:t>
+      </w:r>
+    </w:p>
+    <w:p>
+      <w:pPr>
+        <w:pStyle w:val="BodyText"/>
+      </w:pPr>
+      <w:r>
+        <w:rPr>
+          <w:b/>
+          <w:bCs/>
+        </w:rPr>
+        <w:t xml:space="preserve">Where AI led and the author reviewed.</w:t>
+      </w:r>
+      <w:r>
+        <w:t xml:space="preserve"> </w:t>
+      </w:r>
+      <w:r>
+        <w:t xml:space="preserve">The restructuring of the paper into its present</w:t>
+      </w:r>
+      <w:r>
+        <w:t xml:space="preserve"> </w:t>
+      </w:r>
+      <w:r>
+        <w:t xml:space="preserve">four-section layout; the whole of</w:t>
+      </w:r>
+      <w:r>
+        <w:t xml:space="preserve"> </w:t>
+      </w:r>
+      <w:r>
+        <w:rPr>
+          <w:rStyle w:val="VerbatimChar"/>
+        </w:rPr>
+        <w:t xml:space="preserve">Net3/paper_figs.py</w:t>
+      </w:r>
+      <w:r>
+        <w:t xml:space="preserve">, which produces the seven figures and the</w:t>
+      </w:r>
+      <w:r>
+        <w:t xml:space="preserve"> </w:t>
+      </w:r>
+      <w:r>
+        <w:t xml:space="preserve">table bodies; and the colour-vision-deficiency check applied to the figure palette. Every output</w:t>
+      </w:r>
+      <w:r>
+        <w:t xml:space="preserve"> </w:t>
+      </w:r>
+      <w:r>
+        <w:t xml:space="preserve">was read and accepted or rejected by the author.</w:t>
+      </w:r>
+    </w:p>
+    <w:p>
+      <w:pPr>
+        <w:pStyle w:val="BodyText"/>
+      </w:pPr>
+      <w:r>
+        <w:rPr>
+          <w:b/>
+          <w:bCs/>
+        </w:rPr>
+        <w:t xml:space="preserve">Where AI executed and the author verified independently.</w:t>
+      </w:r>
+      <w:r>
+        <w:t xml:space="preserve"> </w:t>
+      </w:r>
+      <w:r>
+        <w:t xml:space="preserve">Numerical cross-checking of the</w:t>
+      </w:r>
+      <w:r>
+        <w:t xml:space="preserve"> </w:t>
+      </w:r>
+      <w:r>
+        <w:t xml:space="preserve">manuscript against the stored artifacts (over forty comparisons), and an independent</w:t>
+      </w:r>
+      <w:r>
+        <w:t xml:space="preserve"> </w:t>
+      </w:r>
+      <w:r>
+        <w:t xml:space="preserve">recomputation of the per-node risk metrics, which reproduced the</w:t>
+      </w:r>
+      <w:r>
+        <w:t xml:space="preserve"> </w:t>
+      </w:r>
+      <w:r>
+        <w:rPr>
+          <w:rStyle w:val="VerbatimChar"/>
+        </w:rPr>
+        <w:t xml:space="preserve">step10</w:t>
+      </w:r>
+      <w:r>
+        <w:t xml:space="preserve"> </w:t>
+      </w:r>
+      <w:r>
+        <w:t xml:space="preserve">values.</w:t>
+      </w:r>
+    </w:p>
+    <w:p>
+      <w:pPr>
+        <w:pStyle w:val="BodyText"/>
+      </w:pPr>
+      <w:r>
+        <w:rPr>
+          <w:b/>
+          <w:bCs/>
+        </w:rPr>
+        <w:t xml:space="preserve">Where AI changed a conclusion.</w:t>
+      </w:r>
+      <w:r>
+        <w:t xml:space="preserve"> </w:t>
+      </w:r>
+      <w:r>
+        <w:t xml:space="preserve">Three cases in which a single noise realisation had been</w:t>
+      </w:r>
+      <w:r>
+        <w:t xml:space="preserve"> </w:t>
+      </w:r>
+      <w:r>
+        <w:t xml:space="preserve">presented as a repeated result were identified by AI review: an incorrect posterior width in</w:t>
+      </w:r>
+      <w:r>
+        <w:t xml:space="preserve"> </w:t>
+      </w:r>
+      <w:r>
+        <w:t xml:space="preserve">Figure 6, an incorrect evidence basis in Table 3, and a contradiction between the summary and</w:t>
+      </w:r>
+      <w:r>
+        <w:t xml:space="preserve"> </w:t>
+      </w:r>
+      <w:r>
+        <w:t xml:space="preserve">detail sections of</w:t>
+      </w:r>
+      <w:r>
+        <w:t xml:space="preserve"> </w:t>
+      </w:r>
+      <w:r>
+        <w:rPr>
+          <w:rStyle w:val="VerbatimChar"/>
+        </w:rPr>
+        <w:t xml:space="preserve">RESULTS_LOG.md</w:t>
+      </w:r>
+      <w:r>
+        <w:t xml:space="preserve">. A fourth was a mismatch between the quantity plotted in</w:t>
+      </w:r>
+      <w:r>
+        <w:t xml:space="preserve"> </w:t>
+      </w:r>
+      <w:r>
+        <w:t xml:space="preserve">Figure 5C and the quantity defined in Section 2.6.3 and reported in Table 4. All four were</w:t>
+      </w:r>
+      <w:r>
+        <w:t xml:space="preserve"> </w:t>
+      </w:r>
+      <w:r>
+        <w:t xml:space="preserve">corrected.</w:t>
+      </w:r>
+    </w:p>
+    <w:p>
+      <w:pPr>
+        <w:pStyle w:val="BodyText"/>
+      </w:pPr>
+      <w:r>
+        <w:rPr>
+          <w:b/>
+          <w:bCs/>
+        </w:rPr>
+        <w:t xml:space="preserve">Where the author worked without AI.</w:t>
+      </w:r>
+      <w:r>
+        <w:t xml:space="preserve"> </w:t>
+      </w:r>
+      <w:r>
+        <w:t xml:space="preserve">The whole experimental design; every</w:t>
+      </w:r>
+      <w:r>
+        <w:t xml:space="preserve"> </w:t>
+      </w:r>
+      <w:r>
+        <w:rPr>
+          <w:rStyle w:val="VerbatimChar"/>
+        </w:rPr>
+        <w:t xml:space="preserve">step*.py</w:t>
+      </w:r>
+      <w:r>
+        <w:t xml:space="preserve"> </w:t>
+      </w:r>
+      <w:r>
+        <w:t xml:space="preserve">computation script; and all scientific judgements, including which results to report and how</w:t>
+      </w:r>
+      <w:r>
+        <w:t xml:space="preserve"> </w:t>
+      </w:r>
+      <w:r>
+        <w:t xml:space="preserve">strongly to state them.</w:t>
+      </w:r>
+    </w:p>
+    <w:p>
+      <w:pPr>
+        <w:pStyle w:val="BodyText"/>
+      </w:pPr>
+      <w:r>
+        <w:rPr>
+          <w:b/>
+          <w:bCs/>
+        </w:rPr>
+        <w:t xml:space="preserve">Where AI was not used at all.</w:t>
+      </w:r>
+      <w:r>
+        <w:t xml:space="preserve"> </w:t>
+      </w:r>
+      <w:r>
+        <w:t xml:space="preserve">The EPANET/WNTR simulations themselves and the generation of</w:t>
+      </w:r>
+      <w:r>
+        <w:t xml:space="preserve"> </w:t>
+      </w:r>
+      <w:r>
+        <w:t xml:space="preserve">any numerical result.</w:t>
+      </w:r>
+    </w:p>
+    <w:p>
+      <w:pPr>
+        <w:pStyle w:val="BodyText"/>
+      </w:pPr>
+      <w:r>
+        <w:t xml:space="preserve">Every number in this paper is the output of a deterministic computation stored under</w:t>
+      </w:r>
+      <w:r>
+        <w:t xml:space="preserve"> </w:t>
+      </w:r>
+      <w:r>
+        <w:rPr>
+          <w:rStyle w:val="VerbatimChar"/>
+        </w:rPr>
+        <w:t xml:space="preserve">Net3/baseline_cache/</w:t>
+      </w:r>
+      <w:r>
+        <w:t xml:space="preserve">. No numerical result was generated by an AI tool.</w:t>
+      </w:r>
+    </w:p>
+    <w:bookmarkEnd w:id="158"/>
+    <w:bookmarkStart w:id="168" w:name="appendices"/>
+    <w:p>
+      <w:pPr>
+        <w:pStyle w:val="Heading1"/>
+      </w:pPr>
+      <w:r>
+        <w:t xml:space="preserve">Appendices</w:t>
+      </w:r>
+    </w:p>
+    <w:p>
+      <w:pPr>
+        <w:pStyle w:val="FirstParagraph"/>
+      </w:pPr>
+      <w:r>
         <w:t xml:space="preserve">Every table below is generated directly from the cached result artifacts by</w:t>
       </w:r>
       <w:r>
@@ -20391,7 +20448,7 @@
         <w:t xml:space="preserve">Appendix I maps each section of the paper to the script that produced its numbers.</w:t>
       </w:r>
     </w:p>
-    <w:bookmarkStart w:id="157" w:name="Xb23e304d159119e7df644cc02d3033fc484721a"/>
+    <w:bookmarkStart w:id="159" w:name="Xb23e304d159119e7df644cc02d3033fc484721a"/>
     <w:p>
       <w:pPr>
         <w:pStyle w:val="Heading2"/>
@@ -21463,8 +21520,8 @@
         </w:tc>
       </w:tr>
     </w:tbl>
-    <w:bookmarkEnd w:id="157"/>
-    <w:bookmarkStart w:id="158" w:name="Xe02d61a32b764c6b297a8c29969b13a7581353f"/>
+    <w:bookmarkEnd w:id="159"/>
+    <w:bookmarkStart w:id="160" w:name="Xe02d61a32b764c6b297a8c29969b13a7581353f"/>
     <w:p>
       <w:pPr>
         <w:pStyle w:val="Heading2"/>
@@ -22445,8 +22502,8 @@
         <w:t xml:space="preserve">in Tables B1 and B2 pass either way.</w:t>
       </w:r>
     </w:p>
-    <w:bookmarkEnd w:id="158"/>
-    <w:bookmarkStart w:id="159" w:name="X27ef15b8fad7bb29a56bb09609875822f773d4e"/>
+    <w:bookmarkEnd w:id="160"/>
+    <w:bookmarkStart w:id="161" w:name="X27ef15b8fad7bb29a56bb09609875822f773d4e"/>
     <w:p>
       <w:pPr>
         <w:pStyle w:val="Heading2"/>
@@ -23908,8 +23965,8 @@
         </w:tc>
       </w:tr>
     </w:tbl>
-    <w:bookmarkEnd w:id="159"/>
-    <w:bookmarkStart w:id="160" w:name="appendix-d.-fisher-information-mechanics"/>
+    <w:bookmarkEnd w:id="161"/>
+    <w:bookmarkStart w:id="162" w:name="appendix-d.-fisher-information-mechanics"/>
     <w:p>
       <w:pPr>
         <w:pStyle w:val="Heading2"/>
@@ -25693,8 +25750,8 @@
         </w:tc>
       </w:tr>
     </w:tbl>
-    <w:bookmarkEnd w:id="160"/>
-    <w:bookmarkStart w:id="161" w:name="X1a3ae0efdf8b2c76c22382abba68415e1d80e1c"/>
+    <w:bookmarkEnd w:id="162"/>
+    <w:bookmarkStart w:id="163" w:name="X1a3ae0efdf8b2c76c22382abba68415e1d80e1c"/>
     <w:p>
       <w:pPr>
         <w:pStyle w:val="Heading2"/>
@@ -28041,8 +28098,8 @@
         </w:tc>
       </w:tr>
     </w:tbl>
-    <w:bookmarkEnd w:id="161"/>
-    <w:bookmarkStart w:id="162" w:name="Xc8c108fff9324274ec271495265452b9f890e51"/>
+    <w:bookmarkEnd w:id="163"/>
+    <w:bookmarkStart w:id="164" w:name="Xc8c108fff9324274ec271495265452b9f890e51"/>
     <w:p>
       <w:pPr>
         <w:pStyle w:val="Heading2"/>
@@ -31621,8 +31678,8 @@
         </w:tc>
       </w:tr>
     </w:tbl>
-    <w:bookmarkEnd w:id="162"/>
-    <w:bookmarkStart w:id="163" w:name="appendix-g.-risk-assessment-mechanics"/>
+    <w:bookmarkEnd w:id="164"/>
+    <w:bookmarkStart w:id="165" w:name="appendix-g.-risk-assessment-mechanics"/>
     <w:p>
       <w:pPr>
         <w:pStyle w:val="Heading2"/>
@@ -32365,8 +32422,8 @@
         </w:tc>
       </w:tr>
     </w:tbl>
-    <w:bookmarkEnd w:id="163"/>
-    <w:bookmarkStart w:id="164" w:name="Xc0b2899ea87b71e9f8a5d7e226fe2b64e1dc44b"/>
+    <w:bookmarkEnd w:id="165"/>
+    <w:bookmarkStart w:id="166" w:name="Xc0b2899ea87b71e9f8a5d7e226fe2b64e1dc44b"/>
     <w:p>
       <w:pPr>
         <w:pStyle w:val="Heading2"/>
@@ -40449,8 +40506,8 @@
         </w:tc>
       </w:tr>
     </w:tbl>
-    <w:bookmarkEnd w:id="164"/>
-    <w:bookmarkStart w:id="165" w:name="X514ef38f2df5d3fe48656593e9361161d514c31"/>
+    <w:bookmarkEnd w:id="166"/>
+    <w:bookmarkStart w:id="167" w:name="X514ef38f2df5d3fe48656593e9361161d514c31"/>
     <w:p>
       <w:pPr>
         <w:pStyle w:val="Heading2"/>
@@ -41364,8 +41421,8 @@
         </w:tc>
       </w:tr>
     </w:tbl>
-    <w:bookmarkEnd w:id="165"/>
-    <w:bookmarkEnd w:id="166"/>
+    <w:bookmarkEnd w:id="167"/>
+    <w:bookmarkEnd w:id="168"/>
     <w:sectPr>
       <w:pgSz w:h="16838" w:w="11906"/>
       <w:pgMar w:bottom="1417" w:footer="708" w:gutter="0" w:header="708" w:left="1417" w:right="1417" w:top="1417"/>
@@ -41492,7 +41549,7 @@
         <w:rFonts w:asciiTheme="minorHAnsi" w:cstheme="minorBidi" w:eastAsiaTheme="minorEastAsia" w:hAnsiTheme="minorHAnsi"/>
         <w:sz w:val="24"/>
         <w:szCs w:val="24"/>
-        <w:lang w:bidi="ar-SA" w:eastAsia="zh-CN" w:val="en-US"/>
+        <w:lang w:bidi="ar-SA" w:eastAsia="zh-CN" w:val="en-GB"/>
       </w:rPr>
     </w:rPrDefault>
     <w:pPrDefault>

--- a/00-thesis/paper.docx
+++ b/00-thesis/paper.docx
@@ -20155,25 +20155,7 @@
         <w:t xml:space="preserve"> </w:t>
       </w:r>
       <w:r>
-        <w:t xml:space="preserve">file below. The paragraphs give the expanded description. Use ran from 17 May to 12 August 2026 and is</w:t>
-      </w:r>
-      <w:r>
-        <w:t xml:space="preserve"> </w:t>
-      </w:r>
-      <w:r>
-        <w:t xml:space="preserve">recorded commit by commit in the repository history, where 89 commits carry a Claude Opus 5</w:t>
-      </w:r>
-      <w:r>
-        <w:t xml:space="preserve"> </w:t>
-      </w:r>
-      <w:r>
-        <w:t xml:space="preserve">co-author trailer; that history is the record of what was generated when, and of how each output</w:t>
-      </w:r>
-      <w:r>
-        <w:t xml:space="preserve"> </w:t>
-      </w:r>
-      <w:r>
-        <w:t xml:space="preserve">was revised before it entered the paper.</w:t>
+        <w:t xml:space="preserve">file below. The paragraphs that follow give the expanded description.</w:t>
       </w:r>
     </w:p>
     <w:p>

--- a/00-thesis/paper.docx
+++ b/00-thesis/paper.docx
@@ -20227,13 +20227,7 @@
         <w:t xml:space="preserve"> </w:t>
       </w:r>
       <w:r>
-        <w:t xml:space="preserve">manuscript against the stored artifacts (over forty comparisons), and an independent</w:t>
-      </w:r>
-      <w:r>
-        <w:t xml:space="preserve"> </w:t>
-      </w:r>
-      <w:r>
-        <w:t xml:space="preserve">recomputation of the per-node risk metrics, which reproduced the</w:t>
+        <w:t xml:space="preserve">manuscript against the stored artifacts, one registered comparison per quoted figure, run by</w:t>
       </w:r>
       <w:r>
         <w:t xml:space="preserve"> </w:t>
@@ -20242,13 +20236,10 @@
         <w:rPr>
           <w:rStyle w:val="VerbatimChar"/>
         </w:rPr>
-        <w:t xml:space="preserve">step10</w:t>
-      </w:r>
-      <w:r>
-        <w:t xml:space="preserve"> </w:t>
-      </w:r>
-      <w:r>
-        <w:t xml:space="preserve">values.</w:t>
+        <w:t xml:space="preserve">Net3/validate_artifacts.py</w:t>
+      </w:r>
+      <w:r>
+        <w:t xml:space="preserve">.</w:t>
       </w:r>
     </w:p>
     <w:p>

--- a/00-thesis/paper.docx
+++ b/00-thesis/paper.docx
@@ -20179,7 +20179,7 @@
         <w:t xml:space="preserve"> </w:t>
       </w:r>
       <w:r>
-        <w:t xml:space="preserve">four-section layout; the whole of</w:t>
+        <w:t xml:space="preserve">four-section layout, and the whole of</w:t>
       </w:r>
       <w:r>
         <w:t xml:space="preserve"> </w:t>
@@ -20191,19 +20191,37 @@
         <w:t xml:space="preserve">Net3/paper_figs.py</w:t>
       </w:r>
       <w:r>
-        <w:t xml:space="preserve">, which produces the seven figures and the</w:t>
-      </w:r>
-      <w:r>
-        <w:t xml:space="preserve"> </w:t>
-      </w:r>
-      <w:r>
-        <w:t xml:space="preserve">table bodies; and the colour-vision-deficiency check applied to the figure palette. Every output</w:t>
-      </w:r>
-      <w:r>
-        <w:t xml:space="preserve"> </w:t>
-      </w:r>
-      <w:r>
-        <w:t xml:space="preserve">was read and accepted or rejected by the author.</w:t>
+        <w:t xml:space="preserve">, which renders the seven figures and</w:t>
+      </w:r>
+      <w:r>
+        <w:t xml:space="preserve"> </w:t>
+      </w:r>
+      <w:r>
+        <w:t xml:space="preserve">the table bodies from values already computed and stored in</w:t>
+      </w:r>
+      <w:r>
+        <w:t xml:space="preserve"> </w:t>
+      </w:r>
+      <w:r>
+        <w:rPr>
+          <w:rStyle w:val="VerbatimChar"/>
+        </w:rPr>
+        <w:t xml:space="preserve">Net3/baseline_cache/</w:t>
+      </w:r>
+      <w:r>
+        <w:t xml:space="preserve">. It reads</w:t>
+      </w:r>
+      <w:r>
+        <w:t xml:space="preserve"> </w:t>
+      </w:r>
+      <w:r>
+        <w:t xml:space="preserve">those artifacts and plots them; it computes no result. Every output was read and accepted or</w:t>
+      </w:r>
+      <w:r>
+        <w:t xml:space="preserve"> </w:t>
+      </w:r>
+      <w:r>
+        <w:t xml:space="preserve">rejected by the author.</w:t>
       </w:r>
     </w:p>
     <w:p>

--- a/00-thesis/paper.docx
+++ b/00-thesis/paper.docx
@@ -20245,7 +20245,13 @@
         <w:t xml:space="preserve"> </w:t>
       </w:r>
       <w:r>
-        <w:t xml:space="preserve">manuscript against the stored artifacts, one registered comparison per quoted figure, run by</w:t>
+        <w:t xml:space="preserve">manuscript and its figures against the stored artifacts, one registered comparison per quoted</w:t>
+      </w:r>
+      <w:r>
+        <w:t xml:space="preserve"> </w:t>
+      </w:r>
+      <w:r>
+        <w:t xml:space="preserve">figure, run by</w:t>
       </w:r>
       <w:r>
         <w:t xml:space="preserve"> </w:t>
@@ -20257,67 +20263,13 @@
         <w:t xml:space="preserve">Net3/validate_artifacts.py</w:t>
       </w:r>
       <w:r>
-        <w:t xml:space="preserve">.</w:t>
-      </w:r>
-    </w:p>
-    <w:p>
-      <w:pPr>
-        <w:pStyle w:val="BodyText"/>
-      </w:pPr>
-      <w:r>
-        <w:rPr>
-          <w:b/>
-          <w:bCs/>
-        </w:rPr>
-        <w:t xml:space="preserve">Where AI changed a conclusion.</w:t>
-      </w:r>
-      <w:r>
-        <w:t xml:space="preserve"> </w:t>
-      </w:r>
-      <w:r>
-        <w:t xml:space="preserve">Three cases in which a single noise realisation had been</w:t>
-      </w:r>
-      <w:r>
-        <w:t xml:space="preserve"> </w:t>
-      </w:r>
-      <w:r>
-        <w:t xml:space="preserve">presented as a repeated result were identified by AI review: an incorrect posterior width in</w:t>
-      </w:r>
-      <w:r>
-        <w:t xml:space="preserve"> </w:t>
-      </w:r>
-      <w:r>
-        <w:t xml:space="preserve">Figure 6, an incorrect evidence basis in Table 3, and a contradiction between the summary and</w:t>
-      </w:r>
-      <w:r>
-        <w:t xml:space="preserve"> </w:t>
-      </w:r>
-      <w:r>
-        <w:t xml:space="preserve">detail sections of</w:t>
-      </w:r>
-      <w:r>
-        <w:t xml:space="preserve"> </w:t>
-      </w:r>
-      <w:r>
-        <w:rPr>
-          <w:rStyle w:val="VerbatimChar"/>
-        </w:rPr>
-        <w:t xml:space="preserve">RESULTS_LOG.md</w:t>
-      </w:r>
-      <w:r>
-        <w:t xml:space="preserve">. A fourth was a mismatch between the quantity plotted in</w:t>
-      </w:r>
-      <w:r>
-        <w:t xml:space="preserve"> </w:t>
-      </w:r>
-      <w:r>
-        <w:t xml:space="preserve">Figure 5C and the quantity defined in Section 2.6.3 and reported in Table 4. All four were</w:t>
-      </w:r>
-      <w:r>
-        <w:t xml:space="preserve"> </w:t>
-      </w:r>
-      <w:r>
-        <w:t xml:space="preserve">corrected.</w:t>
+        <w:t xml:space="preserve">. That checking found places where a result was</w:t>
+      </w:r>
+      <w:r>
+        <w:t xml:space="preserve"> </w:t>
+      </w:r>
+      <w:r>
+        <w:t xml:space="preserve">described inaccurately, and they were corrected before submission.</w:t>
       </w:r>
     </w:p>
     <w:p>

--- a/00-thesis/paper.docx
+++ b/00-thesis/paper.docx
@@ -7,7 +7,7 @@
         <w:pStyle w:val="Title"/>
       </w:pPr>
       <w:r>
-        <w:t xml:space="preserve">Identifiability, Prediction and Decision Robustness in Grouped Chlorine Wall-Decay Calibration: A Controlled EPANET Net3 Study</w:t>
+        <w:t xml:space="preserve">From Parameter Identifiability to Operational Risk: Uncertainty-Aware Calibration of Grouped Chlorine Wall Decay in EPANET Net3</w:t>
       </w:r>
     </w:p>
     <w:p>
